--- a/week4/Stage_1_Lab_Student_Handout.docx
+++ b/week4/Stage_1_Lab_Student_Handout.docx
@@ -130,18 +130,26 @@
       </w:r>
       <w:r>
         <w:br/>
+      </w:r>
+      <w:r>
         <w:t xml:space="preserve">  smartcare_v01.py</w:t>
       </w:r>
       <w:r>
         <w:br/>
+      </w:r>
+      <w:r>
         <w:t xml:space="preserve">  comparison.md</w:t>
       </w:r>
       <w:r>
         <w:br/>
+      </w:r>
+      <w:r>
         <w:t xml:space="preserve">  reflection.md</w:t>
       </w:r>
       <w:r>
         <w:br/>
+      </w:r>
+      <w:r>
         <w:t xml:space="preserve">  ai_usage.md</w:t>
       </w:r>
     </w:p>
@@ -165,242 +173,310 @@
     </w:p>
     <w:p>
       <w:pPr>
-        <w:rPr>
-          <w:rFonts w:hint="eastAsia"/>
-        </w:rPr>
-      </w:pPr>
-      <w:r>
+        <w:pStyle w:val="NoSpacing"/>
+        <w:rPr>
+          <w:rFonts w:ascii="Aptos" w:hAnsi="Aptos" w:eastAsia="Aptos" w:cs="Aptos"/>
+        </w:rPr>
+      </w:pPr>
+      <w:r>
+        <w:rPr>
+          <w:rFonts w:ascii="Aptos" w:hAnsi="Aptos" w:eastAsia="Aptos" w:cs="Aptos"/>
+        </w:rPr>
         <w:t>What data must be stored?</w:t>
       </w:r>
     </w:p>
     <w:p>
       <w:pPr>
-        <w:rPr>
-          <w:color w:val="C0504D" w:themeColor="accent2"/>
-        </w:rPr>
-      </w:pPr>
-      <w:r>
-        <w:rPr>
-          <w:color w:val="C0504D" w:themeColor="accent2"/>
+        <w:pStyle w:val="NoSpacing"/>
+      </w:pPr>
+      <w:r>
+        <w:rPr>
+          <w:rFonts w:ascii="Aptos" w:hAnsi="Aptos" w:eastAsia="Aptos" w:cs="Aptos"/>
+          <w:color w:val="C0504D" w:themeColor="accent2" w:themeTint="FF" w:themeShade="FF"/>
         </w:rPr>
         <w:t>Patient name, practitioner name, appointment time</w:t>
       </w:r>
     </w:p>
     <w:p>
       <w:pPr>
-        <w:rPr>
-          <w:rFonts w:hint="eastAsia"/>
-        </w:rPr>
-      </w:pPr>
-      <w:r>
-        <w:t>What functions might be useful?</w:t>
-      </w:r>
+        <w:pStyle w:val="NoSpacing"/>
+        <w:rPr>
+          <w:rFonts w:ascii="Aptos" w:hAnsi="Aptos" w:eastAsia="Aptos" w:cs="Aptos"/>
+          <w:color w:val="C0504D" w:themeColor="accent2" w:themeTint="FF" w:themeShade="FF"/>
+        </w:rPr>
+      </w:pPr>
     </w:p>
     <w:p>
       <w:pPr>
-        <w:rPr>
-          <w:color w:val="C0504D" w:themeColor="accent2"/>
-        </w:rPr>
-      </w:pPr>
-      <w:r>
-        <w:rPr>
-          <w:color w:val="C0504D" w:themeColor="accent2"/>
-        </w:rPr>
-        <w:t>Patient search function</w:t>
+        <w:pStyle w:val="NoSpacing"/>
+        <w:rPr>
+          <w:rFonts w:ascii="Aptos" w:hAnsi="Aptos" w:eastAsia="Aptos" w:cs="Aptos"/>
+        </w:rPr>
+      </w:pPr>
+      <w:r>
+        <w:rPr>
+          <w:rFonts w:ascii="Aptos" w:hAnsi="Aptos" w:eastAsia="Aptos" w:cs="Aptos"/>
+        </w:rPr>
+        <w:t>What functions might be useful?</w:t>
       </w:r>
     </w:p>
     <w:p>
       <w:pPr>
-        <w:rPr>
-          <w:rFonts w:hint="eastAsia"/>
-        </w:rPr>
-      </w:pPr>
-      <w:r>
-        <w:t>What could go wrong?</w:t>
+        <w:pStyle w:val="NoSpacing"/>
+      </w:pPr>
+      <w:r>
+        <w:rPr>
+          <w:rFonts w:ascii="Aptos" w:hAnsi="Aptos" w:eastAsia="Aptos" w:cs="Aptos"/>
+          <w:color w:val="C0504D" w:themeColor="accent2" w:themeTint="FF" w:themeShade="FF"/>
+        </w:rPr>
+        <w:t>Patient search function</w:t>
       </w:r>
     </w:p>
     <w:p>
       <w:pPr>
-        <w:rPr>
-          <w:color w:val="C0504D" w:themeColor="accent2"/>
-        </w:rPr>
-      </w:pPr>
-      <w:r>
-        <w:rPr>
-          <w:color w:val="C0504D" w:themeColor="accent2"/>
-        </w:rPr>
-        <w:t xml:space="preserve">Duplicate </w:t>
-      </w:r>
-      <w:r>
-        <w:rPr>
-          <w:color w:val="C0504D" w:themeColor="accent2"/>
-        </w:rPr>
-        <w:t>appointments</w:t>
-      </w:r>
-      <w:r>
-        <w:rPr>
-          <w:color w:val="C0504D" w:themeColor="accent2"/>
-        </w:rPr>
-        <w:t xml:space="preserve"> </w:t>
-      </w:r>
-      <w:r>
-        <w:rPr>
-          <w:color w:val="C0504D" w:themeColor="accent2"/>
-        </w:rPr>
-        <w:t>could be created</w:t>
-      </w:r>
-      <w:r>
-        <w:rPr>
-          <w:color w:val="C0504D" w:themeColor="accent2"/>
-        </w:rPr>
-        <w:t xml:space="preserve">, </w:t>
-      </w:r>
-      <w:r>
-        <w:rPr>
-          <w:color w:val="C0504D" w:themeColor="accent2"/>
-        </w:rPr>
-        <w:t xml:space="preserve">appointments </w:t>
-      </w:r>
-      <w:r>
-        <w:rPr>
-          <w:color w:val="C0504D" w:themeColor="accent2"/>
-        </w:rPr>
-        <w:t>aren't</w:t>
-      </w:r>
-      <w:r>
-        <w:rPr>
-          <w:color w:val="C0504D" w:themeColor="accent2"/>
-        </w:rPr>
-        <w:t xml:space="preserve"> saved</w:t>
-      </w:r>
-      <w:r>
-        <w:rPr>
-          <w:color w:val="C0504D" w:themeColor="accent2"/>
-        </w:rPr>
-        <w:t>,</w:t>
-      </w:r>
-      <w:r>
-        <w:rPr>
-          <w:color w:val="C0504D" w:themeColor="accent2"/>
-        </w:rPr>
-        <w:t xml:space="preserve"> </w:t>
-      </w:r>
-      <w:r>
-        <w:rPr>
-          <w:color w:val="C0504D" w:themeColor="accent2"/>
-        </w:rPr>
-        <w:t xml:space="preserve">Invalid or </w:t>
-      </w:r>
-      <w:r>
-        <w:rPr>
-          <w:color w:val="C0504D" w:themeColor="accent2"/>
-        </w:rPr>
-        <w:t xml:space="preserve">missing information </w:t>
-      </w:r>
-      <w:r>
-        <w:rPr>
-          <w:color w:val="C0504D" w:themeColor="accent2"/>
-        </w:rPr>
-        <w:t>could be</w:t>
-      </w:r>
-      <w:r>
-        <w:rPr>
-          <w:color w:val="C0504D" w:themeColor="accent2"/>
-        </w:rPr>
-        <w:t xml:space="preserve"> </w:t>
-      </w:r>
-      <w:r>
-        <w:rPr>
-          <w:color w:val="C0504D" w:themeColor="accent2"/>
-        </w:rPr>
-        <w:t>entered</w:t>
-      </w:r>
+        <w:pStyle w:val="NoSpacing"/>
+        <w:rPr>
+          <w:rFonts w:ascii="Aptos" w:hAnsi="Aptos" w:eastAsia="Aptos" w:cs="Aptos"/>
+          <w:color w:val="C0504D" w:themeColor="accent2" w:themeTint="FF" w:themeShade="FF"/>
+        </w:rPr>
+      </w:pPr>
     </w:p>
     <w:p>
       <w:pPr>
-        <w:rPr>
-          <w:rFonts w:hint="eastAsia"/>
-        </w:rPr>
-      </w:pPr>
-      <w:r>
-        <w:t>What requirements are unclear?</w:t>
+        <w:pStyle w:val="NoSpacing"/>
+        <w:rPr>
+          <w:rFonts w:ascii="Aptos" w:hAnsi="Aptos" w:eastAsia="Aptos" w:cs="Aptos"/>
+        </w:rPr>
+      </w:pPr>
+      <w:r>
+        <w:rPr>
+          <w:rFonts w:ascii="Aptos" w:hAnsi="Aptos" w:eastAsia="Aptos" w:cs="Aptos"/>
+        </w:rPr>
+        <w:t>What could go wrong?</w:t>
       </w:r>
     </w:p>
     <w:p>
       <w:pPr>
-        <w:rPr>
-          <w:color w:val="C0504D" w:themeColor="accent2"/>
-        </w:rPr>
-      </w:pPr>
-      <w:r>
-        <w:rPr>
-          <w:color w:val="C0504D" w:themeColor="accent2"/>
+        <w:pStyle w:val="NoSpacing"/>
+      </w:pPr>
+      <w:r>
+        <w:rPr>
+          <w:rFonts w:ascii="Aptos" w:hAnsi="Aptos" w:eastAsia="Aptos" w:cs="Aptos"/>
+          <w:color w:val="C0504D" w:themeColor="accent2" w:themeTint="FF" w:themeShade="FF"/>
+        </w:rPr>
+        <w:t xml:space="preserve">Duplicate </w:t>
+      </w:r>
+      <w:r>
+        <w:rPr>
+          <w:rFonts w:ascii="Aptos" w:hAnsi="Aptos" w:eastAsia="Aptos" w:cs="Aptos"/>
+          <w:color w:val="C0504D" w:themeColor="accent2" w:themeTint="FF" w:themeShade="FF"/>
+        </w:rPr>
+        <w:t>appointments</w:t>
+      </w:r>
+      <w:r>
+        <w:rPr>
+          <w:rFonts w:ascii="Aptos" w:hAnsi="Aptos" w:eastAsia="Aptos" w:cs="Aptos"/>
+          <w:color w:val="C0504D" w:themeColor="accent2" w:themeTint="FF" w:themeShade="FF"/>
+        </w:rPr>
+        <w:t xml:space="preserve"> </w:t>
+      </w:r>
+      <w:r>
+        <w:rPr>
+          <w:rFonts w:ascii="Aptos" w:hAnsi="Aptos" w:eastAsia="Aptos" w:cs="Aptos"/>
+          <w:color w:val="C0504D" w:themeColor="accent2" w:themeTint="FF" w:themeShade="FF"/>
+        </w:rPr>
+        <w:t>could be created</w:t>
+      </w:r>
+      <w:r>
+        <w:rPr>
+          <w:rFonts w:ascii="Aptos" w:hAnsi="Aptos" w:eastAsia="Aptos" w:cs="Aptos"/>
+          <w:color w:val="C0504D" w:themeColor="accent2" w:themeTint="FF" w:themeShade="FF"/>
+        </w:rPr>
+        <w:t xml:space="preserve">, </w:t>
+      </w:r>
+      <w:r>
+        <w:rPr>
+          <w:rFonts w:ascii="Aptos" w:hAnsi="Aptos" w:eastAsia="Aptos" w:cs="Aptos"/>
+          <w:color w:val="C0504D" w:themeColor="accent2" w:themeTint="FF" w:themeShade="FF"/>
+        </w:rPr>
+        <w:t xml:space="preserve">appointments </w:t>
+      </w:r>
+      <w:r>
+        <w:rPr>
+          <w:rFonts w:ascii="Aptos" w:hAnsi="Aptos" w:eastAsia="Aptos" w:cs="Aptos"/>
+          <w:color w:val="C0504D" w:themeColor="accent2" w:themeTint="FF" w:themeShade="FF"/>
+        </w:rPr>
+        <w:t>aren't</w:t>
+      </w:r>
+      <w:r>
+        <w:rPr>
+          <w:rFonts w:ascii="Aptos" w:hAnsi="Aptos" w:eastAsia="Aptos" w:cs="Aptos"/>
+          <w:color w:val="C0504D" w:themeColor="accent2" w:themeTint="FF" w:themeShade="FF"/>
+        </w:rPr>
+        <w:t xml:space="preserve"> saved</w:t>
+      </w:r>
+      <w:r>
+        <w:rPr>
+          <w:rFonts w:ascii="Aptos" w:hAnsi="Aptos" w:eastAsia="Aptos" w:cs="Aptos"/>
+          <w:color w:val="C0504D" w:themeColor="accent2" w:themeTint="FF" w:themeShade="FF"/>
+        </w:rPr>
+        <w:t>,</w:t>
+      </w:r>
+      <w:r>
+        <w:rPr>
+          <w:rFonts w:ascii="Aptos" w:hAnsi="Aptos" w:eastAsia="Aptos" w:cs="Aptos"/>
+          <w:color w:val="C0504D" w:themeColor="accent2" w:themeTint="FF" w:themeShade="FF"/>
+        </w:rPr>
+        <w:t xml:space="preserve"> </w:t>
+      </w:r>
+      <w:r>
+        <w:rPr>
+          <w:rFonts w:ascii="Aptos" w:hAnsi="Aptos" w:eastAsia="Aptos" w:cs="Aptos"/>
+          <w:color w:val="C0504D" w:themeColor="accent2" w:themeTint="FF" w:themeShade="FF"/>
+        </w:rPr>
+        <w:t xml:space="preserve">Invalid or </w:t>
+      </w:r>
+      <w:r>
+        <w:rPr>
+          <w:rFonts w:ascii="Aptos" w:hAnsi="Aptos" w:eastAsia="Aptos" w:cs="Aptos"/>
+          <w:color w:val="C0504D" w:themeColor="accent2" w:themeTint="FF" w:themeShade="FF"/>
+        </w:rPr>
+        <w:t xml:space="preserve">missing information </w:t>
+      </w:r>
+      <w:r>
+        <w:rPr>
+          <w:rFonts w:ascii="Aptos" w:hAnsi="Aptos" w:eastAsia="Aptos" w:cs="Aptos"/>
+          <w:color w:val="C0504D" w:themeColor="accent2" w:themeTint="FF" w:themeShade="FF"/>
+        </w:rPr>
+        <w:t>could be</w:t>
+      </w:r>
+      <w:r>
+        <w:rPr>
+          <w:rFonts w:ascii="Aptos" w:hAnsi="Aptos" w:eastAsia="Aptos" w:cs="Aptos"/>
+          <w:color w:val="C0504D" w:themeColor="accent2" w:themeTint="FF" w:themeShade="FF"/>
+        </w:rPr>
+        <w:t xml:space="preserve"> </w:t>
+      </w:r>
+      <w:r>
+        <w:rPr>
+          <w:rFonts w:ascii="Aptos" w:hAnsi="Aptos" w:eastAsia="Aptos" w:cs="Aptos"/>
+          <w:color w:val="C0504D" w:themeColor="accent2" w:themeTint="FF" w:themeShade="FF"/>
+        </w:rPr>
+        <w:t>entered</w:t>
+      </w:r>
+    </w:p>
+    <w:p>
+      <w:pPr>
+        <w:pStyle w:val="NoSpacing"/>
+        <w:rPr>
+          <w:rFonts w:ascii="Aptos" w:hAnsi="Aptos" w:eastAsia="Aptos" w:cs="Aptos"/>
+          <w:color w:val="C0504D" w:themeColor="accent2" w:themeTint="FF" w:themeShade="FF"/>
+        </w:rPr>
+      </w:pPr>
+    </w:p>
+    <w:p>
+      <w:pPr>
+        <w:pStyle w:val="NoSpacing"/>
+        <w:rPr>
+          <w:rFonts w:ascii="Aptos" w:hAnsi="Aptos" w:eastAsia="Aptos" w:cs="Aptos"/>
+        </w:rPr>
+      </w:pPr>
+      <w:r>
+        <w:rPr>
+          <w:rFonts w:ascii="Aptos" w:hAnsi="Aptos" w:eastAsia="Aptos" w:cs="Aptos"/>
+        </w:rPr>
+        <w:t>What requirements are unclear?</w:t>
+      </w:r>
+    </w:p>
+    <w:p>
+      <w:pPr>
+        <w:pStyle w:val="NoSpacing"/>
+        <w:rPr>
+          <w:rFonts w:ascii="Aptos" w:hAnsi="Aptos" w:eastAsia="Aptos" w:cs="Aptos"/>
+          <w:color w:val="C0504D" w:themeColor="accent2" w:themeTint="FF" w:themeShade="FF"/>
+        </w:rPr>
+      </w:pPr>
+      <w:r>
+        <w:rPr>
+          <w:rFonts w:ascii="Aptos" w:hAnsi="Aptos" w:eastAsia="Aptos" w:cs="Aptos"/>
+          <w:color w:val="C0504D" w:themeColor="accent2" w:themeTint="FF" w:themeShade="FF"/>
         </w:rPr>
         <w:t xml:space="preserve">How are duplicate </w:t>
       </w:r>
       <w:r>
         <w:rPr>
-          <w:color w:val="C0504D" w:themeColor="accent2"/>
+          <w:rFonts w:ascii="Aptos" w:hAnsi="Aptos" w:eastAsia="Aptos" w:cs="Aptos"/>
+          <w:color w:val="C0504D" w:themeColor="accent2" w:themeTint="FF" w:themeShade="FF"/>
         </w:rPr>
         <w:t>appoint</w:t>
       </w:r>
       <w:r>
         <w:rPr>
-          <w:color w:val="C0504D" w:themeColor="accent2"/>
+          <w:rFonts w:ascii="Aptos" w:hAnsi="Aptos" w:eastAsia="Aptos" w:cs="Aptos"/>
+          <w:color w:val="C0504D" w:themeColor="accent2" w:themeTint="FF" w:themeShade="FF"/>
         </w:rPr>
         <w:t>ment</w:t>
       </w:r>
       <w:r>
         <w:rPr>
-          <w:color w:val="C0504D" w:themeColor="accent2"/>
+          <w:rFonts w:ascii="Aptos" w:hAnsi="Aptos" w:eastAsia="Aptos" w:cs="Aptos"/>
+          <w:color w:val="C0504D" w:themeColor="accent2" w:themeTint="FF" w:themeShade="FF"/>
         </w:rPr>
         <w:t>s</w:t>
       </w:r>
       <w:r>
         <w:rPr>
-          <w:color w:val="C0504D" w:themeColor="accent2"/>
+          <w:rFonts w:ascii="Aptos" w:hAnsi="Aptos" w:eastAsia="Aptos" w:cs="Aptos"/>
+          <w:color w:val="C0504D" w:themeColor="accent2" w:themeTint="FF" w:themeShade="FF"/>
         </w:rPr>
         <w:t xml:space="preserve"> </w:t>
       </w:r>
       <w:r>
         <w:rPr>
-          <w:color w:val="C0504D" w:themeColor="accent2"/>
+          <w:rFonts w:ascii="Aptos" w:hAnsi="Aptos" w:eastAsia="Aptos" w:cs="Aptos"/>
+          <w:color w:val="C0504D" w:themeColor="accent2" w:themeTint="FF" w:themeShade="FF"/>
         </w:rPr>
         <w:t>handled</w:t>
       </w:r>
       <w:r>
         <w:rPr>
-          <w:color w:val="C0504D" w:themeColor="accent2"/>
+          <w:rFonts w:ascii="Aptos" w:hAnsi="Aptos" w:eastAsia="Aptos" w:cs="Aptos"/>
+          <w:color w:val="C0504D" w:themeColor="accent2" w:themeTint="FF" w:themeShade="FF"/>
         </w:rPr>
         <w:t>,</w:t>
       </w:r>
       <w:r>
         <w:rPr>
-          <w:color w:val="C0504D" w:themeColor="accent2"/>
+          <w:rFonts w:ascii="Aptos" w:hAnsi="Aptos" w:eastAsia="Aptos" w:cs="Aptos"/>
+          <w:color w:val="C0504D" w:themeColor="accent2" w:themeTint="FF" w:themeShade="FF"/>
         </w:rPr>
         <w:t xml:space="preserve"> </w:t>
       </w:r>
       <w:r>
         <w:rPr>
-          <w:color w:val="C0504D" w:themeColor="accent2"/>
+          <w:rFonts w:ascii="Aptos" w:hAnsi="Aptos" w:eastAsia="Aptos" w:cs="Aptos"/>
+          <w:color w:val="C0504D" w:themeColor="accent2" w:themeTint="FF" w:themeShade="FF"/>
         </w:rPr>
         <w:t>what</w:t>
       </w:r>
       <w:r>
         <w:rPr>
-          <w:color w:val="C0504D" w:themeColor="accent2"/>
+          <w:rFonts w:ascii="Aptos" w:hAnsi="Aptos" w:eastAsia="Aptos" w:cs="Aptos"/>
+          <w:color w:val="C0504D" w:themeColor="accent2" w:themeTint="FF" w:themeShade="FF"/>
         </w:rPr>
         <w:t xml:space="preserve"> should happen</w:t>
       </w:r>
       <w:r>
         <w:rPr>
-          <w:color w:val="C0504D" w:themeColor="accent2"/>
+          <w:rFonts w:ascii="Aptos" w:hAnsi="Aptos" w:eastAsia="Aptos" w:cs="Aptos"/>
+          <w:color w:val="C0504D" w:themeColor="accent2" w:themeTint="FF" w:themeShade="FF"/>
         </w:rPr>
         <w:t xml:space="preserve"> if </w:t>
       </w:r>
       <w:r>
         <w:rPr>
-          <w:color w:val="C0504D" w:themeColor="accent2"/>
+          <w:rFonts w:ascii="Aptos" w:hAnsi="Aptos" w:eastAsia="Aptos" w:cs="Aptos"/>
+          <w:color w:val="C0504D" w:themeColor="accent2" w:themeTint="FF" w:themeShade="FF"/>
         </w:rPr>
         <w:t>required information is missing</w:t>
       </w:r>
@@ -694,7 +770,7 @@
     <w:p>
       <w:pPr>
         <w:pBdr>
-          <w:bottom w:val="dotted" w:sz="24" w:space="1" w:color="auto"/>
+          <w:bottom w:val="dotted" w:color="auto" w:sz="24" w:space="1"/>
         </w:pBdr>
         <w:rPr>
           <w:rFonts w:hint="eastAsia"/>
@@ -1221,13 +1297,14 @@
           <w:numId w:val="1"/>
         </w:numPr>
         <w:rPr>
-          <w:rFonts w:hint="eastAsia"/>
+          <w:color w:val="C0504D" w:themeColor="accent2" w:themeTint="FF" w:themeShade="FF"/>
           <w:sz w:val="22"/>
           <w:szCs w:val="22"/>
         </w:rPr>
       </w:pPr>
       <w:r>
         <w:rPr>
+          <w:color w:val="C0504D" w:themeColor="accent2" w:themeTint="FF" w:themeShade="FF"/>
           <w:sz w:val="22"/>
           <w:szCs w:val="22"/>
         </w:rPr>
@@ -1242,13 +1319,14 @@
           <w:numId w:val="1"/>
         </w:numPr>
         <w:rPr>
-          <w:rFonts w:hint="eastAsia"/>
+          <w:color w:val="C0504D" w:themeColor="accent2" w:themeTint="FF" w:themeShade="FF"/>
           <w:sz w:val="22"/>
           <w:szCs w:val="22"/>
         </w:rPr>
       </w:pPr>
       <w:r>
         <w:rPr>
+          <w:color w:val="C0504D" w:themeColor="accent2" w:themeTint="FF" w:themeShade="FF"/>
           <w:sz w:val="22"/>
           <w:szCs w:val="22"/>
         </w:rPr>
@@ -1256,6 +1334,7 @@
       </w:r>
       <w:r>
         <w:rPr>
+          <w:color w:val="C0504D" w:themeColor="accent2" w:themeTint="FF" w:themeShade="FF"/>
           <w:sz w:val="22"/>
           <w:szCs w:val="22"/>
         </w:rPr>
@@ -1263,6 +1342,7 @@
       </w:r>
       <w:r>
         <w:rPr>
+          <w:color w:val="C0504D" w:themeColor="accent2" w:themeTint="FF" w:themeShade="FF"/>
           <w:sz w:val="22"/>
           <w:szCs w:val="22"/>
         </w:rPr>
@@ -1270,6 +1350,7 @@
       </w:r>
       <w:r>
         <w:rPr>
+          <w:color w:val="C0504D" w:themeColor="accent2" w:themeTint="FF" w:themeShade="FF"/>
           <w:sz w:val="22"/>
           <w:szCs w:val="22"/>
         </w:rPr>
@@ -1284,13 +1365,14 @@
           <w:numId w:val="1"/>
         </w:numPr>
         <w:rPr>
-          <w:rFonts w:hint="eastAsia"/>
+          <w:color w:val="C0504D" w:themeColor="accent2" w:themeTint="FF" w:themeShade="FF"/>
           <w:sz w:val="22"/>
           <w:szCs w:val="22"/>
         </w:rPr>
       </w:pPr>
       <w:r>
         <w:rPr>
+          <w:color w:val="C0504D" w:themeColor="accent2" w:themeTint="FF" w:themeShade="FF"/>
           <w:sz w:val="22"/>
           <w:szCs w:val="22"/>
         </w:rPr>
@@ -1298,6 +1380,7 @@
       </w:r>
       <w:r>
         <w:rPr>
+          <w:color w:val="C0504D" w:themeColor="accent2" w:themeTint="FF" w:themeShade="FF"/>
           <w:sz w:val="22"/>
           <w:szCs w:val="22"/>
         </w:rPr>
@@ -1305,6 +1388,7 @@
       </w:r>
       <w:r>
         <w:rPr>
+          <w:color w:val="C0504D" w:themeColor="accent2" w:themeTint="FF" w:themeShade="FF"/>
           <w:sz w:val="22"/>
           <w:szCs w:val="22"/>
         </w:rPr>
@@ -1312,6 +1396,7 @@
       </w:r>
       <w:r>
         <w:rPr>
+          <w:color w:val="C0504D" w:themeColor="accent2" w:themeTint="FF" w:themeShade="FF"/>
           <w:sz w:val="22"/>
           <w:szCs w:val="22"/>
         </w:rPr>
@@ -1319,6 +1404,7 @@
       </w:r>
       <w:r>
         <w:rPr>
+          <w:color w:val="C0504D" w:themeColor="accent2" w:themeTint="FF" w:themeShade="FF"/>
           <w:sz w:val="22"/>
           <w:szCs w:val="22"/>
         </w:rPr>
@@ -1333,13 +1419,14 @@
           <w:numId w:val="1"/>
         </w:numPr>
         <w:rPr>
-          <w:rFonts w:hint="eastAsia"/>
+          <w:color w:val="C0504D" w:themeColor="accent2" w:themeTint="FF" w:themeShade="FF"/>
           <w:sz w:val="22"/>
           <w:szCs w:val="22"/>
         </w:rPr>
       </w:pPr>
       <w:r>
         <w:rPr>
+          <w:color w:val="C0504D" w:themeColor="accent2" w:themeTint="FF" w:themeShade="FF"/>
           <w:sz w:val="22"/>
           <w:szCs w:val="22"/>
         </w:rPr>
@@ -1347,6 +1434,7 @@
       </w:r>
       <w:r>
         <w:rPr>
+          <w:color w:val="C0504D" w:themeColor="accent2" w:themeTint="FF" w:themeShade="FF"/>
           <w:sz w:val="22"/>
           <w:szCs w:val="22"/>
         </w:rPr>
@@ -1354,6 +1442,7 @@
       </w:r>
       <w:r>
         <w:rPr>
+          <w:color w:val="C0504D" w:themeColor="accent2" w:themeTint="FF" w:themeShade="FF"/>
           <w:sz w:val="22"/>
           <w:szCs w:val="22"/>
         </w:rPr>
@@ -1361,6 +1450,7 @@
       </w:r>
       <w:r>
         <w:rPr>
+          <w:color w:val="C0504D" w:themeColor="accent2" w:themeTint="FF" w:themeShade="FF"/>
           <w:sz w:val="22"/>
           <w:szCs w:val="22"/>
         </w:rPr>
@@ -1368,6 +1458,7 @@
       </w:r>
       <w:r>
         <w:rPr>
+          <w:color w:val="C0504D" w:themeColor="accent2" w:themeTint="FF" w:themeShade="FF"/>
           <w:sz w:val="22"/>
           <w:szCs w:val="22"/>
         </w:rPr>
@@ -1375,6 +1466,7 @@
       </w:r>
       <w:r>
         <w:rPr>
+          <w:color w:val="C0504D" w:themeColor="accent2" w:themeTint="FF" w:themeShade="FF"/>
           <w:sz w:val="22"/>
           <w:szCs w:val="22"/>
         </w:rPr>
@@ -1389,13 +1481,14 @@
           <w:numId w:val="1"/>
         </w:numPr>
         <w:rPr>
-          <w:rFonts w:hint="eastAsia"/>
+          <w:color w:val="C0504D" w:themeColor="accent2" w:themeTint="FF" w:themeShade="FF"/>
           <w:sz w:val="22"/>
           <w:szCs w:val="22"/>
         </w:rPr>
       </w:pPr>
       <w:r>
         <w:rPr>
+          <w:color w:val="C0504D" w:themeColor="accent2" w:themeTint="FF" w:themeShade="FF"/>
           <w:sz w:val="22"/>
           <w:szCs w:val="22"/>
         </w:rPr>
@@ -1403,6 +1496,7 @@
       </w:r>
       <w:r>
         <w:rPr>
+          <w:color w:val="C0504D" w:themeColor="accent2" w:themeTint="FF" w:themeShade="FF"/>
           <w:sz w:val="22"/>
           <w:szCs w:val="22"/>
         </w:rPr>
@@ -1427,11 +1521,7 @@
       </w:r>
     </w:p>
     <w:p>
-      <w:pPr>
-        <w:rPr>
-          <w:rFonts w:hint="eastAsia"/>
-        </w:rPr>
-      </w:pPr>
+      <w:pPr/>
       <w:r>
         <w:rPr>
           <w:u w:val="single"/>
@@ -1452,40 +1542,74 @@
       </w:r>
       <w:r>
         <w:br/>
+      </w:r>
+      <w:r>
+        <w:rPr/>
         <w:t>Act as a Python tutor.</w:t>
       </w:r>
       <w:r>
         <w:br/>
+      </w:r>
+      <w:r>
+        <w:rPr/>
         <w:t xml:space="preserve">I am learning introductory software </w:t>
       </w:r>
       <w:r>
+        <w:rPr/>
         <w:t>technology</w:t>
       </w:r>
       <w:r>
+        <w:rPr/>
         <w:t>.</w:t>
       </w:r>
       <w:r>
         <w:br/>
+      </w:r>
+      <w:r>
+        <w:rPr/>
         <w:t>Here is a small appointment-booking function.</w:t>
       </w:r>
       <w:r>
         <w:br/>
+      </w:r>
+      <w:r>
+        <w:rPr/>
         <w:t>1. Explain what the code does.</w:t>
       </w:r>
       <w:r>
         <w:br/>
-        <w:t>2. Identify three limitations.</w:t>
+      </w:r>
+      <w:r>
+        <w:rPr/>
+        <w:t xml:space="preserve">2. </w:t>
+      </w:r>
+      <w:r>
+        <w:rPr/>
+        <w:t>Identify</w:t>
+      </w:r>
+      <w:r>
+        <w:rPr/>
+        <w:t xml:space="preserve"> three limitations.</w:t>
       </w:r>
       <w:r>
         <w:br/>
+      </w:r>
+      <w:r>
+        <w:rPr/>
         <w:t>3. Suggest improvements.</w:t>
       </w:r>
       <w:r>
         <w:br/>
+      </w:r>
+      <w:r>
+        <w:rPr/>
         <w:t>4. Do not rewrite the whole application.</w:t>
       </w:r>
       <w:r>
         <w:br/>
+      </w:r>
+      <w:r>
+        <w:rPr/>
         <w:t>5. Ask me two questions to test my understanding.</w:t>
       </w:r>
     </w:p>
@@ -1530,6 +1654,7 @@
         <w:tc>
           <w:tcPr>
             <w:tcW w:w="3360" w:type="dxa"/>
+            <w:tcMar/>
           </w:tcPr>
           <w:p>
             <w:pPr>
@@ -1545,6 +1670,7 @@
         <w:tc>
           <w:tcPr>
             <w:tcW w:w="3360" w:type="dxa"/>
+            <w:tcMar/>
           </w:tcPr>
           <w:p>
             <w:pPr>
@@ -1560,6 +1686,7 @@
         <w:tc>
           <w:tcPr>
             <w:tcW w:w="3360" w:type="dxa"/>
+            <w:tcMar/>
           </w:tcPr>
           <w:p>
             <w:pPr>
@@ -1577,6 +1704,7 @@
         <w:tc>
           <w:tcPr>
             <w:tcW w:w="3360" w:type="dxa"/>
+            <w:tcMar/>
           </w:tcPr>
           <w:p>
             <w:pPr>
@@ -1592,25 +1720,49 @@
         <w:tc>
           <w:tcPr>
             <w:tcW w:w="3360" w:type="dxa"/>
+            <w:tcMar/>
           </w:tcPr>
           <w:p>
-            <w:pPr>
+            <w:pPr/>
+            <w:r>
               <w:rPr>
-                <w:rFonts w:hint="eastAsia"/>
+                <w:color w:val="C0504D" w:themeColor="accent2" w:themeTint="FF" w:themeShade="FF"/>
               </w:rPr>
-            </w:pPr>
+              <w:t xml:space="preserve">Yes. </w:t>
+            </w:r>
+            <w:r>
+              <w:rPr>
+                <w:color w:val="C0504D" w:themeColor="accent2" w:themeTint="FF" w:themeShade="FF"/>
+              </w:rPr>
+              <w:t>Simple</w:t>
+            </w:r>
+            <w:r>
+              <w:rPr>
+                <w:color w:val="C0504D" w:themeColor="accent2" w:themeTint="FF" w:themeShade="FF"/>
+              </w:rPr>
+              <w:t xml:space="preserve"> variable and print statements</w:t>
+            </w:r>
           </w:p>
         </w:tc>
         <w:tc>
           <w:tcPr>
             <w:tcW w:w="3360" w:type="dxa"/>
+            <w:tcMar/>
           </w:tcPr>
           <w:p>
-            <w:pPr>
+            <w:pPr/>
+            <w:r>
               <w:rPr>
-                <w:rFonts w:hint="eastAsia"/>
+                <w:color w:val="C0504D" w:themeColor="accent2" w:themeTint="FF" w:themeShade="FF"/>
               </w:rPr>
-            </w:pPr>
+              <w:t>Yes,</w:t>
+            </w:r>
+            <w:r>
+              <w:rPr>
+                <w:color w:val="C0504D" w:themeColor="accent2" w:themeTint="FF" w:themeShade="FF"/>
+              </w:rPr>
+              <w:t xml:space="preserve"> but uses a function and dictionary</w:t>
+            </w:r>
           </w:p>
         </w:tc>
       </w:tr>
@@ -1618,6 +1770,7 @@
         <w:tc>
           <w:tcPr>
             <w:tcW w:w="3360" w:type="dxa"/>
+            <w:tcMar/>
           </w:tcPr>
           <w:p>
             <w:pPr>
@@ -1633,25 +1786,31 @@
         <w:tc>
           <w:tcPr>
             <w:tcW w:w="3360" w:type="dxa"/>
+            <w:tcMar/>
           </w:tcPr>
           <w:p>
-            <w:pPr>
+            <w:pPr/>
+            <w:r>
               <w:rPr>
-                <w:rFonts w:hint="eastAsia"/>
+                <w:color w:val="C0504D" w:themeColor="accent2" w:themeTint="FF" w:themeShade="FF"/>
               </w:rPr>
-            </w:pPr>
+              <w:t>Yes</w:t>
+            </w:r>
           </w:p>
         </w:tc>
         <w:tc>
           <w:tcPr>
             <w:tcW w:w="3360" w:type="dxa"/>
+            <w:tcMar/>
           </w:tcPr>
           <w:p>
-            <w:pPr>
+            <w:pPr/>
+            <w:r>
               <w:rPr>
-                <w:rFonts w:hint="eastAsia"/>
+                <w:color w:val="C0504D" w:themeColor="accent2" w:themeTint="FF" w:themeShade="FF"/>
               </w:rPr>
-            </w:pPr>
+              <w:t>Yes</w:t>
+            </w:r>
           </w:p>
         </w:tc>
       </w:tr>
@@ -1659,6 +1818,7 @@
         <w:tc>
           <w:tcPr>
             <w:tcW w:w="3360" w:type="dxa"/>
+            <w:tcMar/>
           </w:tcPr>
           <w:p>
             <w:pPr>
@@ -1674,25 +1834,43 @@
         <w:tc>
           <w:tcPr>
             <w:tcW w:w="3360" w:type="dxa"/>
+            <w:tcMar/>
           </w:tcPr>
           <w:p>
-            <w:pPr>
+            <w:pPr/>
+            <w:r>
               <w:rPr>
-                <w:rFonts w:hint="eastAsia"/>
+                <w:color w:val="C0504D" w:themeColor="accent2" w:themeTint="FF" w:themeShade="FF"/>
               </w:rPr>
-            </w:pPr>
+              <w:t>Yes</w:t>
+            </w:r>
+            <w:r>
+              <w:rPr>
+                <w:color w:val="C0504D" w:themeColor="accent2" w:themeTint="FF" w:themeShade="FF"/>
+              </w:rPr>
+              <w:t>,</w:t>
+            </w:r>
+            <w:r>
+              <w:rPr>
+                <w:color w:val="C0504D" w:themeColor="accent2" w:themeTint="FF" w:themeShade="FF"/>
+              </w:rPr>
+              <w:t xml:space="preserve"> but only basic python features</w:t>
+            </w:r>
           </w:p>
         </w:tc>
         <w:tc>
           <w:tcPr>
             <w:tcW w:w="3360" w:type="dxa"/>
+            <w:tcMar/>
           </w:tcPr>
           <w:p>
-            <w:pPr>
+            <w:pPr/>
+            <w:r>
               <w:rPr>
-                <w:rFonts w:hint="eastAsia"/>
+                <w:color w:val="C0504D" w:themeColor="accent2" w:themeTint="FF" w:themeShade="FF"/>
               </w:rPr>
-            </w:pPr>
+              <w:t>Yes</w:t>
+            </w:r>
           </w:p>
         </w:tc>
       </w:tr>
@@ -1700,6 +1878,7 @@
         <w:tc>
           <w:tcPr>
             <w:tcW w:w="3360" w:type="dxa"/>
+            <w:tcMar/>
           </w:tcPr>
           <w:p>
             <w:pPr>
@@ -1715,25 +1894,67 @@
         <w:tc>
           <w:tcPr>
             <w:tcW w:w="3360" w:type="dxa"/>
+            <w:tcMar/>
           </w:tcPr>
           <w:p>
-            <w:pPr>
+            <w:pPr/>
+            <w:r>
               <w:rPr>
-                <w:rFonts w:hint="eastAsia"/>
+                <w:color w:val="C0504D" w:themeColor="accent2" w:themeTint="FF" w:themeShade="FF"/>
               </w:rPr>
-            </w:pPr>
+              <w:t>Yes</w:t>
+            </w:r>
+            <w:r>
+              <w:rPr>
+                <w:color w:val="C0504D" w:themeColor="accent2" w:themeTint="FF" w:themeShade="FF"/>
+              </w:rPr>
+              <w:t>,</w:t>
+            </w:r>
+            <w:r>
+              <w:rPr>
+                <w:color w:val="C0504D" w:themeColor="accent2" w:themeTint="FF" w:themeShade="FF"/>
+              </w:rPr>
+              <w:t xml:space="preserve"> as the appointment details are stored</w:t>
+            </w:r>
+            <w:r>
+              <w:rPr>
+                <w:color w:val="C0504D" w:themeColor="accent2" w:themeTint="FF" w:themeShade="FF"/>
+              </w:rPr>
+              <w:t xml:space="preserve"> as separate </w:t>
+            </w:r>
+            <w:r>
+              <w:rPr>
+                <w:color w:val="C0504D" w:themeColor="accent2" w:themeTint="FF" w:themeShade="FF"/>
+              </w:rPr>
+              <w:t>variables</w:t>
+            </w:r>
+            <w:r>
+              <w:rPr>
+                <w:color w:val="C0504D" w:themeColor="accent2" w:themeTint="FF" w:themeShade="FF"/>
+              </w:rPr>
+              <w:t xml:space="preserve"> and time is text</w:t>
+            </w:r>
           </w:p>
         </w:tc>
         <w:tc>
           <w:tcPr>
             <w:tcW w:w="3360" w:type="dxa"/>
+            <w:tcMar/>
           </w:tcPr>
           <w:p>
-            <w:pPr>
+            <w:pPr/>
+            <w:r>
               <w:rPr>
-                <w:rFonts w:hint="eastAsia"/>
+                <w:color w:val="C0504D" w:themeColor="accent2" w:themeTint="FF" w:themeShade="FF"/>
               </w:rPr>
-            </w:pPr>
+              <w:t xml:space="preserve">Yes, it assumes appointments should be </w:t>
+            </w:r>
+            <w:r>
+              <w:rPr>
+                <w:color w:val="C0504D" w:themeColor="accent2" w:themeTint="FF" w:themeShade="FF"/>
+              </w:rPr>
+              <w:t>stored dictionaries</w:t>
+            </w:r>
           </w:p>
         </w:tc>
       </w:tr>
@@ -1741,6 +1962,7 @@
         <w:tc>
           <w:tcPr>
             <w:tcW w:w="3360" w:type="dxa"/>
+            <w:tcMar/>
           </w:tcPr>
           <w:p>
             <w:pPr>
@@ -1756,25 +1978,45 @@
         <w:tc>
           <w:tcPr>
             <w:tcW w:w="3360" w:type="dxa"/>
+            <w:tcMar/>
           </w:tcPr>
           <w:p>
             <w:pPr>
+              <w:pStyle w:val="Normal"/>
+              <w:suppressLineNumbers w:val="0"/>
+              <w:bidi w:val="0"/>
+              <w:spacing w:before="0" w:beforeAutospacing="off" w:after="0" w:afterAutospacing="off" w:line="240" w:lineRule="auto"/>
+              <w:ind w:left="0" w:right="0"/>
+              <w:jc w:val="left"/>
+            </w:pPr>
+            <w:r>
               <w:rPr>
-                <w:rFonts w:hint="eastAsia"/>
+                <w:color w:val="C0504D" w:themeColor="accent2" w:themeTint="FF" w:themeShade="FF"/>
               </w:rPr>
-            </w:pPr>
+              <w:t>No validation or error handling</w:t>
+            </w:r>
           </w:p>
         </w:tc>
         <w:tc>
           <w:tcPr>
             <w:tcW w:w="3360" w:type="dxa"/>
+            <w:tcMar/>
           </w:tcPr>
           <w:p>
             <w:pPr>
+              <w:pStyle w:val="Normal"/>
+              <w:suppressLineNumbers w:val="0"/>
+              <w:bidi w:val="0"/>
+              <w:spacing w:before="0" w:beforeAutospacing="off" w:after="0" w:afterAutospacing="off" w:line="240" w:lineRule="auto"/>
+              <w:ind w:left="0" w:right="0"/>
+              <w:jc w:val="left"/>
+            </w:pPr>
+            <w:r>
               <w:rPr>
-                <w:rFonts w:hint="eastAsia"/>
+                <w:color w:val="C0504D" w:themeColor="accent2" w:themeTint="FF" w:themeShade="FF"/>
               </w:rPr>
-            </w:pPr>
+              <w:t>No validation or error handling</w:t>
+            </w:r>
           </w:p>
         </w:tc>
       </w:tr>
@@ -1782,6 +2024,7 @@
         <w:tc>
           <w:tcPr>
             <w:tcW w:w="3360" w:type="dxa"/>
+            <w:tcMar/>
           </w:tcPr>
           <w:p>
             <w:pPr>
@@ -1797,25 +2040,31 @@
         <w:tc>
           <w:tcPr>
             <w:tcW w:w="3360" w:type="dxa"/>
+            <w:tcMar/>
           </w:tcPr>
           <w:p>
-            <w:pPr>
+            <w:pPr/>
+            <w:r>
               <w:rPr>
-                <w:rFonts w:hint="eastAsia"/>
+                <w:color w:val="C0504D" w:themeColor="accent2" w:themeTint="FF" w:themeShade="FF"/>
               </w:rPr>
-            </w:pPr>
+              <w:t>Yes</w:t>
+            </w:r>
           </w:p>
         </w:tc>
         <w:tc>
           <w:tcPr>
             <w:tcW w:w="3360" w:type="dxa"/>
+            <w:tcMar/>
           </w:tcPr>
           <w:p>
-            <w:pPr>
+            <w:pPr/>
+            <w:r>
               <w:rPr>
-                <w:rFonts w:hint="eastAsia"/>
+                <w:color w:val="C0504D" w:themeColor="accent2" w:themeTint="FF" w:themeShade="FF"/>
               </w:rPr>
-            </w:pPr>
+              <w:t>Yes</w:t>
+            </w:r>
           </w:p>
         </w:tc>
       </w:tr>
@@ -1824,33 +2073,24 @@
       <w:pPr>
         <w:pStyle w:val="Heading1"/>
       </w:pPr>
-      <w:r>
-        <w:t xml:space="preserve">Part F - Verify </w:t>
-      </w:r>
-      <w:r>
-        <w:t>Behavior</w:t>
-      </w:r>
     </w:p>
     <w:p>
-      <w:pPr>
-        <w:pStyle w:val="ListBullet"/>
-        <w:rPr>
-          <w:rFonts w:hint="eastAsia"/>
-        </w:rPr>
-      </w:pPr>
-      <w:r>
-        <w:t>Normal appointment</w:t>
+      <w:pPr/>
+      <w:r>
+        <w:br w:type="page"/>
       </w:r>
     </w:p>
     <w:p>
       <w:pPr>
-        <w:pStyle w:val="ListBullet"/>
-        <w:rPr>
-          <w:rFonts w:hint="eastAsia"/>
-        </w:rPr>
-      </w:pPr>
-      <w:r>
-        <w:t>Blank patient name</w:t>
+        <w:pStyle w:val="Heading1"/>
+      </w:pPr>
+      <w:r>
+        <w:rPr/>
+        <w:t xml:space="preserve">Part F - Verify </w:t>
+      </w:r>
+      <w:r>
+        <w:rPr/>
+        <w:t>Behaviour</w:t>
       </w:r>
     </w:p>
     <w:p>
@@ -1861,7 +2101,7 @@
         </w:rPr>
       </w:pPr>
       <w:r>
-        <w:t>Two appointments for the same practitioner/time</w:t>
+        <w:t>Normal appointment</w:t>
       </w:r>
     </w:p>
     <w:p>
@@ -1872,153 +2112,681 @@
         </w:rPr>
       </w:pPr>
       <w:r>
-        <w:t>Strange input such as patient_name=None or appointment_time=None</w:t>
+        <w:t>Blank patient name</w:t>
       </w:r>
     </w:p>
     <w:p>
       <w:pPr>
-        <w:pStyle w:val="Heading1"/>
-      </w:pPr>
-      <w:r>
-        <w:t>Part G - Improve One Thing</w:t>
+        <w:pStyle w:val="ListBullet"/>
+        <w:rPr>
+          <w:rFonts w:hint="eastAsia"/>
+        </w:rPr>
+      </w:pPr>
+      <w:r>
+        <w:t>Two appointments for the same practitioner/time</w:t>
       </w:r>
     </w:p>
     <w:p>
       <w:pPr>
+        <w:pStyle w:val="ListBullet"/>
         <w:rPr>
           <w:rFonts w:hint="eastAsia"/>
         </w:rPr>
       </w:pPr>
       <w:r>
-        <w:t>Choose exactly one controlled improvement, for example: if not patient_name: raise ValueError("Patient name cannot be empty")</w:t>
+        <w:rPr/>
+        <w:t>Strange input such as patient_name=None or appointment_time=None</w:t>
       </w:r>
     </w:p>
     <w:p>
       <w:pPr>
-        <w:pStyle w:val="Heading1"/>
-      </w:pPr>
-      <w:r>
-        <w:t>Part H - Reflection (150-250 words)</w:t>
+        <w:pStyle w:val="NoSpacing"/>
+        <w:spacing w:after="0" w:line="240" w:lineRule="auto"/>
+        <w:rPr>
+          <w:rFonts w:ascii="Aptos" w:hAnsi="Aptos" w:eastAsia="Aptos" w:cs="Aptos"/>
+          <w:b w:val="0"/>
+          <w:bCs w:val="0"/>
+          <w:i w:val="0"/>
+          <w:iCs w:val="0"/>
+          <w:caps w:val="0"/>
+          <w:smallCaps w:val="0"/>
+          <w:noProof w:val="0"/>
+          <w:color w:val="C0504D" w:themeColor="accent2" w:themeTint="FF" w:themeShade="FF"/>
+          <w:sz w:val="22"/>
+          <w:szCs w:val="22"/>
+          <w:lang w:val="en-GB"/>
+        </w:rPr>
+      </w:pPr>
+      <w:r>
+        <w:rPr>
+          <w:rFonts w:ascii="Aptos" w:hAnsi="Aptos" w:eastAsia="Aptos" w:cs="Aptos"/>
+          <w:b w:val="0"/>
+          <w:bCs w:val="0"/>
+          <w:i w:val="0"/>
+          <w:iCs w:val="0"/>
+          <w:caps w:val="0"/>
+          <w:smallCaps w:val="0"/>
+          <w:noProof w:val="0"/>
+          <w:color w:val="C0504D" w:themeColor="accent2" w:themeTint="FF" w:themeShade="FF"/>
+          <w:sz w:val="22"/>
+          <w:szCs w:val="22"/>
+          <w:lang w:val="en-US"/>
+        </w:rPr>
+        <w:t xml:space="preserve">Test 1: </w:t>
+      </w:r>
+      <w:r>
+        <w:rPr>
+          <w:rFonts w:ascii="Aptos" w:hAnsi="Aptos" w:eastAsia="Aptos" w:cs="Aptos" w:asciiTheme="minorAscii" w:hAnsiTheme="minorAscii" w:eastAsiaTheme="minorEastAsia" w:cstheme="minorBidi"/>
+          <w:b w:val="0"/>
+          <w:bCs w:val="0"/>
+          <w:i w:val="0"/>
+          <w:iCs w:val="0"/>
+          <w:caps w:val="0"/>
+          <w:smallCaps w:val="0"/>
+          <w:noProof w:val="0"/>
+          <w:color w:val="C0504D" w:themeColor="accent2" w:themeTint="FF" w:themeShade="FF"/>
+          <w:sz w:val="22"/>
+          <w:szCs w:val="22"/>
+          <w:lang w:val="en-US" w:eastAsia="en-US" w:bidi="ar-SA"/>
+        </w:rPr>
+        <w:t>Create_appointment</w:t>
+      </w:r>
+      <w:r>
+        <w:rPr>
+          <w:rFonts w:ascii="Aptos" w:hAnsi="Aptos" w:eastAsia="Aptos" w:cs="Aptos" w:asciiTheme="minorAscii" w:hAnsiTheme="minorAscii" w:eastAsiaTheme="minorEastAsia" w:cstheme="minorBidi"/>
+          <w:b w:val="0"/>
+          <w:bCs w:val="0"/>
+          <w:i w:val="0"/>
+          <w:iCs w:val="0"/>
+          <w:caps w:val="0"/>
+          <w:smallCaps w:val="0"/>
+          <w:noProof w:val="0"/>
+          <w:color w:val="C0504D" w:themeColor="accent2" w:themeTint="FF" w:themeShade="FF"/>
+          <w:sz w:val="22"/>
+          <w:szCs w:val="22"/>
+          <w:lang w:val="en-US" w:eastAsia="en-US" w:bidi="ar-SA"/>
+        </w:rPr>
+        <w:t>(</w:t>
+      </w:r>
+      <w:r>
+        <w:rPr>
+          <w:rFonts w:ascii="Aptos" w:hAnsi="Aptos" w:eastAsia="Aptos" w:cs="Aptos"/>
+          <w:b w:val="0"/>
+          <w:bCs w:val="0"/>
+          <w:i w:val="0"/>
+          <w:iCs w:val="0"/>
+          <w:caps w:val="0"/>
+          <w:smallCaps w:val="0"/>
+          <w:noProof w:val="0"/>
+          <w:color w:val="C0504D" w:themeColor="accent2" w:themeTint="FF" w:themeShade="FF"/>
+          <w:sz w:val="22"/>
+          <w:szCs w:val="22"/>
+          <w:lang w:val="en-US"/>
+        </w:rPr>
+        <w:t>"James", "none", 06/09/2026 10:30 AM)</w:t>
       </w:r>
     </w:p>
     <w:p>
       <w:pPr>
-        <w:rPr>
-          <w:rFonts w:hint="eastAsia"/>
-        </w:rPr>
-      </w:pPr>
-      <w:r>
-        <w:t>What did you build before using AI?</w:t>
+        <w:pStyle w:val="NoSpacing"/>
+        <w:spacing w:after="0" w:line="240" w:lineRule="auto"/>
+        <w:rPr>
+          <w:rFonts w:ascii="Aptos" w:hAnsi="Aptos" w:eastAsia="Aptos" w:cs="Aptos"/>
+          <w:b w:val="0"/>
+          <w:bCs w:val="0"/>
+          <w:i w:val="0"/>
+          <w:iCs w:val="0"/>
+          <w:caps w:val="0"/>
+          <w:smallCaps w:val="0"/>
+          <w:noProof w:val="0"/>
+          <w:color w:val="C0504D" w:themeColor="accent2" w:themeTint="FF" w:themeShade="FF"/>
+          <w:sz w:val="22"/>
+          <w:szCs w:val="22"/>
+          <w:lang w:val="en-GB"/>
+        </w:rPr>
+      </w:pPr>
+      <w:r>
+        <w:rPr>
+          <w:rFonts w:ascii="Aptos" w:hAnsi="Aptos" w:eastAsia="Aptos" w:cs="Aptos"/>
+          <w:b w:val="0"/>
+          <w:bCs w:val="0"/>
+          <w:i w:val="0"/>
+          <w:iCs w:val="0"/>
+          <w:caps w:val="0"/>
+          <w:smallCaps w:val="0"/>
+          <w:noProof w:val="0"/>
+          <w:color w:val="C0504D" w:themeColor="accent2" w:themeTint="FF" w:themeShade="FF"/>
+          <w:sz w:val="22"/>
+          <w:szCs w:val="22"/>
+          <w:lang w:val="en-US"/>
+        </w:rPr>
+        <w:t>Result: Crashed with ValueError: Practitioner name cannot be empty. Please try again.</w:t>
       </w:r>
     </w:p>
     <w:p>
       <w:pPr>
-        <w:rPr>
-          <w:rFonts w:hint="eastAsia"/>
-        </w:rPr>
-      </w:pPr>
-      <w:r>
-        <w:t>What did AI help you understand?</w:t>
+        <w:pStyle w:val="NoSpacing"/>
+        <w:spacing w:after="0" w:line="240" w:lineRule="auto"/>
+        <w:rPr>
+          <w:rFonts w:ascii="Aptos" w:hAnsi="Aptos" w:eastAsia="Aptos" w:cs="Aptos"/>
+          <w:b w:val="0"/>
+          <w:bCs w:val="0"/>
+          <w:i w:val="0"/>
+          <w:iCs w:val="0"/>
+          <w:caps w:val="0"/>
+          <w:smallCaps w:val="0"/>
+          <w:noProof w:val="0"/>
+          <w:color w:val="C0504D" w:themeColor="accent2" w:themeTint="FF" w:themeShade="FF"/>
+          <w:sz w:val="22"/>
+          <w:szCs w:val="22"/>
+          <w:lang w:val="en-GB"/>
+        </w:rPr>
+      </w:pPr>
+      <w:r>
+        <w:rPr>
+          <w:rFonts w:ascii="Aptos" w:hAnsi="Aptos" w:eastAsia="Aptos" w:cs="Aptos"/>
+          <w:b w:val="0"/>
+          <w:bCs w:val="0"/>
+          <w:i w:val="0"/>
+          <w:iCs w:val="0"/>
+          <w:caps w:val="0"/>
+          <w:smallCaps w:val="0"/>
+          <w:noProof w:val="0"/>
+          <w:color w:val="C0504D" w:themeColor="accent2" w:themeTint="FF" w:themeShade="FF"/>
+          <w:sz w:val="22"/>
+          <w:szCs w:val="22"/>
+          <w:lang w:val="en-US"/>
+        </w:rPr>
+        <w:t xml:space="preserve">Limitation: The function does not handle empty practitioner names gracefully. It raises a ValueError, </w:t>
       </w:r>
     </w:p>
     <w:p>
       <w:pPr>
-        <w:rPr>
-          <w:rFonts w:hint="eastAsia"/>
-        </w:rPr>
-      </w:pPr>
-      <w:r>
-        <w:t>Did AI make assumptions?</w:t>
+        <w:pStyle w:val="NoSpacing"/>
+        <w:spacing w:after="0" w:line="240" w:lineRule="auto"/>
+        <w:rPr>
+          <w:rFonts w:ascii="Aptos" w:hAnsi="Aptos" w:eastAsia="Aptos" w:cs="Aptos"/>
+          <w:b w:val="0"/>
+          <w:bCs w:val="0"/>
+          <w:i w:val="0"/>
+          <w:iCs w:val="0"/>
+          <w:caps w:val="0"/>
+          <w:smallCaps w:val="0"/>
+          <w:noProof w:val="0"/>
+          <w:color w:val="C0504D" w:themeColor="accent2" w:themeTint="FF" w:themeShade="FF"/>
+          <w:sz w:val="22"/>
+          <w:szCs w:val="22"/>
+          <w:lang w:val="en-GB"/>
+        </w:rPr>
+      </w:pPr>
+      <w:r>
+        <w:rPr>
+          <w:rFonts w:ascii="Aptos" w:hAnsi="Aptos" w:eastAsia="Aptos" w:cs="Aptos"/>
+          <w:b w:val="0"/>
+          <w:bCs w:val="0"/>
+          <w:i w:val="0"/>
+          <w:iCs w:val="0"/>
+          <w:caps w:val="0"/>
+          <w:smallCaps w:val="0"/>
+          <w:noProof w:val="0"/>
+          <w:color w:val="C0504D" w:themeColor="accent2" w:themeTint="FF" w:themeShade="FF"/>
+          <w:sz w:val="22"/>
+          <w:szCs w:val="22"/>
+          <w:lang w:val="en-US"/>
+        </w:rPr>
+        <w:t>which is appropriate, but the user experience could be improved by allowing the user to re-enter the practitioner name without crashing the program.</w:t>
       </w:r>
     </w:p>
     <w:p>
       <w:pPr>
-        <w:rPr>
-          <w:rFonts w:hint="eastAsia"/>
-        </w:rPr>
-      </w:pPr>
-      <w:r>
-        <w:t>How did you verify the AI output?</w:t>
+        <w:pStyle w:val="NoSpacing"/>
+        <w:spacing w:after="0" w:line="240" w:lineRule="auto"/>
+        <w:rPr>
+          <w:rFonts w:ascii="Aptos" w:hAnsi="Aptos" w:eastAsia="Aptos" w:cs="Aptos"/>
+          <w:b w:val="0"/>
+          <w:bCs w:val="0"/>
+          <w:i w:val="0"/>
+          <w:iCs w:val="0"/>
+          <w:caps w:val="0"/>
+          <w:smallCaps w:val="0"/>
+          <w:noProof w:val="0"/>
+          <w:color w:val="C0504D" w:themeColor="accent2" w:themeTint="FF" w:themeShade="FF"/>
+          <w:sz w:val="22"/>
+          <w:szCs w:val="22"/>
+          <w:lang w:val="en-GB"/>
+        </w:rPr>
+      </w:pPr>
+      <w:r>
+        <w:rPr>
+          <w:rFonts w:ascii="Aptos" w:hAnsi="Aptos" w:eastAsia="Aptos" w:cs="Aptos"/>
+          <w:b w:val="0"/>
+          <w:bCs w:val="0"/>
+          <w:i w:val="0"/>
+          <w:iCs w:val="0"/>
+          <w:caps w:val="0"/>
+          <w:smallCaps w:val="0"/>
+          <w:noProof w:val="0"/>
+          <w:color w:val="C0504D" w:themeColor="accent2" w:themeTint="FF" w:themeShade="FF"/>
+          <w:sz w:val="22"/>
+          <w:szCs w:val="22"/>
+          <w:lang w:val="en-US"/>
+        </w:rPr>
+        <w:t xml:space="preserve"> </w:t>
       </w:r>
     </w:p>
     <w:p>
       <w:pPr>
-        <w:rPr>
-          <w:rFonts w:hint="eastAsia"/>
-        </w:rPr>
-      </w:pPr>
-      <w:r>
-        <w:t>What engineering work remained for you?</w:t>
+        <w:pStyle w:val="NoSpacing"/>
+        <w:spacing w:after="0" w:line="240" w:lineRule="auto"/>
+        <w:rPr>
+          <w:rFonts w:ascii="Aptos" w:hAnsi="Aptos" w:eastAsia="Aptos" w:cs="Aptos"/>
+          <w:b w:val="0"/>
+          <w:bCs w:val="0"/>
+          <w:i w:val="0"/>
+          <w:iCs w:val="0"/>
+          <w:caps w:val="0"/>
+          <w:smallCaps w:val="0"/>
+          <w:noProof w:val="0"/>
+          <w:color w:val="C0504D" w:themeColor="accent2" w:themeTint="FF" w:themeShade="FF"/>
+          <w:sz w:val="22"/>
+          <w:szCs w:val="22"/>
+          <w:lang w:val="en-GB"/>
+        </w:rPr>
+      </w:pPr>
+      <w:r>
+        <w:rPr>
+          <w:rFonts w:ascii="Aptos" w:hAnsi="Aptos" w:eastAsia="Aptos" w:cs="Aptos"/>
+          <w:b w:val="0"/>
+          <w:bCs w:val="0"/>
+          <w:i w:val="0"/>
+          <w:iCs w:val="0"/>
+          <w:caps w:val="0"/>
+          <w:smallCaps w:val="0"/>
+          <w:noProof w:val="0"/>
+          <w:color w:val="C0504D" w:themeColor="accent2" w:themeTint="FF" w:themeShade="FF"/>
+          <w:sz w:val="22"/>
+          <w:szCs w:val="22"/>
+          <w:lang w:val="en-US"/>
+        </w:rPr>
+        <w:t>Test 2: Create_appointment("John Doe", "Dr Phil", "06/09/2026 10:30 AM")</w:t>
       </w:r>
     </w:p>
     <w:p>
       <w:pPr>
-        <w:pStyle w:val="Heading1"/>
-      </w:pPr>
-      <w:r>
-        <w:t>Submission checklist</w:t>
-      </w:r>
-      <w:r>
-        <w:t xml:space="preserve"> [GitHub Commit]</w:t>
+        <w:pStyle w:val="NoSpacing"/>
+        <w:spacing w:after="0" w:line="240" w:lineRule="auto"/>
+        <w:rPr>
+          <w:rFonts w:ascii="Aptos" w:hAnsi="Aptos" w:eastAsia="Aptos" w:cs="Aptos"/>
+          <w:b w:val="0"/>
+          <w:bCs w:val="0"/>
+          <w:i w:val="0"/>
+          <w:iCs w:val="0"/>
+          <w:caps w:val="0"/>
+          <w:smallCaps w:val="0"/>
+          <w:noProof w:val="0"/>
+          <w:color w:val="C0504D" w:themeColor="accent2" w:themeTint="FF" w:themeShade="FF"/>
+          <w:sz w:val="22"/>
+          <w:szCs w:val="22"/>
+          <w:lang w:val="en-GB"/>
+        </w:rPr>
+      </w:pPr>
+      <w:r>
+        <w:rPr>
+          <w:rFonts w:ascii="Aptos" w:hAnsi="Aptos" w:eastAsia="Aptos" w:cs="Aptos"/>
+          <w:b w:val="0"/>
+          <w:bCs w:val="0"/>
+          <w:i w:val="0"/>
+          <w:iCs w:val="0"/>
+          <w:caps w:val="0"/>
+          <w:smallCaps w:val="0"/>
+          <w:noProof w:val="0"/>
+          <w:color w:val="C0504D" w:themeColor="accent2" w:themeTint="FF" w:themeShade="FF"/>
+          <w:sz w:val="22"/>
+          <w:szCs w:val="22"/>
+          <w:lang w:val="en-US"/>
+        </w:rPr>
+        <w:t>Result: Successfully created the appointment and added it to the appointments list.</w:t>
       </w:r>
     </w:p>
     <w:p>
       <w:pPr>
-        <w:pStyle w:val="ListBullet"/>
-        <w:rPr>
-          <w:rFonts w:hint="eastAsia"/>
-        </w:rPr>
-      </w:pPr>
-      <w:r>
-        <w:t>Python file runs.</w:t>
+        <w:pStyle w:val="NoSpacing"/>
+        <w:spacing w:after="0" w:line="240" w:lineRule="auto"/>
+        <w:rPr>
+          <w:rFonts w:ascii="Aptos" w:hAnsi="Aptos" w:eastAsia="Aptos" w:cs="Aptos"/>
+          <w:b w:val="0"/>
+          <w:bCs w:val="0"/>
+          <w:i w:val="0"/>
+          <w:iCs w:val="0"/>
+          <w:caps w:val="0"/>
+          <w:smallCaps w:val="0"/>
+          <w:noProof w:val="0"/>
+          <w:color w:val="C0504D" w:themeColor="accent2" w:themeTint="FF" w:themeShade="FF"/>
+          <w:sz w:val="22"/>
+          <w:szCs w:val="22"/>
+          <w:lang w:val="en-GB"/>
+        </w:rPr>
+      </w:pPr>
+      <w:r>
+        <w:rPr>
+          <w:rFonts w:ascii="Aptos" w:hAnsi="Aptos" w:eastAsia="Aptos" w:cs="Aptos"/>
+          <w:b w:val="0"/>
+          <w:bCs w:val="0"/>
+          <w:i w:val="0"/>
+          <w:iCs w:val="0"/>
+          <w:caps w:val="0"/>
+          <w:smallCaps w:val="0"/>
+          <w:noProof w:val="0"/>
+          <w:color w:val="C0504D" w:themeColor="accent2" w:themeTint="FF" w:themeShade="FF"/>
+          <w:sz w:val="22"/>
+          <w:szCs w:val="22"/>
+          <w:lang w:val="en-US"/>
+        </w:rPr>
+        <w:t>Limitation: The function does not check for duplicate appointments. If the same appointment is created again, it will be added to the list without any warning or error.</w:t>
       </w:r>
     </w:p>
     <w:p>
       <w:pPr>
-        <w:pStyle w:val="ListBullet"/>
-        <w:rPr>
-          <w:rFonts w:hint="eastAsia"/>
-        </w:rPr>
-      </w:pPr>
-      <w:r>
-        <w:t>Comparison table completed.</w:t>
+        <w:pStyle w:val="NoSpacing"/>
+        <w:spacing w:after="0" w:line="240" w:lineRule="auto"/>
+        <w:rPr>
+          <w:rFonts w:ascii="Aptos" w:hAnsi="Aptos" w:eastAsia="Aptos" w:cs="Aptos"/>
+          <w:b w:val="0"/>
+          <w:bCs w:val="0"/>
+          <w:i w:val="0"/>
+          <w:iCs w:val="0"/>
+          <w:caps w:val="0"/>
+          <w:smallCaps w:val="0"/>
+          <w:noProof w:val="0"/>
+          <w:color w:val="C0504D" w:themeColor="accent2" w:themeTint="FF" w:themeShade="FF"/>
+          <w:sz w:val="22"/>
+          <w:szCs w:val="22"/>
+          <w:lang w:val="en-GB"/>
+        </w:rPr>
+      </w:pPr>
+      <w:r>
+        <w:rPr>
+          <w:rFonts w:ascii="Aptos" w:hAnsi="Aptos" w:eastAsia="Aptos" w:cs="Aptos"/>
+          <w:b w:val="0"/>
+          <w:bCs w:val="0"/>
+          <w:i w:val="0"/>
+          <w:iCs w:val="0"/>
+          <w:caps w:val="0"/>
+          <w:smallCaps w:val="0"/>
+          <w:noProof w:val="0"/>
+          <w:color w:val="C0504D" w:themeColor="accent2" w:themeTint="FF" w:themeShade="FF"/>
+          <w:sz w:val="22"/>
+          <w:szCs w:val="22"/>
+          <w:lang w:val="en-US"/>
+        </w:rPr>
+        <w:t xml:space="preserve"> </w:t>
       </w:r>
     </w:p>
     <w:p>
       <w:pPr>
-        <w:pStyle w:val="ListBullet"/>
-        <w:rPr>
-          <w:rFonts w:hint="eastAsia"/>
-        </w:rPr>
-      </w:pPr>
-      <w:r>
-        <w:t>Normal and unusual inputs tested.</w:t>
+        <w:pStyle w:val="NoSpacing"/>
+        <w:spacing w:after="0" w:line="240" w:lineRule="auto"/>
+        <w:rPr>
+          <w:rFonts w:ascii="Aptos" w:hAnsi="Aptos" w:eastAsia="Aptos" w:cs="Aptos"/>
+          <w:b w:val="0"/>
+          <w:bCs w:val="0"/>
+          <w:i w:val="0"/>
+          <w:iCs w:val="0"/>
+          <w:caps w:val="0"/>
+          <w:smallCaps w:val="0"/>
+          <w:noProof w:val="0"/>
+          <w:color w:val="C0504D" w:themeColor="accent2" w:themeTint="FF" w:themeShade="FF"/>
+          <w:sz w:val="22"/>
+          <w:szCs w:val="22"/>
+          <w:lang w:val="en-GB"/>
+        </w:rPr>
+      </w:pPr>
+      <w:r>
+        <w:rPr>
+          <w:rFonts w:ascii="Aptos" w:hAnsi="Aptos" w:eastAsia="Aptos" w:cs="Aptos"/>
+          <w:b w:val="0"/>
+          <w:bCs w:val="0"/>
+          <w:i w:val="0"/>
+          <w:iCs w:val="0"/>
+          <w:caps w:val="0"/>
+          <w:smallCaps w:val="0"/>
+          <w:noProof w:val="0"/>
+          <w:color w:val="C0504D" w:themeColor="accent2" w:themeTint="FF" w:themeShade="FF"/>
+          <w:sz w:val="22"/>
+          <w:szCs w:val="22"/>
+          <w:lang w:val="en-US"/>
+        </w:rPr>
+        <w:t>Test 3: Create_appointment("none", "none", "none")</w:t>
       </w:r>
     </w:p>
     <w:p>
       <w:pPr>
-        <w:pStyle w:val="ListBullet"/>
-        <w:rPr>
-          <w:rFonts w:hint="eastAsia"/>
-        </w:rPr>
-      </w:pPr>
-      <w:r>
-        <w:t>AI assistance documented.</w:t>
+        <w:pStyle w:val="NoSpacing"/>
+        <w:spacing w:after="0" w:line="240" w:lineRule="auto"/>
+        <w:rPr>
+          <w:rFonts w:ascii="Aptos" w:hAnsi="Aptos" w:eastAsia="Aptos" w:cs="Aptos"/>
+          <w:b w:val="0"/>
+          <w:bCs w:val="0"/>
+          <w:i w:val="0"/>
+          <w:iCs w:val="0"/>
+          <w:caps w:val="0"/>
+          <w:smallCaps w:val="0"/>
+          <w:noProof w:val="0"/>
+          <w:color w:val="C0504D" w:themeColor="accent2" w:themeTint="FF" w:themeShade="FF"/>
+          <w:sz w:val="22"/>
+          <w:szCs w:val="22"/>
+          <w:lang w:val="en-GB"/>
+        </w:rPr>
+      </w:pPr>
+      <w:r>
+        <w:rPr>
+          <w:rFonts w:ascii="Aptos" w:hAnsi="Aptos" w:eastAsia="Aptos" w:cs="Aptos"/>
+          <w:b w:val="0"/>
+          <w:bCs w:val="0"/>
+          <w:i w:val="0"/>
+          <w:iCs w:val="0"/>
+          <w:caps w:val="0"/>
+          <w:smallCaps w:val="0"/>
+          <w:noProof w:val="0"/>
+          <w:color w:val="C0504D" w:themeColor="accent2" w:themeTint="FF" w:themeShade="FF"/>
+          <w:sz w:val="22"/>
+          <w:szCs w:val="22"/>
+          <w:lang w:val="en-US"/>
+        </w:rPr>
+        <w:t>Result: Crashed with ValueError: Patient name cannot be empty. Please try again.</w:t>
       </w:r>
     </w:p>
     <w:p>
       <w:pPr>
-        <w:pStyle w:val="ListBullet"/>
-        <w:rPr>
-          <w:rFonts w:hint="eastAsia"/>
-        </w:rPr>
-      </w:pPr>
-      <w:r>
-        <w:t>Reflection completed.</w:t>
+        <w:pStyle w:val="NoSpacing"/>
+        <w:spacing w:after="0" w:line="240" w:lineRule="auto"/>
+        <w:rPr>
+          <w:rFonts w:ascii="Aptos" w:hAnsi="Aptos" w:eastAsia="Aptos" w:cs="Aptos"/>
+          <w:b w:val="0"/>
+          <w:bCs w:val="0"/>
+          <w:i w:val="0"/>
+          <w:iCs w:val="0"/>
+          <w:caps w:val="0"/>
+          <w:smallCaps w:val="0"/>
+          <w:noProof w:val="0"/>
+          <w:color w:val="C0504D" w:themeColor="accent2" w:themeTint="FF" w:themeShade="FF"/>
+          <w:sz w:val="22"/>
+          <w:szCs w:val="22"/>
+          <w:lang w:val="en-GB"/>
+        </w:rPr>
+      </w:pPr>
+      <w:r>
+        <w:rPr>
+          <w:rFonts w:ascii="Aptos" w:hAnsi="Aptos" w:eastAsia="Aptos" w:cs="Aptos"/>
+          <w:b w:val="0"/>
+          <w:bCs w:val="0"/>
+          <w:i w:val="0"/>
+          <w:iCs w:val="0"/>
+          <w:caps w:val="0"/>
+          <w:smallCaps w:val="0"/>
+          <w:noProof w:val="0"/>
+          <w:color w:val="C0504D" w:themeColor="accent2" w:themeTint="FF" w:themeShade="FF"/>
+          <w:sz w:val="22"/>
+          <w:szCs w:val="22"/>
+          <w:lang w:val="en-US"/>
+        </w:rPr>
+        <w:t>Limitation: The function does not check for duplicate appointments. If the same appointment is created</w:t>
       </w:r>
     </w:p>
     <w:p>
       <w:pPr>
+        <w:pStyle w:val="Heading1"/>
+      </w:pPr>
+      <w:r>
+        <w:t>Part G - Improve One Thing</w:t>
+      </w:r>
+    </w:p>
+    <w:p>
+      <w:pPr/>
+      <w:r>
+        <w:rPr/>
+        <w:t>Choose exactly one controlled improvement, for example: if not patient_name: raise ValueError("Patient name cannot be empty")</w:t>
+      </w:r>
+    </w:p>
+    <w:p>
+      <w:pPr>
+        <w:rPr>
+          <w:color w:val="C0504D" w:themeColor="accent2" w:themeTint="FF" w:themeShade="FF"/>
+        </w:rPr>
+      </w:pPr>
+      <w:r>
+        <w:rPr>
+          <w:color w:val="C0504D" w:themeColor="accent2" w:themeTint="FF" w:themeShade="FF"/>
+        </w:rPr>
+        <w:t>Add a loop to book multiple appointments in quick succession</w:t>
+      </w:r>
+    </w:p>
+    <w:p>
+      <w:pPr>
+        <w:pStyle w:val="Heading1"/>
+      </w:pPr>
+      <w:r>
+        <w:t>Part H - Reflection (150-250 words)</w:t>
+      </w:r>
+    </w:p>
+    <w:p>
+      <w:pPr>
+        <w:rPr>
+          <w:rFonts w:hint="eastAsia"/>
+        </w:rPr>
+      </w:pPr>
+      <w:r>
+        <w:t>What did you build before using AI?</w:t>
+      </w:r>
+    </w:p>
+    <w:p>
+      <w:pPr>
+        <w:rPr>
+          <w:rFonts w:hint="eastAsia"/>
+        </w:rPr>
+      </w:pPr>
+      <w:r>
+        <w:t>What did AI help you understand?</w:t>
+      </w:r>
+    </w:p>
+    <w:p>
+      <w:pPr>
+        <w:rPr>
+          <w:rFonts w:hint="eastAsia"/>
+        </w:rPr>
+      </w:pPr>
+      <w:r>
+        <w:t>Did AI make assumptions?</w:t>
+      </w:r>
+    </w:p>
+    <w:p>
+      <w:pPr>
+        <w:rPr>
+          <w:rFonts w:hint="eastAsia"/>
+        </w:rPr>
+      </w:pPr>
+      <w:r>
+        <w:t>How did you verify the AI output?</w:t>
+      </w:r>
+    </w:p>
+    <w:p>
+      <w:pPr>
+        <w:rPr>
+          <w:rFonts w:hint="eastAsia"/>
+        </w:rPr>
+      </w:pPr>
+      <w:r>
+        <w:t>What engineering work remained for you?</w:t>
+      </w:r>
+    </w:p>
+    <w:p>
+      <w:pPr>
+        <w:pStyle w:val="Heading1"/>
+      </w:pPr>
+      <w:r>
+        <w:t>Submission checklist</w:t>
+      </w:r>
+      <w:r>
+        <w:t xml:space="preserve"> [GitHub Commit]</w:t>
+      </w:r>
+    </w:p>
+    <w:p>
+      <w:pPr>
+        <w:pStyle w:val="ListBullet"/>
+        <w:rPr>
+          <w:rFonts w:hint="eastAsia"/>
+        </w:rPr>
+      </w:pPr>
+      <w:r>
+        <w:t>Python file runs.</w:t>
+      </w:r>
+    </w:p>
+    <w:p>
+      <w:pPr>
+        <w:pStyle w:val="ListBullet"/>
+        <w:rPr>
+          <w:rFonts w:hint="eastAsia"/>
+        </w:rPr>
+      </w:pPr>
+      <w:r>
+        <w:t>Comparison table completed.</w:t>
+      </w:r>
+    </w:p>
+    <w:p>
+      <w:pPr>
+        <w:pStyle w:val="ListBullet"/>
+        <w:rPr>
+          <w:rFonts w:hint="eastAsia"/>
+        </w:rPr>
+      </w:pPr>
+      <w:r>
+        <w:t>Normal and unusual inputs tested.</w:t>
+      </w:r>
+    </w:p>
+    <w:p>
+      <w:pPr>
+        <w:pStyle w:val="ListBullet"/>
+        <w:rPr>
+          <w:rFonts w:hint="eastAsia"/>
+        </w:rPr>
+      </w:pPr>
+      <w:r>
+        <w:t>AI assistance documented.</w:t>
+      </w:r>
+    </w:p>
+    <w:p>
+      <w:pPr>
+        <w:pStyle w:val="ListBullet"/>
+        <w:rPr>
+          <w:rFonts w:hint="eastAsia"/>
+        </w:rPr>
+      </w:pPr>
+      <w:r>
+        <w:t>Reflection completed.</w:t>
+      </w:r>
+    </w:p>
+    <w:p>
+      <w:pPr>
         <w:pStyle w:val="ListBullet"/>
         <w:rPr>
           <w:rFonts w:hint="eastAsia"/>
@@ -2029,7 +2797,7 @@
       </w:r>
     </w:p>
     <w:sectPr>
-      <w:pgSz w:w="12240" w:h="15840"/>
+      <w:pgSz w:w="12240" w:h="15840" w:orient="portrait"/>
       <w:pgMar w:top="936" w:right="1080" w:bottom="936" w:left="1080" w:header="720" w:footer="720" w:gutter="0"/>
       <w:cols w:space="720"/>
       <w:docGrid w:linePitch="360"/>
@@ -2126,7 +2894,7 @@
         <w:ind w:left="1440" w:hanging="360"/>
       </w:pPr>
       <w:rPr>
-        <w:rFonts w:ascii="Symbol" w:hAnsi="Symbol" w:hint="default"/>
+        <w:rFonts w:hint="default" w:ascii="Symbol" w:hAnsi="Symbol"/>
       </w:rPr>
     </w:lvl>
   </w:abstractNum>
@@ -2147,7 +2915,7 @@
         <w:ind w:left="1080" w:hanging="360"/>
       </w:pPr>
       <w:rPr>
-        <w:rFonts w:ascii="Symbol" w:hAnsi="Symbol" w:hint="default"/>
+        <w:rFonts w:hint="default" w:ascii="Symbol" w:hAnsi="Symbol"/>
       </w:rPr>
     </w:lvl>
   </w:abstractNum>
@@ -2168,7 +2936,7 @@
         <w:ind w:left="720" w:hanging="360"/>
       </w:pPr>
       <w:rPr>
-        <w:rFonts w:ascii="Symbol" w:hAnsi="Symbol" w:hint="default"/>
+        <w:rFonts w:hint="default" w:ascii="Symbol" w:hAnsi="Symbol"/>
       </w:rPr>
     </w:lvl>
   </w:abstractNum>
@@ -2207,7 +2975,7 @@
         <w:ind w:left="360" w:hanging="360"/>
       </w:pPr>
       <w:rPr>
-        <w:rFonts w:ascii="Symbol" w:hAnsi="Symbol" w:hint="default"/>
+        <w:rFonts w:hint="default" w:ascii="Symbol" w:hAnsi="Symbol"/>
       </w:rPr>
     </w:lvl>
   </w:abstractNum>
@@ -2224,7 +2992,7 @@
         <w:ind w:left="720" w:hanging="360"/>
       </w:pPr>
       <w:rPr>
-        <w:rFonts w:ascii="Symbol" w:hAnsi="Symbol" w:hint="default"/>
+        <w:rFonts w:hint="default" w:ascii="Symbol" w:hAnsi="Symbol"/>
       </w:rPr>
     </w:lvl>
     <w:lvl w:ilvl="1" w:tplc="C0E821C4">
@@ -2236,7 +3004,7 @@
         <w:ind w:left="1440" w:hanging="360"/>
       </w:pPr>
       <w:rPr>
-        <w:rFonts w:ascii="Courier New" w:hAnsi="Courier New" w:hint="default"/>
+        <w:rFonts w:hint="default" w:ascii="Courier New" w:hAnsi="Courier New"/>
       </w:rPr>
     </w:lvl>
     <w:lvl w:ilvl="2" w:tplc="AF90BC0C">
@@ -2248,7 +3016,7 @@
         <w:ind w:left="2160" w:hanging="360"/>
       </w:pPr>
       <w:rPr>
-        <w:rFonts w:ascii="Wingdings" w:hAnsi="Wingdings" w:hint="default"/>
+        <w:rFonts w:hint="default" w:ascii="Wingdings" w:hAnsi="Wingdings"/>
       </w:rPr>
     </w:lvl>
     <w:lvl w:ilvl="3" w:tplc="A5449578">
@@ -2260,7 +3028,7 @@
         <w:ind w:left="2880" w:hanging="360"/>
       </w:pPr>
       <w:rPr>
-        <w:rFonts w:ascii="Symbol" w:hAnsi="Symbol" w:hint="default"/>
+        <w:rFonts w:hint="default" w:ascii="Symbol" w:hAnsi="Symbol"/>
       </w:rPr>
     </w:lvl>
     <w:lvl w:ilvl="4" w:tplc="9AEE4BEA">
@@ -2272,7 +3040,7 @@
         <w:ind w:left="3600" w:hanging="360"/>
       </w:pPr>
       <w:rPr>
-        <w:rFonts w:ascii="Courier New" w:hAnsi="Courier New" w:hint="default"/>
+        <w:rFonts w:hint="default" w:ascii="Courier New" w:hAnsi="Courier New"/>
       </w:rPr>
     </w:lvl>
     <w:lvl w:ilvl="5" w:tplc="9F724A8E">
@@ -2284,7 +3052,7 @@
         <w:ind w:left="4320" w:hanging="360"/>
       </w:pPr>
       <w:rPr>
-        <w:rFonts w:ascii="Wingdings" w:hAnsi="Wingdings" w:hint="default"/>
+        <w:rFonts w:hint="default" w:ascii="Wingdings" w:hAnsi="Wingdings"/>
       </w:rPr>
     </w:lvl>
     <w:lvl w:ilvl="6" w:tplc="8E70C794">
@@ -2296,7 +3064,7 @@
         <w:ind w:left="5040" w:hanging="360"/>
       </w:pPr>
       <w:rPr>
-        <w:rFonts w:ascii="Symbol" w:hAnsi="Symbol" w:hint="default"/>
+        <w:rFonts w:hint="default" w:ascii="Symbol" w:hAnsi="Symbol"/>
       </w:rPr>
     </w:lvl>
     <w:lvl w:ilvl="7" w:tplc="2AB6D1E2">
@@ -2308,7 +3076,7 @@
         <w:ind w:left="5760" w:hanging="360"/>
       </w:pPr>
       <w:rPr>
-        <w:rFonts w:ascii="Courier New" w:hAnsi="Courier New" w:hint="default"/>
+        <w:rFonts w:hint="default" w:ascii="Courier New" w:hAnsi="Courier New"/>
       </w:rPr>
     </w:lvl>
     <w:lvl w:ilvl="8" w:tplc="4986F87E">
@@ -2320,7 +3088,7 @@
         <w:ind w:left="6480" w:hanging="360"/>
       </w:pPr>
       <w:rPr>
-        <w:rFonts w:ascii="Wingdings" w:hAnsi="Wingdings" w:hint="default"/>
+        <w:rFonts w:hint="default" w:ascii="Wingdings" w:hAnsi="Wingdings"/>
       </w:rPr>
     </w:lvl>
   </w:abstractNum>
@@ -2358,11 +3126,11 @@
 </file>
 
 <file path=word/styles.xml><?xml version="1.0" encoding="utf-8"?>
-<w:styles xmlns:mc="http://schemas.openxmlformats.org/markup-compatibility/2006" xmlns:r="http://schemas.openxmlformats.org/officeDocument/2006/relationships" xmlns:w="http://schemas.openxmlformats.org/wordprocessingml/2006/main" xmlns:w14="http://schemas.microsoft.com/office/word/2010/wordml" xmlns:w15="http://schemas.microsoft.com/office/word/2012/wordml" xmlns:w16cex="http://schemas.microsoft.com/office/word/2018/wordml/cex" xmlns:w16cid="http://schemas.microsoft.com/office/word/2016/wordml/cid" xmlns:w16="http://schemas.microsoft.com/office/word/2018/wordml" xmlns:w16du="http://schemas.microsoft.com/office/word/2023/wordml/word16du" xmlns:w16sdtdh="http://schemas.microsoft.com/office/word/2020/wordml/sdtdatahash" xmlns:w16sdtfl="http://schemas.microsoft.com/office/word/2024/wordml/sdtformatlock" xmlns:w16se="http://schemas.microsoft.com/office/word/2015/wordml/symex" mc:Ignorable="w14 w15 w16se w16cid w16 w16cex w16sdtdh w16sdtfl w16du">
+<w:styles xmlns:wp14="http://schemas.microsoft.com/office/word/2010/wordprocessingDrawing" xmlns:mc="http://schemas.openxmlformats.org/markup-compatibility/2006" xmlns:r="http://schemas.openxmlformats.org/officeDocument/2006/relationships" xmlns:w="http://schemas.openxmlformats.org/wordprocessingml/2006/main" xmlns:w14="http://schemas.microsoft.com/office/word/2010/wordml" xmlns:w15="http://schemas.microsoft.com/office/word/2012/wordml" xmlns:w16cex="http://schemas.microsoft.com/office/word/2018/wordml/cex" xmlns:w16cid="http://schemas.microsoft.com/office/word/2016/wordml/cid" xmlns:w16="http://schemas.microsoft.com/office/word/2018/wordml" xmlns:w16du="http://schemas.microsoft.com/office/word/2023/wordml/word16du" xmlns:w16sdtdh="http://schemas.microsoft.com/office/word/2020/wordml/sdtdatahash" xmlns:w16sdtfl="http://schemas.microsoft.com/office/word/2024/wordml/sdtformatlock" xmlns:w16se="http://schemas.microsoft.com/office/word/2015/wordml/symex" mc:Ignorable="w14 w15 w16se w16cid w16 w16cex w16sdtdh w16sdtfl w16du wp14">
   <w:docDefaults>
     <w:rPrDefault>
       <w:rPr>
-        <w:rFonts w:asciiTheme="minorHAnsi" w:eastAsiaTheme="minorEastAsia" w:hAnsiTheme="minorHAnsi" w:cstheme="minorBidi"/>
+        <w:rFonts w:asciiTheme="minorHAnsi" w:hAnsiTheme="minorHAnsi" w:eastAsiaTheme="minorEastAsia" w:cstheme="minorBidi"/>
         <w:sz w:val="22"/>
         <w:szCs w:val="22"/>
         <w:lang w:val="en-US" w:eastAsia="en-US" w:bidi="ar-SA"/>
@@ -2377,14 +3145,14 @@
   <w:latentStyles w:defLockedState="0" w:defUIPriority="99" w:defSemiHidden="0" w:defUnhideWhenUsed="0" w:defQFormat="0" w:count="376">
     <w:lsdException w:name="Normal" w:uiPriority="0" w:qFormat="1"/>
     <w:lsdException w:name="heading 1" w:uiPriority="9" w:qFormat="1"/>
-    <w:lsdException w:name="heading 2" w:semiHidden="1" w:uiPriority="9" w:unhideWhenUsed="1" w:qFormat="1"/>
-    <w:lsdException w:name="heading 3" w:semiHidden="1" w:uiPriority="9" w:unhideWhenUsed="1" w:qFormat="1"/>
-    <w:lsdException w:name="heading 4" w:semiHidden="1" w:uiPriority="9" w:unhideWhenUsed="1" w:qFormat="1"/>
-    <w:lsdException w:name="heading 5" w:semiHidden="1" w:uiPriority="9" w:unhideWhenUsed="1" w:qFormat="1"/>
-    <w:lsdException w:name="heading 6" w:semiHidden="1" w:uiPriority="9" w:unhideWhenUsed="1" w:qFormat="1"/>
-    <w:lsdException w:name="heading 7" w:semiHidden="1" w:uiPriority="9" w:unhideWhenUsed="1" w:qFormat="1"/>
-    <w:lsdException w:name="heading 8" w:semiHidden="1" w:uiPriority="9" w:unhideWhenUsed="1" w:qFormat="1"/>
-    <w:lsdException w:name="heading 9" w:semiHidden="1" w:uiPriority="9" w:unhideWhenUsed="1" w:qFormat="1"/>
+    <w:lsdException w:name="heading 2" w:uiPriority="9" w:semiHidden="1" w:unhideWhenUsed="1" w:qFormat="1"/>
+    <w:lsdException w:name="heading 3" w:uiPriority="9" w:semiHidden="1" w:unhideWhenUsed="1" w:qFormat="1"/>
+    <w:lsdException w:name="heading 4" w:uiPriority="9" w:semiHidden="1" w:unhideWhenUsed="1" w:qFormat="1"/>
+    <w:lsdException w:name="heading 5" w:uiPriority="9" w:semiHidden="1" w:unhideWhenUsed="1" w:qFormat="1"/>
+    <w:lsdException w:name="heading 6" w:uiPriority="9" w:semiHidden="1" w:unhideWhenUsed="1" w:qFormat="1"/>
+    <w:lsdException w:name="heading 7" w:uiPriority="9" w:semiHidden="1" w:unhideWhenUsed="1" w:qFormat="1"/>
+    <w:lsdException w:name="heading 8" w:uiPriority="9" w:semiHidden="1" w:unhideWhenUsed="1" w:qFormat="1"/>
+    <w:lsdException w:name="heading 9" w:uiPriority="9" w:semiHidden="1" w:unhideWhenUsed="1" w:qFormat="1"/>
     <w:lsdException w:name="index 1" w:semiHidden="1" w:unhideWhenUsed="1"/>
     <w:lsdException w:name="index 2" w:semiHidden="1" w:unhideWhenUsed="1"/>
     <w:lsdException w:name="index 3" w:semiHidden="1" w:unhideWhenUsed="1"/>
@@ -2394,22 +3162,22 @@
     <w:lsdException w:name="index 7" w:semiHidden="1" w:unhideWhenUsed="1"/>
     <w:lsdException w:name="index 8" w:semiHidden="1" w:unhideWhenUsed="1"/>
     <w:lsdException w:name="index 9" w:semiHidden="1" w:unhideWhenUsed="1"/>
-    <w:lsdException w:name="toc 1" w:semiHidden="1" w:uiPriority="39" w:unhideWhenUsed="1"/>
-    <w:lsdException w:name="toc 2" w:semiHidden="1" w:uiPriority="39" w:unhideWhenUsed="1"/>
-    <w:lsdException w:name="toc 3" w:semiHidden="1" w:uiPriority="39" w:unhideWhenUsed="1"/>
-    <w:lsdException w:name="toc 4" w:semiHidden="1" w:uiPriority="39" w:unhideWhenUsed="1"/>
-    <w:lsdException w:name="toc 5" w:semiHidden="1" w:uiPriority="39" w:unhideWhenUsed="1"/>
-    <w:lsdException w:name="toc 6" w:semiHidden="1" w:uiPriority="39" w:unhideWhenUsed="1"/>
-    <w:lsdException w:name="toc 7" w:semiHidden="1" w:uiPriority="39" w:unhideWhenUsed="1"/>
-    <w:lsdException w:name="toc 8" w:semiHidden="1" w:uiPriority="39" w:unhideWhenUsed="1"/>
-    <w:lsdException w:name="toc 9" w:semiHidden="1" w:uiPriority="39" w:unhideWhenUsed="1"/>
+    <w:lsdException w:name="toc 1" w:uiPriority="39" w:semiHidden="1" w:unhideWhenUsed="1"/>
+    <w:lsdException w:name="toc 2" w:uiPriority="39" w:semiHidden="1" w:unhideWhenUsed="1"/>
+    <w:lsdException w:name="toc 3" w:uiPriority="39" w:semiHidden="1" w:unhideWhenUsed="1"/>
+    <w:lsdException w:name="toc 4" w:uiPriority="39" w:semiHidden="1" w:unhideWhenUsed="1"/>
+    <w:lsdException w:name="toc 5" w:uiPriority="39" w:semiHidden="1" w:unhideWhenUsed="1"/>
+    <w:lsdException w:name="toc 6" w:uiPriority="39" w:semiHidden="1" w:unhideWhenUsed="1"/>
+    <w:lsdException w:name="toc 7" w:uiPriority="39" w:semiHidden="1" w:unhideWhenUsed="1"/>
+    <w:lsdException w:name="toc 8" w:uiPriority="39" w:semiHidden="1" w:unhideWhenUsed="1"/>
+    <w:lsdException w:name="toc 9" w:uiPriority="39" w:semiHidden="1" w:unhideWhenUsed="1"/>
     <w:lsdException w:name="Normal Indent" w:semiHidden="1" w:unhideWhenUsed="1"/>
     <w:lsdException w:name="footnote text" w:semiHidden="1" w:unhideWhenUsed="1"/>
     <w:lsdException w:name="annotation text" w:semiHidden="1" w:unhideWhenUsed="1"/>
     <w:lsdException w:name="header" w:semiHidden="1" w:unhideWhenUsed="1"/>
     <w:lsdException w:name="footer" w:semiHidden="1" w:unhideWhenUsed="1"/>
     <w:lsdException w:name="index heading" w:semiHidden="1" w:unhideWhenUsed="1"/>
-    <w:lsdException w:name="caption" w:semiHidden="1" w:uiPriority="35" w:unhideWhenUsed="1" w:qFormat="1"/>
+    <w:lsdException w:name="caption" w:uiPriority="35" w:semiHidden="1" w:unhideWhenUsed="1" w:qFormat="1"/>
     <w:lsdException w:name="table of figures" w:semiHidden="1" w:unhideWhenUsed="1"/>
     <w:lsdException w:name="envelope address" w:semiHidden="1" w:unhideWhenUsed="1"/>
     <w:lsdException w:name="envelope return" w:semiHidden="1" w:unhideWhenUsed="1"/>
@@ -2440,7 +3208,7 @@
     <w:lsdException w:name="Title" w:uiPriority="10" w:qFormat="1"/>
     <w:lsdException w:name="Closing" w:semiHidden="1" w:unhideWhenUsed="1"/>
     <w:lsdException w:name="Signature" w:semiHidden="1" w:unhideWhenUsed="1"/>
-    <w:lsdException w:name="Default Paragraph Font" w:semiHidden="1" w:uiPriority="1" w:unhideWhenUsed="1"/>
+    <w:lsdException w:name="Default Paragraph Font" w:uiPriority="1" w:semiHidden="1" w:unhideWhenUsed="1"/>
     <w:lsdException w:name="Body Text" w:semiHidden="1" w:unhideWhenUsed="1"/>
     <w:lsdException w:name="Body Text Indent" w:semiHidden="1" w:unhideWhenUsed="1"/>
     <w:lsdException w:name="List Continue" w:semiHidden="1" w:unhideWhenUsed="1"/>
@@ -2640,8 +3408,8 @@
     <w:lsdException w:name="Subtle Reference" w:uiPriority="31" w:qFormat="1"/>
     <w:lsdException w:name="Intense Reference" w:uiPriority="32" w:qFormat="1"/>
     <w:lsdException w:name="Book Title" w:uiPriority="33" w:qFormat="1"/>
-    <w:lsdException w:name="Bibliography" w:semiHidden="1" w:uiPriority="37" w:unhideWhenUsed="1"/>
-    <w:lsdException w:name="TOC Heading" w:semiHidden="1" w:uiPriority="39" w:unhideWhenUsed="1" w:qFormat="1"/>
+    <w:lsdException w:name="Bibliography" w:uiPriority="37" w:semiHidden="1" w:unhideWhenUsed="1"/>
+    <w:lsdException w:name="TOC Heading" w:uiPriority="39" w:semiHidden="1" w:unhideWhenUsed="1" w:qFormat="1"/>
     <w:lsdException w:name="Grid Table 4" w:uiPriority="49"/>
     <w:lsdException w:name="Grid Table 5 Dark" w:uiPriority="50"/>
     <w:lsdException w:name="Grid Table 6 Colorful" w:uiPriority="51"/>
@@ -2743,7 +3511,7 @@
     <w:lsdException w:name="Unresolved Mention" w:semiHidden="1" w:unhideWhenUsed="1"/>
     <w:lsdException w:name="Smart Link" w:semiHidden="1" w:unhideWhenUsed="1"/>
   </w:latentStyles>
-  <w:style w:type="paragraph" w:default="1" w:styleId="Normal">
+  <w:style w:type="paragraph" w:styleId="Normal" w:default="1">
     <w:name w:val="Normal"/>
     <w:qFormat/>
     <w:rsid w:val="727FC9AE"/>
@@ -2769,7 +3537,7 @@
       <w:outlineLvl w:val="0"/>
     </w:pPr>
     <w:rPr>
-      <w:rFonts w:asciiTheme="majorHAnsi" w:eastAsiaTheme="majorEastAsia" w:hAnsiTheme="majorHAnsi" w:cstheme="majorBidi"/>
+      <w:rFonts w:asciiTheme="majorHAnsi" w:hAnsiTheme="majorHAnsi" w:eastAsiaTheme="majorEastAsia" w:cstheme="majorBidi"/>
       <w:b/>
       <w:bCs/>
       <w:color w:val="365F91" w:themeColor="accent1" w:themeShade="BF"/>
@@ -2793,7 +3561,7 @@
       <w:outlineLvl w:val="1"/>
     </w:pPr>
     <w:rPr>
-      <w:rFonts w:asciiTheme="majorHAnsi" w:eastAsiaTheme="majorEastAsia" w:hAnsiTheme="majorHAnsi" w:cstheme="majorBidi"/>
+      <w:rFonts w:asciiTheme="majorHAnsi" w:hAnsiTheme="majorHAnsi" w:eastAsiaTheme="majorEastAsia" w:cstheme="majorBidi"/>
       <w:b/>
       <w:bCs/>
       <w:color w:val="4F81BD" w:themeColor="accent1"/>
@@ -2817,7 +3585,7 @@
       <w:outlineLvl w:val="2"/>
     </w:pPr>
     <w:rPr>
-      <w:rFonts w:asciiTheme="majorHAnsi" w:eastAsiaTheme="majorEastAsia" w:hAnsiTheme="majorHAnsi" w:cstheme="majorBidi"/>
+      <w:rFonts w:asciiTheme="majorHAnsi" w:hAnsiTheme="majorHAnsi" w:eastAsiaTheme="majorEastAsia" w:cstheme="majorBidi"/>
       <w:b/>
       <w:bCs/>
       <w:color w:val="4F81BD" w:themeColor="accent1"/>
@@ -2840,7 +3608,7 @@
       <w:outlineLvl w:val="3"/>
     </w:pPr>
     <w:rPr>
-      <w:rFonts w:asciiTheme="majorHAnsi" w:eastAsiaTheme="majorEastAsia" w:hAnsiTheme="majorHAnsi" w:cstheme="majorBidi"/>
+      <w:rFonts w:asciiTheme="majorHAnsi" w:hAnsiTheme="majorHAnsi" w:eastAsiaTheme="majorEastAsia" w:cstheme="majorBidi"/>
       <w:b/>
       <w:bCs/>
       <w:i/>
@@ -2865,7 +3633,7 @@
       <w:outlineLvl w:val="4"/>
     </w:pPr>
     <w:rPr>
-      <w:rFonts w:asciiTheme="majorHAnsi" w:eastAsiaTheme="majorEastAsia" w:hAnsiTheme="majorHAnsi" w:cstheme="majorBidi"/>
+      <w:rFonts w:asciiTheme="majorHAnsi" w:hAnsiTheme="majorHAnsi" w:eastAsiaTheme="majorEastAsia" w:cstheme="majorBidi"/>
       <w:color w:val="243F60"/>
     </w:rPr>
   </w:style>
@@ -2886,7 +3654,7 @@
       <w:outlineLvl w:val="5"/>
     </w:pPr>
     <w:rPr>
-      <w:rFonts w:asciiTheme="majorHAnsi" w:eastAsiaTheme="majorEastAsia" w:hAnsiTheme="majorHAnsi" w:cstheme="majorBidi"/>
+      <w:rFonts w:asciiTheme="majorHAnsi" w:hAnsiTheme="majorHAnsi" w:eastAsiaTheme="majorEastAsia" w:cstheme="majorBidi"/>
       <w:i/>
       <w:iCs/>
       <w:color w:val="243F60"/>
@@ -2909,7 +3677,7 @@
       <w:outlineLvl w:val="6"/>
     </w:pPr>
     <w:rPr>
-      <w:rFonts w:asciiTheme="majorHAnsi" w:eastAsiaTheme="majorEastAsia" w:hAnsiTheme="majorHAnsi" w:cstheme="majorBidi"/>
+      <w:rFonts w:asciiTheme="majorHAnsi" w:hAnsiTheme="majorHAnsi" w:eastAsiaTheme="majorEastAsia" w:cstheme="majorBidi"/>
       <w:i/>
       <w:iCs/>
       <w:color w:val="404040" w:themeColor="text1" w:themeTint="BF"/>
@@ -2932,7 +3700,7 @@
       <w:outlineLvl w:val="7"/>
     </w:pPr>
     <w:rPr>
-      <w:rFonts w:asciiTheme="majorHAnsi" w:eastAsiaTheme="majorEastAsia" w:hAnsiTheme="majorHAnsi" w:cstheme="majorBidi"/>
+      <w:rFonts w:asciiTheme="majorHAnsi" w:hAnsiTheme="majorHAnsi" w:eastAsiaTheme="majorEastAsia" w:cstheme="majorBidi"/>
       <w:color w:val="4F81BD" w:themeColor="accent1"/>
       <w:sz w:val="20"/>
       <w:szCs w:val="20"/>
@@ -2955,7 +3723,7 @@
       <w:outlineLvl w:val="8"/>
     </w:pPr>
     <w:rPr>
-      <w:rFonts w:asciiTheme="majorHAnsi" w:eastAsiaTheme="majorEastAsia" w:hAnsiTheme="majorHAnsi" w:cstheme="majorBidi"/>
+      <w:rFonts w:asciiTheme="majorHAnsi" w:hAnsiTheme="majorHAnsi" w:eastAsiaTheme="majorEastAsia" w:cstheme="majorBidi"/>
       <w:i/>
       <w:iCs/>
       <w:color w:val="404040" w:themeColor="text1" w:themeTint="BF"/>
@@ -2963,13 +3731,13 @@
       <w:szCs w:val="20"/>
     </w:rPr>
   </w:style>
-  <w:style w:type="character" w:default="1" w:styleId="DefaultParagraphFont">
+  <w:style w:type="character" w:styleId="DefaultParagraphFont" w:default="1">
     <w:name w:val="Default Paragraph Font"/>
     <w:uiPriority w:val="1"/>
     <w:semiHidden/>
     <w:unhideWhenUsed/>
   </w:style>
-  <w:style w:type="table" w:default="1" w:styleId="TableNormal">
+  <w:style w:type="table" w:styleId="TableNormal" w:default="1">
     <w:name w:val="Normal Table"/>
     <w:uiPriority w:val="99"/>
     <w:semiHidden/>
@@ -2984,7 +3752,7 @@
       </w:tblCellMar>
     </w:tblPr>
   </w:style>
-  <w:style w:type="numbering" w:default="1" w:styleId="NoList">
+  <w:style w:type="numbering" w:styleId="NoList" w:default="1">
     <w:name w:val="No List"/>
     <w:uiPriority w:val="99"/>
     <w:semiHidden/>
@@ -3005,7 +3773,7 @@
       <w:spacing w:after="0" w:line="240" w:lineRule="auto"/>
     </w:pPr>
   </w:style>
-  <w:style w:type="character" w:customStyle="1" w:styleId="HeaderChar">
+  <w:style w:type="character" w:styleId="HeaderChar" w:customStyle="1">
     <w:name w:val="Header Char"/>
     <w:basedOn w:val="DefaultParagraphFont"/>
     <w:link w:val="Header"/>
@@ -3027,7 +3795,7 @@
       <w:spacing w:after="0" w:line="240" w:lineRule="auto"/>
     </w:pPr>
   </w:style>
-  <w:style w:type="character" w:customStyle="1" w:styleId="FooterChar">
+  <w:style w:type="character" w:styleId="FooterChar" w:customStyle="1">
     <w:name w:val="Footer Char"/>
     <w:basedOn w:val="DefaultParagraphFont"/>
     <w:link w:val="Footer"/>
@@ -3043,14 +3811,14 @@
       <w:spacing w:after="0" w:line="240" w:lineRule="auto"/>
     </w:pPr>
   </w:style>
-  <w:style w:type="character" w:customStyle="1" w:styleId="Heading1Char">
+  <w:style w:type="character" w:styleId="Heading1Char" w:customStyle="1">
     <w:name w:val="Heading 1 Char"/>
     <w:basedOn w:val="DefaultParagraphFont"/>
     <w:link w:val="Heading1"/>
     <w:uiPriority w:val="9"/>
     <w:rsid w:val="00FC693F"/>
     <w:rPr>
-      <w:rFonts w:asciiTheme="majorHAnsi" w:eastAsiaTheme="majorEastAsia" w:hAnsiTheme="majorHAnsi" w:cstheme="majorBidi"/>
+      <w:rFonts w:asciiTheme="majorHAnsi" w:hAnsiTheme="majorHAnsi" w:eastAsiaTheme="majorEastAsia" w:cstheme="majorBidi"/>
       <w:b/>
       <w:bCs/>
       <w:color w:val="365F91" w:themeColor="accent1" w:themeShade="BF"/>
@@ -3059,14 +3827,14 @@
       <w:lang w:val="en-AU"/>
     </w:rPr>
   </w:style>
-  <w:style w:type="character" w:customStyle="1" w:styleId="Heading2Char">
+  <w:style w:type="character" w:styleId="Heading2Char" w:customStyle="1">
     <w:name w:val="Heading 2 Char"/>
     <w:basedOn w:val="DefaultParagraphFont"/>
     <w:link w:val="Heading2"/>
     <w:uiPriority w:val="9"/>
     <w:rsid w:val="00FC693F"/>
     <w:rPr>
-      <w:rFonts w:asciiTheme="majorHAnsi" w:eastAsiaTheme="majorEastAsia" w:hAnsiTheme="majorHAnsi" w:cstheme="majorBidi"/>
+      <w:rFonts w:asciiTheme="majorHAnsi" w:hAnsiTheme="majorHAnsi" w:eastAsiaTheme="majorEastAsia" w:cstheme="majorBidi"/>
       <w:b/>
       <w:bCs/>
       <w:color w:val="4F81BD" w:themeColor="accent1"/>
@@ -3074,14 +3842,14 @@
       <w:szCs w:val="26"/>
     </w:rPr>
   </w:style>
-  <w:style w:type="character" w:customStyle="1" w:styleId="Heading3Char">
+  <w:style w:type="character" w:styleId="Heading3Char" w:customStyle="1">
     <w:name w:val="Heading 3 Char"/>
     <w:basedOn w:val="DefaultParagraphFont"/>
     <w:link w:val="Heading3"/>
     <w:uiPriority w:val="9"/>
     <w:rsid w:val="00FC693F"/>
     <w:rPr>
-      <w:rFonts w:asciiTheme="majorHAnsi" w:eastAsiaTheme="majorEastAsia" w:hAnsiTheme="majorHAnsi" w:cstheme="majorBidi"/>
+      <w:rFonts w:asciiTheme="majorHAnsi" w:hAnsiTheme="majorHAnsi" w:eastAsiaTheme="majorEastAsia" w:cstheme="majorBidi"/>
       <w:b/>
       <w:bCs/>
       <w:color w:val="4F81BD" w:themeColor="accent1"/>
@@ -3097,26 +3865,26 @@
     <w:rsid w:val="727FC9AE"/>
     <w:pPr>
       <w:pBdr>
-        <w:bottom w:val="single" w:sz="8" w:space="4" w:color="4F81BD" w:themeColor="accent1"/>
+        <w:bottom w:val="single" w:color="4F81BD" w:themeColor="accent1" w:sz="8" w:space="4"/>
       </w:pBdr>
       <w:spacing w:after="300" w:line="240" w:lineRule="auto"/>
       <w:contextualSpacing/>
     </w:pPr>
     <w:rPr>
-      <w:rFonts w:asciiTheme="majorHAnsi" w:eastAsiaTheme="majorEastAsia" w:hAnsiTheme="majorHAnsi" w:cstheme="majorBidi"/>
+      <w:rFonts w:asciiTheme="majorHAnsi" w:hAnsiTheme="majorHAnsi" w:eastAsiaTheme="majorEastAsia" w:cstheme="majorBidi"/>
       <w:color w:val="17365D" w:themeColor="text2" w:themeShade="BF"/>
       <w:sz w:val="48"/>
       <w:szCs w:val="48"/>
     </w:rPr>
   </w:style>
-  <w:style w:type="character" w:customStyle="1" w:styleId="TitleChar">
+  <w:style w:type="character" w:styleId="TitleChar" w:customStyle="1">
     <w:name w:val="Title Char"/>
     <w:basedOn w:val="DefaultParagraphFont"/>
     <w:link w:val="Title"/>
     <w:uiPriority w:val="10"/>
     <w:rsid w:val="00FC693F"/>
     <w:rPr>
-      <w:rFonts w:asciiTheme="majorHAnsi" w:eastAsiaTheme="majorEastAsia" w:hAnsiTheme="majorHAnsi" w:cstheme="majorBidi"/>
+      <w:rFonts w:asciiTheme="majorHAnsi" w:hAnsiTheme="majorHAnsi" w:eastAsiaTheme="majorEastAsia" w:cstheme="majorBidi"/>
       <w:color w:val="17365D" w:themeColor="text2" w:themeShade="BF"/>
       <w:sz w:val="48"/>
       <w:szCs w:val="48"/>
@@ -3132,7 +3900,7 @@
     <w:qFormat/>
     <w:rsid w:val="727FC9AE"/>
     <w:rPr>
-      <w:rFonts w:asciiTheme="majorHAnsi" w:eastAsiaTheme="majorEastAsia" w:hAnsiTheme="majorHAnsi" w:cstheme="majorBidi"/>
+      <w:rFonts w:asciiTheme="majorHAnsi" w:hAnsiTheme="majorHAnsi" w:eastAsiaTheme="majorEastAsia" w:cstheme="majorBidi"/>
       <w:i/>
       <w:iCs/>
       <w:color w:val="4F81BD" w:themeColor="accent1"/>
@@ -3140,14 +3908,14 @@
       <w:szCs w:val="24"/>
     </w:rPr>
   </w:style>
-  <w:style w:type="character" w:customStyle="1" w:styleId="SubtitleChar">
+  <w:style w:type="character" w:styleId="SubtitleChar" w:customStyle="1">
     <w:name w:val="Subtitle Char"/>
     <w:basedOn w:val="DefaultParagraphFont"/>
     <w:link w:val="Subtitle"/>
     <w:uiPriority w:val="11"/>
     <w:rsid w:val="00FC693F"/>
     <w:rPr>
-      <w:rFonts w:asciiTheme="majorHAnsi" w:eastAsiaTheme="majorEastAsia" w:hAnsiTheme="majorHAnsi" w:cstheme="majorBidi"/>
+      <w:rFonts w:asciiTheme="majorHAnsi" w:hAnsiTheme="majorHAnsi" w:eastAsiaTheme="majorEastAsia" w:cstheme="majorBidi"/>
       <w:i/>
       <w:iCs/>
       <w:color w:val="4F81BD" w:themeColor="accent1"/>
@@ -3178,7 +3946,7 @@
       <w:spacing w:after="120"/>
     </w:pPr>
   </w:style>
-  <w:style w:type="character" w:customStyle="1" w:styleId="BodyTextChar">
+  <w:style w:type="character" w:styleId="BodyTextChar" w:customStyle="1">
     <w:name w:val="Body Text Char"/>
     <w:basedOn w:val="DefaultParagraphFont"/>
     <w:link w:val="BodyText"/>
@@ -3196,7 +3964,7 @@
       <w:spacing w:after="120" w:line="480" w:lineRule="auto"/>
     </w:pPr>
   </w:style>
-  <w:style w:type="character" w:customStyle="1" w:styleId="BodyText2Char">
+  <w:style w:type="character" w:styleId="BodyText2Char" w:customStyle="1">
     <w:name w:val="Body Text 2 Char"/>
     <w:basedOn w:val="DefaultParagraphFont"/>
     <w:link w:val="BodyText2"/>
@@ -3218,7 +3986,7 @@
       <w:szCs w:val="16"/>
     </w:rPr>
   </w:style>
-  <w:style w:type="character" w:customStyle="1" w:styleId="BodyText3Char">
+  <w:style w:type="character" w:styleId="BodyText3Char" w:customStyle="1">
     <w:name w:val="Body Text 3 Char"/>
     <w:basedOn w:val="DefaultParagraphFont"/>
     <w:link w:val="BodyText3"/>
@@ -3399,7 +4167,7 @@
       <w:szCs w:val="20"/>
     </w:rPr>
   </w:style>
-  <w:style w:type="character" w:customStyle="1" w:styleId="MacroTextChar">
+  <w:style w:type="character" w:styleId="MacroTextChar" w:customStyle="1">
     <w:name w:val="Macro Text Char"/>
     <w:basedOn w:val="DefaultParagraphFont"/>
     <w:link w:val="MacroText"/>
@@ -3425,7 +4193,7 @@
       <w:color w:val="000000" w:themeColor="text1"/>
     </w:rPr>
   </w:style>
-  <w:style w:type="character" w:customStyle="1" w:styleId="QuoteChar">
+  <w:style w:type="character" w:styleId="QuoteChar" w:customStyle="1">
     <w:name w:val="Quote Char"/>
     <w:basedOn w:val="DefaultParagraphFont"/>
     <w:link w:val="Quote"/>
@@ -3437,7 +4205,7 @@
       <w:color w:val="000000" w:themeColor="text1"/>
     </w:rPr>
   </w:style>
-  <w:style w:type="character" w:customStyle="1" w:styleId="Heading4Char">
+  <w:style w:type="character" w:styleId="Heading4Char" w:customStyle="1">
     <w:name w:val="Heading 4 Char"/>
     <w:basedOn w:val="DefaultParagraphFont"/>
     <w:link w:val="Heading4"/>
@@ -3445,7 +4213,7 @@
     <w:semiHidden/>
     <w:rsid w:val="00FC693F"/>
     <w:rPr>
-      <w:rFonts w:asciiTheme="majorHAnsi" w:eastAsiaTheme="majorEastAsia" w:hAnsiTheme="majorHAnsi" w:cstheme="majorBidi"/>
+      <w:rFonts w:asciiTheme="majorHAnsi" w:hAnsiTheme="majorHAnsi" w:eastAsiaTheme="majorEastAsia" w:cstheme="majorBidi"/>
       <w:b/>
       <w:bCs/>
       <w:i/>
@@ -3453,7 +4221,7 @@
       <w:color w:val="4F81BD" w:themeColor="accent1"/>
     </w:rPr>
   </w:style>
-  <w:style w:type="character" w:customStyle="1" w:styleId="Heading5Char">
+  <w:style w:type="character" w:styleId="Heading5Char" w:customStyle="1">
     <w:name w:val="Heading 5 Char"/>
     <w:basedOn w:val="DefaultParagraphFont"/>
     <w:link w:val="Heading5"/>
@@ -3461,14 +4229,14 @@
     <w:semiHidden/>
     <w:rsid w:val="00FC693F"/>
     <w:rPr>
-      <w:rFonts w:asciiTheme="majorHAnsi" w:eastAsiaTheme="majorEastAsia" w:hAnsiTheme="majorHAnsi" w:cstheme="majorBidi"/>
+      <w:rFonts w:asciiTheme="majorHAnsi" w:hAnsiTheme="majorHAnsi" w:eastAsiaTheme="majorEastAsia" w:cstheme="majorBidi"/>
       <w:color w:val="243F60"/>
       <w:sz w:val="21"/>
       <w:szCs w:val="21"/>
       <w:lang w:val="en-AU"/>
     </w:rPr>
   </w:style>
-  <w:style w:type="character" w:customStyle="1" w:styleId="Heading6Char">
+  <w:style w:type="character" w:styleId="Heading6Char" w:customStyle="1">
     <w:name w:val="Heading 6 Char"/>
     <w:basedOn w:val="DefaultParagraphFont"/>
     <w:link w:val="Heading6"/>
@@ -3476,7 +4244,7 @@
     <w:semiHidden/>
     <w:rsid w:val="00FC693F"/>
     <w:rPr>
-      <w:rFonts w:asciiTheme="majorHAnsi" w:eastAsiaTheme="majorEastAsia" w:hAnsiTheme="majorHAnsi" w:cstheme="majorBidi"/>
+      <w:rFonts w:asciiTheme="majorHAnsi" w:hAnsiTheme="majorHAnsi" w:eastAsiaTheme="majorEastAsia" w:cstheme="majorBidi"/>
       <w:i/>
       <w:iCs/>
       <w:color w:val="243F60"/>
@@ -3485,7 +4253,7 @@
       <w:lang w:val="en-AU"/>
     </w:rPr>
   </w:style>
-  <w:style w:type="character" w:customStyle="1" w:styleId="Heading7Char">
+  <w:style w:type="character" w:styleId="Heading7Char" w:customStyle="1">
     <w:name w:val="Heading 7 Char"/>
     <w:basedOn w:val="DefaultParagraphFont"/>
     <w:link w:val="Heading7"/>
@@ -3493,13 +4261,13 @@
     <w:semiHidden/>
     <w:rsid w:val="00FC693F"/>
     <w:rPr>
-      <w:rFonts w:asciiTheme="majorHAnsi" w:eastAsiaTheme="majorEastAsia" w:hAnsiTheme="majorHAnsi" w:cstheme="majorBidi"/>
+      <w:rFonts w:asciiTheme="majorHAnsi" w:hAnsiTheme="majorHAnsi" w:eastAsiaTheme="majorEastAsia" w:cstheme="majorBidi"/>
       <w:i/>
       <w:iCs/>
       <w:color w:val="404040" w:themeColor="text1" w:themeTint="BF"/>
     </w:rPr>
   </w:style>
-  <w:style w:type="character" w:customStyle="1" w:styleId="Heading8Char">
+  <w:style w:type="character" w:styleId="Heading8Char" w:customStyle="1">
     <w:name w:val="Heading 8 Char"/>
     <w:basedOn w:val="DefaultParagraphFont"/>
     <w:link w:val="Heading8"/>
@@ -3507,13 +4275,13 @@
     <w:semiHidden/>
     <w:rsid w:val="00FC693F"/>
     <w:rPr>
-      <w:rFonts w:asciiTheme="majorHAnsi" w:eastAsiaTheme="majorEastAsia" w:hAnsiTheme="majorHAnsi" w:cstheme="majorBidi"/>
+      <w:rFonts w:asciiTheme="majorHAnsi" w:hAnsiTheme="majorHAnsi" w:eastAsiaTheme="majorEastAsia" w:cstheme="majorBidi"/>
       <w:color w:val="4F81BD" w:themeColor="accent1"/>
       <w:sz w:val="20"/>
       <w:szCs w:val="20"/>
     </w:rPr>
   </w:style>
-  <w:style w:type="character" w:customStyle="1" w:styleId="Heading9Char">
+  <w:style w:type="character" w:styleId="Heading9Char" w:customStyle="1">
     <w:name w:val="Heading 9 Char"/>
     <w:basedOn w:val="DefaultParagraphFont"/>
     <w:link w:val="Heading9"/>
@@ -3521,7 +4289,7 @@
     <w:semiHidden/>
     <w:rsid w:val="00FC693F"/>
     <w:rPr>
-      <w:rFonts w:asciiTheme="majorHAnsi" w:eastAsiaTheme="majorEastAsia" w:hAnsiTheme="majorHAnsi" w:cstheme="majorBidi"/>
+      <w:rFonts w:asciiTheme="majorHAnsi" w:hAnsiTheme="majorHAnsi" w:eastAsiaTheme="majorEastAsia" w:cstheme="majorBidi"/>
       <w:i/>
       <w:iCs/>
       <w:color w:val="404040" w:themeColor="text1" w:themeTint="BF"/>
@@ -3581,7 +4349,7 @@
     <w:rsid w:val="00FC693F"/>
     <w:pPr>
       <w:pBdr>
-        <w:bottom w:val="single" w:sz="4" w:space="4" w:color="4F81BD" w:themeColor="accent1"/>
+        <w:bottom w:val="single" w:color="4F81BD" w:themeColor="accent1" w:sz="4" w:space="4"/>
       </w:pBdr>
       <w:spacing w:before="200" w:after="280"/>
       <w:ind w:left="936" w:right="936"/>
@@ -3594,7 +4362,7 @@
       <w:color w:val="4F81BD" w:themeColor="accent1"/>
     </w:rPr>
   </w:style>
-  <w:style w:type="character" w:customStyle="1" w:styleId="IntenseQuoteChar">
+  <w:style w:type="character" w:styleId="IntenseQuoteChar" w:customStyle="1">
     <w:name w:val="Intense Quote Char"/>
     <w:basedOn w:val="DefaultParagraphFont"/>
     <w:link w:val="IntenseQuote"/>
@@ -3697,12 +4465,12 @@
     </w:pPr>
     <w:tblPr>
       <w:tblBorders>
-        <w:top w:val="single" w:sz="4" w:space="0" w:color="auto"/>
-        <w:left w:val="single" w:sz="4" w:space="0" w:color="auto"/>
-        <w:bottom w:val="single" w:sz="4" w:space="0" w:color="auto"/>
-        <w:right w:val="single" w:sz="4" w:space="0" w:color="auto"/>
-        <w:insideH w:val="single" w:sz="4" w:space="0" w:color="auto"/>
-        <w:insideV w:val="single" w:sz="4" w:space="0" w:color="auto"/>
+        <w:top w:val="single" w:color="auto" w:sz="4" w:space="0"/>
+        <w:left w:val="single" w:color="auto" w:sz="4" w:space="0"/>
+        <w:bottom w:val="single" w:color="auto" w:sz="4" w:space="0"/>
+        <w:right w:val="single" w:color="auto" w:sz="4" w:space="0"/>
+        <w:insideH w:val="single" w:color="auto" w:sz="4" w:space="0"/>
+        <w:insideV w:val="single" w:color="auto" w:sz="4" w:space="0"/>
       </w:tblBorders>
     </w:tblPr>
   </w:style>
@@ -3721,8 +4489,8 @@
       <w:tblStyleRowBandSize w:val="1"/>
       <w:tblStyleColBandSize w:val="1"/>
       <w:tblBorders>
-        <w:top w:val="single" w:sz="8" w:space="0" w:color="000000" w:themeColor="text1"/>
-        <w:bottom w:val="single" w:sz="8" w:space="0" w:color="000000" w:themeColor="text1"/>
+        <w:top w:val="single" w:color="000000" w:themeColor="text1" w:sz="8" w:space="0"/>
+        <w:bottom w:val="single" w:color="000000" w:themeColor="text1" w:sz="8" w:space="0"/>
       </w:tblBorders>
     </w:tblPr>
     <w:tblStylePr w:type="firstRow">
@@ -3736,9 +4504,9 @@
       <w:tblPr/>
       <w:tcPr>
         <w:tcBorders>
-          <w:top w:val="single" w:sz="8" w:space="0" w:color="000000" w:themeColor="text1"/>
-          <w:left w:val="nil"/>
-          <w:bottom w:val="single" w:sz="8" w:space="0" w:color="000000" w:themeColor="text1"/>
+          <w:top w:val="single" w:color="000000" w:themeColor="text1" w:sz="8" w:space="0"/>
+          <w:left w:val="nil"/>
+          <w:bottom w:val="single" w:color="000000" w:themeColor="text1" w:sz="8" w:space="0"/>
           <w:right w:val="nil"/>
           <w:insideH w:val="nil"/>
           <w:insideV w:val="nil"/>
@@ -3756,9 +4524,9 @@
       <w:tblPr/>
       <w:tcPr>
         <w:tcBorders>
-          <w:top w:val="single" w:sz="8" w:space="0" w:color="000000" w:themeColor="text1"/>
-          <w:left w:val="nil"/>
-          <w:bottom w:val="single" w:sz="8" w:space="0" w:color="000000" w:themeColor="text1"/>
+          <w:top w:val="single" w:color="000000" w:themeColor="text1" w:sz="8" w:space="0"/>
+          <w:left w:val="nil"/>
+          <w:bottom w:val="single" w:color="000000" w:themeColor="text1" w:sz="8" w:space="0"/>
           <w:right w:val="nil"/>
           <w:insideH w:val="nil"/>
           <w:insideV w:val="nil"/>
@@ -3817,8 +4585,8 @@
       <w:tblStyleRowBandSize w:val="1"/>
       <w:tblStyleColBandSize w:val="1"/>
       <w:tblBorders>
-        <w:top w:val="single" w:sz="8" w:space="0" w:color="4F81BD" w:themeColor="accent1"/>
-        <w:bottom w:val="single" w:sz="8" w:space="0" w:color="4F81BD" w:themeColor="accent1"/>
+        <w:top w:val="single" w:color="4F81BD" w:themeColor="accent1" w:sz="8" w:space="0"/>
+        <w:bottom w:val="single" w:color="4F81BD" w:themeColor="accent1" w:sz="8" w:space="0"/>
       </w:tblBorders>
     </w:tblPr>
     <w:tblStylePr w:type="firstRow">
@@ -3832,9 +4600,9 @@
       <w:tblPr/>
       <w:tcPr>
         <w:tcBorders>
-          <w:top w:val="single" w:sz="8" w:space="0" w:color="4F81BD" w:themeColor="accent1"/>
-          <w:left w:val="nil"/>
-          <w:bottom w:val="single" w:sz="8" w:space="0" w:color="4F81BD" w:themeColor="accent1"/>
+          <w:top w:val="single" w:color="4F81BD" w:themeColor="accent1" w:sz="8" w:space="0"/>
+          <w:left w:val="nil"/>
+          <w:bottom w:val="single" w:color="4F81BD" w:themeColor="accent1" w:sz="8" w:space="0"/>
           <w:right w:val="nil"/>
           <w:insideH w:val="nil"/>
           <w:insideV w:val="nil"/>
@@ -3852,9 +4620,9 @@
       <w:tblPr/>
       <w:tcPr>
         <w:tcBorders>
-          <w:top w:val="single" w:sz="8" w:space="0" w:color="4F81BD" w:themeColor="accent1"/>
-          <w:left w:val="nil"/>
-          <w:bottom w:val="single" w:sz="8" w:space="0" w:color="4F81BD" w:themeColor="accent1"/>
+          <w:top w:val="single" w:color="4F81BD" w:themeColor="accent1" w:sz="8" w:space="0"/>
+          <w:left w:val="nil"/>
+          <w:bottom w:val="single" w:color="4F81BD" w:themeColor="accent1" w:sz="8" w:space="0"/>
           <w:right w:val="nil"/>
           <w:insideH w:val="nil"/>
           <w:insideV w:val="nil"/>
@@ -3913,8 +4681,8 @@
       <w:tblStyleRowBandSize w:val="1"/>
       <w:tblStyleColBandSize w:val="1"/>
       <w:tblBorders>
-        <w:top w:val="single" w:sz="8" w:space="0" w:color="C0504D" w:themeColor="accent2"/>
-        <w:bottom w:val="single" w:sz="8" w:space="0" w:color="C0504D" w:themeColor="accent2"/>
+        <w:top w:val="single" w:color="C0504D" w:themeColor="accent2" w:sz="8" w:space="0"/>
+        <w:bottom w:val="single" w:color="C0504D" w:themeColor="accent2" w:sz="8" w:space="0"/>
       </w:tblBorders>
     </w:tblPr>
     <w:tblStylePr w:type="firstRow">
@@ -3928,9 +4696,9 @@
       <w:tblPr/>
       <w:tcPr>
         <w:tcBorders>
-          <w:top w:val="single" w:sz="8" w:space="0" w:color="C0504D" w:themeColor="accent2"/>
-          <w:left w:val="nil"/>
-          <w:bottom w:val="single" w:sz="8" w:space="0" w:color="C0504D" w:themeColor="accent2"/>
+          <w:top w:val="single" w:color="C0504D" w:themeColor="accent2" w:sz="8" w:space="0"/>
+          <w:left w:val="nil"/>
+          <w:bottom w:val="single" w:color="C0504D" w:themeColor="accent2" w:sz="8" w:space="0"/>
           <w:right w:val="nil"/>
           <w:insideH w:val="nil"/>
           <w:insideV w:val="nil"/>
@@ -3948,9 +4716,9 @@
       <w:tblPr/>
       <w:tcPr>
         <w:tcBorders>
-          <w:top w:val="single" w:sz="8" w:space="0" w:color="C0504D" w:themeColor="accent2"/>
-          <w:left w:val="nil"/>
-          <w:bottom w:val="single" w:sz="8" w:space="0" w:color="C0504D" w:themeColor="accent2"/>
+          <w:top w:val="single" w:color="C0504D" w:themeColor="accent2" w:sz="8" w:space="0"/>
+          <w:left w:val="nil"/>
+          <w:bottom w:val="single" w:color="C0504D" w:themeColor="accent2" w:sz="8" w:space="0"/>
           <w:right w:val="nil"/>
           <w:insideH w:val="nil"/>
           <w:insideV w:val="nil"/>
@@ -4009,8 +4777,8 @@
       <w:tblStyleRowBandSize w:val="1"/>
       <w:tblStyleColBandSize w:val="1"/>
       <w:tblBorders>
-        <w:top w:val="single" w:sz="8" w:space="0" w:color="9BBB59" w:themeColor="accent3"/>
-        <w:bottom w:val="single" w:sz="8" w:space="0" w:color="9BBB59" w:themeColor="accent3"/>
+        <w:top w:val="single" w:color="9BBB59" w:themeColor="accent3" w:sz="8" w:space="0"/>
+        <w:bottom w:val="single" w:color="9BBB59" w:themeColor="accent3" w:sz="8" w:space="0"/>
       </w:tblBorders>
     </w:tblPr>
     <w:tblStylePr w:type="firstRow">
@@ -4024,9 +4792,9 @@
       <w:tblPr/>
       <w:tcPr>
         <w:tcBorders>
-          <w:top w:val="single" w:sz="8" w:space="0" w:color="9BBB59" w:themeColor="accent3"/>
-          <w:left w:val="nil"/>
-          <w:bottom w:val="single" w:sz="8" w:space="0" w:color="9BBB59" w:themeColor="accent3"/>
+          <w:top w:val="single" w:color="9BBB59" w:themeColor="accent3" w:sz="8" w:space="0"/>
+          <w:left w:val="nil"/>
+          <w:bottom w:val="single" w:color="9BBB59" w:themeColor="accent3" w:sz="8" w:space="0"/>
           <w:right w:val="nil"/>
           <w:insideH w:val="nil"/>
           <w:insideV w:val="nil"/>
@@ -4044,9 +4812,9 @@
       <w:tblPr/>
       <w:tcPr>
         <w:tcBorders>
-          <w:top w:val="single" w:sz="8" w:space="0" w:color="9BBB59" w:themeColor="accent3"/>
-          <w:left w:val="nil"/>
-          <w:bottom w:val="single" w:sz="8" w:space="0" w:color="9BBB59" w:themeColor="accent3"/>
+          <w:top w:val="single" w:color="9BBB59" w:themeColor="accent3" w:sz="8" w:space="0"/>
+          <w:left w:val="nil"/>
+          <w:bottom w:val="single" w:color="9BBB59" w:themeColor="accent3" w:sz="8" w:space="0"/>
           <w:right w:val="nil"/>
           <w:insideH w:val="nil"/>
           <w:insideV w:val="nil"/>
@@ -4105,8 +4873,8 @@
       <w:tblStyleRowBandSize w:val="1"/>
       <w:tblStyleColBandSize w:val="1"/>
       <w:tblBorders>
-        <w:top w:val="single" w:sz="8" w:space="0" w:color="8064A2" w:themeColor="accent4"/>
-        <w:bottom w:val="single" w:sz="8" w:space="0" w:color="8064A2" w:themeColor="accent4"/>
+        <w:top w:val="single" w:color="8064A2" w:themeColor="accent4" w:sz="8" w:space="0"/>
+        <w:bottom w:val="single" w:color="8064A2" w:themeColor="accent4" w:sz="8" w:space="0"/>
       </w:tblBorders>
     </w:tblPr>
     <w:tblStylePr w:type="firstRow">
@@ -4120,9 +4888,9 @@
       <w:tblPr/>
       <w:tcPr>
         <w:tcBorders>
-          <w:top w:val="single" w:sz="8" w:space="0" w:color="8064A2" w:themeColor="accent4"/>
-          <w:left w:val="nil"/>
-          <w:bottom w:val="single" w:sz="8" w:space="0" w:color="8064A2" w:themeColor="accent4"/>
+          <w:top w:val="single" w:color="8064A2" w:themeColor="accent4" w:sz="8" w:space="0"/>
+          <w:left w:val="nil"/>
+          <w:bottom w:val="single" w:color="8064A2" w:themeColor="accent4" w:sz="8" w:space="0"/>
           <w:right w:val="nil"/>
           <w:insideH w:val="nil"/>
           <w:insideV w:val="nil"/>
@@ -4140,9 +4908,9 @@
       <w:tblPr/>
       <w:tcPr>
         <w:tcBorders>
-          <w:top w:val="single" w:sz="8" w:space="0" w:color="8064A2" w:themeColor="accent4"/>
-          <w:left w:val="nil"/>
-          <w:bottom w:val="single" w:sz="8" w:space="0" w:color="8064A2" w:themeColor="accent4"/>
+          <w:top w:val="single" w:color="8064A2" w:themeColor="accent4" w:sz="8" w:space="0"/>
+          <w:left w:val="nil"/>
+          <w:bottom w:val="single" w:color="8064A2" w:themeColor="accent4" w:sz="8" w:space="0"/>
           <w:right w:val="nil"/>
           <w:insideH w:val="nil"/>
           <w:insideV w:val="nil"/>
@@ -4201,8 +4969,8 @@
       <w:tblStyleRowBandSize w:val="1"/>
       <w:tblStyleColBandSize w:val="1"/>
       <w:tblBorders>
-        <w:top w:val="single" w:sz="8" w:space="0" w:color="4BACC6" w:themeColor="accent5"/>
-        <w:bottom w:val="single" w:sz="8" w:space="0" w:color="4BACC6" w:themeColor="accent5"/>
+        <w:top w:val="single" w:color="4BACC6" w:themeColor="accent5" w:sz="8" w:space="0"/>
+        <w:bottom w:val="single" w:color="4BACC6" w:themeColor="accent5" w:sz="8" w:space="0"/>
       </w:tblBorders>
     </w:tblPr>
     <w:tblStylePr w:type="firstRow">
@@ -4216,9 +4984,9 @@
       <w:tblPr/>
       <w:tcPr>
         <w:tcBorders>
-          <w:top w:val="single" w:sz="8" w:space="0" w:color="4BACC6" w:themeColor="accent5"/>
-          <w:left w:val="nil"/>
-          <w:bottom w:val="single" w:sz="8" w:space="0" w:color="4BACC6" w:themeColor="accent5"/>
+          <w:top w:val="single" w:color="4BACC6" w:themeColor="accent5" w:sz="8" w:space="0"/>
+          <w:left w:val="nil"/>
+          <w:bottom w:val="single" w:color="4BACC6" w:themeColor="accent5" w:sz="8" w:space="0"/>
           <w:right w:val="nil"/>
           <w:insideH w:val="nil"/>
           <w:insideV w:val="nil"/>
@@ -4236,9 +5004,9 @@
       <w:tblPr/>
       <w:tcPr>
         <w:tcBorders>
-          <w:top w:val="single" w:sz="8" w:space="0" w:color="4BACC6" w:themeColor="accent5"/>
-          <w:left w:val="nil"/>
-          <w:bottom w:val="single" w:sz="8" w:space="0" w:color="4BACC6" w:themeColor="accent5"/>
+          <w:top w:val="single" w:color="4BACC6" w:themeColor="accent5" w:sz="8" w:space="0"/>
+          <w:left w:val="nil"/>
+          <w:bottom w:val="single" w:color="4BACC6" w:themeColor="accent5" w:sz="8" w:space="0"/>
           <w:right w:val="nil"/>
           <w:insideH w:val="nil"/>
           <w:insideV w:val="nil"/>
@@ -4297,8 +5065,8 @@
       <w:tblStyleRowBandSize w:val="1"/>
       <w:tblStyleColBandSize w:val="1"/>
       <w:tblBorders>
-        <w:top w:val="single" w:sz="8" w:space="0" w:color="F79646" w:themeColor="accent6"/>
-        <w:bottom w:val="single" w:sz="8" w:space="0" w:color="F79646" w:themeColor="accent6"/>
+        <w:top w:val="single" w:color="F79646" w:themeColor="accent6" w:sz="8" w:space="0"/>
+        <w:bottom w:val="single" w:color="F79646" w:themeColor="accent6" w:sz="8" w:space="0"/>
       </w:tblBorders>
     </w:tblPr>
     <w:tblStylePr w:type="firstRow">
@@ -4312,9 +5080,9 @@
       <w:tblPr/>
       <w:tcPr>
         <w:tcBorders>
-          <w:top w:val="single" w:sz="8" w:space="0" w:color="F79646" w:themeColor="accent6"/>
-          <w:left w:val="nil"/>
-          <w:bottom w:val="single" w:sz="8" w:space="0" w:color="F79646" w:themeColor="accent6"/>
+          <w:top w:val="single" w:color="F79646" w:themeColor="accent6" w:sz="8" w:space="0"/>
+          <w:left w:val="nil"/>
+          <w:bottom w:val="single" w:color="F79646" w:themeColor="accent6" w:sz="8" w:space="0"/>
           <w:right w:val="nil"/>
           <w:insideH w:val="nil"/>
           <w:insideV w:val="nil"/>
@@ -4332,9 +5100,9 @@
       <w:tblPr/>
       <w:tcPr>
         <w:tcBorders>
-          <w:top w:val="single" w:sz="8" w:space="0" w:color="F79646" w:themeColor="accent6"/>
-          <w:left w:val="nil"/>
-          <w:bottom w:val="single" w:sz="8" w:space="0" w:color="F79646" w:themeColor="accent6"/>
+          <w:top w:val="single" w:color="F79646" w:themeColor="accent6" w:sz="8" w:space="0"/>
+          <w:left w:val="nil"/>
+          <w:bottom w:val="single" w:color="F79646" w:themeColor="accent6" w:sz="8" w:space="0"/>
           <w:right w:val="nil"/>
           <w:insideH w:val="nil"/>
           <w:insideV w:val="nil"/>
@@ -4390,10 +5158,10 @@
       <w:tblStyleRowBandSize w:val="1"/>
       <w:tblStyleColBandSize w:val="1"/>
       <w:tblBorders>
-        <w:top w:val="single" w:sz="8" w:space="0" w:color="000000" w:themeColor="text1"/>
-        <w:left w:val="single" w:sz="8" w:space="0" w:color="000000" w:themeColor="text1"/>
-        <w:bottom w:val="single" w:sz="8" w:space="0" w:color="000000" w:themeColor="text1"/>
-        <w:right w:val="single" w:sz="8" w:space="0" w:color="000000" w:themeColor="text1"/>
+        <w:top w:val="single" w:color="000000" w:themeColor="text1" w:sz="8" w:space="0"/>
+        <w:left w:val="single" w:color="000000" w:themeColor="text1" w:sz="8" w:space="0"/>
+        <w:bottom w:val="single" w:color="000000" w:themeColor="text1" w:sz="8" w:space="0"/>
+        <w:right w:val="single" w:color="000000" w:themeColor="text1" w:sz="8" w:space="0"/>
       </w:tblBorders>
     </w:tblPr>
     <w:tblStylePr w:type="firstRow">
@@ -4421,10 +5189,10 @@
       <w:tblPr/>
       <w:tcPr>
         <w:tcBorders>
-          <w:top w:val="double" w:sz="6" w:space="0" w:color="000000" w:themeColor="text1"/>
-          <w:left w:val="single" w:sz="8" w:space="0" w:color="000000" w:themeColor="text1"/>
-          <w:bottom w:val="single" w:sz="8" w:space="0" w:color="000000" w:themeColor="text1"/>
-          <w:right w:val="single" w:sz="8" w:space="0" w:color="000000" w:themeColor="text1"/>
+          <w:top w:val="double" w:color="000000" w:themeColor="text1" w:sz="6" w:space="0"/>
+          <w:left w:val="single" w:color="000000" w:themeColor="text1" w:sz="8" w:space="0"/>
+          <w:bottom w:val="single" w:color="000000" w:themeColor="text1" w:sz="8" w:space="0"/>
+          <w:right w:val="single" w:color="000000" w:themeColor="text1" w:sz="8" w:space="0"/>
         </w:tcBorders>
       </w:tcPr>
     </w:tblStylePr>
@@ -4444,10 +5212,10 @@
       <w:tblPr/>
       <w:tcPr>
         <w:tcBorders>
-          <w:top w:val="single" w:sz="8" w:space="0" w:color="000000" w:themeColor="text1"/>
-          <w:left w:val="single" w:sz="8" w:space="0" w:color="000000" w:themeColor="text1"/>
-          <w:bottom w:val="single" w:sz="8" w:space="0" w:color="000000" w:themeColor="text1"/>
-          <w:right w:val="single" w:sz="8" w:space="0" w:color="000000" w:themeColor="text1"/>
+          <w:top w:val="single" w:color="000000" w:themeColor="text1" w:sz="8" w:space="0"/>
+          <w:left w:val="single" w:color="000000" w:themeColor="text1" w:sz="8" w:space="0"/>
+          <w:bottom w:val="single" w:color="000000" w:themeColor="text1" w:sz="8" w:space="0"/>
+          <w:right w:val="single" w:color="000000" w:themeColor="text1" w:sz="8" w:space="0"/>
         </w:tcBorders>
       </w:tcPr>
     </w:tblStylePr>
@@ -4455,10 +5223,10 @@
       <w:tblPr/>
       <w:tcPr>
         <w:tcBorders>
-          <w:top w:val="single" w:sz="8" w:space="0" w:color="000000" w:themeColor="text1"/>
-          <w:left w:val="single" w:sz="8" w:space="0" w:color="000000" w:themeColor="text1"/>
-          <w:bottom w:val="single" w:sz="8" w:space="0" w:color="000000" w:themeColor="text1"/>
-          <w:right w:val="single" w:sz="8" w:space="0" w:color="000000" w:themeColor="text1"/>
+          <w:top w:val="single" w:color="000000" w:themeColor="text1" w:sz="8" w:space="0"/>
+          <w:left w:val="single" w:color="000000" w:themeColor="text1" w:sz="8" w:space="0"/>
+          <w:bottom w:val="single" w:color="000000" w:themeColor="text1" w:sz="8" w:space="0"/>
+          <w:right w:val="single" w:color="000000" w:themeColor="text1" w:sz="8" w:space="0"/>
         </w:tcBorders>
       </w:tcPr>
     </w:tblStylePr>
@@ -4475,10 +5243,10 @@
       <w:tblStyleRowBandSize w:val="1"/>
       <w:tblStyleColBandSize w:val="1"/>
       <w:tblBorders>
-        <w:top w:val="single" w:sz="8" w:space="0" w:color="4F81BD" w:themeColor="accent1"/>
-        <w:left w:val="single" w:sz="8" w:space="0" w:color="4F81BD" w:themeColor="accent1"/>
-        <w:bottom w:val="single" w:sz="8" w:space="0" w:color="4F81BD" w:themeColor="accent1"/>
-        <w:right w:val="single" w:sz="8" w:space="0" w:color="4F81BD" w:themeColor="accent1"/>
+        <w:top w:val="single" w:color="4F81BD" w:themeColor="accent1" w:sz="8" w:space="0"/>
+        <w:left w:val="single" w:color="4F81BD" w:themeColor="accent1" w:sz="8" w:space="0"/>
+        <w:bottom w:val="single" w:color="4F81BD" w:themeColor="accent1" w:sz="8" w:space="0"/>
+        <w:right w:val="single" w:color="4F81BD" w:themeColor="accent1" w:sz="8" w:space="0"/>
       </w:tblBorders>
     </w:tblPr>
     <w:tblStylePr w:type="firstRow">
@@ -4506,10 +5274,10 @@
       <w:tblPr/>
       <w:tcPr>
         <w:tcBorders>
-          <w:top w:val="double" w:sz="6" w:space="0" w:color="4F81BD" w:themeColor="accent1"/>
-          <w:left w:val="single" w:sz="8" w:space="0" w:color="4F81BD" w:themeColor="accent1"/>
-          <w:bottom w:val="single" w:sz="8" w:space="0" w:color="4F81BD" w:themeColor="accent1"/>
-          <w:right w:val="single" w:sz="8" w:space="0" w:color="4F81BD" w:themeColor="accent1"/>
+          <w:top w:val="double" w:color="4F81BD" w:themeColor="accent1" w:sz="6" w:space="0"/>
+          <w:left w:val="single" w:color="4F81BD" w:themeColor="accent1" w:sz="8" w:space="0"/>
+          <w:bottom w:val="single" w:color="4F81BD" w:themeColor="accent1" w:sz="8" w:space="0"/>
+          <w:right w:val="single" w:color="4F81BD" w:themeColor="accent1" w:sz="8" w:space="0"/>
         </w:tcBorders>
       </w:tcPr>
     </w:tblStylePr>
@@ -4529,10 +5297,10 @@
       <w:tblPr/>
       <w:tcPr>
         <w:tcBorders>
-          <w:top w:val="single" w:sz="8" w:space="0" w:color="4F81BD" w:themeColor="accent1"/>
-          <w:left w:val="single" w:sz="8" w:space="0" w:color="4F81BD" w:themeColor="accent1"/>
-          <w:bottom w:val="single" w:sz="8" w:space="0" w:color="4F81BD" w:themeColor="accent1"/>
-          <w:right w:val="single" w:sz="8" w:space="0" w:color="4F81BD" w:themeColor="accent1"/>
+          <w:top w:val="single" w:color="4F81BD" w:themeColor="accent1" w:sz="8" w:space="0"/>
+          <w:left w:val="single" w:color="4F81BD" w:themeColor="accent1" w:sz="8" w:space="0"/>
+          <w:bottom w:val="single" w:color="4F81BD" w:themeColor="accent1" w:sz="8" w:space="0"/>
+          <w:right w:val="single" w:color="4F81BD" w:themeColor="accent1" w:sz="8" w:space="0"/>
         </w:tcBorders>
       </w:tcPr>
     </w:tblStylePr>
@@ -4540,10 +5308,10 @@
       <w:tblPr/>
       <w:tcPr>
         <w:tcBorders>
-          <w:top w:val="single" w:sz="8" w:space="0" w:color="4F81BD" w:themeColor="accent1"/>
-          <w:left w:val="single" w:sz="8" w:space="0" w:color="4F81BD" w:themeColor="accent1"/>
-          <w:bottom w:val="single" w:sz="8" w:space="0" w:color="4F81BD" w:themeColor="accent1"/>
-          <w:right w:val="single" w:sz="8" w:space="0" w:color="4F81BD" w:themeColor="accent1"/>
+          <w:top w:val="single" w:color="4F81BD" w:themeColor="accent1" w:sz="8" w:space="0"/>
+          <w:left w:val="single" w:color="4F81BD" w:themeColor="accent1" w:sz="8" w:space="0"/>
+          <w:bottom w:val="single" w:color="4F81BD" w:themeColor="accent1" w:sz="8" w:space="0"/>
+          <w:right w:val="single" w:color="4F81BD" w:themeColor="accent1" w:sz="8" w:space="0"/>
         </w:tcBorders>
       </w:tcPr>
     </w:tblStylePr>
@@ -4560,10 +5328,10 @@
       <w:tblStyleRowBandSize w:val="1"/>
       <w:tblStyleColBandSize w:val="1"/>
       <w:tblBorders>
-        <w:top w:val="single" w:sz="8" w:space="0" w:color="C0504D" w:themeColor="accent2"/>
-        <w:left w:val="single" w:sz="8" w:space="0" w:color="C0504D" w:themeColor="accent2"/>
-        <w:bottom w:val="single" w:sz="8" w:space="0" w:color="C0504D" w:themeColor="accent2"/>
-        <w:right w:val="single" w:sz="8" w:space="0" w:color="C0504D" w:themeColor="accent2"/>
+        <w:top w:val="single" w:color="C0504D" w:themeColor="accent2" w:sz="8" w:space="0"/>
+        <w:left w:val="single" w:color="C0504D" w:themeColor="accent2" w:sz="8" w:space="0"/>
+        <w:bottom w:val="single" w:color="C0504D" w:themeColor="accent2" w:sz="8" w:space="0"/>
+        <w:right w:val="single" w:color="C0504D" w:themeColor="accent2" w:sz="8" w:space="0"/>
       </w:tblBorders>
     </w:tblPr>
     <w:tblStylePr w:type="firstRow">
@@ -4591,10 +5359,10 @@
       <w:tblPr/>
       <w:tcPr>
         <w:tcBorders>
-          <w:top w:val="double" w:sz="6" w:space="0" w:color="C0504D" w:themeColor="accent2"/>
-          <w:left w:val="single" w:sz="8" w:space="0" w:color="C0504D" w:themeColor="accent2"/>
-          <w:bottom w:val="single" w:sz="8" w:space="0" w:color="C0504D" w:themeColor="accent2"/>
-          <w:right w:val="single" w:sz="8" w:space="0" w:color="C0504D" w:themeColor="accent2"/>
+          <w:top w:val="double" w:color="C0504D" w:themeColor="accent2" w:sz="6" w:space="0"/>
+          <w:left w:val="single" w:color="C0504D" w:themeColor="accent2" w:sz="8" w:space="0"/>
+          <w:bottom w:val="single" w:color="C0504D" w:themeColor="accent2" w:sz="8" w:space="0"/>
+          <w:right w:val="single" w:color="C0504D" w:themeColor="accent2" w:sz="8" w:space="0"/>
         </w:tcBorders>
       </w:tcPr>
     </w:tblStylePr>
@@ -4614,10 +5382,10 @@
       <w:tblPr/>
       <w:tcPr>
         <w:tcBorders>
-          <w:top w:val="single" w:sz="8" w:space="0" w:color="C0504D" w:themeColor="accent2"/>
-          <w:left w:val="single" w:sz="8" w:space="0" w:color="C0504D" w:themeColor="accent2"/>
-          <w:bottom w:val="single" w:sz="8" w:space="0" w:color="C0504D" w:themeColor="accent2"/>
-          <w:right w:val="single" w:sz="8" w:space="0" w:color="C0504D" w:themeColor="accent2"/>
+          <w:top w:val="single" w:color="C0504D" w:themeColor="accent2" w:sz="8" w:space="0"/>
+          <w:left w:val="single" w:color="C0504D" w:themeColor="accent2" w:sz="8" w:space="0"/>
+          <w:bottom w:val="single" w:color="C0504D" w:themeColor="accent2" w:sz="8" w:space="0"/>
+          <w:right w:val="single" w:color="C0504D" w:themeColor="accent2" w:sz="8" w:space="0"/>
         </w:tcBorders>
       </w:tcPr>
     </w:tblStylePr>
@@ -4625,10 +5393,10 @@
       <w:tblPr/>
       <w:tcPr>
         <w:tcBorders>
-          <w:top w:val="single" w:sz="8" w:space="0" w:color="C0504D" w:themeColor="accent2"/>
-          <w:left w:val="single" w:sz="8" w:space="0" w:color="C0504D" w:themeColor="accent2"/>
-          <w:bottom w:val="single" w:sz="8" w:space="0" w:color="C0504D" w:themeColor="accent2"/>
-          <w:right w:val="single" w:sz="8" w:space="0" w:color="C0504D" w:themeColor="accent2"/>
+          <w:top w:val="single" w:color="C0504D" w:themeColor="accent2" w:sz="8" w:space="0"/>
+          <w:left w:val="single" w:color="C0504D" w:themeColor="accent2" w:sz="8" w:space="0"/>
+          <w:bottom w:val="single" w:color="C0504D" w:themeColor="accent2" w:sz="8" w:space="0"/>
+          <w:right w:val="single" w:color="C0504D" w:themeColor="accent2" w:sz="8" w:space="0"/>
         </w:tcBorders>
       </w:tcPr>
     </w:tblStylePr>
@@ -4645,10 +5413,10 @@
       <w:tblStyleRowBandSize w:val="1"/>
       <w:tblStyleColBandSize w:val="1"/>
       <w:tblBorders>
-        <w:top w:val="single" w:sz="8" w:space="0" w:color="9BBB59" w:themeColor="accent3"/>
-        <w:left w:val="single" w:sz="8" w:space="0" w:color="9BBB59" w:themeColor="accent3"/>
-        <w:bottom w:val="single" w:sz="8" w:space="0" w:color="9BBB59" w:themeColor="accent3"/>
-        <w:right w:val="single" w:sz="8" w:space="0" w:color="9BBB59" w:themeColor="accent3"/>
+        <w:top w:val="single" w:color="9BBB59" w:themeColor="accent3" w:sz="8" w:space="0"/>
+        <w:left w:val="single" w:color="9BBB59" w:themeColor="accent3" w:sz="8" w:space="0"/>
+        <w:bottom w:val="single" w:color="9BBB59" w:themeColor="accent3" w:sz="8" w:space="0"/>
+        <w:right w:val="single" w:color="9BBB59" w:themeColor="accent3" w:sz="8" w:space="0"/>
       </w:tblBorders>
     </w:tblPr>
     <w:tblStylePr w:type="firstRow">
@@ -4676,10 +5444,10 @@
       <w:tblPr/>
       <w:tcPr>
         <w:tcBorders>
-          <w:top w:val="double" w:sz="6" w:space="0" w:color="9BBB59" w:themeColor="accent3"/>
-          <w:left w:val="single" w:sz="8" w:space="0" w:color="9BBB59" w:themeColor="accent3"/>
-          <w:bottom w:val="single" w:sz="8" w:space="0" w:color="9BBB59" w:themeColor="accent3"/>
-          <w:right w:val="single" w:sz="8" w:space="0" w:color="9BBB59" w:themeColor="accent3"/>
+          <w:top w:val="double" w:color="9BBB59" w:themeColor="accent3" w:sz="6" w:space="0"/>
+          <w:left w:val="single" w:color="9BBB59" w:themeColor="accent3" w:sz="8" w:space="0"/>
+          <w:bottom w:val="single" w:color="9BBB59" w:themeColor="accent3" w:sz="8" w:space="0"/>
+          <w:right w:val="single" w:color="9BBB59" w:themeColor="accent3" w:sz="8" w:space="0"/>
         </w:tcBorders>
       </w:tcPr>
     </w:tblStylePr>
@@ -4699,10 +5467,10 @@
       <w:tblPr/>
       <w:tcPr>
         <w:tcBorders>
-          <w:top w:val="single" w:sz="8" w:space="0" w:color="9BBB59" w:themeColor="accent3"/>
-          <w:left w:val="single" w:sz="8" w:space="0" w:color="9BBB59" w:themeColor="accent3"/>
-          <w:bottom w:val="single" w:sz="8" w:space="0" w:color="9BBB59" w:themeColor="accent3"/>
-          <w:right w:val="single" w:sz="8" w:space="0" w:color="9BBB59" w:themeColor="accent3"/>
+          <w:top w:val="single" w:color="9BBB59" w:themeColor="accent3" w:sz="8" w:space="0"/>
+          <w:left w:val="single" w:color="9BBB59" w:themeColor="accent3" w:sz="8" w:space="0"/>
+          <w:bottom w:val="single" w:color="9BBB59" w:themeColor="accent3" w:sz="8" w:space="0"/>
+          <w:right w:val="single" w:color="9BBB59" w:themeColor="accent3" w:sz="8" w:space="0"/>
         </w:tcBorders>
       </w:tcPr>
     </w:tblStylePr>
@@ -4710,10 +5478,10 @@
       <w:tblPr/>
       <w:tcPr>
         <w:tcBorders>
-          <w:top w:val="single" w:sz="8" w:space="0" w:color="9BBB59" w:themeColor="accent3"/>
-          <w:left w:val="single" w:sz="8" w:space="0" w:color="9BBB59" w:themeColor="accent3"/>
-          <w:bottom w:val="single" w:sz="8" w:space="0" w:color="9BBB59" w:themeColor="accent3"/>
-          <w:right w:val="single" w:sz="8" w:space="0" w:color="9BBB59" w:themeColor="accent3"/>
+          <w:top w:val="single" w:color="9BBB59" w:themeColor="accent3" w:sz="8" w:space="0"/>
+          <w:left w:val="single" w:color="9BBB59" w:themeColor="accent3" w:sz="8" w:space="0"/>
+          <w:bottom w:val="single" w:color="9BBB59" w:themeColor="accent3" w:sz="8" w:space="0"/>
+          <w:right w:val="single" w:color="9BBB59" w:themeColor="accent3" w:sz="8" w:space="0"/>
         </w:tcBorders>
       </w:tcPr>
     </w:tblStylePr>
@@ -4730,10 +5498,10 @@
       <w:tblStyleRowBandSize w:val="1"/>
       <w:tblStyleColBandSize w:val="1"/>
       <w:tblBorders>
-        <w:top w:val="single" w:sz="8" w:space="0" w:color="8064A2" w:themeColor="accent4"/>
-        <w:left w:val="single" w:sz="8" w:space="0" w:color="8064A2" w:themeColor="accent4"/>
-        <w:bottom w:val="single" w:sz="8" w:space="0" w:color="8064A2" w:themeColor="accent4"/>
-        <w:right w:val="single" w:sz="8" w:space="0" w:color="8064A2" w:themeColor="accent4"/>
+        <w:top w:val="single" w:color="8064A2" w:themeColor="accent4" w:sz="8" w:space="0"/>
+        <w:left w:val="single" w:color="8064A2" w:themeColor="accent4" w:sz="8" w:space="0"/>
+        <w:bottom w:val="single" w:color="8064A2" w:themeColor="accent4" w:sz="8" w:space="0"/>
+        <w:right w:val="single" w:color="8064A2" w:themeColor="accent4" w:sz="8" w:space="0"/>
       </w:tblBorders>
     </w:tblPr>
     <w:tblStylePr w:type="firstRow">
@@ -4761,10 +5529,10 @@
       <w:tblPr/>
       <w:tcPr>
         <w:tcBorders>
-          <w:top w:val="double" w:sz="6" w:space="0" w:color="8064A2" w:themeColor="accent4"/>
-          <w:left w:val="single" w:sz="8" w:space="0" w:color="8064A2" w:themeColor="accent4"/>
-          <w:bottom w:val="single" w:sz="8" w:space="0" w:color="8064A2" w:themeColor="accent4"/>
-          <w:right w:val="single" w:sz="8" w:space="0" w:color="8064A2" w:themeColor="accent4"/>
+          <w:top w:val="double" w:color="8064A2" w:themeColor="accent4" w:sz="6" w:space="0"/>
+          <w:left w:val="single" w:color="8064A2" w:themeColor="accent4" w:sz="8" w:space="0"/>
+          <w:bottom w:val="single" w:color="8064A2" w:themeColor="accent4" w:sz="8" w:space="0"/>
+          <w:right w:val="single" w:color="8064A2" w:themeColor="accent4" w:sz="8" w:space="0"/>
         </w:tcBorders>
       </w:tcPr>
     </w:tblStylePr>
@@ -4784,10 +5552,10 @@
       <w:tblPr/>
       <w:tcPr>
         <w:tcBorders>
-          <w:top w:val="single" w:sz="8" w:space="0" w:color="8064A2" w:themeColor="accent4"/>
-          <w:left w:val="single" w:sz="8" w:space="0" w:color="8064A2" w:themeColor="accent4"/>
-          <w:bottom w:val="single" w:sz="8" w:space="0" w:color="8064A2" w:themeColor="accent4"/>
-          <w:right w:val="single" w:sz="8" w:space="0" w:color="8064A2" w:themeColor="accent4"/>
+          <w:top w:val="single" w:color="8064A2" w:themeColor="accent4" w:sz="8" w:space="0"/>
+          <w:left w:val="single" w:color="8064A2" w:themeColor="accent4" w:sz="8" w:space="0"/>
+          <w:bottom w:val="single" w:color="8064A2" w:themeColor="accent4" w:sz="8" w:space="0"/>
+          <w:right w:val="single" w:color="8064A2" w:themeColor="accent4" w:sz="8" w:space="0"/>
         </w:tcBorders>
       </w:tcPr>
     </w:tblStylePr>
@@ -4795,10 +5563,10 @@
       <w:tblPr/>
       <w:tcPr>
         <w:tcBorders>
-          <w:top w:val="single" w:sz="8" w:space="0" w:color="8064A2" w:themeColor="accent4"/>
-          <w:left w:val="single" w:sz="8" w:space="0" w:color="8064A2" w:themeColor="accent4"/>
-          <w:bottom w:val="single" w:sz="8" w:space="0" w:color="8064A2" w:themeColor="accent4"/>
-          <w:right w:val="single" w:sz="8" w:space="0" w:color="8064A2" w:themeColor="accent4"/>
+          <w:top w:val="single" w:color="8064A2" w:themeColor="accent4" w:sz="8" w:space="0"/>
+          <w:left w:val="single" w:color="8064A2" w:themeColor="accent4" w:sz="8" w:space="0"/>
+          <w:bottom w:val="single" w:color="8064A2" w:themeColor="accent4" w:sz="8" w:space="0"/>
+          <w:right w:val="single" w:color="8064A2" w:themeColor="accent4" w:sz="8" w:space="0"/>
         </w:tcBorders>
       </w:tcPr>
     </w:tblStylePr>
@@ -4815,10 +5583,10 @@
       <w:tblStyleRowBandSize w:val="1"/>
       <w:tblStyleColBandSize w:val="1"/>
       <w:tblBorders>
-        <w:top w:val="single" w:sz="8" w:space="0" w:color="4BACC6" w:themeColor="accent5"/>
-        <w:left w:val="single" w:sz="8" w:space="0" w:color="4BACC6" w:themeColor="accent5"/>
-        <w:bottom w:val="single" w:sz="8" w:space="0" w:color="4BACC6" w:themeColor="accent5"/>
-        <w:right w:val="single" w:sz="8" w:space="0" w:color="4BACC6" w:themeColor="accent5"/>
+        <w:top w:val="single" w:color="4BACC6" w:themeColor="accent5" w:sz="8" w:space="0"/>
+        <w:left w:val="single" w:color="4BACC6" w:themeColor="accent5" w:sz="8" w:space="0"/>
+        <w:bottom w:val="single" w:color="4BACC6" w:themeColor="accent5" w:sz="8" w:space="0"/>
+        <w:right w:val="single" w:color="4BACC6" w:themeColor="accent5" w:sz="8" w:space="0"/>
       </w:tblBorders>
     </w:tblPr>
     <w:tblStylePr w:type="firstRow">
@@ -4846,10 +5614,10 @@
       <w:tblPr/>
       <w:tcPr>
         <w:tcBorders>
-          <w:top w:val="double" w:sz="6" w:space="0" w:color="4BACC6" w:themeColor="accent5"/>
-          <w:left w:val="single" w:sz="8" w:space="0" w:color="4BACC6" w:themeColor="accent5"/>
-          <w:bottom w:val="single" w:sz="8" w:space="0" w:color="4BACC6" w:themeColor="accent5"/>
-          <w:right w:val="single" w:sz="8" w:space="0" w:color="4BACC6" w:themeColor="accent5"/>
+          <w:top w:val="double" w:color="4BACC6" w:themeColor="accent5" w:sz="6" w:space="0"/>
+          <w:left w:val="single" w:color="4BACC6" w:themeColor="accent5" w:sz="8" w:space="0"/>
+          <w:bottom w:val="single" w:color="4BACC6" w:themeColor="accent5" w:sz="8" w:space="0"/>
+          <w:right w:val="single" w:color="4BACC6" w:themeColor="accent5" w:sz="8" w:space="0"/>
         </w:tcBorders>
       </w:tcPr>
     </w:tblStylePr>
@@ -4869,10 +5637,10 @@
       <w:tblPr/>
       <w:tcPr>
         <w:tcBorders>
-          <w:top w:val="single" w:sz="8" w:space="0" w:color="4BACC6" w:themeColor="accent5"/>
-          <w:left w:val="single" w:sz="8" w:space="0" w:color="4BACC6" w:themeColor="accent5"/>
-          <w:bottom w:val="single" w:sz="8" w:space="0" w:color="4BACC6" w:themeColor="accent5"/>
-          <w:right w:val="single" w:sz="8" w:space="0" w:color="4BACC6" w:themeColor="accent5"/>
+          <w:top w:val="single" w:color="4BACC6" w:themeColor="accent5" w:sz="8" w:space="0"/>
+          <w:left w:val="single" w:color="4BACC6" w:themeColor="accent5" w:sz="8" w:space="0"/>
+          <w:bottom w:val="single" w:color="4BACC6" w:themeColor="accent5" w:sz="8" w:space="0"/>
+          <w:right w:val="single" w:color="4BACC6" w:themeColor="accent5" w:sz="8" w:space="0"/>
         </w:tcBorders>
       </w:tcPr>
     </w:tblStylePr>
@@ -4880,10 +5648,10 @@
       <w:tblPr/>
       <w:tcPr>
         <w:tcBorders>
-          <w:top w:val="single" w:sz="8" w:space="0" w:color="4BACC6" w:themeColor="accent5"/>
-          <w:left w:val="single" w:sz="8" w:space="0" w:color="4BACC6" w:themeColor="accent5"/>
-          <w:bottom w:val="single" w:sz="8" w:space="0" w:color="4BACC6" w:themeColor="accent5"/>
-          <w:right w:val="single" w:sz="8" w:space="0" w:color="4BACC6" w:themeColor="accent5"/>
+          <w:top w:val="single" w:color="4BACC6" w:themeColor="accent5" w:sz="8" w:space="0"/>
+          <w:left w:val="single" w:color="4BACC6" w:themeColor="accent5" w:sz="8" w:space="0"/>
+          <w:bottom w:val="single" w:color="4BACC6" w:themeColor="accent5" w:sz="8" w:space="0"/>
+          <w:right w:val="single" w:color="4BACC6" w:themeColor="accent5" w:sz="8" w:space="0"/>
         </w:tcBorders>
       </w:tcPr>
     </w:tblStylePr>
@@ -4900,10 +5668,10 @@
       <w:tblStyleRowBandSize w:val="1"/>
       <w:tblStyleColBandSize w:val="1"/>
       <w:tblBorders>
-        <w:top w:val="single" w:sz="8" w:space="0" w:color="F79646" w:themeColor="accent6"/>
-        <w:left w:val="single" w:sz="8" w:space="0" w:color="F79646" w:themeColor="accent6"/>
-        <w:bottom w:val="single" w:sz="8" w:space="0" w:color="F79646" w:themeColor="accent6"/>
-        <w:right w:val="single" w:sz="8" w:space="0" w:color="F79646" w:themeColor="accent6"/>
+        <w:top w:val="single" w:color="F79646" w:themeColor="accent6" w:sz="8" w:space="0"/>
+        <w:left w:val="single" w:color="F79646" w:themeColor="accent6" w:sz="8" w:space="0"/>
+        <w:bottom w:val="single" w:color="F79646" w:themeColor="accent6" w:sz="8" w:space="0"/>
+        <w:right w:val="single" w:color="F79646" w:themeColor="accent6" w:sz="8" w:space="0"/>
       </w:tblBorders>
     </w:tblPr>
     <w:tblStylePr w:type="firstRow">
@@ -4931,10 +5699,10 @@
       <w:tblPr/>
       <w:tcPr>
         <w:tcBorders>
-          <w:top w:val="double" w:sz="6" w:space="0" w:color="F79646" w:themeColor="accent6"/>
-          <w:left w:val="single" w:sz="8" w:space="0" w:color="F79646" w:themeColor="accent6"/>
-          <w:bottom w:val="single" w:sz="8" w:space="0" w:color="F79646" w:themeColor="accent6"/>
-          <w:right w:val="single" w:sz="8" w:space="0" w:color="F79646" w:themeColor="accent6"/>
+          <w:top w:val="double" w:color="F79646" w:themeColor="accent6" w:sz="6" w:space="0"/>
+          <w:left w:val="single" w:color="F79646" w:themeColor="accent6" w:sz="8" w:space="0"/>
+          <w:bottom w:val="single" w:color="F79646" w:themeColor="accent6" w:sz="8" w:space="0"/>
+          <w:right w:val="single" w:color="F79646" w:themeColor="accent6" w:sz="8" w:space="0"/>
         </w:tcBorders>
       </w:tcPr>
     </w:tblStylePr>
@@ -4954,10 +5722,10 @@
       <w:tblPr/>
       <w:tcPr>
         <w:tcBorders>
-          <w:top w:val="single" w:sz="8" w:space="0" w:color="F79646" w:themeColor="accent6"/>
-          <w:left w:val="single" w:sz="8" w:space="0" w:color="F79646" w:themeColor="accent6"/>
-          <w:bottom w:val="single" w:sz="8" w:space="0" w:color="F79646" w:themeColor="accent6"/>
-          <w:right w:val="single" w:sz="8" w:space="0" w:color="F79646" w:themeColor="accent6"/>
+          <w:top w:val="single" w:color="F79646" w:themeColor="accent6" w:sz="8" w:space="0"/>
+          <w:left w:val="single" w:color="F79646" w:themeColor="accent6" w:sz="8" w:space="0"/>
+          <w:bottom w:val="single" w:color="F79646" w:themeColor="accent6" w:sz="8" w:space="0"/>
+          <w:right w:val="single" w:color="F79646" w:themeColor="accent6" w:sz="8" w:space="0"/>
         </w:tcBorders>
       </w:tcPr>
     </w:tblStylePr>
@@ -4965,10 +5733,10 @@
       <w:tblPr/>
       <w:tcPr>
         <w:tcBorders>
-          <w:top w:val="single" w:sz="8" w:space="0" w:color="F79646" w:themeColor="accent6"/>
-          <w:left w:val="single" w:sz="8" w:space="0" w:color="F79646" w:themeColor="accent6"/>
-          <w:bottom w:val="single" w:sz="8" w:space="0" w:color="F79646" w:themeColor="accent6"/>
-          <w:right w:val="single" w:sz="8" w:space="0" w:color="F79646" w:themeColor="accent6"/>
+          <w:top w:val="single" w:color="F79646" w:themeColor="accent6" w:sz="8" w:space="0"/>
+          <w:left w:val="single" w:color="F79646" w:themeColor="accent6" w:sz="8" w:space="0"/>
+          <w:bottom w:val="single" w:color="F79646" w:themeColor="accent6" w:sz="8" w:space="0"/>
+          <w:right w:val="single" w:color="F79646" w:themeColor="accent6" w:sz="8" w:space="0"/>
         </w:tcBorders>
       </w:tcPr>
     </w:tblStylePr>
@@ -4985,12 +5753,12 @@
       <w:tblStyleRowBandSize w:val="1"/>
       <w:tblStyleColBandSize w:val="1"/>
       <w:tblBorders>
-        <w:top w:val="single" w:sz="8" w:space="0" w:color="000000" w:themeColor="text1"/>
-        <w:left w:val="single" w:sz="8" w:space="0" w:color="000000" w:themeColor="text1"/>
-        <w:bottom w:val="single" w:sz="8" w:space="0" w:color="000000" w:themeColor="text1"/>
-        <w:right w:val="single" w:sz="8" w:space="0" w:color="000000" w:themeColor="text1"/>
-        <w:insideH w:val="single" w:sz="8" w:space="0" w:color="000000" w:themeColor="text1"/>
-        <w:insideV w:val="single" w:sz="8" w:space="0" w:color="000000" w:themeColor="text1"/>
+        <w:top w:val="single" w:color="000000" w:themeColor="text1" w:sz="8" w:space="0"/>
+        <w:left w:val="single" w:color="000000" w:themeColor="text1" w:sz="8" w:space="0"/>
+        <w:bottom w:val="single" w:color="000000" w:themeColor="text1" w:sz="8" w:space="0"/>
+        <w:right w:val="single" w:color="000000" w:themeColor="text1" w:sz="8" w:space="0"/>
+        <w:insideH w:val="single" w:color="000000" w:themeColor="text1" w:sz="8" w:space="0"/>
+        <w:insideV w:val="single" w:color="000000" w:themeColor="text1" w:sz="8" w:space="0"/>
       </w:tblBorders>
     </w:tblPr>
     <w:tblStylePr w:type="firstRow">
@@ -4998,19 +5766,19 @@
         <w:spacing w:before="0" w:after="0" w:line="240" w:lineRule="auto"/>
       </w:pPr>
       <w:rPr>
-        <w:rFonts w:asciiTheme="majorHAnsi" w:eastAsiaTheme="majorEastAsia" w:hAnsiTheme="majorHAnsi" w:cstheme="majorBidi"/>
-        <w:b/>
-        <w:bCs/>
-      </w:rPr>
-      <w:tblPr/>
-      <w:tcPr>
-        <w:tcBorders>
-          <w:top w:val="single" w:sz="8" w:space="0" w:color="000000" w:themeColor="text1"/>
-          <w:left w:val="single" w:sz="8" w:space="0" w:color="000000" w:themeColor="text1"/>
-          <w:bottom w:val="single" w:sz="18" w:space="0" w:color="000000" w:themeColor="text1"/>
-          <w:right w:val="single" w:sz="8" w:space="0" w:color="000000" w:themeColor="text1"/>
-          <w:insideH w:val="nil"/>
-          <w:insideV w:val="single" w:sz="8" w:space="0" w:color="000000" w:themeColor="text1"/>
+        <w:rFonts w:asciiTheme="majorHAnsi" w:hAnsiTheme="majorHAnsi" w:eastAsiaTheme="majorEastAsia" w:cstheme="majorBidi"/>
+        <w:b/>
+        <w:bCs/>
+      </w:rPr>
+      <w:tblPr/>
+      <w:tcPr>
+        <w:tcBorders>
+          <w:top w:val="single" w:color="000000" w:themeColor="text1" w:sz="8" w:space="0"/>
+          <w:left w:val="single" w:color="000000" w:themeColor="text1" w:sz="8" w:space="0"/>
+          <w:bottom w:val="single" w:color="000000" w:themeColor="text1" w:sz="18" w:space="0"/>
+          <w:right w:val="single" w:color="000000" w:themeColor="text1" w:sz="8" w:space="0"/>
+          <w:insideH w:val="nil"/>
+          <w:insideV w:val="single" w:color="000000" w:themeColor="text1" w:sz="8" w:space="0"/>
         </w:tcBorders>
       </w:tcPr>
     </w:tblStylePr>
@@ -5019,42 +5787,42 @@
         <w:spacing w:before="0" w:after="0" w:line="240" w:lineRule="auto"/>
       </w:pPr>
       <w:rPr>
-        <w:rFonts w:asciiTheme="majorHAnsi" w:eastAsiaTheme="majorEastAsia" w:hAnsiTheme="majorHAnsi" w:cstheme="majorBidi"/>
-        <w:b/>
-        <w:bCs/>
-      </w:rPr>
-      <w:tblPr/>
-      <w:tcPr>
-        <w:tcBorders>
-          <w:top w:val="double" w:sz="6" w:space="0" w:color="000000" w:themeColor="text1"/>
-          <w:left w:val="single" w:sz="8" w:space="0" w:color="000000" w:themeColor="text1"/>
-          <w:bottom w:val="single" w:sz="8" w:space="0" w:color="000000" w:themeColor="text1"/>
-          <w:right w:val="single" w:sz="8" w:space="0" w:color="000000" w:themeColor="text1"/>
-          <w:insideH w:val="nil"/>
-          <w:insideV w:val="single" w:sz="8" w:space="0" w:color="000000" w:themeColor="text1"/>
+        <w:rFonts w:asciiTheme="majorHAnsi" w:hAnsiTheme="majorHAnsi" w:eastAsiaTheme="majorEastAsia" w:cstheme="majorBidi"/>
+        <w:b/>
+        <w:bCs/>
+      </w:rPr>
+      <w:tblPr/>
+      <w:tcPr>
+        <w:tcBorders>
+          <w:top w:val="double" w:color="000000" w:themeColor="text1" w:sz="6" w:space="0"/>
+          <w:left w:val="single" w:color="000000" w:themeColor="text1" w:sz="8" w:space="0"/>
+          <w:bottom w:val="single" w:color="000000" w:themeColor="text1" w:sz="8" w:space="0"/>
+          <w:right w:val="single" w:color="000000" w:themeColor="text1" w:sz="8" w:space="0"/>
+          <w:insideH w:val="nil"/>
+          <w:insideV w:val="single" w:color="000000" w:themeColor="text1" w:sz="8" w:space="0"/>
         </w:tcBorders>
       </w:tcPr>
     </w:tblStylePr>
     <w:tblStylePr w:type="firstCol">
       <w:rPr>
-        <w:rFonts w:asciiTheme="majorHAnsi" w:eastAsiaTheme="majorEastAsia" w:hAnsiTheme="majorHAnsi" w:cstheme="majorBidi"/>
+        <w:rFonts w:asciiTheme="majorHAnsi" w:hAnsiTheme="majorHAnsi" w:eastAsiaTheme="majorEastAsia" w:cstheme="majorBidi"/>
         <w:b/>
         <w:bCs/>
       </w:rPr>
     </w:tblStylePr>
     <w:tblStylePr w:type="lastCol">
       <w:rPr>
-        <w:rFonts w:asciiTheme="majorHAnsi" w:eastAsiaTheme="majorEastAsia" w:hAnsiTheme="majorHAnsi" w:cstheme="majorBidi"/>
-        <w:b/>
-        <w:bCs/>
-      </w:rPr>
-      <w:tblPr/>
-      <w:tcPr>
-        <w:tcBorders>
-          <w:top w:val="single" w:sz="8" w:space="0" w:color="000000" w:themeColor="text1"/>
-          <w:left w:val="single" w:sz="8" w:space="0" w:color="000000" w:themeColor="text1"/>
-          <w:bottom w:val="single" w:sz="8" w:space="0" w:color="000000" w:themeColor="text1"/>
-          <w:right w:val="single" w:sz="8" w:space="0" w:color="000000" w:themeColor="text1"/>
+        <w:rFonts w:asciiTheme="majorHAnsi" w:hAnsiTheme="majorHAnsi" w:eastAsiaTheme="majorEastAsia" w:cstheme="majorBidi"/>
+        <w:b/>
+        <w:bCs/>
+      </w:rPr>
+      <w:tblPr/>
+      <w:tcPr>
+        <w:tcBorders>
+          <w:top w:val="single" w:color="000000" w:themeColor="text1" w:sz="8" w:space="0"/>
+          <w:left w:val="single" w:color="000000" w:themeColor="text1" w:sz="8" w:space="0"/>
+          <w:bottom w:val="single" w:color="000000" w:themeColor="text1" w:sz="8" w:space="0"/>
+          <w:right w:val="single" w:color="000000" w:themeColor="text1" w:sz="8" w:space="0"/>
         </w:tcBorders>
       </w:tcPr>
     </w:tblStylePr>
@@ -5062,10 +5830,10 @@
       <w:tblPr/>
       <w:tcPr>
         <w:tcBorders>
-          <w:top w:val="single" w:sz="8" w:space="0" w:color="000000" w:themeColor="text1"/>
-          <w:left w:val="single" w:sz="8" w:space="0" w:color="000000" w:themeColor="text1"/>
-          <w:bottom w:val="single" w:sz="8" w:space="0" w:color="000000" w:themeColor="text1"/>
-          <w:right w:val="single" w:sz="8" w:space="0" w:color="000000" w:themeColor="text1"/>
+          <w:top w:val="single" w:color="000000" w:themeColor="text1" w:sz="8" w:space="0"/>
+          <w:left w:val="single" w:color="000000" w:themeColor="text1" w:sz="8" w:space="0"/>
+          <w:bottom w:val="single" w:color="000000" w:themeColor="text1" w:sz="8" w:space="0"/>
+          <w:right w:val="single" w:color="000000" w:themeColor="text1" w:sz="8" w:space="0"/>
         </w:tcBorders>
         <w:shd w:val="clear" w:color="auto" w:fill="C0C0C0" w:themeFill="text1" w:themeFillTint="3F"/>
       </w:tcPr>
@@ -5074,11 +5842,11 @@
       <w:tblPr/>
       <w:tcPr>
         <w:tcBorders>
-          <w:top w:val="single" w:sz="8" w:space="0" w:color="000000" w:themeColor="text1"/>
-          <w:left w:val="single" w:sz="8" w:space="0" w:color="000000" w:themeColor="text1"/>
-          <w:bottom w:val="single" w:sz="8" w:space="0" w:color="000000" w:themeColor="text1"/>
-          <w:right w:val="single" w:sz="8" w:space="0" w:color="000000" w:themeColor="text1"/>
-          <w:insideV w:val="single" w:sz="8" w:space="0" w:color="000000" w:themeColor="text1"/>
+          <w:top w:val="single" w:color="000000" w:themeColor="text1" w:sz="8" w:space="0"/>
+          <w:left w:val="single" w:color="000000" w:themeColor="text1" w:sz="8" w:space="0"/>
+          <w:bottom w:val="single" w:color="000000" w:themeColor="text1" w:sz="8" w:space="0"/>
+          <w:right w:val="single" w:color="000000" w:themeColor="text1" w:sz="8" w:space="0"/>
+          <w:insideV w:val="single" w:color="000000" w:themeColor="text1" w:sz="8" w:space="0"/>
         </w:tcBorders>
         <w:shd w:val="clear" w:color="auto" w:fill="C0C0C0" w:themeFill="text1" w:themeFillTint="3F"/>
       </w:tcPr>
@@ -5087,11 +5855,11 @@
       <w:tblPr/>
       <w:tcPr>
         <w:tcBorders>
-          <w:top w:val="single" w:sz="8" w:space="0" w:color="000000" w:themeColor="text1"/>
-          <w:left w:val="single" w:sz="8" w:space="0" w:color="000000" w:themeColor="text1"/>
-          <w:bottom w:val="single" w:sz="8" w:space="0" w:color="000000" w:themeColor="text1"/>
-          <w:right w:val="single" w:sz="8" w:space="0" w:color="000000" w:themeColor="text1"/>
-          <w:insideV w:val="single" w:sz="8" w:space="0" w:color="000000" w:themeColor="text1"/>
+          <w:top w:val="single" w:color="000000" w:themeColor="text1" w:sz="8" w:space="0"/>
+          <w:left w:val="single" w:color="000000" w:themeColor="text1" w:sz="8" w:space="0"/>
+          <w:bottom w:val="single" w:color="000000" w:themeColor="text1" w:sz="8" w:space="0"/>
+          <w:right w:val="single" w:color="000000" w:themeColor="text1" w:sz="8" w:space="0"/>
+          <w:insideV w:val="single" w:color="000000" w:themeColor="text1" w:sz="8" w:space="0"/>
         </w:tcBorders>
       </w:tcPr>
     </w:tblStylePr>
@@ -5108,12 +5876,12 @@
       <w:tblStyleRowBandSize w:val="1"/>
       <w:tblStyleColBandSize w:val="1"/>
       <w:tblBorders>
-        <w:top w:val="single" w:sz="8" w:space="0" w:color="4F81BD" w:themeColor="accent1"/>
-        <w:left w:val="single" w:sz="8" w:space="0" w:color="4F81BD" w:themeColor="accent1"/>
-        <w:bottom w:val="single" w:sz="8" w:space="0" w:color="4F81BD" w:themeColor="accent1"/>
-        <w:right w:val="single" w:sz="8" w:space="0" w:color="4F81BD" w:themeColor="accent1"/>
-        <w:insideH w:val="single" w:sz="8" w:space="0" w:color="4F81BD" w:themeColor="accent1"/>
-        <w:insideV w:val="single" w:sz="8" w:space="0" w:color="4F81BD" w:themeColor="accent1"/>
+        <w:top w:val="single" w:color="4F81BD" w:themeColor="accent1" w:sz="8" w:space="0"/>
+        <w:left w:val="single" w:color="4F81BD" w:themeColor="accent1" w:sz="8" w:space="0"/>
+        <w:bottom w:val="single" w:color="4F81BD" w:themeColor="accent1" w:sz="8" w:space="0"/>
+        <w:right w:val="single" w:color="4F81BD" w:themeColor="accent1" w:sz="8" w:space="0"/>
+        <w:insideH w:val="single" w:color="4F81BD" w:themeColor="accent1" w:sz="8" w:space="0"/>
+        <w:insideV w:val="single" w:color="4F81BD" w:themeColor="accent1" w:sz="8" w:space="0"/>
       </w:tblBorders>
     </w:tblPr>
     <w:tblStylePr w:type="firstRow">
@@ -5121,19 +5889,19 @@
         <w:spacing w:before="0" w:after="0" w:line="240" w:lineRule="auto"/>
       </w:pPr>
       <w:rPr>
-        <w:rFonts w:asciiTheme="majorHAnsi" w:eastAsiaTheme="majorEastAsia" w:hAnsiTheme="majorHAnsi" w:cstheme="majorBidi"/>
-        <w:b/>
-        <w:bCs/>
-      </w:rPr>
-      <w:tblPr/>
-      <w:tcPr>
-        <w:tcBorders>
-          <w:top w:val="single" w:sz="8" w:space="0" w:color="4F81BD" w:themeColor="accent1"/>
-          <w:left w:val="single" w:sz="8" w:space="0" w:color="4F81BD" w:themeColor="accent1"/>
-          <w:bottom w:val="single" w:sz="18" w:space="0" w:color="4F81BD" w:themeColor="accent1"/>
-          <w:right w:val="single" w:sz="8" w:space="0" w:color="4F81BD" w:themeColor="accent1"/>
-          <w:insideH w:val="nil"/>
-          <w:insideV w:val="single" w:sz="8" w:space="0" w:color="4F81BD" w:themeColor="accent1"/>
+        <w:rFonts w:asciiTheme="majorHAnsi" w:hAnsiTheme="majorHAnsi" w:eastAsiaTheme="majorEastAsia" w:cstheme="majorBidi"/>
+        <w:b/>
+        <w:bCs/>
+      </w:rPr>
+      <w:tblPr/>
+      <w:tcPr>
+        <w:tcBorders>
+          <w:top w:val="single" w:color="4F81BD" w:themeColor="accent1" w:sz="8" w:space="0"/>
+          <w:left w:val="single" w:color="4F81BD" w:themeColor="accent1" w:sz="8" w:space="0"/>
+          <w:bottom w:val="single" w:color="4F81BD" w:themeColor="accent1" w:sz="18" w:space="0"/>
+          <w:right w:val="single" w:color="4F81BD" w:themeColor="accent1" w:sz="8" w:space="0"/>
+          <w:insideH w:val="nil"/>
+          <w:insideV w:val="single" w:color="4F81BD" w:themeColor="accent1" w:sz="8" w:space="0"/>
         </w:tcBorders>
       </w:tcPr>
     </w:tblStylePr>
@@ -5142,42 +5910,42 @@
         <w:spacing w:before="0" w:after="0" w:line="240" w:lineRule="auto"/>
       </w:pPr>
       <w:rPr>
-        <w:rFonts w:asciiTheme="majorHAnsi" w:eastAsiaTheme="majorEastAsia" w:hAnsiTheme="majorHAnsi" w:cstheme="majorBidi"/>
-        <w:b/>
-        <w:bCs/>
-      </w:rPr>
-      <w:tblPr/>
-      <w:tcPr>
-        <w:tcBorders>
-          <w:top w:val="double" w:sz="6" w:space="0" w:color="4F81BD" w:themeColor="accent1"/>
-          <w:left w:val="single" w:sz="8" w:space="0" w:color="4F81BD" w:themeColor="accent1"/>
-          <w:bottom w:val="single" w:sz="8" w:space="0" w:color="4F81BD" w:themeColor="accent1"/>
-          <w:right w:val="single" w:sz="8" w:space="0" w:color="4F81BD" w:themeColor="accent1"/>
-          <w:insideH w:val="nil"/>
-          <w:insideV w:val="single" w:sz="8" w:space="0" w:color="4F81BD" w:themeColor="accent1"/>
+        <w:rFonts w:asciiTheme="majorHAnsi" w:hAnsiTheme="majorHAnsi" w:eastAsiaTheme="majorEastAsia" w:cstheme="majorBidi"/>
+        <w:b/>
+        <w:bCs/>
+      </w:rPr>
+      <w:tblPr/>
+      <w:tcPr>
+        <w:tcBorders>
+          <w:top w:val="double" w:color="4F81BD" w:themeColor="accent1" w:sz="6" w:space="0"/>
+          <w:left w:val="single" w:color="4F81BD" w:themeColor="accent1" w:sz="8" w:space="0"/>
+          <w:bottom w:val="single" w:color="4F81BD" w:themeColor="accent1" w:sz="8" w:space="0"/>
+          <w:right w:val="single" w:color="4F81BD" w:themeColor="accent1" w:sz="8" w:space="0"/>
+          <w:insideH w:val="nil"/>
+          <w:insideV w:val="single" w:color="4F81BD" w:themeColor="accent1" w:sz="8" w:space="0"/>
         </w:tcBorders>
       </w:tcPr>
     </w:tblStylePr>
     <w:tblStylePr w:type="firstCol">
       <w:rPr>
-        <w:rFonts w:asciiTheme="majorHAnsi" w:eastAsiaTheme="majorEastAsia" w:hAnsiTheme="majorHAnsi" w:cstheme="majorBidi"/>
+        <w:rFonts w:asciiTheme="majorHAnsi" w:hAnsiTheme="majorHAnsi" w:eastAsiaTheme="majorEastAsia" w:cstheme="majorBidi"/>
         <w:b/>
         <w:bCs/>
       </w:rPr>
     </w:tblStylePr>
     <w:tblStylePr w:type="lastCol">
       <w:rPr>
-        <w:rFonts w:asciiTheme="majorHAnsi" w:eastAsiaTheme="majorEastAsia" w:hAnsiTheme="majorHAnsi" w:cstheme="majorBidi"/>
-        <w:b/>
-        <w:bCs/>
-      </w:rPr>
-      <w:tblPr/>
-      <w:tcPr>
-        <w:tcBorders>
-          <w:top w:val="single" w:sz="8" w:space="0" w:color="4F81BD" w:themeColor="accent1"/>
-          <w:left w:val="single" w:sz="8" w:space="0" w:color="4F81BD" w:themeColor="accent1"/>
-          <w:bottom w:val="single" w:sz="8" w:space="0" w:color="4F81BD" w:themeColor="accent1"/>
-          <w:right w:val="single" w:sz="8" w:space="0" w:color="4F81BD" w:themeColor="accent1"/>
+        <w:rFonts w:asciiTheme="majorHAnsi" w:hAnsiTheme="majorHAnsi" w:eastAsiaTheme="majorEastAsia" w:cstheme="majorBidi"/>
+        <w:b/>
+        <w:bCs/>
+      </w:rPr>
+      <w:tblPr/>
+      <w:tcPr>
+        <w:tcBorders>
+          <w:top w:val="single" w:color="4F81BD" w:themeColor="accent1" w:sz="8" w:space="0"/>
+          <w:left w:val="single" w:color="4F81BD" w:themeColor="accent1" w:sz="8" w:space="0"/>
+          <w:bottom w:val="single" w:color="4F81BD" w:themeColor="accent1" w:sz="8" w:space="0"/>
+          <w:right w:val="single" w:color="4F81BD" w:themeColor="accent1" w:sz="8" w:space="0"/>
         </w:tcBorders>
       </w:tcPr>
     </w:tblStylePr>
@@ -5185,10 +5953,10 @@
       <w:tblPr/>
       <w:tcPr>
         <w:tcBorders>
-          <w:top w:val="single" w:sz="8" w:space="0" w:color="4F81BD" w:themeColor="accent1"/>
-          <w:left w:val="single" w:sz="8" w:space="0" w:color="4F81BD" w:themeColor="accent1"/>
-          <w:bottom w:val="single" w:sz="8" w:space="0" w:color="4F81BD" w:themeColor="accent1"/>
-          <w:right w:val="single" w:sz="8" w:space="0" w:color="4F81BD" w:themeColor="accent1"/>
+          <w:top w:val="single" w:color="4F81BD" w:themeColor="accent1" w:sz="8" w:space="0"/>
+          <w:left w:val="single" w:color="4F81BD" w:themeColor="accent1" w:sz="8" w:space="0"/>
+          <w:bottom w:val="single" w:color="4F81BD" w:themeColor="accent1" w:sz="8" w:space="0"/>
+          <w:right w:val="single" w:color="4F81BD" w:themeColor="accent1" w:sz="8" w:space="0"/>
         </w:tcBorders>
         <w:shd w:val="clear" w:color="auto" w:fill="D3DFEE" w:themeFill="accent1" w:themeFillTint="3F"/>
       </w:tcPr>
@@ -5197,11 +5965,11 @@
       <w:tblPr/>
       <w:tcPr>
         <w:tcBorders>
-          <w:top w:val="single" w:sz="8" w:space="0" w:color="4F81BD" w:themeColor="accent1"/>
-          <w:left w:val="single" w:sz="8" w:space="0" w:color="4F81BD" w:themeColor="accent1"/>
-          <w:bottom w:val="single" w:sz="8" w:space="0" w:color="4F81BD" w:themeColor="accent1"/>
-          <w:right w:val="single" w:sz="8" w:space="0" w:color="4F81BD" w:themeColor="accent1"/>
-          <w:insideV w:val="single" w:sz="8" w:space="0" w:color="4F81BD" w:themeColor="accent1"/>
+          <w:top w:val="single" w:color="4F81BD" w:themeColor="accent1" w:sz="8" w:space="0"/>
+          <w:left w:val="single" w:color="4F81BD" w:themeColor="accent1" w:sz="8" w:space="0"/>
+          <w:bottom w:val="single" w:color="4F81BD" w:themeColor="accent1" w:sz="8" w:space="0"/>
+          <w:right w:val="single" w:color="4F81BD" w:themeColor="accent1" w:sz="8" w:space="0"/>
+          <w:insideV w:val="single" w:color="4F81BD" w:themeColor="accent1" w:sz="8" w:space="0"/>
         </w:tcBorders>
         <w:shd w:val="clear" w:color="auto" w:fill="D3DFEE" w:themeFill="accent1" w:themeFillTint="3F"/>
       </w:tcPr>
@@ -5210,11 +5978,11 @@
       <w:tblPr/>
       <w:tcPr>
         <w:tcBorders>
-          <w:top w:val="single" w:sz="8" w:space="0" w:color="4F81BD" w:themeColor="accent1"/>
-          <w:left w:val="single" w:sz="8" w:space="0" w:color="4F81BD" w:themeColor="accent1"/>
-          <w:bottom w:val="single" w:sz="8" w:space="0" w:color="4F81BD" w:themeColor="accent1"/>
-          <w:right w:val="single" w:sz="8" w:space="0" w:color="4F81BD" w:themeColor="accent1"/>
-          <w:insideV w:val="single" w:sz="8" w:space="0" w:color="4F81BD" w:themeColor="accent1"/>
+          <w:top w:val="single" w:color="4F81BD" w:themeColor="accent1" w:sz="8" w:space="0"/>
+          <w:left w:val="single" w:color="4F81BD" w:themeColor="accent1" w:sz="8" w:space="0"/>
+          <w:bottom w:val="single" w:color="4F81BD" w:themeColor="accent1" w:sz="8" w:space="0"/>
+          <w:right w:val="single" w:color="4F81BD" w:themeColor="accent1" w:sz="8" w:space="0"/>
+          <w:insideV w:val="single" w:color="4F81BD" w:themeColor="accent1" w:sz="8" w:space="0"/>
         </w:tcBorders>
       </w:tcPr>
     </w:tblStylePr>
@@ -5231,12 +5999,12 @@
       <w:tblStyleRowBandSize w:val="1"/>
       <w:tblStyleColBandSize w:val="1"/>
       <w:tblBorders>
-        <w:top w:val="single" w:sz="8" w:space="0" w:color="C0504D" w:themeColor="accent2"/>
-        <w:left w:val="single" w:sz="8" w:space="0" w:color="C0504D" w:themeColor="accent2"/>
-        <w:bottom w:val="single" w:sz="8" w:space="0" w:color="C0504D" w:themeColor="accent2"/>
-        <w:right w:val="single" w:sz="8" w:space="0" w:color="C0504D" w:themeColor="accent2"/>
-        <w:insideH w:val="single" w:sz="8" w:space="0" w:color="C0504D" w:themeColor="accent2"/>
-        <w:insideV w:val="single" w:sz="8" w:space="0" w:color="C0504D" w:themeColor="accent2"/>
+        <w:top w:val="single" w:color="C0504D" w:themeColor="accent2" w:sz="8" w:space="0"/>
+        <w:left w:val="single" w:color="C0504D" w:themeColor="accent2" w:sz="8" w:space="0"/>
+        <w:bottom w:val="single" w:color="C0504D" w:themeColor="accent2" w:sz="8" w:space="0"/>
+        <w:right w:val="single" w:color="C0504D" w:themeColor="accent2" w:sz="8" w:space="0"/>
+        <w:insideH w:val="single" w:color="C0504D" w:themeColor="accent2" w:sz="8" w:space="0"/>
+        <w:insideV w:val="single" w:color="C0504D" w:themeColor="accent2" w:sz="8" w:space="0"/>
       </w:tblBorders>
     </w:tblPr>
     <w:tblStylePr w:type="firstRow">
@@ -5244,19 +6012,19 @@
         <w:spacing w:before="0" w:after="0" w:line="240" w:lineRule="auto"/>
       </w:pPr>
       <w:rPr>
-        <w:rFonts w:asciiTheme="majorHAnsi" w:eastAsiaTheme="majorEastAsia" w:hAnsiTheme="majorHAnsi" w:cstheme="majorBidi"/>
-        <w:b/>
-        <w:bCs/>
-      </w:rPr>
-      <w:tblPr/>
-      <w:tcPr>
-        <w:tcBorders>
-          <w:top w:val="single" w:sz="8" w:space="0" w:color="C0504D" w:themeColor="accent2"/>
-          <w:left w:val="single" w:sz="8" w:space="0" w:color="C0504D" w:themeColor="accent2"/>
-          <w:bottom w:val="single" w:sz="18" w:space="0" w:color="C0504D" w:themeColor="accent2"/>
-          <w:right w:val="single" w:sz="8" w:space="0" w:color="C0504D" w:themeColor="accent2"/>
-          <w:insideH w:val="nil"/>
-          <w:insideV w:val="single" w:sz="8" w:space="0" w:color="C0504D" w:themeColor="accent2"/>
+        <w:rFonts w:asciiTheme="majorHAnsi" w:hAnsiTheme="majorHAnsi" w:eastAsiaTheme="majorEastAsia" w:cstheme="majorBidi"/>
+        <w:b/>
+        <w:bCs/>
+      </w:rPr>
+      <w:tblPr/>
+      <w:tcPr>
+        <w:tcBorders>
+          <w:top w:val="single" w:color="C0504D" w:themeColor="accent2" w:sz="8" w:space="0"/>
+          <w:left w:val="single" w:color="C0504D" w:themeColor="accent2" w:sz="8" w:space="0"/>
+          <w:bottom w:val="single" w:color="C0504D" w:themeColor="accent2" w:sz="18" w:space="0"/>
+          <w:right w:val="single" w:color="C0504D" w:themeColor="accent2" w:sz="8" w:space="0"/>
+          <w:insideH w:val="nil"/>
+          <w:insideV w:val="single" w:color="C0504D" w:themeColor="accent2" w:sz="8" w:space="0"/>
         </w:tcBorders>
       </w:tcPr>
     </w:tblStylePr>
@@ -5265,42 +6033,42 @@
         <w:spacing w:before="0" w:after="0" w:line="240" w:lineRule="auto"/>
       </w:pPr>
       <w:rPr>
-        <w:rFonts w:asciiTheme="majorHAnsi" w:eastAsiaTheme="majorEastAsia" w:hAnsiTheme="majorHAnsi" w:cstheme="majorBidi"/>
-        <w:b/>
-        <w:bCs/>
-      </w:rPr>
-      <w:tblPr/>
-      <w:tcPr>
-        <w:tcBorders>
-          <w:top w:val="double" w:sz="6" w:space="0" w:color="C0504D" w:themeColor="accent2"/>
-          <w:left w:val="single" w:sz="8" w:space="0" w:color="C0504D" w:themeColor="accent2"/>
-          <w:bottom w:val="single" w:sz="8" w:space="0" w:color="C0504D" w:themeColor="accent2"/>
-          <w:right w:val="single" w:sz="8" w:space="0" w:color="C0504D" w:themeColor="accent2"/>
-          <w:insideH w:val="nil"/>
-          <w:insideV w:val="single" w:sz="8" w:space="0" w:color="C0504D" w:themeColor="accent2"/>
+        <w:rFonts w:asciiTheme="majorHAnsi" w:hAnsiTheme="majorHAnsi" w:eastAsiaTheme="majorEastAsia" w:cstheme="majorBidi"/>
+        <w:b/>
+        <w:bCs/>
+      </w:rPr>
+      <w:tblPr/>
+      <w:tcPr>
+        <w:tcBorders>
+          <w:top w:val="double" w:color="C0504D" w:themeColor="accent2" w:sz="6" w:space="0"/>
+          <w:left w:val="single" w:color="C0504D" w:themeColor="accent2" w:sz="8" w:space="0"/>
+          <w:bottom w:val="single" w:color="C0504D" w:themeColor="accent2" w:sz="8" w:space="0"/>
+          <w:right w:val="single" w:color="C0504D" w:themeColor="accent2" w:sz="8" w:space="0"/>
+          <w:insideH w:val="nil"/>
+          <w:insideV w:val="single" w:color="C0504D" w:themeColor="accent2" w:sz="8" w:space="0"/>
         </w:tcBorders>
       </w:tcPr>
     </w:tblStylePr>
     <w:tblStylePr w:type="firstCol">
       <w:rPr>
-        <w:rFonts w:asciiTheme="majorHAnsi" w:eastAsiaTheme="majorEastAsia" w:hAnsiTheme="majorHAnsi" w:cstheme="majorBidi"/>
+        <w:rFonts w:asciiTheme="majorHAnsi" w:hAnsiTheme="majorHAnsi" w:eastAsiaTheme="majorEastAsia" w:cstheme="majorBidi"/>
         <w:b/>
         <w:bCs/>
       </w:rPr>
     </w:tblStylePr>
     <w:tblStylePr w:type="lastCol">
       <w:rPr>
-        <w:rFonts w:asciiTheme="majorHAnsi" w:eastAsiaTheme="majorEastAsia" w:hAnsiTheme="majorHAnsi" w:cstheme="majorBidi"/>
-        <w:b/>
-        <w:bCs/>
-      </w:rPr>
-      <w:tblPr/>
-      <w:tcPr>
-        <w:tcBorders>
-          <w:top w:val="single" w:sz="8" w:space="0" w:color="C0504D" w:themeColor="accent2"/>
-          <w:left w:val="single" w:sz="8" w:space="0" w:color="C0504D" w:themeColor="accent2"/>
-          <w:bottom w:val="single" w:sz="8" w:space="0" w:color="C0504D" w:themeColor="accent2"/>
-          <w:right w:val="single" w:sz="8" w:space="0" w:color="C0504D" w:themeColor="accent2"/>
+        <w:rFonts w:asciiTheme="majorHAnsi" w:hAnsiTheme="majorHAnsi" w:eastAsiaTheme="majorEastAsia" w:cstheme="majorBidi"/>
+        <w:b/>
+        <w:bCs/>
+      </w:rPr>
+      <w:tblPr/>
+      <w:tcPr>
+        <w:tcBorders>
+          <w:top w:val="single" w:color="C0504D" w:themeColor="accent2" w:sz="8" w:space="0"/>
+          <w:left w:val="single" w:color="C0504D" w:themeColor="accent2" w:sz="8" w:space="0"/>
+          <w:bottom w:val="single" w:color="C0504D" w:themeColor="accent2" w:sz="8" w:space="0"/>
+          <w:right w:val="single" w:color="C0504D" w:themeColor="accent2" w:sz="8" w:space="0"/>
         </w:tcBorders>
       </w:tcPr>
     </w:tblStylePr>
@@ -5308,10 +6076,10 @@
       <w:tblPr/>
       <w:tcPr>
         <w:tcBorders>
-          <w:top w:val="single" w:sz="8" w:space="0" w:color="C0504D" w:themeColor="accent2"/>
-          <w:left w:val="single" w:sz="8" w:space="0" w:color="C0504D" w:themeColor="accent2"/>
-          <w:bottom w:val="single" w:sz="8" w:space="0" w:color="C0504D" w:themeColor="accent2"/>
-          <w:right w:val="single" w:sz="8" w:space="0" w:color="C0504D" w:themeColor="accent2"/>
+          <w:top w:val="single" w:color="C0504D" w:themeColor="accent2" w:sz="8" w:space="0"/>
+          <w:left w:val="single" w:color="C0504D" w:themeColor="accent2" w:sz="8" w:space="0"/>
+          <w:bottom w:val="single" w:color="C0504D" w:themeColor="accent2" w:sz="8" w:space="0"/>
+          <w:right w:val="single" w:color="C0504D" w:themeColor="accent2" w:sz="8" w:space="0"/>
         </w:tcBorders>
         <w:shd w:val="clear" w:color="auto" w:fill="EFD3D2" w:themeFill="accent2" w:themeFillTint="3F"/>
       </w:tcPr>
@@ -5320,11 +6088,11 @@
       <w:tblPr/>
       <w:tcPr>
         <w:tcBorders>
-          <w:top w:val="single" w:sz="8" w:space="0" w:color="C0504D" w:themeColor="accent2"/>
-          <w:left w:val="single" w:sz="8" w:space="0" w:color="C0504D" w:themeColor="accent2"/>
-          <w:bottom w:val="single" w:sz="8" w:space="0" w:color="C0504D" w:themeColor="accent2"/>
-          <w:right w:val="single" w:sz="8" w:space="0" w:color="C0504D" w:themeColor="accent2"/>
-          <w:insideV w:val="single" w:sz="8" w:space="0" w:color="C0504D" w:themeColor="accent2"/>
+          <w:top w:val="single" w:color="C0504D" w:themeColor="accent2" w:sz="8" w:space="0"/>
+          <w:left w:val="single" w:color="C0504D" w:themeColor="accent2" w:sz="8" w:space="0"/>
+          <w:bottom w:val="single" w:color="C0504D" w:themeColor="accent2" w:sz="8" w:space="0"/>
+          <w:right w:val="single" w:color="C0504D" w:themeColor="accent2" w:sz="8" w:space="0"/>
+          <w:insideV w:val="single" w:color="C0504D" w:themeColor="accent2" w:sz="8" w:space="0"/>
         </w:tcBorders>
         <w:shd w:val="clear" w:color="auto" w:fill="EFD3D2" w:themeFill="accent2" w:themeFillTint="3F"/>
       </w:tcPr>
@@ -5333,11 +6101,11 @@
       <w:tblPr/>
       <w:tcPr>
         <w:tcBorders>
-          <w:top w:val="single" w:sz="8" w:space="0" w:color="C0504D" w:themeColor="accent2"/>
-          <w:left w:val="single" w:sz="8" w:space="0" w:color="C0504D" w:themeColor="accent2"/>
-          <w:bottom w:val="single" w:sz="8" w:space="0" w:color="C0504D" w:themeColor="accent2"/>
-          <w:right w:val="single" w:sz="8" w:space="0" w:color="C0504D" w:themeColor="accent2"/>
-          <w:insideV w:val="single" w:sz="8" w:space="0" w:color="C0504D" w:themeColor="accent2"/>
+          <w:top w:val="single" w:color="C0504D" w:themeColor="accent2" w:sz="8" w:space="0"/>
+          <w:left w:val="single" w:color="C0504D" w:themeColor="accent2" w:sz="8" w:space="0"/>
+          <w:bottom w:val="single" w:color="C0504D" w:themeColor="accent2" w:sz="8" w:space="0"/>
+          <w:right w:val="single" w:color="C0504D" w:themeColor="accent2" w:sz="8" w:space="0"/>
+          <w:insideV w:val="single" w:color="C0504D" w:themeColor="accent2" w:sz="8" w:space="0"/>
         </w:tcBorders>
       </w:tcPr>
     </w:tblStylePr>
@@ -5354,12 +6122,12 @@
       <w:tblStyleRowBandSize w:val="1"/>
       <w:tblStyleColBandSize w:val="1"/>
       <w:tblBorders>
-        <w:top w:val="single" w:sz="8" w:space="0" w:color="9BBB59" w:themeColor="accent3"/>
-        <w:left w:val="single" w:sz="8" w:space="0" w:color="9BBB59" w:themeColor="accent3"/>
-        <w:bottom w:val="single" w:sz="8" w:space="0" w:color="9BBB59" w:themeColor="accent3"/>
-        <w:right w:val="single" w:sz="8" w:space="0" w:color="9BBB59" w:themeColor="accent3"/>
-        <w:insideH w:val="single" w:sz="8" w:space="0" w:color="9BBB59" w:themeColor="accent3"/>
-        <w:insideV w:val="single" w:sz="8" w:space="0" w:color="9BBB59" w:themeColor="accent3"/>
+        <w:top w:val="single" w:color="9BBB59" w:themeColor="accent3" w:sz="8" w:space="0"/>
+        <w:left w:val="single" w:color="9BBB59" w:themeColor="accent3" w:sz="8" w:space="0"/>
+        <w:bottom w:val="single" w:color="9BBB59" w:themeColor="accent3" w:sz="8" w:space="0"/>
+        <w:right w:val="single" w:color="9BBB59" w:themeColor="accent3" w:sz="8" w:space="0"/>
+        <w:insideH w:val="single" w:color="9BBB59" w:themeColor="accent3" w:sz="8" w:space="0"/>
+        <w:insideV w:val="single" w:color="9BBB59" w:themeColor="accent3" w:sz="8" w:space="0"/>
       </w:tblBorders>
     </w:tblPr>
     <w:tblStylePr w:type="firstRow">
@@ -5367,19 +6135,19 @@
         <w:spacing w:before="0" w:after="0" w:line="240" w:lineRule="auto"/>
       </w:pPr>
       <w:rPr>
-        <w:rFonts w:asciiTheme="majorHAnsi" w:eastAsiaTheme="majorEastAsia" w:hAnsiTheme="majorHAnsi" w:cstheme="majorBidi"/>
-        <w:b/>
-        <w:bCs/>
-      </w:rPr>
-      <w:tblPr/>
-      <w:tcPr>
-        <w:tcBorders>
-          <w:top w:val="single" w:sz="8" w:space="0" w:color="9BBB59" w:themeColor="accent3"/>
-          <w:left w:val="single" w:sz="8" w:space="0" w:color="9BBB59" w:themeColor="accent3"/>
-          <w:bottom w:val="single" w:sz="18" w:space="0" w:color="9BBB59" w:themeColor="accent3"/>
-          <w:right w:val="single" w:sz="8" w:space="0" w:color="9BBB59" w:themeColor="accent3"/>
-          <w:insideH w:val="nil"/>
-          <w:insideV w:val="single" w:sz="8" w:space="0" w:color="9BBB59" w:themeColor="accent3"/>
+        <w:rFonts w:asciiTheme="majorHAnsi" w:hAnsiTheme="majorHAnsi" w:eastAsiaTheme="majorEastAsia" w:cstheme="majorBidi"/>
+        <w:b/>
+        <w:bCs/>
+      </w:rPr>
+      <w:tblPr/>
+      <w:tcPr>
+        <w:tcBorders>
+          <w:top w:val="single" w:color="9BBB59" w:themeColor="accent3" w:sz="8" w:space="0"/>
+          <w:left w:val="single" w:color="9BBB59" w:themeColor="accent3" w:sz="8" w:space="0"/>
+          <w:bottom w:val="single" w:color="9BBB59" w:themeColor="accent3" w:sz="18" w:space="0"/>
+          <w:right w:val="single" w:color="9BBB59" w:themeColor="accent3" w:sz="8" w:space="0"/>
+          <w:insideH w:val="nil"/>
+          <w:insideV w:val="single" w:color="9BBB59" w:themeColor="accent3" w:sz="8" w:space="0"/>
         </w:tcBorders>
       </w:tcPr>
     </w:tblStylePr>
@@ -5388,42 +6156,42 @@
         <w:spacing w:before="0" w:after="0" w:line="240" w:lineRule="auto"/>
       </w:pPr>
       <w:rPr>
-        <w:rFonts w:asciiTheme="majorHAnsi" w:eastAsiaTheme="majorEastAsia" w:hAnsiTheme="majorHAnsi" w:cstheme="majorBidi"/>
-        <w:b/>
-        <w:bCs/>
-      </w:rPr>
-      <w:tblPr/>
-      <w:tcPr>
-        <w:tcBorders>
-          <w:top w:val="double" w:sz="6" w:space="0" w:color="9BBB59" w:themeColor="accent3"/>
-          <w:left w:val="single" w:sz="8" w:space="0" w:color="9BBB59" w:themeColor="accent3"/>
-          <w:bottom w:val="single" w:sz="8" w:space="0" w:color="9BBB59" w:themeColor="accent3"/>
-          <w:right w:val="single" w:sz="8" w:space="0" w:color="9BBB59" w:themeColor="accent3"/>
-          <w:insideH w:val="nil"/>
-          <w:insideV w:val="single" w:sz="8" w:space="0" w:color="9BBB59" w:themeColor="accent3"/>
+        <w:rFonts w:asciiTheme="majorHAnsi" w:hAnsiTheme="majorHAnsi" w:eastAsiaTheme="majorEastAsia" w:cstheme="majorBidi"/>
+        <w:b/>
+        <w:bCs/>
+      </w:rPr>
+      <w:tblPr/>
+      <w:tcPr>
+        <w:tcBorders>
+          <w:top w:val="double" w:color="9BBB59" w:themeColor="accent3" w:sz="6" w:space="0"/>
+          <w:left w:val="single" w:color="9BBB59" w:themeColor="accent3" w:sz="8" w:space="0"/>
+          <w:bottom w:val="single" w:color="9BBB59" w:themeColor="accent3" w:sz="8" w:space="0"/>
+          <w:right w:val="single" w:color="9BBB59" w:themeColor="accent3" w:sz="8" w:space="0"/>
+          <w:insideH w:val="nil"/>
+          <w:insideV w:val="single" w:color="9BBB59" w:themeColor="accent3" w:sz="8" w:space="0"/>
         </w:tcBorders>
       </w:tcPr>
     </w:tblStylePr>
     <w:tblStylePr w:type="firstCol">
       <w:rPr>
-        <w:rFonts w:asciiTheme="majorHAnsi" w:eastAsiaTheme="majorEastAsia" w:hAnsiTheme="majorHAnsi" w:cstheme="majorBidi"/>
+        <w:rFonts w:asciiTheme="majorHAnsi" w:hAnsiTheme="majorHAnsi" w:eastAsiaTheme="majorEastAsia" w:cstheme="majorBidi"/>
         <w:b/>
         <w:bCs/>
       </w:rPr>
     </w:tblStylePr>
     <w:tblStylePr w:type="lastCol">
       <w:rPr>
-        <w:rFonts w:asciiTheme="majorHAnsi" w:eastAsiaTheme="majorEastAsia" w:hAnsiTheme="majorHAnsi" w:cstheme="majorBidi"/>
-        <w:b/>
-        <w:bCs/>
-      </w:rPr>
-      <w:tblPr/>
-      <w:tcPr>
-        <w:tcBorders>
-          <w:top w:val="single" w:sz="8" w:space="0" w:color="9BBB59" w:themeColor="accent3"/>
-          <w:left w:val="single" w:sz="8" w:space="0" w:color="9BBB59" w:themeColor="accent3"/>
-          <w:bottom w:val="single" w:sz="8" w:space="0" w:color="9BBB59" w:themeColor="accent3"/>
-          <w:right w:val="single" w:sz="8" w:space="0" w:color="9BBB59" w:themeColor="accent3"/>
+        <w:rFonts w:asciiTheme="majorHAnsi" w:hAnsiTheme="majorHAnsi" w:eastAsiaTheme="majorEastAsia" w:cstheme="majorBidi"/>
+        <w:b/>
+        <w:bCs/>
+      </w:rPr>
+      <w:tblPr/>
+      <w:tcPr>
+        <w:tcBorders>
+          <w:top w:val="single" w:color="9BBB59" w:themeColor="accent3" w:sz="8" w:space="0"/>
+          <w:left w:val="single" w:color="9BBB59" w:themeColor="accent3" w:sz="8" w:space="0"/>
+          <w:bottom w:val="single" w:color="9BBB59" w:themeColor="accent3" w:sz="8" w:space="0"/>
+          <w:right w:val="single" w:color="9BBB59" w:themeColor="accent3" w:sz="8" w:space="0"/>
         </w:tcBorders>
       </w:tcPr>
     </w:tblStylePr>
@@ -5431,10 +6199,10 @@
       <w:tblPr/>
       <w:tcPr>
         <w:tcBorders>
-          <w:top w:val="single" w:sz="8" w:space="0" w:color="9BBB59" w:themeColor="accent3"/>
-          <w:left w:val="single" w:sz="8" w:space="0" w:color="9BBB59" w:themeColor="accent3"/>
-          <w:bottom w:val="single" w:sz="8" w:space="0" w:color="9BBB59" w:themeColor="accent3"/>
-          <w:right w:val="single" w:sz="8" w:space="0" w:color="9BBB59" w:themeColor="accent3"/>
+          <w:top w:val="single" w:color="9BBB59" w:themeColor="accent3" w:sz="8" w:space="0"/>
+          <w:left w:val="single" w:color="9BBB59" w:themeColor="accent3" w:sz="8" w:space="0"/>
+          <w:bottom w:val="single" w:color="9BBB59" w:themeColor="accent3" w:sz="8" w:space="0"/>
+          <w:right w:val="single" w:color="9BBB59" w:themeColor="accent3" w:sz="8" w:space="0"/>
         </w:tcBorders>
         <w:shd w:val="clear" w:color="auto" w:fill="E6EED5" w:themeFill="accent3" w:themeFillTint="3F"/>
       </w:tcPr>
@@ -5443,11 +6211,11 @@
       <w:tblPr/>
       <w:tcPr>
         <w:tcBorders>
-          <w:top w:val="single" w:sz="8" w:space="0" w:color="9BBB59" w:themeColor="accent3"/>
-          <w:left w:val="single" w:sz="8" w:space="0" w:color="9BBB59" w:themeColor="accent3"/>
-          <w:bottom w:val="single" w:sz="8" w:space="0" w:color="9BBB59" w:themeColor="accent3"/>
-          <w:right w:val="single" w:sz="8" w:space="0" w:color="9BBB59" w:themeColor="accent3"/>
-          <w:insideV w:val="single" w:sz="8" w:space="0" w:color="9BBB59" w:themeColor="accent3"/>
+          <w:top w:val="single" w:color="9BBB59" w:themeColor="accent3" w:sz="8" w:space="0"/>
+          <w:left w:val="single" w:color="9BBB59" w:themeColor="accent3" w:sz="8" w:space="0"/>
+          <w:bottom w:val="single" w:color="9BBB59" w:themeColor="accent3" w:sz="8" w:space="0"/>
+          <w:right w:val="single" w:color="9BBB59" w:themeColor="accent3" w:sz="8" w:space="0"/>
+          <w:insideV w:val="single" w:color="9BBB59" w:themeColor="accent3" w:sz="8" w:space="0"/>
         </w:tcBorders>
         <w:shd w:val="clear" w:color="auto" w:fill="E6EED5" w:themeFill="accent3" w:themeFillTint="3F"/>
       </w:tcPr>
@@ -5456,11 +6224,11 @@
       <w:tblPr/>
       <w:tcPr>
         <w:tcBorders>
-          <w:top w:val="single" w:sz="8" w:space="0" w:color="9BBB59" w:themeColor="accent3"/>
-          <w:left w:val="single" w:sz="8" w:space="0" w:color="9BBB59" w:themeColor="accent3"/>
-          <w:bottom w:val="single" w:sz="8" w:space="0" w:color="9BBB59" w:themeColor="accent3"/>
-          <w:right w:val="single" w:sz="8" w:space="0" w:color="9BBB59" w:themeColor="accent3"/>
-          <w:insideV w:val="single" w:sz="8" w:space="0" w:color="9BBB59" w:themeColor="accent3"/>
+          <w:top w:val="single" w:color="9BBB59" w:themeColor="accent3" w:sz="8" w:space="0"/>
+          <w:left w:val="single" w:color="9BBB59" w:themeColor="accent3" w:sz="8" w:space="0"/>
+          <w:bottom w:val="single" w:color="9BBB59" w:themeColor="accent3" w:sz="8" w:space="0"/>
+          <w:right w:val="single" w:color="9BBB59" w:themeColor="accent3" w:sz="8" w:space="0"/>
+          <w:insideV w:val="single" w:color="9BBB59" w:themeColor="accent3" w:sz="8" w:space="0"/>
         </w:tcBorders>
       </w:tcPr>
     </w:tblStylePr>
@@ -5477,12 +6245,12 @@
       <w:tblStyleRowBandSize w:val="1"/>
       <w:tblStyleColBandSize w:val="1"/>
       <w:tblBorders>
-        <w:top w:val="single" w:sz="8" w:space="0" w:color="8064A2" w:themeColor="accent4"/>
-        <w:left w:val="single" w:sz="8" w:space="0" w:color="8064A2" w:themeColor="accent4"/>
-        <w:bottom w:val="single" w:sz="8" w:space="0" w:color="8064A2" w:themeColor="accent4"/>
-        <w:right w:val="single" w:sz="8" w:space="0" w:color="8064A2" w:themeColor="accent4"/>
-        <w:insideH w:val="single" w:sz="8" w:space="0" w:color="8064A2" w:themeColor="accent4"/>
-        <w:insideV w:val="single" w:sz="8" w:space="0" w:color="8064A2" w:themeColor="accent4"/>
+        <w:top w:val="single" w:color="8064A2" w:themeColor="accent4" w:sz="8" w:space="0"/>
+        <w:left w:val="single" w:color="8064A2" w:themeColor="accent4" w:sz="8" w:space="0"/>
+        <w:bottom w:val="single" w:color="8064A2" w:themeColor="accent4" w:sz="8" w:space="0"/>
+        <w:right w:val="single" w:color="8064A2" w:themeColor="accent4" w:sz="8" w:space="0"/>
+        <w:insideH w:val="single" w:color="8064A2" w:themeColor="accent4" w:sz="8" w:space="0"/>
+        <w:insideV w:val="single" w:color="8064A2" w:themeColor="accent4" w:sz="8" w:space="0"/>
       </w:tblBorders>
     </w:tblPr>
     <w:tblStylePr w:type="firstRow">
@@ -5490,19 +6258,19 @@
         <w:spacing w:before="0" w:after="0" w:line="240" w:lineRule="auto"/>
       </w:pPr>
       <w:rPr>
-        <w:rFonts w:asciiTheme="majorHAnsi" w:eastAsiaTheme="majorEastAsia" w:hAnsiTheme="majorHAnsi" w:cstheme="majorBidi"/>
-        <w:b/>
-        <w:bCs/>
-      </w:rPr>
-      <w:tblPr/>
-      <w:tcPr>
-        <w:tcBorders>
-          <w:top w:val="single" w:sz="8" w:space="0" w:color="8064A2" w:themeColor="accent4"/>
-          <w:left w:val="single" w:sz="8" w:space="0" w:color="8064A2" w:themeColor="accent4"/>
-          <w:bottom w:val="single" w:sz="18" w:space="0" w:color="8064A2" w:themeColor="accent4"/>
-          <w:right w:val="single" w:sz="8" w:space="0" w:color="8064A2" w:themeColor="accent4"/>
-          <w:insideH w:val="nil"/>
-          <w:insideV w:val="single" w:sz="8" w:space="0" w:color="8064A2" w:themeColor="accent4"/>
+        <w:rFonts w:asciiTheme="majorHAnsi" w:hAnsiTheme="majorHAnsi" w:eastAsiaTheme="majorEastAsia" w:cstheme="majorBidi"/>
+        <w:b/>
+        <w:bCs/>
+      </w:rPr>
+      <w:tblPr/>
+      <w:tcPr>
+        <w:tcBorders>
+          <w:top w:val="single" w:color="8064A2" w:themeColor="accent4" w:sz="8" w:space="0"/>
+          <w:left w:val="single" w:color="8064A2" w:themeColor="accent4" w:sz="8" w:space="0"/>
+          <w:bottom w:val="single" w:color="8064A2" w:themeColor="accent4" w:sz="18" w:space="0"/>
+          <w:right w:val="single" w:color="8064A2" w:themeColor="accent4" w:sz="8" w:space="0"/>
+          <w:insideH w:val="nil"/>
+          <w:insideV w:val="single" w:color="8064A2" w:themeColor="accent4" w:sz="8" w:space="0"/>
         </w:tcBorders>
       </w:tcPr>
     </w:tblStylePr>
@@ -5511,42 +6279,42 @@
         <w:spacing w:before="0" w:after="0" w:line="240" w:lineRule="auto"/>
       </w:pPr>
       <w:rPr>
-        <w:rFonts w:asciiTheme="majorHAnsi" w:eastAsiaTheme="majorEastAsia" w:hAnsiTheme="majorHAnsi" w:cstheme="majorBidi"/>
-        <w:b/>
-        <w:bCs/>
-      </w:rPr>
-      <w:tblPr/>
-      <w:tcPr>
-        <w:tcBorders>
-          <w:top w:val="double" w:sz="6" w:space="0" w:color="8064A2" w:themeColor="accent4"/>
-          <w:left w:val="single" w:sz="8" w:space="0" w:color="8064A2" w:themeColor="accent4"/>
-          <w:bottom w:val="single" w:sz="8" w:space="0" w:color="8064A2" w:themeColor="accent4"/>
-          <w:right w:val="single" w:sz="8" w:space="0" w:color="8064A2" w:themeColor="accent4"/>
-          <w:insideH w:val="nil"/>
-          <w:insideV w:val="single" w:sz="8" w:space="0" w:color="8064A2" w:themeColor="accent4"/>
+        <w:rFonts w:asciiTheme="majorHAnsi" w:hAnsiTheme="majorHAnsi" w:eastAsiaTheme="majorEastAsia" w:cstheme="majorBidi"/>
+        <w:b/>
+        <w:bCs/>
+      </w:rPr>
+      <w:tblPr/>
+      <w:tcPr>
+        <w:tcBorders>
+          <w:top w:val="double" w:color="8064A2" w:themeColor="accent4" w:sz="6" w:space="0"/>
+          <w:left w:val="single" w:color="8064A2" w:themeColor="accent4" w:sz="8" w:space="0"/>
+          <w:bottom w:val="single" w:color="8064A2" w:themeColor="accent4" w:sz="8" w:space="0"/>
+          <w:right w:val="single" w:color="8064A2" w:themeColor="accent4" w:sz="8" w:space="0"/>
+          <w:insideH w:val="nil"/>
+          <w:insideV w:val="single" w:color="8064A2" w:themeColor="accent4" w:sz="8" w:space="0"/>
         </w:tcBorders>
       </w:tcPr>
     </w:tblStylePr>
     <w:tblStylePr w:type="firstCol">
       <w:rPr>
-        <w:rFonts w:asciiTheme="majorHAnsi" w:eastAsiaTheme="majorEastAsia" w:hAnsiTheme="majorHAnsi" w:cstheme="majorBidi"/>
+        <w:rFonts w:asciiTheme="majorHAnsi" w:hAnsiTheme="majorHAnsi" w:eastAsiaTheme="majorEastAsia" w:cstheme="majorBidi"/>
         <w:b/>
         <w:bCs/>
       </w:rPr>
     </w:tblStylePr>
     <w:tblStylePr w:type="lastCol">
       <w:rPr>
-        <w:rFonts w:asciiTheme="majorHAnsi" w:eastAsiaTheme="majorEastAsia" w:hAnsiTheme="majorHAnsi" w:cstheme="majorBidi"/>
-        <w:b/>
-        <w:bCs/>
-      </w:rPr>
-      <w:tblPr/>
-      <w:tcPr>
-        <w:tcBorders>
-          <w:top w:val="single" w:sz="8" w:space="0" w:color="8064A2" w:themeColor="accent4"/>
-          <w:left w:val="single" w:sz="8" w:space="0" w:color="8064A2" w:themeColor="accent4"/>
-          <w:bottom w:val="single" w:sz="8" w:space="0" w:color="8064A2" w:themeColor="accent4"/>
-          <w:right w:val="single" w:sz="8" w:space="0" w:color="8064A2" w:themeColor="accent4"/>
+        <w:rFonts w:asciiTheme="majorHAnsi" w:hAnsiTheme="majorHAnsi" w:eastAsiaTheme="majorEastAsia" w:cstheme="majorBidi"/>
+        <w:b/>
+        <w:bCs/>
+      </w:rPr>
+      <w:tblPr/>
+      <w:tcPr>
+        <w:tcBorders>
+          <w:top w:val="single" w:color="8064A2" w:themeColor="accent4" w:sz="8" w:space="0"/>
+          <w:left w:val="single" w:color="8064A2" w:themeColor="accent4" w:sz="8" w:space="0"/>
+          <w:bottom w:val="single" w:color="8064A2" w:themeColor="accent4" w:sz="8" w:space="0"/>
+          <w:right w:val="single" w:color="8064A2" w:themeColor="accent4" w:sz="8" w:space="0"/>
         </w:tcBorders>
       </w:tcPr>
     </w:tblStylePr>
@@ -5554,10 +6322,10 @@
       <w:tblPr/>
       <w:tcPr>
         <w:tcBorders>
-          <w:top w:val="single" w:sz="8" w:space="0" w:color="8064A2" w:themeColor="accent4"/>
-          <w:left w:val="single" w:sz="8" w:space="0" w:color="8064A2" w:themeColor="accent4"/>
-          <w:bottom w:val="single" w:sz="8" w:space="0" w:color="8064A2" w:themeColor="accent4"/>
-          <w:right w:val="single" w:sz="8" w:space="0" w:color="8064A2" w:themeColor="accent4"/>
+          <w:top w:val="single" w:color="8064A2" w:themeColor="accent4" w:sz="8" w:space="0"/>
+          <w:left w:val="single" w:color="8064A2" w:themeColor="accent4" w:sz="8" w:space="0"/>
+          <w:bottom w:val="single" w:color="8064A2" w:themeColor="accent4" w:sz="8" w:space="0"/>
+          <w:right w:val="single" w:color="8064A2" w:themeColor="accent4" w:sz="8" w:space="0"/>
         </w:tcBorders>
         <w:shd w:val="clear" w:color="auto" w:fill="DFD8E8" w:themeFill="accent4" w:themeFillTint="3F"/>
       </w:tcPr>
@@ -5566,11 +6334,11 @@
       <w:tblPr/>
       <w:tcPr>
         <w:tcBorders>
-          <w:top w:val="single" w:sz="8" w:space="0" w:color="8064A2" w:themeColor="accent4"/>
-          <w:left w:val="single" w:sz="8" w:space="0" w:color="8064A2" w:themeColor="accent4"/>
-          <w:bottom w:val="single" w:sz="8" w:space="0" w:color="8064A2" w:themeColor="accent4"/>
-          <w:right w:val="single" w:sz="8" w:space="0" w:color="8064A2" w:themeColor="accent4"/>
-          <w:insideV w:val="single" w:sz="8" w:space="0" w:color="8064A2" w:themeColor="accent4"/>
+          <w:top w:val="single" w:color="8064A2" w:themeColor="accent4" w:sz="8" w:space="0"/>
+          <w:left w:val="single" w:color="8064A2" w:themeColor="accent4" w:sz="8" w:space="0"/>
+          <w:bottom w:val="single" w:color="8064A2" w:themeColor="accent4" w:sz="8" w:space="0"/>
+          <w:right w:val="single" w:color="8064A2" w:themeColor="accent4" w:sz="8" w:space="0"/>
+          <w:insideV w:val="single" w:color="8064A2" w:themeColor="accent4" w:sz="8" w:space="0"/>
         </w:tcBorders>
         <w:shd w:val="clear" w:color="auto" w:fill="DFD8E8" w:themeFill="accent4" w:themeFillTint="3F"/>
       </w:tcPr>
@@ -5579,11 +6347,11 @@
       <w:tblPr/>
       <w:tcPr>
         <w:tcBorders>
-          <w:top w:val="single" w:sz="8" w:space="0" w:color="8064A2" w:themeColor="accent4"/>
-          <w:left w:val="single" w:sz="8" w:space="0" w:color="8064A2" w:themeColor="accent4"/>
-          <w:bottom w:val="single" w:sz="8" w:space="0" w:color="8064A2" w:themeColor="accent4"/>
-          <w:right w:val="single" w:sz="8" w:space="0" w:color="8064A2" w:themeColor="accent4"/>
-          <w:insideV w:val="single" w:sz="8" w:space="0" w:color="8064A2" w:themeColor="accent4"/>
+          <w:top w:val="single" w:color="8064A2" w:themeColor="accent4" w:sz="8" w:space="0"/>
+          <w:left w:val="single" w:color="8064A2" w:themeColor="accent4" w:sz="8" w:space="0"/>
+          <w:bottom w:val="single" w:color="8064A2" w:themeColor="accent4" w:sz="8" w:space="0"/>
+          <w:right w:val="single" w:color="8064A2" w:themeColor="accent4" w:sz="8" w:space="0"/>
+          <w:insideV w:val="single" w:color="8064A2" w:themeColor="accent4" w:sz="8" w:space="0"/>
         </w:tcBorders>
       </w:tcPr>
     </w:tblStylePr>
@@ -5600,12 +6368,12 @@
       <w:tblStyleRowBandSize w:val="1"/>
       <w:tblStyleColBandSize w:val="1"/>
       <w:tblBorders>
-        <w:top w:val="single" w:sz="8" w:space="0" w:color="4BACC6" w:themeColor="accent5"/>
-        <w:left w:val="single" w:sz="8" w:space="0" w:color="4BACC6" w:themeColor="accent5"/>
-        <w:bottom w:val="single" w:sz="8" w:space="0" w:color="4BACC6" w:themeColor="accent5"/>
-        <w:right w:val="single" w:sz="8" w:space="0" w:color="4BACC6" w:themeColor="accent5"/>
-        <w:insideH w:val="single" w:sz="8" w:space="0" w:color="4BACC6" w:themeColor="accent5"/>
-        <w:insideV w:val="single" w:sz="8" w:space="0" w:color="4BACC6" w:themeColor="accent5"/>
+        <w:top w:val="single" w:color="4BACC6" w:themeColor="accent5" w:sz="8" w:space="0"/>
+        <w:left w:val="single" w:color="4BACC6" w:themeColor="accent5" w:sz="8" w:space="0"/>
+        <w:bottom w:val="single" w:color="4BACC6" w:themeColor="accent5" w:sz="8" w:space="0"/>
+        <w:right w:val="single" w:color="4BACC6" w:themeColor="accent5" w:sz="8" w:space="0"/>
+        <w:insideH w:val="single" w:color="4BACC6" w:themeColor="accent5" w:sz="8" w:space="0"/>
+        <w:insideV w:val="single" w:color="4BACC6" w:themeColor="accent5" w:sz="8" w:space="0"/>
       </w:tblBorders>
     </w:tblPr>
     <w:tblStylePr w:type="firstRow">
@@ -5613,19 +6381,19 @@
         <w:spacing w:before="0" w:after="0" w:line="240" w:lineRule="auto"/>
       </w:pPr>
       <w:rPr>
-        <w:rFonts w:asciiTheme="majorHAnsi" w:eastAsiaTheme="majorEastAsia" w:hAnsiTheme="majorHAnsi" w:cstheme="majorBidi"/>
-        <w:b/>
-        <w:bCs/>
-      </w:rPr>
-      <w:tblPr/>
-      <w:tcPr>
-        <w:tcBorders>
-          <w:top w:val="single" w:sz="8" w:space="0" w:color="4BACC6" w:themeColor="accent5"/>
-          <w:left w:val="single" w:sz="8" w:space="0" w:color="4BACC6" w:themeColor="accent5"/>
-          <w:bottom w:val="single" w:sz="18" w:space="0" w:color="4BACC6" w:themeColor="accent5"/>
-          <w:right w:val="single" w:sz="8" w:space="0" w:color="4BACC6" w:themeColor="accent5"/>
-          <w:insideH w:val="nil"/>
-          <w:insideV w:val="single" w:sz="8" w:space="0" w:color="4BACC6" w:themeColor="accent5"/>
+        <w:rFonts w:asciiTheme="majorHAnsi" w:hAnsiTheme="majorHAnsi" w:eastAsiaTheme="majorEastAsia" w:cstheme="majorBidi"/>
+        <w:b/>
+        <w:bCs/>
+      </w:rPr>
+      <w:tblPr/>
+      <w:tcPr>
+        <w:tcBorders>
+          <w:top w:val="single" w:color="4BACC6" w:themeColor="accent5" w:sz="8" w:space="0"/>
+          <w:left w:val="single" w:color="4BACC6" w:themeColor="accent5" w:sz="8" w:space="0"/>
+          <w:bottom w:val="single" w:color="4BACC6" w:themeColor="accent5" w:sz="18" w:space="0"/>
+          <w:right w:val="single" w:color="4BACC6" w:themeColor="accent5" w:sz="8" w:space="0"/>
+          <w:insideH w:val="nil"/>
+          <w:insideV w:val="single" w:color="4BACC6" w:themeColor="accent5" w:sz="8" w:space="0"/>
         </w:tcBorders>
       </w:tcPr>
     </w:tblStylePr>
@@ -5634,42 +6402,42 @@
         <w:spacing w:before="0" w:after="0" w:line="240" w:lineRule="auto"/>
       </w:pPr>
       <w:rPr>
-        <w:rFonts w:asciiTheme="majorHAnsi" w:eastAsiaTheme="majorEastAsia" w:hAnsiTheme="majorHAnsi" w:cstheme="majorBidi"/>
-        <w:b/>
-        <w:bCs/>
-      </w:rPr>
-      <w:tblPr/>
-      <w:tcPr>
-        <w:tcBorders>
-          <w:top w:val="double" w:sz="6" w:space="0" w:color="4BACC6" w:themeColor="accent5"/>
-          <w:left w:val="single" w:sz="8" w:space="0" w:color="4BACC6" w:themeColor="accent5"/>
-          <w:bottom w:val="single" w:sz="8" w:space="0" w:color="4BACC6" w:themeColor="accent5"/>
-          <w:right w:val="single" w:sz="8" w:space="0" w:color="4BACC6" w:themeColor="accent5"/>
-          <w:insideH w:val="nil"/>
-          <w:insideV w:val="single" w:sz="8" w:space="0" w:color="4BACC6" w:themeColor="accent5"/>
+        <w:rFonts w:asciiTheme="majorHAnsi" w:hAnsiTheme="majorHAnsi" w:eastAsiaTheme="majorEastAsia" w:cstheme="majorBidi"/>
+        <w:b/>
+        <w:bCs/>
+      </w:rPr>
+      <w:tblPr/>
+      <w:tcPr>
+        <w:tcBorders>
+          <w:top w:val="double" w:color="4BACC6" w:themeColor="accent5" w:sz="6" w:space="0"/>
+          <w:left w:val="single" w:color="4BACC6" w:themeColor="accent5" w:sz="8" w:space="0"/>
+          <w:bottom w:val="single" w:color="4BACC6" w:themeColor="accent5" w:sz="8" w:space="0"/>
+          <w:right w:val="single" w:color="4BACC6" w:themeColor="accent5" w:sz="8" w:space="0"/>
+          <w:insideH w:val="nil"/>
+          <w:insideV w:val="single" w:color="4BACC6" w:themeColor="accent5" w:sz="8" w:space="0"/>
         </w:tcBorders>
       </w:tcPr>
     </w:tblStylePr>
     <w:tblStylePr w:type="firstCol">
       <w:rPr>
-        <w:rFonts w:asciiTheme="majorHAnsi" w:eastAsiaTheme="majorEastAsia" w:hAnsiTheme="majorHAnsi" w:cstheme="majorBidi"/>
+        <w:rFonts w:asciiTheme="majorHAnsi" w:hAnsiTheme="majorHAnsi" w:eastAsiaTheme="majorEastAsia" w:cstheme="majorBidi"/>
         <w:b/>
         <w:bCs/>
       </w:rPr>
     </w:tblStylePr>
     <w:tblStylePr w:type="lastCol">
       <w:rPr>
-        <w:rFonts w:asciiTheme="majorHAnsi" w:eastAsiaTheme="majorEastAsia" w:hAnsiTheme="majorHAnsi" w:cstheme="majorBidi"/>
-        <w:b/>
-        <w:bCs/>
-      </w:rPr>
-      <w:tblPr/>
-      <w:tcPr>
-        <w:tcBorders>
-          <w:top w:val="single" w:sz="8" w:space="0" w:color="4BACC6" w:themeColor="accent5"/>
-          <w:left w:val="single" w:sz="8" w:space="0" w:color="4BACC6" w:themeColor="accent5"/>
-          <w:bottom w:val="single" w:sz="8" w:space="0" w:color="4BACC6" w:themeColor="accent5"/>
-          <w:right w:val="single" w:sz="8" w:space="0" w:color="4BACC6" w:themeColor="accent5"/>
+        <w:rFonts w:asciiTheme="majorHAnsi" w:hAnsiTheme="majorHAnsi" w:eastAsiaTheme="majorEastAsia" w:cstheme="majorBidi"/>
+        <w:b/>
+        <w:bCs/>
+      </w:rPr>
+      <w:tblPr/>
+      <w:tcPr>
+        <w:tcBorders>
+          <w:top w:val="single" w:color="4BACC6" w:themeColor="accent5" w:sz="8" w:space="0"/>
+          <w:left w:val="single" w:color="4BACC6" w:themeColor="accent5" w:sz="8" w:space="0"/>
+          <w:bottom w:val="single" w:color="4BACC6" w:themeColor="accent5" w:sz="8" w:space="0"/>
+          <w:right w:val="single" w:color="4BACC6" w:themeColor="accent5" w:sz="8" w:space="0"/>
         </w:tcBorders>
       </w:tcPr>
     </w:tblStylePr>
@@ -5677,10 +6445,10 @@
       <w:tblPr/>
       <w:tcPr>
         <w:tcBorders>
-          <w:top w:val="single" w:sz="8" w:space="0" w:color="4BACC6" w:themeColor="accent5"/>
-          <w:left w:val="single" w:sz="8" w:space="0" w:color="4BACC6" w:themeColor="accent5"/>
-          <w:bottom w:val="single" w:sz="8" w:space="0" w:color="4BACC6" w:themeColor="accent5"/>
-          <w:right w:val="single" w:sz="8" w:space="0" w:color="4BACC6" w:themeColor="accent5"/>
+          <w:top w:val="single" w:color="4BACC6" w:themeColor="accent5" w:sz="8" w:space="0"/>
+          <w:left w:val="single" w:color="4BACC6" w:themeColor="accent5" w:sz="8" w:space="0"/>
+          <w:bottom w:val="single" w:color="4BACC6" w:themeColor="accent5" w:sz="8" w:space="0"/>
+          <w:right w:val="single" w:color="4BACC6" w:themeColor="accent5" w:sz="8" w:space="0"/>
         </w:tcBorders>
         <w:shd w:val="clear" w:color="auto" w:fill="D2EAF1" w:themeFill="accent5" w:themeFillTint="3F"/>
       </w:tcPr>
@@ -5689,11 +6457,11 @@
       <w:tblPr/>
       <w:tcPr>
         <w:tcBorders>
-          <w:top w:val="single" w:sz="8" w:space="0" w:color="4BACC6" w:themeColor="accent5"/>
-          <w:left w:val="single" w:sz="8" w:space="0" w:color="4BACC6" w:themeColor="accent5"/>
-          <w:bottom w:val="single" w:sz="8" w:space="0" w:color="4BACC6" w:themeColor="accent5"/>
-          <w:right w:val="single" w:sz="8" w:space="0" w:color="4BACC6" w:themeColor="accent5"/>
-          <w:insideV w:val="single" w:sz="8" w:space="0" w:color="4BACC6" w:themeColor="accent5"/>
+          <w:top w:val="single" w:color="4BACC6" w:themeColor="accent5" w:sz="8" w:space="0"/>
+          <w:left w:val="single" w:color="4BACC6" w:themeColor="accent5" w:sz="8" w:space="0"/>
+          <w:bottom w:val="single" w:color="4BACC6" w:themeColor="accent5" w:sz="8" w:space="0"/>
+          <w:right w:val="single" w:color="4BACC6" w:themeColor="accent5" w:sz="8" w:space="0"/>
+          <w:insideV w:val="single" w:color="4BACC6" w:themeColor="accent5" w:sz="8" w:space="0"/>
         </w:tcBorders>
         <w:shd w:val="clear" w:color="auto" w:fill="D2EAF1" w:themeFill="accent5" w:themeFillTint="3F"/>
       </w:tcPr>
@@ -5702,11 +6470,11 @@
       <w:tblPr/>
       <w:tcPr>
         <w:tcBorders>
-          <w:top w:val="single" w:sz="8" w:space="0" w:color="4BACC6" w:themeColor="accent5"/>
-          <w:left w:val="single" w:sz="8" w:space="0" w:color="4BACC6" w:themeColor="accent5"/>
-          <w:bottom w:val="single" w:sz="8" w:space="0" w:color="4BACC6" w:themeColor="accent5"/>
-          <w:right w:val="single" w:sz="8" w:space="0" w:color="4BACC6" w:themeColor="accent5"/>
-          <w:insideV w:val="single" w:sz="8" w:space="0" w:color="4BACC6" w:themeColor="accent5"/>
+          <w:top w:val="single" w:color="4BACC6" w:themeColor="accent5" w:sz="8" w:space="0"/>
+          <w:left w:val="single" w:color="4BACC6" w:themeColor="accent5" w:sz="8" w:space="0"/>
+          <w:bottom w:val="single" w:color="4BACC6" w:themeColor="accent5" w:sz="8" w:space="0"/>
+          <w:right w:val="single" w:color="4BACC6" w:themeColor="accent5" w:sz="8" w:space="0"/>
+          <w:insideV w:val="single" w:color="4BACC6" w:themeColor="accent5" w:sz="8" w:space="0"/>
         </w:tcBorders>
       </w:tcPr>
     </w:tblStylePr>
@@ -5723,12 +6491,12 @@
       <w:tblStyleRowBandSize w:val="1"/>
       <w:tblStyleColBandSize w:val="1"/>
       <w:tblBorders>
-        <w:top w:val="single" w:sz="8" w:space="0" w:color="F79646" w:themeColor="accent6"/>
-        <w:left w:val="single" w:sz="8" w:space="0" w:color="F79646" w:themeColor="accent6"/>
-        <w:bottom w:val="single" w:sz="8" w:space="0" w:color="F79646" w:themeColor="accent6"/>
-        <w:right w:val="single" w:sz="8" w:space="0" w:color="F79646" w:themeColor="accent6"/>
-        <w:insideH w:val="single" w:sz="8" w:space="0" w:color="F79646" w:themeColor="accent6"/>
-        <w:insideV w:val="single" w:sz="8" w:space="0" w:color="F79646" w:themeColor="accent6"/>
+        <w:top w:val="single" w:color="F79646" w:themeColor="accent6" w:sz="8" w:space="0"/>
+        <w:left w:val="single" w:color="F79646" w:themeColor="accent6" w:sz="8" w:space="0"/>
+        <w:bottom w:val="single" w:color="F79646" w:themeColor="accent6" w:sz="8" w:space="0"/>
+        <w:right w:val="single" w:color="F79646" w:themeColor="accent6" w:sz="8" w:space="0"/>
+        <w:insideH w:val="single" w:color="F79646" w:themeColor="accent6" w:sz="8" w:space="0"/>
+        <w:insideV w:val="single" w:color="F79646" w:themeColor="accent6" w:sz="8" w:space="0"/>
       </w:tblBorders>
     </w:tblPr>
     <w:tblStylePr w:type="firstRow">
@@ -5736,19 +6504,19 @@
         <w:spacing w:before="0" w:after="0" w:line="240" w:lineRule="auto"/>
       </w:pPr>
       <w:rPr>
-        <w:rFonts w:asciiTheme="majorHAnsi" w:eastAsiaTheme="majorEastAsia" w:hAnsiTheme="majorHAnsi" w:cstheme="majorBidi"/>
-        <w:b/>
-        <w:bCs/>
-      </w:rPr>
-      <w:tblPr/>
-      <w:tcPr>
-        <w:tcBorders>
-          <w:top w:val="single" w:sz="8" w:space="0" w:color="F79646" w:themeColor="accent6"/>
-          <w:left w:val="single" w:sz="8" w:space="0" w:color="F79646" w:themeColor="accent6"/>
-          <w:bottom w:val="single" w:sz="18" w:space="0" w:color="F79646" w:themeColor="accent6"/>
-          <w:right w:val="single" w:sz="8" w:space="0" w:color="F79646" w:themeColor="accent6"/>
-          <w:insideH w:val="nil"/>
-          <w:insideV w:val="single" w:sz="8" w:space="0" w:color="F79646" w:themeColor="accent6"/>
+        <w:rFonts w:asciiTheme="majorHAnsi" w:hAnsiTheme="majorHAnsi" w:eastAsiaTheme="majorEastAsia" w:cstheme="majorBidi"/>
+        <w:b/>
+        <w:bCs/>
+      </w:rPr>
+      <w:tblPr/>
+      <w:tcPr>
+        <w:tcBorders>
+          <w:top w:val="single" w:color="F79646" w:themeColor="accent6" w:sz="8" w:space="0"/>
+          <w:left w:val="single" w:color="F79646" w:themeColor="accent6" w:sz="8" w:space="0"/>
+          <w:bottom w:val="single" w:color="F79646" w:themeColor="accent6" w:sz="18" w:space="0"/>
+          <w:right w:val="single" w:color="F79646" w:themeColor="accent6" w:sz="8" w:space="0"/>
+          <w:insideH w:val="nil"/>
+          <w:insideV w:val="single" w:color="F79646" w:themeColor="accent6" w:sz="8" w:space="0"/>
         </w:tcBorders>
       </w:tcPr>
     </w:tblStylePr>
@@ -5757,42 +6525,42 @@
         <w:spacing w:before="0" w:after="0" w:line="240" w:lineRule="auto"/>
       </w:pPr>
       <w:rPr>
-        <w:rFonts w:asciiTheme="majorHAnsi" w:eastAsiaTheme="majorEastAsia" w:hAnsiTheme="majorHAnsi" w:cstheme="majorBidi"/>
-        <w:b/>
-        <w:bCs/>
-      </w:rPr>
-      <w:tblPr/>
-      <w:tcPr>
-        <w:tcBorders>
-          <w:top w:val="double" w:sz="6" w:space="0" w:color="F79646" w:themeColor="accent6"/>
-          <w:left w:val="single" w:sz="8" w:space="0" w:color="F79646" w:themeColor="accent6"/>
-          <w:bottom w:val="single" w:sz="8" w:space="0" w:color="F79646" w:themeColor="accent6"/>
-          <w:right w:val="single" w:sz="8" w:space="0" w:color="F79646" w:themeColor="accent6"/>
-          <w:insideH w:val="nil"/>
-          <w:insideV w:val="single" w:sz="8" w:space="0" w:color="F79646" w:themeColor="accent6"/>
+        <w:rFonts w:asciiTheme="majorHAnsi" w:hAnsiTheme="majorHAnsi" w:eastAsiaTheme="majorEastAsia" w:cstheme="majorBidi"/>
+        <w:b/>
+        <w:bCs/>
+      </w:rPr>
+      <w:tblPr/>
+      <w:tcPr>
+        <w:tcBorders>
+          <w:top w:val="double" w:color="F79646" w:themeColor="accent6" w:sz="6" w:space="0"/>
+          <w:left w:val="single" w:color="F79646" w:themeColor="accent6" w:sz="8" w:space="0"/>
+          <w:bottom w:val="single" w:color="F79646" w:themeColor="accent6" w:sz="8" w:space="0"/>
+          <w:right w:val="single" w:color="F79646" w:themeColor="accent6" w:sz="8" w:space="0"/>
+          <w:insideH w:val="nil"/>
+          <w:insideV w:val="single" w:color="F79646" w:themeColor="accent6" w:sz="8" w:space="0"/>
         </w:tcBorders>
       </w:tcPr>
     </w:tblStylePr>
     <w:tblStylePr w:type="firstCol">
       <w:rPr>
-        <w:rFonts w:asciiTheme="majorHAnsi" w:eastAsiaTheme="majorEastAsia" w:hAnsiTheme="majorHAnsi" w:cstheme="majorBidi"/>
+        <w:rFonts w:asciiTheme="majorHAnsi" w:hAnsiTheme="majorHAnsi" w:eastAsiaTheme="majorEastAsia" w:cstheme="majorBidi"/>
         <w:b/>
         <w:bCs/>
       </w:rPr>
     </w:tblStylePr>
     <w:tblStylePr w:type="lastCol">
       <w:rPr>
-        <w:rFonts w:asciiTheme="majorHAnsi" w:eastAsiaTheme="majorEastAsia" w:hAnsiTheme="majorHAnsi" w:cstheme="majorBidi"/>
-        <w:b/>
-        <w:bCs/>
-      </w:rPr>
-      <w:tblPr/>
-      <w:tcPr>
-        <w:tcBorders>
-          <w:top w:val="single" w:sz="8" w:space="0" w:color="F79646" w:themeColor="accent6"/>
-          <w:left w:val="single" w:sz="8" w:space="0" w:color="F79646" w:themeColor="accent6"/>
-          <w:bottom w:val="single" w:sz="8" w:space="0" w:color="F79646" w:themeColor="accent6"/>
-          <w:right w:val="single" w:sz="8" w:space="0" w:color="F79646" w:themeColor="accent6"/>
+        <w:rFonts w:asciiTheme="majorHAnsi" w:hAnsiTheme="majorHAnsi" w:eastAsiaTheme="majorEastAsia" w:cstheme="majorBidi"/>
+        <w:b/>
+        <w:bCs/>
+      </w:rPr>
+      <w:tblPr/>
+      <w:tcPr>
+        <w:tcBorders>
+          <w:top w:val="single" w:color="F79646" w:themeColor="accent6" w:sz="8" w:space="0"/>
+          <w:left w:val="single" w:color="F79646" w:themeColor="accent6" w:sz="8" w:space="0"/>
+          <w:bottom w:val="single" w:color="F79646" w:themeColor="accent6" w:sz="8" w:space="0"/>
+          <w:right w:val="single" w:color="F79646" w:themeColor="accent6" w:sz="8" w:space="0"/>
         </w:tcBorders>
       </w:tcPr>
     </w:tblStylePr>
@@ -5800,10 +6568,10 @@
       <w:tblPr/>
       <w:tcPr>
         <w:tcBorders>
-          <w:top w:val="single" w:sz="8" w:space="0" w:color="F79646" w:themeColor="accent6"/>
-          <w:left w:val="single" w:sz="8" w:space="0" w:color="F79646" w:themeColor="accent6"/>
-          <w:bottom w:val="single" w:sz="8" w:space="0" w:color="F79646" w:themeColor="accent6"/>
-          <w:right w:val="single" w:sz="8" w:space="0" w:color="F79646" w:themeColor="accent6"/>
+          <w:top w:val="single" w:color="F79646" w:themeColor="accent6" w:sz="8" w:space="0"/>
+          <w:left w:val="single" w:color="F79646" w:themeColor="accent6" w:sz="8" w:space="0"/>
+          <w:bottom w:val="single" w:color="F79646" w:themeColor="accent6" w:sz="8" w:space="0"/>
+          <w:right w:val="single" w:color="F79646" w:themeColor="accent6" w:sz="8" w:space="0"/>
         </w:tcBorders>
         <w:shd w:val="clear" w:color="auto" w:fill="FDE4D0" w:themeFill="accent6" w:themeFillTint="3F"/>
       </w:tcPr>
@@ -5812,11 +6580,11 @@
       <w:tblPr/>
       <w:tcPr>
         <w:tcBorders>
-          <w:top w:val="single" w:sz="8" w:space="0" w:color="F79646" w:themeColor="accent6"/>
-          <w:left w:val="single" w:sz="8" w:space="0" w:color="F79646" w:themeColor="accent6"/>
-          <w:bottom w:val="single" w:sz="8" w:space="0" w:color="F79646" w:themeColor="accent6"/>
-          <w:right w:val="single" w:sz="8" w:space="0" w:color="F79646" w:themeColor="accent6"/>
-          <w:insideV w:val="single" w:sz="8" w:space="0" w:color="F79646" w:themeColor="accent6"/>
+          <w:top w:val="single" w:color="F79646" w:themeColor="accent6" w:sz="8" w:space="0"/>
+          <w:left w:val="single" w:color="F79646" w:themeColor="accent6" w:sz="8" w:space="0"/>
+          <w:bottom w:val="single" w:color="F79646" w:themeColor="accent6" w:sz="8" w:space="0"/>
+          <w:right w:val="single" w:color="F79646" w:themeColor="accent6" w:sz="8" w:space="0"/>
+          <w:insideV w:val="single" w:color="F79646" w:themeColor="accent6" w:sz="8" w:space="0"/>
         </w:tcBorders>
         <w:shd w:val="clear" w:color="auto" w:fill="FDE4D0" w:themeFill="accent6" w:themeFillTint="3F"/>
       </w:tcPr>
@@ -5825,11 +6593,11 @@
       <w:tblPr/>
       <w:tcPr>
         <w:tcBorders>
-          <w:top w:val="single" w:sz="8" w:space="0" w:color="F79646" w:themeColor="accent6"/>
-          <w:left w:val="single" w:sz="8" w:space="0" w:color="F79646" w:themeColor="accent6"/>
-          <w:bottom w:val="single" w:sz="8" w:space="0" w:color="F79646" w:themeColor="accent6"/>
-          <w:right w:val="single" w:sz="8" w:space="0" w:color="F79646" w:themeColor="accent6"/>
-          <w:insideV w:val="single" w:sz="8" w:space="0" w:color="F79646" w:themeColor="accent6"/>
+          <w:top w:val="single" w:color="F79646" w:themeColor="accent6" w:sz="8" w:space="0"/>
+          <w:left w:val="single" w:color="F79646" w:themeColor="accent6" w:sz="8" w:space="0"/>
+          <w:bottom w:val="single" w:color="F79646" w:themeColor="accent6" w:sz="8" w:space="0"/>
+          <w:right w:val="single" w:color="F79646" w:themeColor="accent6" w:sz="8" w:space="0"/>
+          <w:insideV w:val="single" w:color="F79646" w:themeColor="accent6" w:sz="8" w:space="0"/>
         </w:tcBorders>
       </w:tcPr>
     </w:tblStylePr>
@@ -5846,11 +6614,11 @@
       <w:tblStyleRowBandSize w:val="1"/>
       <w:tblStyleColBandSize w:val="1"/>
       <w:tblBorders>
-        <w:top w:val="single" w:sz="8" w:space="0" w:color="404040" w:themeColor="text1" w:themeTint="BF"/>
-        <w:left w:val="single" w:sz="8" w:space="0" w:color="404040" w:themeColor="text1" w:themeTint="BF"/>
-        <w:bottom w:val="single" w:sz="8" w:space="0" w:color="404040" w:themeColor="text1" w:themeTint="BF"/>
-        <w:right w:val="single" w:sz="8" w:space="0" w:color="404040" w:themeColor="text1" w:themeTint="BF"/>
-        <w:insideH w:val="single" w:sz="8" w:space="0" w:color="404040" w:themeColor="text1" w:themeTint="BF"/>
+        <w:top w:val="single" w:color="404040" w:themeColor="text1" w:themeTint="BF" w:sz="8" w:space="0"/>
+        <w:left w:val="single" w:color="404040" w:themeColor="text1" w:themeTint="BF" w:sz="8" w:space="0"/>
+        <w:bottom w:val="single" w:color="404040" w:themeColor="text1" w:themeTint="BF" w:sz="8" w:space="0"/>
+        <w:right w:val="single" w:color="404040" w:themeColor="text1" w:themeTint="BF" w:sz="8" w:space="0"/>
+        <w:insideH w:val="single" w:color="404040" w:themeColor="text1" w:themeTint="BF" w:sz="8" w:space="0"/>
       </w:tblBorders>
     </w:tblPr>
     <w:tblStylePr w:type="firstRow">
@@ -5865,10 +6633,10 @@
       <w:tblPr/>
       <w:tcPr>
         <w:tcBorders>
-          <w:top w:val="single" w:sz="8" w:space="0" w:color="404040" w:themeColor="text1" w:themeTint="BF"/>
-          <w:left w:val="single" w:sz="8" w:space="0" w:color="404040" w:themeColor="text1" w:themeTint="BF"/>
-          <w:bottom w:val="single" w:sz="8" w:space="0" w:color="404040" w:themeColor="text1" w:themeTint="BF"/>
-          <w:right w:val="single" w:sz="8" w:space="0" w:color="404040" w:themeColor="text1" w:themeTint="BF"/>
+          <w:top w:val="single" w:color="404040" w:themeColor="text1" w:themeTint="BF" w:sz="8" w:space="0"/>
+          <w:left w:val="single" w:color="404040" w:themeColor="text1" w:themeTint="BF" w:sz="8" w:space="0"/>
+          <w:bottom w:val="single" w:color="404040" w:themeColor="text1" w:themeTint="BF" w:sz="8" w:space="0"/>
+          <w:right w:val="single" w:color="404040" w:themeColor="text1" w:themeTint="BF" w:sz="8" w:space="0"/>
           <w:insideH w:val="nil"/>
           <w:insideV w:val="nil"/>
         </w:tcBorders>
@@ -5886,10 +6654,10 @@
       <w:tblPr/>
       <w:tcPr>
         <w:tcBorders>
-          <w:top w:val="double" w:sz="6" w:space="0" w:color="404040" w:themeColor="text1" w:themeTint="BF"/>
-          <w:left w:val="single" w:sz="8" w:space="0" w:color="404040" w:themeColor="text1" w:themeTint="BF"/>
-          <w:bottom w:val="single" w:sz="8" w:space="0" w:color="404040" w:themeColor="text1" w:themeTint="BF"/>
-          <w:right w:val="single" w:sz="8" w:space="0" w:color="404040" w:themeColor="text1" w:themeTint="BF"/>
+          <w:top w:val="double" w:color="404040" w:themeColor="text1" w:themeTint="BF" w:sz="6" w:space="0"/>
+          <w:left w:val="single" w:color="404040" w:themeColor="text1" w:themeTint="BF" w:sz="8" w:space="0"/>
+          <w:bottom w:val="single" w:color="404040" w:themeColor="text1" w:themeTint="BF" w:sz="8" w:space="0"/>
+          <w:right w:val="single" w:color="404040" w:themeColor="text1" w:themeTint="BF" w:sz="8" w:space="0"/>
           <w:insideH w:val="nil"/>
           <w:insideV w:val="nil"/>
         </w:tcBorders>
@@ -5945,11 +6713,11 @@
       <w:tblStyleRowBandSize w:val="1"/>
       <w:tblStyleColBandSize w:val="1"/>
       <w:tblBorders>
-        <w:top w:val="single" w:sz="8" w:space="0" w:color="7BA0CD" w:themeColor="accent1" w:themeTint="BF"/>
-        <w:left w:val="single" w:sz="8" w:space="0" w:color="7BA0CD" w:themeColor="accent1" w:themeTint="BF"/>
-        <w:bottom w:val="single" w:sz="8" w:space="0" w:color="7BA0CD" w:themeColor="accent1" w:themeTint="BF"/>
-        <w:right w:val="single" w:sz="8" w:space="0" w:color="7BA0CD" w:themeColor="accent1" w:themeTint="BF"/>
-        <w:insideH w:val="single" w:sz="8" w:space="0" w:color="7BA0CD" w:themeColor="accent1" w:themeTint="BF"/>
+        <w:top w:val="single" w:color="7BA0CD" w:themeColor="accent1" w:themeTint="BF" w:sz="8" w:space="0"/>
+        <w:left w:val="single" w:color="7BA0CD" w:themeColor="accent1" w:themeTint="BF" w:sz="8" w:space="0"/>
+        <w:bottom w:val="single" w:color="7BA0CD" w:themeColor="accent1" w:themeTint="BF" w:sz="8" w:space="0"/>
+        <w:right w:val="single" w:color="7BA0CD" w:themeColor="accent1" w:themeTint="BF" w:sz="8" w:space="0"/>
+        <w:insideH w:val="single" w:color="7BA0CD" w:themeColor="accent1" w:themeTint="BF" w:sz="8" w:space="0"/>
       </w:tblBorders>
     </w:tblPr>
     <w:tblStylePr w:type="firstRow">
@@ -5964,10 +6732,10 @@
       <w:tblPr/>
       <w:tcPr>
         <w:tcBorders>
-          <w:top w:val="single" w:sz="8" w:space="0" w:color="7BA0CD" w:themeColor="accent1" w:themeTint="BF"/>
-          <w:left w:val="single" w:sz="8" w:space="0" w:color="7BA0CD" w:themeColor="accent1" w:themeTint="BF"/>
-          <w:bottom w:val="single" w:sz="8" w:space="0" w:color="7BA0CD" w:themeColor="accent1" w:themeTint="BF"/>
-          <w:right w:val="single" w:sz="8" w:space="0" w:color="7BA0CD" w:themeColor="accent1" w:themeTint="BF"/>
+          <w:top w:val="single" w:color="7BA0CD" w:themeColor="accent1" w:themeTint="BF" w:sz="8" w:space="0"/>
+          <w:left w:val="single" w:color="7BA0CD" w:themeColor="accent1" w:themeTint="BF" w:sz="8" w:space="0"/>
+          <w:bottom w:val="single" w:color="7BA0CD" w:themeColor="accent1" w:themeTint="BF" w:sz="8" w:space="0"/>
+          <w:right w:val="single" w:color="7BA0CD" w:themeColor="accent1" w:themeTint="BF" w:sz="8" w:space="0"/>
           <w:insideH w:val="nil"/>
           <w:insideV w:val="nil"/>
         </w:tcBorders>
@@ -5985,10 +6753,10 @@
       <w:tblPr/>
       <w:tcPr>
         <w:tcBorders>
-          <w:top w:val="double" w:sz="6" w:space="0" w:color="7BA0CD" w:themeColor="accent1" w:themeTint="BF"/>
-          <w:left w:val="single" w:sz="8" w:space="0" w:color="7BA0CD" w:themeColor="accent1" w:themeTint="BF"/>
-          <w:bottom w:val="single" w:sz="8" w:space="0" w:color="7BA0CD" w:themeColor="accent1" w:themeTint="BF"/>
-          <w:right w:val="single" w:sz="8" w:space="0" w:color="7BA0CD" w:themeColor="accent1" w:themeTint="BF"/>
+          <w:top w:val="double" w:color="7BA0CD" w:themeColor="accent1" w:themeTint="BF" w:sz="6" w:space="0"/>
+          <w:left w:val="single" w:color="7BA0CD" w:themeColor="accent1" w:themeTint="BF" w:sz="8" w:space="0"/>
+          <w:bottom w:val="single" w:color="7BA0CD" w:themeColor="accent1" w:themeTint="BF" w:sz="8" w:space="0"/>
+          <w:right w:val="single" w:color="7BA0CD" w:themeColor="accent1" w:themeTint="BF" w:sz="8" w:space="0"/>
           <w:insideH w:val="nil"/>
           <w:insideV w:val="nil"/>
         </w:tcBorders>
@@ -6044,11 +6812,11 @@
       <w:tblStyleRowBandSize w:val="1"/>
       <w:tblStyleColBandSize w:val="1"/>
       <w:tblBorders>
-        <w:top w:val="single" w:sz="8" w:space="0" w:color="CF7B79" w:themeColor="accent2" w:themeTint="BF"/>
-        <w:left w:val="single" w:sz="8" w:space="0" w:color="CF7B79" w:themeColor="accent2" w:themeTint="BF"/>
-        <w:bottom w:val="single" w:sz="8" w:space="0" w:color="CF7B79" w:themeColor="accent2" w:themeTint="BF"/>
-        <w:right w:val="single" w:sz="8" w:space="0" w:color="CF7B79" w:themeColor="accent2" w:themeTint="BF"/>
-        <w:insideH w:val="single" w:sz="8" w:space="0" w:color="CF7B79" w:themeColor="accent2" w:themeTint="BF"/>
+        <w:top w:val="single" w:color="CF7B79" w:themeColor="accent2" w:themeTint="BF" w:sz="8" w:space="0"/>
+        <w:left w:val="single" w:color="CF7B79" w:themeColor="accent2" w:themeTint="BF" w:sz="8" w:space="0"/>
+        <w:bottom w:val="single" w:color="CF7B79" w:themeColor="accent2" w:themeTint="BF" w:sz="8" w:space="0"/>
+        <w:right w:val="single" w:color="CF7B79" w:themeColor="accent2" w:themeTint="BF" w:sz="8" w:space="0"/>
+        <w:insideH w:val="single" w:color="CF7B79" w:themeColor="accent2" w:themeTint="BF" w:sz="8" w:space="0"/>
       </w:tblBorders>
     </w:tblPr>
     <w:tblStylePr w:type="firstRow">
@@ -6063,10 +6831,10 @@
       <w:tblPr/>
       <w:tcPr>
         <w:tcBorders>
-          <w:top w:val="single" w:sz="8" w:space="0" w:color="CF7B79" w:themeColor="accent2" w:themeTint="BF"/>
-          <w:left w:val="single" w:sz="8" w:space="0" w:color="CF7B79" w:themeColor="accent2" w:themeTint="BF"/>
-          <w:bottom w:val="single" w:sz="8" w:space="0" w:color="CF7B79" w:themeColor="accent2" w:themeTint="BF"/>
-          <w:right w:val="single" w:sz="8" w:space="0" w:color="CF7B79" w:themeColor="accent2" w:themeTint="BF"/>
+          <w:top w:val="single" w:color="CF7B79" w:themeColor="accent2" w:themeTint="BF" w:sz="8" w:space="0"/>
+          <w:left w:val="single" w:color="CF7B79" w:themeColor="accent2" w:themeTint="BF" w:sz="8" w:space="0"/>
+          <w:bottom w:val="single" w:color="CF7B79" w:themeColor="accent2" w:themeTint="BF" w:sz="8" w:space="0"/>
+          <w:right w:val="single" w:color="CF7B79" w:themeColor="accent2" w:themeTint="BF" w:sz="8" w:space="0"/>
           <w:insideH w:val="nil"/>
           <w:insideV w:val="nil"/>
         </w:tcBorders>
@@ -6084,10 +6852,10 @@
       <w:tblPr/>
       <w:tcPr>
         <w:tcBorders>
-          <w:top w:val="double" w:sz="6" w:space="0" w:color="CF7B79" w:themeColor="accent2" w:themeTint="BF"/>
-          <w:left w:val="single" w:sz="8" w:space="0" w:color="CF7B79" w:themeColor="accent2" w:themeTint="BF"/>
-          <w:bottom w:val="single" w:sz="8" w:space="0" w:color="CF7B79" w:themeColor="accent2" w:themeTint="BF"/>
-          <w:right w:val="single" w:sz="8" w:space="0" w:color="CF7B79" w:themeColor="accent2" w:themeTint="BF"/>
+          <w:top w:val="double" w:color="CF7B79" w:themeColor="accent2" w:themeTint="BF" w:sz="6" w:space="0"/>
+          <w:left w:val="single" w:color="CF7B79" w:themeColor="accent2" w:themeTint="BF" w:sz="8" w:space="0"/>
+          <w:bottom w:val="single" w:color="CF7B79" w:themeColor="accent2" w:themeTint="BF" w:sz="8" w:space="0"/>
+          <w:right w:val="single" w:color="CF7B79" w:themeColor="accent2" w:themeTint="BF" w:sz="8" w:space="0"/>
           <w:insideH w:val="nil"/>
           <w:insideV w:val="nil"/>
         </w:tcBorders>
@@ -6143,11 +6911,11 @@
       <w:tblStyleRowBandSize w:val="1"/>
       <w:tblStyleColBandSize w:val="1"/>
       <w:tblBorders>
-        <w:top w:val="single" w:sz="8" w:space="0" w:color="B3CC82" w:themeColor="accent3" w:themeTint="BF"/>
-        <w:left w:val="single" w:sz="8" w:space="0" w:color="B3CC82" w:themeColor="accent3" w:themeTint="BF"/>
-        <w:bottom w:val="single" w:sz="8" w:space="0" w:color="B3CC82" w:themeColor="accent3" w:themeTint="BF"/>
-        <w:right w:val="single" w:sz="8" w:space="0" w:color="B3CC82" w:themeColor="accent3" w:themeTint="BF"/>
-        <w:insideH w:val="single" w:sz="8" w:space="0" w:color="B3CC82" w:themeColor="accent3" w:themeTint="BF"/>
+        <w:top w:val="single" w:color="B3CC82" w:themeColor="accent3" w:themeTint="BF" w:sz="8" w:space="0"/>
+        <w:left w:val="single" w:color="B3CC82" w:themeColor="accent3" w:themeTint="BF" w:sz="8" w:space="0"/>
+        <w:bottom w:val="single" w:color="B3CC82" w:themeColor="accent3" w:themeTint="BF" w:sz="8" w:space="0"/>
+        <w:right w:val="single" w:color="B3CC82" w:themeColor="accent3" w:themeTint="BF" w:sz="8" w:space="0"/>
+        <w:insideH w:val="single" w:color="B3CC82" w:themeColor="accent3" w:themeTint="BF" w:sz="8" w:space="0"/>
       </w:tblBorders>
     </w:tblPr>
     <w:tblStylePr w:type="firstRow">
@@ -6162,10 +6930,10 @@
       <w:tblPr/>
       <w:tcPr>
         <w:tcBorders>
-          <w:top w:val="single" w:sz="8" w:space="0" w:color="B3CC82" w:themeColor="accent3" w:themeTint="BF"/>
-          <w:left w:val="single" w:sz="8" w:space="0" w:color="B3CC82" w:themeColor="accent3" w:themeTint="BF"/>
-          <w:bottom w:val="single" w:sz="8" w:space="0" w:color="B3CC82" w:themeColor="accent3" w:themeTint="BF"/>
-          <w:right w:val="single" w:sz="8" w:space="0" w:color="B3CC82" w:themeColor="accent3" w:themeTint="BF"/>
+          <w:top w:val="single" w:color="B3CC82" w:themeColor="accent3" w:themeTint="BF" w:sz="8" w:space="0"/>
+          <w:left w:val="single" w:color="B3CC82" w:themeColor="accent3" w:themeTint="BF" w:sz="8" w:space="0"/>
+          <w:bottom w:val="single" w:color="B3CC82" w:themeColor="accent3" w:themeTint="BF" w:sz="8" w:space="0"/>
+          <w:right w:val="single" w:color="B3CC82" w:themeColor="accent3" w:themeTint="BF" w:sz="8" w:space="0"/>
           <w:insideH w:val="nil"/>
           <w:insideV w:val="nil"/>
         </w:tcBorders>
@@ -6183,10 +6951,10 @@
       <w:tblPr/>
       <w:tcPr>
         <w:tcBorders>
-          <w:top w:val="double" w:sz="6" w:space="0" w:color="B3CC82" w:themeColor="accent3" w:themeTint="BF"/>
-          <w:left w:val="single" w:sz="8" w:space="0" w:color="B3CC82" w:themeColor="accent3" w:themeTint="BF"/>
-          <w:bottom w:val="single" w:sz="8" w:space="0" w:color="B3CC82" w:themeColor="accent3" w:themeTint="BF"/>
-          <w:right w:val="single" w:sz="8" w:space="0" w:color="B3CC82" w:themeColor="accent3" w:themeTint="BF"/>
+          <w:top w:val="double" w:color="B3CC82" w:themeColor="accent3" w:themeTint="BF" w:sz="6" w:space="0"/>
+          <w:left w:val="single" w:color="B3CC82" w:themeColor="accent3" w:themeTint="BF" w:sz="8" w:space="0"/>
+          <w:bottom w:val="single" w:color="B3CC82" w:themeColor="accent3" w:themeTint="BF" w:sz="8" w:space="0"/>
+          <w:right w:val="single" w:color="B3CC82" w:themeColor="accent3" w:themeTint="BF" w:sz="8" w:space="0"/>
           <w:insideH w:val="nil"/>
           <w:insideV w:val="nil"/>
         </w:tcBorders>
@@ -6242,11 +7010,11 @@
       <w:tblStyleRowBandSize w:val="1"/>
       <w:tblStyleColBandSize w:val="1"/>
       <w:tblBorders>
-        <w:top w:val="single" w:sz="8" w:space="0" w:color="9F8AB9" w:themeColor="accent4" w:themeTint="BF"/>
-        <w:left w:val="single" w:sz="8" w:space="0" w:color="9F8AB9" w:themeColor="accent4" w:themeTint="BF"/>
-        <w:bottom w:val="single" w:sz="8" w:space="0" w:color="9F8AB9" w:themeColor="accent4" w:themeTint="BF"/>
-        <w:right w:val="single" w:sz="8" w:space="0" w:color="9F8AB9" w:themeColor="accent4" w:themeTint="BF"/>
-        <w:insideH w:val="single" w:sz="8" w:space="0" w:color="9F8AB9" w:themeColor="accent4" w:themeTint="BF"/>
+        <w:top w:val="single" w:color="9F8AB9" w:themeColor="accent4" w:themeTint="BF" w:sz="8" w:space="0"/>
+        <w:left w:val="single" w:color="9F8AB9" w:themeColor="accent4" w:themeTint="BF" w:sz="8" w:space="0"/>
+        <w:bottom w:val="single" w:color="9F8AB9" w:themeColor="accent4" w:themeTint="BF" w:sz="8" w:space="0"/>
+        <w:right w:val="single" w:color="9F8AB9" w:themeColor="accent4" w:themeTint="BF" w:sz="8" w:space="0"/>
+        <w:insideH w:val="single" w:color="9F8AB9" w:themeColor="accent4" w:themeTint="BF" w:sz="8" w:space="0"/>
       </w:tblBorders>
     </w:tblPr>
     <w:tblStylePr w:type="firstRow">
@@ -6261,10 +7029,10 @@
       <w:tblPr/>
       <w:tcPr>
         <w:tcBorders>
-          <w:top w:val="single" w:sz="8" w:space="0" w:color="9F8AB9" w:themeColor="accent4" w:themeTint="BF"/>
-          <w:left w:val="single" w:sz="8" w:space="0" w:color="9F8AB9" w:themeColor="accent4" w:themeTint="BF"/>
-          <w:bottom w:val="single" w:sz="8" w:space="0" w:color="9F8AB9" w:themeColor="accent4" w:themeTint="BF"/>
-          <w:right w:val="single" w:sz="8" w:space="0" w:color="9F8AB9" w:themeColor="accent4" w:themeTint="BF"/>
+          <w:top w:val="single" w:color="9F8AB9" w:themeColor="accent4" w:themeTint="BF" w:sz="8" w:space="0"/>
+          <w:left w:val="single" w:color="9F8AB9" w:themeColor="accent4" w:themeTint="BF" w:sz="8" w:space="0"/>
+          <w:bottom w:val="single" w:color="9F8AB9" w:themeColor="accent4" w:themeTint="BF" w:sz="8" w:space="0"/>
+          <w:right w:val="single" w:color="9F8AB9" w:themeColor="accent4" w:themeTint="BF" w:sz="8" w:space="0"/>
           <w:insideH w:val="nil"/>
           <w:insideV w:val="nil"/>
         </w:tcBorders>
@@ -6282,10 +7050,10 @@
       <w:tblPr/>
       <w:tcPr>
         <w:tcBorders>
-          <w:top w:val="double" w:sz="6" w:space="0" w:color="9F8AB9" w:themeColor="accent4" w:themeTint="BF"/>
-          <w:left w:val="single" w:sz="8" w:space="0" w:color="9F8AB9" w:themeColor="accent4" w:themeTint="BF"/>
-          <w:bottom w:val="single" w:sz="8" w:space="0" w:color="9F8AB9" w:themeColor="accent4" w:themeTint="BF"/>
-          <w:right w:val="single" w:sz="8" w:space="0" w:color="9F8AB9" w:themeColor="accent4" w:themeTint="BF"/>
+          <w:top w:val="double" w:color="9F8AB9" w:themeColor="accent4" w:themeTint="BF" w:sz="6" w:space="0"/>
+          <w:left w:val="single" w:color="9F8AB9" w:themeColor="accent4" w:themeTint="BF" w:sz="8" w:space="0"/>
+          <w:bottom w:val="single" w:color="9F8AB9" w:themeColor="accent4" w:themeTint="BF" w:sz="8" w:space="0"/>
+          <w:right w:val="single" w:color="9F8AB9" w:themeColor="accent4" w:themeTint="BF" w:sz="8" w:space="0"/>
           <w:insideH w:val="nil"/>
           <w:insideV w:val="nil"/>
         </w:tcBorders>
@@ -6341,11 +7109,11 @@
       <w:tblStyleRowBandSize w:val="1"/>
       <w:tblStyleColBandSize w:val="1"/>
       <w:tblBorders>
-        <w:top w:val="single" w:sz="8" w:space="0" w:color="78C0D4" w:themeColor="accent5" w:themeTint="BF"/>
-        <w:left w:val="single" w:sz="8" w:space="0" w:color="78C0D4" w:themeColor="accent5" w:themeTint="BF"/>
-        <w:bottom w:val="single" w:sz="8" w:space="0" w:color="78C0D4" w:themeColor="accent5" w:themeTint="BF"/>
-        <w:right w:val="single" w:sz="8" w:space="0" w:color="78C0D4" w:themeColor="accent5" w:themeTint="BF"/>
-        <w:insideH w:val="single" w:sz="8" w:space="0" w:color="78C0D4" w:themeColor="accent5" w:themeTint="BF"/>
+        <w:top w:val="single" w:color="78C0D4" w:themeColor="accent5" w:themeTint="BF" w:sz="8" w:space="0"/>
+        <w:left w:val="single" w:color="78C0D4" w:themeColor="accent5" w:themeTint="BF" w:sz="8" w:space="0"/>
+        <w:bottom w:val="single" w:color="78C0D4" w:themeColor="accent5" w:themeTint="BF" w:sz="8" w:space="0"/>
+        <w:right w:val="single" w:color="78C0D4" w:themeColor="accent5" w:themeTint="BF" w:sz="8" w:space="0"/>
+        <w:insideH w:val="single" w:color="78C0D4" w:themeColor="accent5" w:themeTint="BF" w:sz="8" w:space="0"/>
       </w:tblBorders>
     </w:tblPr>
     <w:tblStylePr w:type="firstRow">
@@ -6360,10 +7128,10 @@
       <w:tblPr/>
       <w:tcPr>
         <w:tcBorders>
-          <w:top w:val="single" w:sz="8" w:space="0" w:color="78C0D4" w:themeColor="accent5" w:themeTint="BF"/>
-          <w:left w:val="single" w:sz="8" w:space="0" w:color="78C0D4" w:themeColor="accent5" w:themeTint="BF"/>
-          <w:bottom w:val="single" w:sz="8" w:space="0" w:color="78C0D4" w:themeColor="accent5" w:themeTint="BF"/>
-          <w:right w:val="single" w:sz="8" w:space="0" w:color="78C0D4" w:themeColor="accent5" w:themeTint="BF"/>
+          <w:top w:val="single" w:color="78C0D4" w:themeColor="accent5" w:themeTint="BF" w:sz="8" w:space="0"/>
+          <w:left w:val="single" w:color="78C0D4" w:themeColor="accent5" w:themeTint="BF" w:sz="8" w:space="0"/>
+          <w:bottom w:val="single" w:color="78C0D4" w:themeColor="accent5" w:themeTint="BF" w:sz="8" w:space="0"/>
+          <w:right w:val="single" w:color="78C0D4" w:themeColor="accent5" w:themeTint="BF" w:sz="8" w:space="0"/>
           <w:insideH w:val="nil"/>
           <w:insideV w:val="nil"/>
         </w:tcBorders>
@@ -6381,10 +7149,10 @@
       <w:tblPr/>
       <w:tcPr>
         <w:tcBorders>
-          <w:top w:val="double" w:sz="6" w:space="0" w:color="78C0D4" w:themeColor="accent5" w:themeTint="BF"/>
-          <w:left w:val="single" w:sz="8" w:space="0" w:color="78C0D4" w:themeColor="accent5" w:themeTint="BF"/>
-          <w:bottom w:val="single" w:sz="8" w:space="0" w:color="78C0D4" w:themeColor="accent5" w:themeTint="BF"/>
-          <w:right w:val="single" w:sz="8" w:space="0" w:color="78C0D4" w:themeColor="accent5" w:themeTint="BF"/>
+          <w:top w:val="double" w:color="78C0D4" w:themeColor="accent5" w:themeTint="BF" w:sz="6" w:space="0"/>
+          <w:left w:val="single" w:color="78C0D4" w:themeColor="accent5" w:themeTint="BF" w:sz="8" w:space="0"/>
+          <w:bottom w:val="single" w:color="78C0D4" w:themeColor="accent5" w:themeTint="BF" w:sz="8" w:space="0"/>
+          <w:right w:val="single" w:color="78C0D4" w:themeColor="accent5" w:themeTint="BF" w:sz="8" w:space="0"/>
           <w:insideH w:val="nil"/>
           <w:insideV w:val="nil"/>
         </w:tcBorders>
@@ -6440,11 +7208,11 @@
       <w:tblStyleRowBandSize w:val="1"/>
       <w:tblStyleColBandSize w:val="1"/>
       <w:tblBorders>
-        <w:top w:val="single" w:sz="8" w:space="0" w:color="F9B074" w:themeColor="accent6" w:themeTint="BF"/>
-        <w:left w:val="single" w:sz="8" w:space="0" w:color="F9B074" w:themeColor="accent6" w:themeTint="BF"/>
-        <w:bottom w:val="single" w:sz="8" w:space="0" w:color="F9B074" w:themeColor="accent6" w:themeTint="BF"/>
-        <w:right w:val="single" w:sz="8" w:space="0" w:color="F9B074" w:themeColor="accent6" w:themeTint="BF"/>
-        <w:insideH w:val="single" w:sz="8" w:space="0" w:color="F9B074" w:themeColor="accent6" w:themeTint="BF"/>
+        <w:top w:val="single" w:color="F9B074" w:themeColor="accent6" w:themeTint="BF" w:sz="8" w:space="0"/>
+        <w:left w:val="single" w:color="F9B074" w:themeColor="accent6" w:themeTint="BF" w:sz="8" w:space="0"/>
+        <w:bottom w:val="single" w:color="F9B074" w:themeColor="accent6" w:themeTint="BF" w:sz="8" w:space="0"/>
+        <w:right w:val="single" w:color="F9B074" w:themeColor="accent6" w:themeTint="BF" w:sz="8" w:space="0"/>
+        <w:insideH w:val="single" w:color="F9B074" w:themeColor="accent6" w:themeTint="BF" w:sz="8" w:space="0"/>
       </w:tblBorders>
     </w:tblPr>
     <w:tblStylePr w:type="firstRow">
@@ -6459,10 +7227,10 @@
       <w:tblPr/>
       <w:tcPr>
         <w:tcBorders>
-          <w:top w:val="single" w:sz="8" w:space="0" w:color="F9B074" w:themeColor="accent6" w:themeTint="BF"/>
-          <w:left w:val="single" w:sz="8" w:space="0" w:color="F9B074" w:themeColor="accent6" w:themeTint="BF"/>
-          <w:bottom w:val="single" w:sz="8" w:space="0" w:color="F9B074" w:themeColor="accent6" w:themeTint="BF"/>
-          <w:right w:val="single" w:sz="8" w:space="0" w:color="F9B074" w:themeColor="accent6" w:themeTint="BF"/>
+          <w:top w:val="single" w:color="F9B074" w:themeColor="accent6" w:themeTint="BF" w:sz="8" w:space="0"/>
+          <w:left w:val="single" w:color="F9B074" w:themeColor="accent6" w:themeTint="BF" w:sz="8" w:space="0"/>
+          <w:bottom w:val="single" w:color="F9B074" w:themeColor="accent6" w:themeTint="BF" w:sz="8" w:space="0"/>
+          <w:right w:val="single" w:color="F9B074" w:themeColor="accent6" w:themeTint="BF" w:sz="8" w:space="0"/>
           <w:insideH w:val="nil"/>
           <w:insideV w:val="nil"/>
         </w:tcBorders>
@@ -6480,10 +7248,10 @@
       <w:tblPr/>
       <w:tcPr>
         <w:tcBorders>
-          <w:top w:val="double" w:sz="6" w:space="0" w:color="F9B074" w:themeColor="accent6" w:themeTint="BF"/>
-          <w:left w:val="single" w:sz="8" w:space="0" w:color="F9B074" w:themeColor="accent6" w:themeTint="BF"/>
-          <w:bottom w:val="single" w:sz="8" w:space="0" w:color="F9B074" w:themeColor="accent6" w:themeTint="BF"/>
-          <w:right w:val="single" w:sz="8" w:space="0" w:color="F9B074" w:themeColor="accent6" w:themeTint="BF"/>
+          <w:top w:val="double" w:color="F9B074" w:themeColor="accent6" w:themeTint="BF" w:sz="6" w:space="0"/>
+          <w:left w:val="single" w:color="F9B074" w:themeColor="accent6" w:themeTint="BF" w:sz="8" w:space="0"/>
+          <w:bottom w:val="single" w:color="F9B074" w:themeColor="accent6" w:themeTint="BF" w:sz="8" w:space="0"/>
+          <w:right w:val="single" w:color="F9B074" w:themeColor="accent6" w:themeTint="BF" w:sz="8" w:space="0"/>
           <w:insideH w:val="nil"/>
           <w:insideV w:val="nil"/>
         </w:tcBorders>
@@ -6539,8 +7307,8 @@
       <w:tblStyleRowBandSize w:val="1"/>
       <w:tblStyleColBandSize w:val="1"/>
       <w:tblBorders>
-        <w:top w:val="single" w:sz="18" w:space="0" w:color="auto"/>
-        <w:bottom w:val="single" w:sz="18" w:space="0" w:color="auto"/>
+        <w:top w:val="single" w:color="auto" w:sz="18" w:space="0"/>
+        <w:bottom w:val="single" w:color="auto" w:sz="18" w:space="0"/>
       </w:tblBorders>
     </w:tblPr>
     <w:tblStylePr w:type="firstRow">
@@ -6555,9 +7323,9 @@
       <w:tblPr/>
       <w:tcPr>
         <w:tcBorders>
-          <w:top w:val="single" w:sz="18" w:space="0" w:color="auto"/>
-          <w:left w:val="nil"/>
-          <w:bottom w:val="single" w:sz="18" w:space="0" w:color="auto"/>
+          <w:top w:val="single" w:color="auto" w:sz="18" w:space="0"/>
+          <w:left w:val="nil"/>
+          <w:bottom w:val="single" w:color="auto" w:sz="18" w:space="0"/>
           <w:right w:val="nil"/>
           <w:insideH w:val="nil"/>
           <w:insideV w:val="nil"/>
@@ -6575,9 +7343,9 @@
       <w:tblPr/>
       <w:tcPr>
         <w:tcBorders>
-          <w:top w:val="double" w:sz="6" w:space="0" w:color="auto"/>
-          <w:left w:val="nil"/>
-          <w:bottom w:val="single" w:sz="18" w:space="0" w:color="auto"/>
+          <w:top w:val="double" w:color="auto" w:sz="6" w:space="0"/>
+          <w:left w:val="nil"/>
+          <w:bottom w:val="single" w:color="auto" w:sz="18" w:space="0"/>
           <w:right w:val="nil"/>
           <w:insideH w:val="nil"/>
           <w:insideV w:val="nil"/>
@@ -6596,7 +7364,7 @@
         <w:tcBorders>
           <w:top w:val="nil"/>
           <w:left w:val="nil"/>
-          <w:bottom w:val="single" w:sz="18" w:space="0" w:color="auto"/>
+          <w:bottom w:val="single" w:color="auto" w:sz="18" w:space="0"/>
           <w:right w:val="nil"/>
           <w:insideH w:val="nil"/>
           <w:insideV w:val="nil"/>
@@ -6643,9 +7411,9 @@
       <w:tblPr/>
       <w:tcPr>
         <w:tcBorders>
-          <w:top w:val="single" w:sz="18" w:space="0" w:color="auto"/>
-          <w:left w:val="nil"/>
-          <w:bottom w:val="single" w:sz="18" w:space="0" w:color="auto"/>
+          <w:top w:val="single" w:color="auto" w:sz="18" w:space="0"/>
+          <w:left w:val="nil"/>
+          <w:bottom w:val="single" w:color="auto" w:sz="18" w:space="0"/>
           <w:right w:val="nil"/>
           <w:insideH w:val="nil"/>
           <w:insideV w:val="nil"/>
@@ -6659,9 +7427,9 @@
       <w:tblPr/>
       <w:tcPr>
         <w:tcBorders>
-          <w:top w:val="single" w:sz="18" w:space="0" w:color="auto"/>
-          <w:left w:val="nil"/>
-          <w:bottom w:val="single" w:sz="18" w:space="0" w:color="auto"/>
+          <w:top w:val="single" w:color="auto" w:sz="18" w:space="0"/>
+          <w:left w:val="nil"/>
+          <w:bottom w:val="single" w:color="auto" w:sz="18" w:space="0"/>
           <w:right w:val="nil"/>
           <w:insideH w:val="nil"/>
           <w:insideV w:val="nil"/>
@@ -6681,8 +7449,8 @@
       <w:tblStyleRowBandSize w:val="1"/>
       <w:tblStyleColBandSize w:val="1"/>
       <w:tblBorders>
-        <w:top w:val="single" w:sz="18" w:space="0" w:color="auto"/>
-        <w:bottom w:val="single" w:sz="18" w:space="0" w:color="auto"/>
+        <w:top w:val="single" w:color="auto" w:sz="18" w:space="0"/>
+        <w:bottom w:val="single" w:color="auto" w:sz="18" w:space="0"/>
       </w:tblBorders>
     </w:tblPr>
     <w:tblStylePr w:type="firstRow">
@@ -6697,9 +7465,9 @@
       <w:tblPr/>
       <w:tcPr>
         <w:tcBorders>
-          <w:top w:val="single" w:sz="18" w:space="0" w:color="auto"/>
-          <w:left w:val="nil"/>
-          <w:bottom w:val="single" w:sz="18" w:space="0" w:color="auto"/>
+          <w:top w:val="single" w:color="auto" w:sz="18" w:space="0"/>
+          <w:left w:val="nil"/>
+          <w:bottom w:val="single" w:color="auto" w:sz="18" w:space="0"/>
           <w:right w:val="nil"/>
           <w:insideH w:val="nil"/>
           <w:insideV w:val="nil"/>
@@ -6717,9 +7485,9 @@
       <w:tblPr/>
       <w:tcPr>
         <w:tcBorders>
-          <w:top w:val="double" w:sz="6" w:space="0" w:color="auto"/>
-          <w:left w:val="nil"/>
-          <w:bottom w:val="single" w:sz="18" w:space="0" w:color="auto"/>
+          <w:top w:val="double" w:color="auto" w:sz="6" w:space="0"/>
+          <w:left w:val="nil"/>
+          <w:bottom w:val="single" w:color="auto" w:sz="18" w:space="0"/>
           <w:right w:val="nil"/>
           <w:insideH w:val="nil"/>
           <w:insideV w:val="nil"/>
@@ -6738,7 +7506,7 @@
         <w:tcBorders>
           <w:top w:val="nil"/>
           <w:left w:val="nil"/>
-          <w:bottom w:val="single" w:sz="18" w:space="0" w:color="auto"/>
+          <w:bottom w:val="single" w:color="auto" w:sz="18" w:space="0"/>
           <w:right w:val="nil"/>
           <w:insideH w:val="nil"/>
           <w:insideV w:val="nil"/>
@@ -6785,9 +7553,9 @@
       <w:tblPr/>
       <w:tcPr>
         <w:tcBorders>
-          <w:top w:val="single" w:sz="18" w:space="0" w:color="auto"/>
-          <w:left w:val="nil"/>
-          <w:bottom w:val="single" w:sz="18" w:space="0" w:color="auto"/>
+          <w:top w:val="single" w:color="auto" w:sz="18" w:space="0"/>
+          <w:left w:val="nil"/>
+          <w:bottom w:val="single" w:color="auto" w:sz="18" w:space="0"/>
           <w:right w:val="nil"/>
           <w:insideH w:val="nil"/>
           <w:insideV w:val="nil"/>
@@ -6801,9 +7569,9 @@
       <w:tblPr/>
       <w:tcPr>
         <w:tcBorders>
-          <w:top w:val="single" w:sz="18" w:space="0" w:color="auto"/>
-          <w:left w:val="nil"/>
-          <w:bottom w:val="single" w:sz="18" w:space="0" w:color="auto"/>
+          <w:top w:val="single" w:color="auto" w:sz="18" w:space="0"/>
+          <w:left w:val="nil"/>
+          <w:bottom w:val="single" w:color="auto" w:sz="18" w:space="0"/>
           <w:right w:val="nil"/>
           <w:insideH w:val="nil"/>
           <w:insideV w:val="nil"/>
@@ -6823,8 +7591,8 @@
       <w:tblStyleRowBandSize w:val="1"/>
       <w:tblStyleColBandSize w:val="1"/>
       <w:tblBorders>
-        <w:top w:val="single" w:sz="18" w:space="0" w:color="auto"/>
-        <w:bottom w:val="single" w:sz="18" w:space="0" w:color="auto"/>
+        <w:top w:val="single" w:color="auto" w:sz="18" w:space="0"/>
+        <w:bottom w:val="single" w:color="auto" w:sz="18" w:space="0"/>
       </w:tblBorders>
     </w:tblPr>
     <w:tblStylePr w:type="firstRow">
@@ -6839,9 +7607,9 @@
       <w:tblPr/>
       <w:tcPr>
         <w:tcBorders>
-          <w:top w:val="single" w:sz="18" w:space="0" w:color="auto"/>
-          <w:left w:val="nil"/>
-          <w:bottom w:val="single" w:sz="18" w:space="0" w:color="auto"/>
+          <w:top w:val="single" w:color="auto" w:sz="18" w:space="0"/>
+          <w:left w:val="nil"/>
+          <w:bottom w:val="single" w:color="auto" w:sz="18" w:space="0"/>
           <w:right w:val="nil"/>
           <w:insideH w:val="nil"/>
           <w:insideV w:val="nil"/>
@@ -6859,9 +7627,9 @@
       <w:tblPr/>
       <w:tcPr>
         <w:tcBorders>
-          <w:top w:val="double" w:sz="6" w:space="0" w:color="auto"/>
-          <w:left w:val="nil"/>
-          <w:bottom w:val="single" w:sz="18" w:space="0" w:color="auto"/>
+          <w:top w:val="double" w:color="auto" w:sz="6" w:space="0"/>
+          <w:left w:val="nil"/>
+          <w:bottom w:val="single" w:color="auto" w:sz="18" w:space="0"/>
           <w:right w:val="nil"/>
           <w:insideH w:val="nil"/>
           <w:insideV w:val="nil"/>
@@ -6880,7 +7648,7 @@
         <w:tcBorders>
           <w:top w:val="nil"/>
           <w:left w:val="nil"/>
-          <w:bottom w:val="single" w:sz="18" w:space="0" w:color="auto"/>
+          <w:bottom w:val="single" w:color="auto" w:sz="18" w:space="0"/>
           <w:right w:val="nil"/>
           <w:insideH w:val="nil"/>
           <w:insideV w:val="nil"/>
@@ -6927,9 +7695,9 @@
       <w:tblPr/>
       <w:tcPr>
         <w:tcBorders>
-          <w:top w:val="single" w:sz="18" w:space="0" w:color="auto"/>
-          <w:left w:val="nil"/>
-          <w:bottom w:val="single" w:sz="18" w:space="0" w:color="auto"/>
+          <w:top w:val="single" w:color="auto" w:sz="18" w:space="0"/>
+          <w:left w:val="nil"/>
+          <w:bottom w:val="single" w:color="auto" w:sz="18" w:space="0"/>
           <w:right w:val="nil"/>
           <w:insideH w:val="nil"/>
           <w:insideV w:val="nil"/>
@@ -6943,9 +7711,9 @@
       <w:tblPr/>
       <w:tcPr>
         <w:tcBorders>
-          <w:top w:val="single" w:sz="18" w:space="0" w:color="auto"/>
-          <w:left w:val="nil"/>
-          <w:bottom w:val="single" w:sz="18" w:space="0" w:color="auto"/>
+          <w:top w:val="single" w:color="auto" w:sz="18" w:space="0"/>
+          <w:left w:val="nil"/>
+          <w:bottom w:val="single" w:color="auto" w:sz="18" w:space="0"/>
           <w:right w:val="nil"/>
           <w:insideH w:val="nil"/>
           <w:insideV w:val="nil"/>
@@ -6965,8 +7733,8 @@
       <w:tblStyleRowBandSize w:val="1"/>
       <w:tblStyleColBandSize w:val="1"/>
       <w:tblBorders>
-        <w:top w:val="single" w:sz="18" w:space="0" w:color="auto"/>
-        <w:bottom w:val="single" w:sz="18" w:space="0" w:color="auto"/>
+        <w:top w:val="single" w:color="auto" w:sz="18" w:space="0"/>
+        <w:bottom w:val="single" w:color="auto" w:sz="18" w:space="0"/>
       </w:tblBorders>
     </w:tblPr>
     <w:tblStylePr w:type="firstRow">
@@ -6981,9 +7749,9 @@
       <w:tblPr/>
       <w:tcPr>
         <w:tcBorders>
-          <w:top w:val="single" w:sz="18" w:space="0" w:color="auto"/>
-          <w:left w:val="nil"/>
-          <w:bottom w:val="single" w:sz="18" w:space="0" w:color="auto"/>
+          <w:top w:val="single" w:color="auto" w:sz="18" w:space="0"/>
+          <w:left w:val="nil"/>
+          <w:bottom w:val="single" w:color="auto" w:sz="18" w:space="0"/>
           <w:right w:val="nil"/>
           <w:insideH w:val="nil"/>
           <w:insideV w:val="nil"/>
@@ -7001,9 +7769,9 @@
       <w:tblPr/>
       <w:tcPr>
         <w:tcBorders>
-          <w:top w:val="double" w:sz="6" w:space="0" w:color="auto"/>
-          <w:left w:val="nil"/>
-          <w:bottom w:val="single" w:sz="18" w:space="0" w:color="auto"/>
+          <w:top w:val="double" w:color="auto" w:sz="6" w:space="0"/>
+          <w:left w:val="nil"/>
+          <w:bottom w:val="single" w:color="auto" w:sz="18" w:space="0"/>
           <w:right w:val="nil"/>
           <w:insideH w:val="nil"/>
           <w:insideV w:val="nil"/>
@@ -7022,7 +7790,7 @@
         <w:tcBorders>
           <w:top w:val="nil"/>
           <w:left w:val="nil"/>
-          <w:bottom w:val="single" w:sz="18" w:space="0" w:color="auto"/>
+          <w:bottom w:val="single" w:color="auto" w:sz="18" w:space="0"/>
           <w:right w:val="nil"/>
           <w:insideH w:val="nil"/>
           <w:insideV w:val="nil"/>
@@ -7069,9 +7837,9 @@
       <w:tblPr/>
       <w:tcPr>
         <w:tcBorders>
-          <w:top w:val="single" w:sz="18" w:space="0" w:color="auto"/>
-          <w:left w:val="nil"/>
-          <w:bottom w:val="single" w:sz="18" w:space="0" w:color="auto"/>
+          <w:top w:val="single" w:color="auto" w:sz="18" w:space="0"/>
+          <w:left w:val="nil"/>
+          <w:bottom w:val="single" w:color="auto" w:sz="18" w:space="0"/>
           <w:right w:val="nil"/>
           <w:insideH w:val="nil"/>
           <w:insideV w:val="nil"/>
@@ -7085,9 +7853,9 @@
       <w:tblPr/>
       <w:tcPr>
         <w:tcBorders>
-          <w:top w:val="single" w:sz="18" w:space="0" w:color="auto"/>
-          <w:left w:val="nil"/>
-          <w:bottom w:val="single" w:sz="18" w:space="0" w:color="auto"/>
+          <w:top w:val="single" w:color="auto" w:sz="18" w:space="0"/>
+          <w:left w:val="nil"/>
+          <w:bottom w:val="single" w:color="auto" w:sz="18" w:space="0"/>
           <w:right w:val="nil"/>
           <w:insideH w:val="nil"/>
           <w:insideV w:val="nil"/>
@@ -7107,8 +7875,8 @@
       <w:tblStyleRowBandSize w:val="1"/>
       <w:tblStyleColBandSize w:val="1"/>
       <w:tblBorders>
-        <w:top w:val="single" w:sz="18" w:space="0" w:color="auto"/>
-        <w:bottom w:val="single" w:sz="18" w:space="0" w:color="auto"/>
+        <w:top w:val="single" w:color="auto" w:sz="18" w:space="0"/>
+        <w:bottom w:val="single" w:color="auto" w:sz="18" w:space="0"/>
       </w:tblBorders>
     </w:tblPr>
     <w:tblStylePr w:type="firstRow">
@@ -7123,9 +7891,9 @@
       <w:tblPr/>
       <w:tcPr>
         <w:tcBorders>
-          <w:top w:val="single" w:sz="18" w:space="0" w:color="auto"/>
-          <w:left w:val="nil"/>
-          <w:bottom w:val="single" w:sz="18" w:space="0" w:color="auto"/>
+          <w:top w:val="single" w:color="auto" w:sz="18" w:space="0"/>
+          <w:left w:val="nil"/>
+          <w:bottom w:val="single" w:color="auto" w:sz="18" w:space="0"/>
           <w:right w:val="nil"/>
           <w:insideH w:val="nil"/>
           <w:insideV w:val="nil"/>
@@ -7143,9 +7911,9 @@
       <w:tblPr/>
       <w:tcPr>
         <w:tcBorders>
-          <w:top w:val="double" w:sz="6" w:space="0" w:color="auto"/>
-          <w:left w:val="nil"/>
-          <w:bottom w:val="single" w:sz="18" w:space="0" w:color="auto"/>
+          <w:top w:val="double" w:color="auto" w:sz="6" w:space="0"/>
+          <w:left w:val="nil"/>
+          <w:bottom w:val="single" w:color="auto" w:sz="18" w:space="0"/>
           <w:right w:val="nil"/>
           <w:insideH w:val="nil"/>
           <w:insideV w:val="nil"/>
@@ -7164,7 +7932,7 @@
         <w:tcBorders>
           <w:top w:val="nil"/>
           <w:left w:val="nil"/>
-          <w:bottom w:val="single" w:sz="18" w:space="0" w:color="auto"/>
+          <w:bottom w:val="single" w:color="auto" w:sz="18" w:space="0"/>
           <w:right w:val="nil"/>
           <w:insideH w:val="nil"/>
           <w:insideV w:val="nil"/>
@@ -7211,9 +7979,9 @@
       <w:tblPr/>
       <w:tcPr>
         <w:tcBorders>
-          <w:top w:val="single" w:sz="18" w:space="0" w:color="auto"/>
-          <w:left w:val="nil"/>
-          <w:bottom w:val="single" w:sz="18" w:space="0" w:color="auto"/>
+          <w:top w:val="single" w:color="auto" w:sz="18" w:space="0"/>
+          <w:left w:val="nil"/>
+          <w:bottom w:val="single" w:color="auto" w:sz="18" w:space="0"/>
           <w:right w:val="nil"/>
           <w:insideH w:val="nil"/>
           <w:insideV w:val="nil"/>
@@ -7227,9 +7995,9 @@
       <w:tblPr/>
       <w:tcPr>
         <w:tcBorders>
-          <w:top w:val="single" w:sz="18" w:space="0" w:color="auto"/>
-          <w:left w:val="nil"/>
-          <w:bottom w:val="single" w:sz="18" w:space="0" w:color="auto"/>
+          <w:top w:val="single" w:color="auto" w:sz="18" w:space="0"/>
+          <w:left w:val="nil"/>
+          <w:bottom w:val="single" w:color="auto" w:sz="18" w:space="0"/>
           <w:right w:val="nil"/>
           <w:insideH w:val="nil"/>
           <w:insideV w:val="nil"/>
@@ -7249,8 +8017,8 @@
       <w:tblStyleRowBandSize w:val="1"/>
       <w:tblStyleColBandSize w:val="1"/>
       <w:tblBorders>
-        <w:top w:val="single" w:sz="18" w:space="0" w:color="auto"/>
-        <w:bottom w:val="single" w:sz="18" w:space="0" w:color="auto"/>
+        <w:top w:val="single" w:color="auto" w:sz="18" w:space="0"/>
+        <w:bottom w:val="single" w:color="auto" w:sz="18" w:space="0"/>
       </w:tblBorders>
     </w:tblPr>
     <w:tblStylePr w:type="firstRow">
@@ -7265,9 +8033,9 @@
       <w:tblPr/>
       <w:tcPr>
         <w:tcBorders>
-          <w:top w:val="single" w:sz="18" w:space="0" w:color="auto"/>
-          <w:left w:val="nil"/>
-          <w:bottom w:val="single" w:sz="18" w:space="0" w:color="auto"/>
+          <w:top w:val="single" w:color="auto" w:sz="18" w:space="0"/>
+          <w:left w:val="nil"/>
+          <w:bottom w:val="single" w:color="auto" w:sz="18" w:space="0"/>
           <w:right w:val="nil"/>
           <w:insideH w:val="nil"/>
           <w:insideV w:val="nil"/>
@@ -7285,9 +8053,9 @@
       <w:tblPr/>
       <w:tcPr>
         <w:tcBorders>
-          <w:top w:val="double" w:sz="6" w:space="0" w:color="auto"/>
-          <w:left w:val="nil"/>
-          <w:bottom w:val="single" w:sz="18" w:space="0" w:color="auto"/>
+          <w:top w:val="double" w:color="auto" w:sz="6" w:space="0"/>
+          <w:left w:val="nil"/>
+          <w:bottom w:val="single" w:color="auto" w:sz="18" w:space="0"/>
           <w:right w:val="nil"/>
           <w:insideH w:val="nil"/>
           <w:insideV w:val="nil"/>
@@ -7306,7 +8074,7 @@
         <w:tcBorders>
           <w:top w:val="nil"/>
           <w:left w:val="nil"/>
-          <w:bottom w:val="single" w:sz="18" w:space="0" w:color="auto"/>
+          <w:bottom w:val="single" w:color="auto" w:sz="18" w:space="0"/>
           <w:right w:val="nil"/>
           <w:insideH w:val="nil"/>
           <w:insideV w:val="nil"/>
@@ -7353,9 +8121,9 @@
       <w:tblPr/>
       <w:tcPr>
         <w:tcBorders>
-          <w:top w:val="single" w:sz="18" w:space="0" w:color="auto"/>
-          <w:left w:val="nil"/>
-          <w:bottom w:val="single" w:sz="18" w:space="0" w:color="auto"/>
+          <w:top w:val="single" w:color="auto" w:sz="18" w:space="0"/>
+          <w:left w:val="nil"/>
+          <w:bottom w:val="single" w:color="auto" w:sz="18" w:space="0"/>
           <w:right w:val="nil"/>
           <w:insideH w:val="nil"/>
           <w:insideV w:val="nil"/>
@@ -7369,9 +8137,9 @@
       <w:tblPr/>
       <w:tcPr>
         <w:tcBorders>
-          <w:top w:val="single" w:sz="18" w:space="0" w:color="auto"/>
-          <w:left w:val="nil"/>
-          <w:bottom w:val="single" w:sz="18" w:space="0" w:color="auto"/>
+          <w:top w:val="single" w:color="auto" w:sz="18" w:space="0"/>
+          <w:left w:val="nil"/>
+          <w:bottom w:val="single" w:color="auto" w:sz="18" w:space="0"/>
           <w:right w:val="nil"/>
           <w:insideH w:val="nil"/>
           <w:insideV w:val="nil"/>
@@ -7391,8 +8159,8 @@
       <w:tblStyleRowBandSize w:val="1"/>
       <w:tblStyleColBandSize w:val="1"/>
       <w:tblBorders>
-        <w:top w:val="single" w:sz="18" w:space="0" w:color="auto"/>
-        <w:bottom w:val="single" w:sz="18" w:space="0" w:color="auto"/>
+        <w:top w:val="single" w:color="auto" w:sz="18" w:space="0"/>
+        <w:bottom w:val="single" w:color="auto" w:sz="18" w:space="0"/>
       </w:tblBorders>
     </w:tblPr>
     <w:tblStylePr w:type="firstRow">
@@ -7407,9 +8175,9 @@
       <w:tblPr/>
       <w:tcPr>
         <w:tcBorders>
-          <w:top w:val="single" w:sz="18" w:space="0" w:color="auto"/>
-          <w:left w:val="nil"/>
-          <w:bottom w:val="single" w:sz="18" w:space="0" w:color="auto"/>
+          <w:top w:val="single" w:color="auto" w:sz="18" w:space="0"/>
+          <w:left w:val="nil"/>
+          <w:bottom w:val="single" w:color="auto" w:sz="18" w:space="0"/>
           <w:right w:val="nil"/>
           <w:insideH w:val="nil"/>
           <w:insideV w:val="nil"/>
@@ -7427,9 +8195,9 @@
       <w:tblPr/>
       <w:tcPr>
         <w:tcBorders>
-          <w:top w:val="double" w:sz="6" w:space="0" w:color="auto"/>
-          <w:left w:val="nil"/>
-          <w:bottom w:val="single" w:sz="18" w:space="0" w:color="auto"/>
+          <w:top w:val="double" w:color="auto" w:sz="6" w:space="0"/>
+          <w:left w:val="nil"/>
+          <w:bottom w:val="single" w:color="auto" w:sz="18" w:space="0"/>
           <w:right w:val="nil"/>
           <w:insideH w:val="nil"/>
           <w:insideV w:val="nil"/>
@@ -7448,7 +8216,7 @@
         <w:tcBorders>
           <w:top w:val="nil"/>
           <w:left w:val="nil"/>
-          <w:bottom w:val="single" w:sz="18" w:space="0" w:color="auto"/>
+          <w:bottom w:val="single" w:color="auto" w:sz="18" w:space="0"/>
           <w:right w:val="nil"/>
           <w:insideH w:val="nil"/>
           <w:insideV w:val="nil"/>
@@ -7495,9 +8263,9 @@
       <w:tblPr/>
       <w:tcPr>
         <w:tcBorders>
-          <w:top w:val="single" w:sz="18" w:space="0" w:color="auto"/>
-          <w:left w:val="nil"/>
-          <w:bottom w:val="single" w:sz="18" w:space="0" w:color="auto"/>
+          <w:top w:val="single" w:color="auto" w:sz="18" w:space="0"/>
+          <w:left w:val="nil"/>
+          <w:bottom w:val="single" w:color="auto" w:sz="18" w:space="0"/>
           <w:right w:val="nil"/>
           <w:insideH w:val="nil"/>
           <w:insideV w:val="nil"/>
@@ -7511,9 +8279,9 @@
       <w:tblPr/>
       <w:tcPr>
         <w:tcBorders>
-          <w:top w:val="single" w:sz="18" w:space="0" w:color="auto"/>
-          <w:left w:val="nil"/>
-          <w:bottom w:val="single" w:sz="18" w:space="0" w:color="auto"/>
+          <w:top w:val="single" w:color="auto" w:sz="18" w:space="0"/>
+          <w:left w:val="nil"/>
+          <w:bottom w:val="single" w:color="auto" w:sz="18" w:space="0"/>
           <w:right w:val="nil"/>
           <w:insideH w:val="nil"/>
           <w:insideV w:val="nil"/>
@@ -7536,19 +8304,19 @@
       <w:tblStyleRowBandSize w:val="1"/>
       <w:tblStyleColBandSize w:val="1"/>
       <w:tblBorders>
-        <w:top w:val="single" w:sz="8" w:space="0" w:color="000000" w:themeColor="text1"/>
-        <w:bottom w:val="single" w:sz="8" w:space="0" w:color="000000" w:themeColor="text1"/>
+        <w:top w:val="single" w:color="000000" w:themeColor="text1" w:sz="8" w:space="0"/>
+        <w:bottom w:val="single" w:color="000000" w:themeColor="text1" w:sz="8" w:space="0"/>
       </w:tblBorders>
     </w:tblPr>
     <w:tblStylePr w:type="firstRow">
       <w:rPr>
-        <w:rFonts w:asciiTheme="majorHAnsi" w:eastAsiaTheme="majorEastAsia" w:hAnsiTheme="majorHAnsi" w:cstheme="majorBidi"/>
+        <w:rFonts w:asciiTheme="majorHAnsi" w:hAnsiTheme="majorHAnsi" w:eastAsiaTheme="majorEastAsia" w:cstheme="majorBidi"/>
       </w:rPr>
       <w:tblPr/>
       <w:tcPr>
         <w:tcBorders>
           <w:top w:val="nil"/>
-          <w:bottom w:val="single" w:sz="8" w:space="0" w:color="000000" w:themeColor="text1"/>
+          <w:bottom w:val="single" w:color="000000" w:themeColor="text1" w:sz="8" w:space="0"/>
         </w:tcBorders>
       </w:tcPr>
     </w:tblStylePr>
@@ -7561,8 +8329,8 @@
       <w:tblPr/>
       <w:tcPr>
         <w:tcBorders>
-          <w:top w:val="single" w:sz="8" w:space="0" w:color="000000" w:themeColor="text1"/>
-          <w:bottom w:val="single" w:sz="8" w:space="0" w:color="000000" w:themeColor="text1"/>
+          <w:top w:val="single" w:color="000000" w:themeColor="text1" w:sz="8" w:space="0"/>
+          <w:bottom w:val="single" w:color="000000" w:themeColor="text1" w:sz="8" w:space="0"/>
         </w:tcBorders>
       </w:tcPr>
     </w:tblStylePr>
@@ -7580,8 +8348,8 @@
       <w:tblPr/>
       <w:tcPr>
         <w:tcBorders>
-          <w:top w:val="single" w:sz="8" w:space="0" w:color="000000" w:themeColor="text1"/>
-          <w:bottom w:val="single" w:sz="8" w:space="0" w:color="000000" w:themeColor="text1"/>
+          <w:top w:val="single" w:color="000000" w:themeColor="text1" w:sz="8" w:space="0"/>
+          <w:bottom w:val="single" w:color="000000" w:themeColor="text1" w:sz="8" w:space="0"/>
         </w:tcBorders>
       </w:tcPr>
     </w:tblStylePr>
@@ -7613,19 +8381,19 @@
       <w:tblStyleRowBandSize w:val="1"/>
       <w:tblStyleColBandSize w:val="1"/>
       <w:tblBorders>
-        <w:top w:val="single" w:sz="8" w:space="0" w:color="4F81BD" w:themeColor="accent1"/>
-        <w:bottom w:val="single" w:sz="8" w:space="0" w:color="4F81BD" w:themeColor="accent1"/>
+        <w:top w:val="single" w:color="4F81BD" w:themeColor="accent1" w:sz="8" w:space="0"/>
+        <w:bottom w:val="single" w:color="4F81BD" w:themeColor="accent1" w:sz="8" w:space="0"/>
       </w:tblBorders>
     </w:tblPr>
     <w:tblStylePr w:type="firstRow">
       <w:rPr>
-        <w:rFonts w:asciiTheme="majorHAnsi" w:eastAsiaTheme="majorEastAsia" w:hAnsiTheme="majorHAnsi" w:cstheme="majorBidi"/>
+        <w:rFonts w:asciiTheme="majorHAnsi" w:hAnsiTheme="majorHAnsi" w:eastAsiaTheme="majorEastAsia" w:cstheme="majorBidi"/>
       </w:rPr>
       <w:tblPr/>
       <w:tcPr>
         <w:tcBorders>
           <w:top w:val="nil"/>
-          <w:bottom w:val="single" w:sz="8" w:space="0" w:color="4F81BD" w:themeColor="accent1"/>
+          <w:bottom w:val="single" w:color="4F81BD" w:themeColor="accent1" w:sz="8" w:space="0"/>
         </w:tcBorders>
       </w:tcPr>
     </w:tblStylePr>
@@ -7638,8 +8406,8 @@
       <w:tblPr/>
       <w:tcPr>
         <w:tcBorders>
-          <w:top w:val="single" w:sz="8" w:space="0" w:color="4F81BD" w:themeColor="accent1"/>
-          <w:bottom w:val="single" w:sz="8" w:space="0" w:color="4F81BD" w:themeColor="accent1"/>
+          <w:top w:val="single" w:color="4F81BD" w:themeColor="accent1" w:sz="8" w:space="0"/>
+          <w:bottom w:val="single" w:color="4F81BD" w:themeColor="accent1" w:sz="8" w:space="0"/>
         </w:tcBorders>
       </w:tcPr>
     </w:tblStylePr>
@@ -7657,8 +8425,8 @@
       <w:tblPr/>
       <w:tcPr>
         <w:tcBorders>
-          <w:top w:val="single" w:sz="8" w:space="0" w:color="4F81BD" w:themeColor="accent1"/>
-          <w:bottom w:val="single" w:sz="8" w:space="0" w:color="4F81BD" w:themeColor="accent1"/>
+          <w:top w:val="single" w:color="4F81BD" w:themeColor="accent1" w:sz="8" w:space="0"/>
+          <w:bottom w:val="single" w:color="4F81BD" w:themeColor="accent1" w:sz="8" w:space="0"/>
         </w:tcBorders>
       </w:tcPr>
     </w:tblStylePr>
@@ -7690,19 +8458,19 @@
       <w:tblStyleRowBandSize w:val="1"/>
       <w:tblStyleColBandSize w:val="1"/>
       <w:tblBorders>
-        <w:top w:val="single" w:sz="8" w:space="0" w:color="C0504D" w:themeColor="accent2"/>
-        <w:bottom w:val="single" w:sz="8" w:space="0" w:color="C0504D" w:themeColor="accent2"/>
+        <w:top w:val="single" w:color="C0504D" w:themeColor="accent2" w:sz="8" w:space="0"/>
+        <w:bottom w:val="single" w:color="C0504D" w:themeColor="accent2" w:sz="8" w:space="0"/>
       </w:tblBorders>
     </w:tblPr>
     <w:tblStylePr w:type="firstRow">
       <w:rPr>
-        <w:rFonts w:asciiTheme="majorHAnsi" w:eastAsiaTheme="majorEastAsia" w:hAnsiTheme="majorHAnsi" w:cstheme="majorBidi"/>
+        <w:rFonts w:asciiTheme="majorHAnsi" w:hAnsiTheme="majorHAnsi" w:eastAsiaTheme="majorEastAsia" w:cstheme="majorBidi"/>
       </w:rPr>
       <w:tblPr/>
       <w:tcPr>
         <w:tcBorders>
           <w:top w:val="nil"/>
-          <w:bottom w:val="single" w:sz="8" w:space="0" w:color="C0504D" w:themeColor="accent2"/>
+          <w:bottom w:val="single" w:color="C0504D" w:themeColor="accent2" w:sz="8" w:space="0"/>
         </w:tcBorders>
       </w:tcPr>
     </w:tblStylePr>
@@ -7715,8 +8483,8 @@
       <w:tblPr/>
       <w:tcPr>
         <w:tcBorders>
-          <w:top w:val="single" w:sz="8" w:space="0" w:color="C0504D" w:themeColor="accent2"/>
-          <w:bottom w:val="single" w:sz="8" w:space="0" w:color="C0504D" w:themeColor="accent2"/>
+          <w:top w:val="single" w:color="C0504D" w:themeColor="accent2" w:sz="8" w:space="0"/>
+          <w:bottom w:val="single" w:color="C0504D" w:themeColor="accent2" w:sz="8" w:space="0"/>
         </w:tcBorders>
       </w:tcPr>
     </w:tblStylePr>
@@ -7734,8 +8502,8 @@
       <w:tblPr/>
       <w:tcPr>
         <w:tcBorders>
-          <w:top w:val="single" w:sz="8" w:space="0" w:color="C0504D" w:themeColor="accent2"/>
-          <w:bottom w:val="single" w:sz="8" w:space="0" w:color="C0504D" w:themeColor="accent2"/>
+          <w:top w:val="single" w:color="C0504D" w:themeColor="accent2" w:sz="8" w:space="0"/>
+          <w:bottom w:val="single" w:color="C0504D" w:themeColor="accent2" w:sz="8" w:space="0"/>
         </w:tcBorders>
       </w:tcPr>
     </w:tblStylePr>
@@ -7767,19 +8535,19 @@
       <w:tblStyleRowBandSize w:val="1"/>
       <w:tblStyleColBandSize w:val="1"/>
       <w:tblBorders>
-        <w:top w:val="single" w:sz="8" w:space="0" w:color="9BBB59" w:themeColor="accent3"/>
-        <w:bottom w:val="single" w:sz="8" w:space="0" w:color="9BBB59" w:themeColor="accent3"/>
+        <w:top w:val="single" w:color="9BBB59" w:themeColor="accent3" w:sz="8" w:space="0"/>
+        <w:bottom w:val="single" w:color="9BBB59" w:themeColor="accent3" w:sz="8" w:space="0"/>
       </w:tblBorders>
     </w:tblPr>
     <w:tblStylePr w:type="firstRow">
       <w:rPr>
-        <w:rFonts w:asciiTheme="majorHAnsi" w:eastAsiaTheme="majorEastAsia" w:hAnsiTheme="majorHAnsi" w:cstheme="majorBidi"/>
+        <w:rFonts w:asciiTheme="majorHAnsi" w:hAnsiTheme="majorHAnsi" w:eastAsiaTheme="majorEastAsia" w:cstheme="majorBidi"/>
       </w:rPr>
       <w:tblPr/>
       <w:tcPr>
         <w:tcBorders>
           <w:top w:val="nil"/>
-          <w:bottom w:val="single" w:sz="8" w:space="0" w:color="9BBB59" w:themeColor="accent3"/>
+          <w:bottom w:val="single" w:color="9BBB59" w:themeColor="accent3" w:sz="8" w:space="0"/>
         </w:tcBorders>
       </w:tcPr>
     </w:tblStylePr>
@@ -7792,8 +8560,8 @@
       <w:tblPr/>
       <w:tcPr>
         <w:tcBorders>
-          <w:top w:val="single" w:sz="8" w:space="0" w:color="9BBB59" w:themeColor="accent3"/>
-          <w:bottom w:val="single" w:sz="8" w:space="0" w:color="9BBB59" w:themeColor="accent3"/>
+          <w:top w:val="single" w:color="9BBB59" w:themeColor="accent3" w:sz="8" w:space="0"/>
+          <w:bottom w:val="single" w:color="9BBB59" w:themeColor="accent3" w:sz="8" w:space="0"/>
         </w:tcBorders>
       </w:tcPr>
     </w:tblStylePr>
@@ -7811,8 +8579,8 @@
       <w:tblPr/>
       <w:tcPr>
         <w:tcBorders>
-          <w:top w:val="single" w:sz="8" w:space="0" w:color="9BBB59" w:themeColor="accent3"/>
-          <w:bottom w:val="single" w:sz="8" w:space="0" w:color="9BBB59" w:themeColor="accent3"/>
+          <w:top w:val="single" w:color="9BBB59" w:themeColor="accent3" w:sz="8" w:space="0"/>
+          <w:bottom w:val="single" w:color="9BBB59" w:themeColor="accent3" w:sz="8" w:space="0"/>
         </w:tcBorders>
       </w:tcPr>
     </w:tblStylePr>
@@ -7844,19 +8612,19 @@
       <w:tblStyleRowBandSize w:val="1"/>
       <w:tblStyleColBandSize w:val="1"/>
       <w:tblBorders>
-        <w:top w:val="single" w:sz="8" w:space="0" w:color="8064A2" w:themeColor="accent4"/>
-        <w:bottom w:val="single" w:sz="8" w:space="0" w:color="8064A2" w:themeColor="accent4"/>
+        <w:top w:val="single" w:color="8064A2" w:themeColor="accent4" w:sz="8" w:space="0"/>
+        <w:bottom w:val="single" w:color="8064A2" w:themeColor="accent4" w:sz="8" w:space="0"/>
       </w:tblBorders>
     </w:tblPr>
     <w:tblStylePr w:type="firstRow">
       <w:rPr>
-        <w:rFonts w:asciiTheme="majorHAnsi" w:eastAsiaTheme="majorEastAsia" w:hAnsiTheme="majorHAnsi" w:cstheme="majorBidi"/>
+        <w:rFonts w:asciiTheme="majorHAnsi" w:hAnsiTheme="majorHAnsi" w:eastAsiaTheme="majorEastAsia" w:cstheme="majorBidi"/>
       </w:rPr>
       <w:tblPr/>
       <w:tcPr>
         <w:tcBorders>
           <w:top w:val="nil"/>
-          <w:bottom w:val="single" w:sz="8" w:space="0" w:color="8064A2" w:themeColor="accent4"/>
+          <w:bottom w:val="single" w:color="8064A2" w:themeColor="accent4" w:sz="8" w:space="0"/>
         </w:tcBorders>
       </w:tcPr>
     </w:tblStylePr>
@@ -7869,8 +8637,8 @@
       <w:tblPr/>
       <w:tcPr>
         <w:tcBorders>
-          <w:top w:val="single" w:sz="8" w:space="0" w:color="8064A2" w:themeColor="accent4"/>
-          <w:bottom w:val="single" w:sz="8" w:space="0" w:color="8064A2" w:themeColor="accent4"/>
+          <w:top w:val="single" w:color="8064A2" w:themeColor="accent4" w:sz="8" w:space="0"/>
+          <w:bottom w:val="single" w:color="8064A2" w:themeColor="accent4" w:sz="8" w:space="0"/>
         </w:tcBorders>
       </w:tcPr>
     </w:tblStylePr>
@@ -7888,8 +8656,8 @@
       <w:tblPr/>
       <w:tcPr>
         <w:tcBorders>
-          <w:top w:val="single" w:sz="8" w:space="0" w:color="8064A2" w:themeColor="accent4"/>
-          <w:bottom w:val="single" w:sz="8" w:space="0" w:color="8064A2" w:themeColor="accent4"/>
+          <w:top w:val="single" w:color="8064A2" w:themeColor="accent4" w:sz="8" w:space="0"/>
+          <w:bottom w:val="single" w:color="8064A2" w:themeColor="accent4" w:sz="8" w:space="0"/>
         </w:tcBorders>
       </w:tcPr>
     </w:tblStylePr>
@@ -7921,19 +8689,19 @@
       <w:tblStyleRowBandSize w:val="1"/>
       <w:tblStyleColBandSize w:val="1"/>
       <w:tblBorders>
-        <w:top w:val="single" w:sz="8" w:space="0" w:color="4BACC6" w:themeColor="accent5"/>
-        <w:bottom w:val="single" w:sz="8" w:space="0" w:color="4BACC6" w:themeColor="accent5"/>
+        <w:top w:val="single" w:color="4BACC6" w:themeColor="accent5" w:sz="8" w:space="0"/>
+        <w:bottom w:val="single" w:color="4BACC6" w:themeColor="accent5" w:sz="8" w:space="0"/>
       </w:tblBorders>
     </w:tblPr>
     <w:tblStylePr w:type="firstRow">
       <w:rPr>
-        <w:rFonts w:asciiTheme="majorHAnsi" w:eastAsiaTheme="majorEastAsia" w:hAnsiTheme="majorHAnsi" w:cstheme="majorBidi"/>
+        <w:rFonts w:asciiTheme="majorHAnsi" w:hAnsiTheme="majorHAnsi" w:eastAsiaTheme="majorEastAsia" w:cstheme="majorBidi"/>
       </w:rPr>
       <w:tblPr/>
       <w:tcPr>
         <w:tcBorders>
           <w:top w:val="nil"/>
-          <w:bottom w:val="single" w:sz="8" w:space="0" w:color="4BACC6" w:themeColor="accent5"/>
+          <w:bottom w:val="single" w:color="4BACC6" w:themeColor="accent5" w:sz="8" w:space="0"/>
         </w:tcBorders>
       </w:tcPr>
     </w:tblStylePr>
@@ -7946,8 +8714,8 @@
       <w:tblPr/>
       <w:tcPr>
         <w:tcBorders>
-          <w:top w:val="single" w:sz="8" w:space="0" w:color="4BACC6" w:themeColor="accent5"/>
-          <w:bottom w:val="single" w:sz="8" w:space="0" w:color="4BACC6" w:themeColor="accent5"/>
+          <w:top w:val="single" w:color="4BACC6" w:themeColor="accent5" w:sz="8" w:space="0"/>
+          <w:bottom w:val="single" w:color="4BACC6" w:themeColor="accent5" w:sz="8" w:space="0"/>
         </w:tcBorders>
       </w:tcPr>
     </w:tblStylePr>
@@ -7965,8 +8733,8 @@
       <w:tblPr/>
       <w:tcPr>
         <w:tcBorders>
-          <w:top w:val="single" w:sz="8" w:space="0" w:color="4BACC6" w:themeColor="accent5"/>
-          <w:bottom w:val="single" w:sz="8" w:space="0" w:color="4BACC6" w:themeColor="accent5"/>
+          <w:top w:val="single" w:color="4BACC6" w:themeColor="accent5" w:sz="8" w:space="0"/>
+          <w:bottom w:val="single" w:color="4BACC6" w:themeColor="accent5" w:sz="8" w:space="0"/>
         </w:tcBorders>
       </w:tcPr>
     </w:tblStylePr>
@@ -7998,19 +8766,19 @@
       <w:tblStyleRowBandSize w:val="1"/>
       <w:tblStyleColBandSize w:val="1"/>
       <w:tblBorders>
-        <w:top w:val="single" w:sz="8" w:space="0" w:color="F79646" w:themeColor="accent6"/>
-        <w:bottom w:val="single" w:sz="8" w:space="0" w:color="F79646" w:themeColor="accent6"/>
+        <w:top w:val="single" w:color="F79646" w:themeColor="accent6" w:sz="8" w:space="0"/>
+        <w:bottom w:val="single" w:color="F79646" w:themeColor="accent6" w:sz="8" w:space="0"/>
       </w:tblBorders>
     </w:tblPr>
     <w:tblStylePr w:type="firstRow">
       <w:rPr>
-        <w:rFonts w:asciiTheme="majorHAnsi" w:eastAsiaTheme="majorEastAsia" w:hAnsiTheme="majorHAnsi" w:cstheme="majorBidi"/>
+        <w:rFonts w:asciiTheme="majorHAnsi" w:hAnsiTheme="majorHAnsi" w:eastAsiaTheme="majorEastAsia" w:cstheme="majorBidi"/>
       </w:rPr>
       <w:tblPr/>
       <w:tcPr>
         <w:tcBorders>
           <w:top w:val="nil"/>
-          <w:bottom w:val="single" w:sz="8" w:space="0" w:color="F79646" w:themeColor="accent6"/>
+          <w:bottom w:val="single" w:color="F79646" w:themeColor="accent6" w:sz="8" w:space="0"/>
         </w:tcBorders>
       </w:tcPr>
     </w:tblStylePr>
@@ -8023,8 +8791,8 @@
       <w:tblPr/>
       <w:tcPr>
         <w:tcBorders>
-          <w:top w:val="single" w:sz="8" w:space="0" w:color="F79646" w:themeColor="accent6"/>
-          <w:bottom w:val="single" w:sz="8" w:space="0" w:color="F79646" w:themeColor="accent6"/>
+          <w:top w:val="single" w:color="F79646" w:themeColor="accent6" w:sz="8" w:space="0"/>
+          <w:bottom w:val="single" w:color="F79646" w:themeColor="accent6" w:sz="8" w:space="0"/>
         </w:tcBorders>
       </w:tcPr>
     </w:tblStylePr>
@@ -8042,8 +8810,8 @@
       <w:tblPr/>
       <w:tcPr>
         <w:tcBorders>
-          <w:top w:val="single" w:sz="8" w:space="0" w:color="F79646" w:themeColor="accent6"/>
-          <w:bottom w:val="single" w:sz="8" w:space="0" w:color="F79646" w:themeColor="accent6"/>
+          <w:top w:val="single" w:color="F79646" w:themeColor="accent6" w:sz="8" w:space="0"/>
+          <w:bottom w:val="single" w:color="F79646" w:themeColor="accent6" w:sz="8" w:space="0"/>
         </w:tcBorders>
       </w:tcPr>
     </w:tblStylePr>
@@ -8069,17 +8837,17 @@
       <w:spacing w:after="0" w:line="240" w:lineRule="auto"/>
     </w:pPr>
     <w:rPr>
-      <w:rFonts w:asciiTheme="majorHAnsi" w:eastAsiaTheme="majorEastAsia" w:hAnsiTheme="majorHAnsi" w:cstheme="majorBidi"/>
+      <w:rFonts w:asciiTheme="majorHAnsi" w:hAnsiTheme="majorHAnsi" w:eastAsiaTheme="majorEastAsia" w:cstheme="majorBidi"/>
       <w:color w:val="000000" w:themeColor="text1"/>
     </w:rPr>
     <w:tblPr>
       <w:tblStyleRowBandSize w:val="1"/>
       <w:tblStyleColBandSize w:val="1"/>
       <w:tblBorders>
-        <w:top w:val="single" w:sz="8" w:space="0" w:color="000000" w:themeColor="text1"/>
-        <w:left w:val="single" w:sz="8" w:space="0" w:color="000000" w:themeColor="text1"/>
-        <w:bottom w:val="single" w:sz="8" w:space="0" w:color="000000" w:themeColor="text1"/>
-        <w:right w:val="single" w:sz="8" w:space="0" w:color="000000" w:themeColor="text1"/>
+        <w:top w:val="single" w:color="000000" w:themeColor="text1" w:sz="8" w:space="0"/>
+        <w:left w:val="single" w:color="000000" w:themeColor="text1" w:sz="8" w:space="0"/>
+        <w:bottom w:val="single" w:color="000000" w:themeColor="text1" w:sz="8" w:space="0"/>
+        <w:right w:val="single" w:color="000000" w:themeColor="text1" w:sz="8" w:space="0"/>
       </w:tblBorders>
     </w:tblPr>
     <w:tblStylePr w:type="firstRow">
@@ -8092,7 +8860,7 @@
         <w:tcBorders>
           <w:top w:val="nil"/>
           <w:left w:val="nil"/>
-          <w:bottom w:val="single" w:sz="24" w:space="0" w:color="000000" w:themeColor="text1"/>
+          <w:bottom w:val="single" w:color="000000" w:themeColor="text1" w:sz="24" w:space="0"/>
           <w:right w:val="nil"/>
           <w:insideH w:val="nil"/>
           <w:insideV w:val="nil"/>
@@ -8104,7 +8872,7 @@
       <w:tblPr/>
       <w:tcPr>
         <w:tcBorders>
-          <w:top w:val="single" w:sz="8" w:space="0" w:color="000000" w:themeColor="text1"/>
+          <w:top w:val="single" w:color="000000" w:themeColor="text1" w:sz="8" w:space="0"/>
           <w:left w:val="nil"/>
           <w:bottom w:val="nil"/>
           <w:right w:val="nil"/>
@@ -8121,7 +8889,7 @@
           <w:top w:val="nil"/>
           <w:left w:val="nil"/>
           <w:bottom w:val="nil"/>
-          <w:right w:val="single" w:sz="8" w:space="0" w:color="000000" w:themeColor="text1"/>
+          <w:right w:val="single" w:color="000000" w:themeColor="text1" w:sz="8" w:space="0"/>
           <w:insideH w:val="nil"/>
           <w:insideV w:val="nil"/>
         </w:tcBorders>
@@ -8133,7 +8901,7 @@
       <w:tcPr>
         <w:tcBorders>
           <w:top w:val="nil"/>
-          <w:left w:val="single" w:sz="8" w:space="0" w:color="000000" w:themeColor="text1"/>
+          <w:left w:val="single" w:color="000000" w:themeColor="text1" w:sz="8" w:space="0"/>
           <w:bottom w:val="nil"/>
           <w:right w:val="nil"/>
           <w:insideH w:val="nil"/>
@@ -8190,17 +8958,17 @@
       <w:spacing w:after="0" w:line="240" w:lineRule="auto"/>
     </w:pPr>
     <w:rPr>
-      <w:rFonts w:asciiTheme="majorHAnsi" w:eastAsiaTheme="majorEastAsia" w:hAnsiTheme="majorHAnsi" w:cstheme="majorBidi"/>
+      <w:rFonts w:asciiTheme="majorHAnsi" w:hAnsiTheme="majorHAnsi" w:eastAsiaTheme="majorEastAsia" w:cstheme="majorBidi"/>
       <w:color w:val="000000" w:themeColor="text1"/>
     </w:rPr>
     <w:tblPr>
       <w:tblStyleRowBandSize w:val="1"/>
       <w:tblStyleColBandSize w:val="1"/>
       <w:tblBorders>
-        <w:top w:val="single" w:sz="8" w:space="0" w:color="4F81BD" w:themeColor="accent1"/>
-        <w:left w:val="single" w:sz="8" w:space="0" w:color="4F81BD" w:themeColor="accent1"/>
-        <w:bottom w:val="single" w:sz="8" w:space="0" w:color="4F81BD" w:themeColor="accent1"/>
-        <w:right w:val="single" w:sz="8" w:space="0" w:color="4F81BD" w:themeColor="accent1"/>
+        <w:top w:val="single" w:color="4F81BD" w:themeColor="accent1" w:sz="8" w:space="0"/>
+        <w:left w:val="single" w:color="4F81BD" w:themeColor="accent1" w:sz="8" w:space="0"/>
+        <w:bottom w:val="single" w:color="4F81BD" w:themeColor="accent1" w:sz="8" w:space="0"/>
+        <w:right w:val="single" w:color="4F81BD" w:themeColor="accent1" w:sz="8" w:space="0"/>
       </w:tblBorders>
     </w:tblPr>
     <w:tblStylePr w:type="firstRow">
@@ -8213,7 +8981,7 @@
         <w:tcBorders>
           <w:top w:val="nil"/>
           <w:left w:val="nil"/>
-          <w:bottom w:val="single" w:sz="24" w:space="0" w:color="4F81BD" w:themeColor="accent1"/>
+          <w:bottom w:val="single" w:color="4F81BD" w:themeColor="accent1" w:sz="24" w:space="0"/>
           <w:right w:val="nil"/>
           <w:insideH w:val="nil"/>
           <w:insideV w:val="nil"/>
@@ -8225,7 +8993,7 @@
       <w:tblPr/>
       <w:tcPr>
         <w:tcBorders>
-          <w:top w:val="single" w:sz="8" w:space="0" w:color="4F81BD" w:themeColor="accent1"/>
+          <w:top w:val="single" w:color="4F81BD" w:themeColor="accent1" w:sz="8" w:space="0"/>
           <w:left w:val="nil"/>
           <w:bottom w:val="nil"/>
           <w:right w:val="nil"/>
@@ -8242,7 +9010,7 @@
           <w:top w:val="nil"/>
           <w:left w:val="nil"/>
           <w:bottom w:val="nil"/>
-          <w:right w:val="single" w:sz="8" w:space="0" w:color="4F81BD" w:themeColor="accent1"/>
+          <w:right w:val="single" w:color="4F81BD" w:themeColor="accent1" w:sz="8" w:space="0"/>
           <w:insideH w:val="nil"/>
           <w:insideV w:val="nil"/>
         </w:tcBorders>
@@ -8254,7 +9022,7 @@
       <w:tcPr>
         <w:tcBorders>
           <w:top w:val="nil"/>
-          <w:left w:val="single" w:sz="8" w:space="0" w:color="4F81BD" w:themeColor="accent1"/>
+          <w:left w:val="single" w:color="4F81BD" w:themeColor="accent1" w:sz="8" w:space="0"/>
           <w:bottom w:val="nil"/>
           <w:right w:val="nil"/>
           <w:insideH w:val="nil"/>
@@ -8311,17 +9079,17 @@
       <w:spacing w:after="0" w:line="240" w:lineRule="auto"/>
     </w:pPr>
     <w:rPr>
-      <w:rFonts w:asciiTheme="majorHAnsi" w:eastAsiaTheme="majorEastAsia" w:hAnsiTheme="majorHAnsi" w:cstheme="majorBidi"/>
+      <w:rFonts w:asciiTheme="majorHAnsi" w:hAnsiTheme="majorHAnsi" w:eastAsiaTheme="majorEastAsia" w:cstheme="majorBidi"/>
       <w:color w:val="000000" w:themeColor="text1"/>
     </w:rPr>
     <w:tblPr>
       <w:tblStyleRowBandSize w:val="1"/>
       <w:tblStyleColBandSize w:val="1"/>
       <w:tblBorders>
-        <w:top w:val="single" w:sz="8" w:space="0" w:color="C0504D" w:themeColor="accent2"/>
-        <w:left w:val="single" w:sz="8" w:space="0" w:color="C0504D" w:themeColor="accent2"/>
-        <w:bottom w:val="single" w:sz="8" w:space="0" w:color="C0504D" w:themeColor="accent2"/>
-        <w:right w:val="single" w:sz="8" w:space="0" w:color="C0504D" w:themeColor="accent2"/>
+        <w:top w:val="single" w:color="C0504D" w:themeColor="accent2" w:sz="8" w:space="0"/>
+        <w:left w:val="single" w:color="C0504D" w:themeColor="accent2" w:sz="8" w:space="0"/>
+        <w:bottom w:val="single" w:color="C0504D" w:themeColor="accent2" w:sz="8" w:space="0"/>
+        <w:right w:val="single" w:color="C0504D" w:themeColor="accent2" w:sz="8" w:space="0"/>
       </w:tblBorders>
     </w:tblPr>
     <w:tblStylePr w:type="firstRow">
@@ -8334,7 +9102,7 @@
         <w:tcBorders>
           <w:top w:val="nil"/>
           <w:left w:val="nil"/>
-          <w:bottom w:val="single" w:sz="24" w:space="0" w:color="C0504D" w:themeColor="accent2"/>
+          <w:bottom w:val="single" w:color="C0504D" w:themeColor="accent2" w:sz="24" w:space="0"/>
           <w:right w:val="nil"/>
           <w:insideH w:val="nil"/>
           <w:insideV w:val="nil"/>
@@ -8346,7 +9114,7 @@
       <w:tblPr/>
       <w:tcPr>
         <w:tcBorders>
-          <w:top w:val="single" w:sz="8" w:space="0" w:color="C0504D" w:themeColor="accent2"/>
+          <w:top w:val="single" w:color="C0504D" w:themeColor="accent2" w:sz="8" w:space="0"/>
           <w:left w:val="nil"/>
           <w:bottom w:val="nil"/>
           <w:right w:val="nil"/>
@@ -8363,7 +9131,7 @@
           <w:top w:val="nil"/>
           <w:left w:val="nil"/>
           <w:bottom w:val="nil"/>
-          <w:right w:val="single" w:sz="8" w:space="0" w:color="C0504D" w:themeColor="accent2"/>
+          <w:right w:val="single" w:color="C0504D" w:themeColor="accent2" w:sz="8" w:space="0"/>
           <w:insideH w:val="nil"/>
           <w:insideV w:val="nil"/>
         </w:tcBorders>
@@ -8375,7 +9143,7 @@
       <w:tcPr>
         <w:tcBorders>
           <w:top w:val="nil"/>
-          <w:left w:val="single" w:sz="8" w:space="0" w:color="C0504D" w:themeColor="accent2"/>
+          <w:left w:val="single" w:color="C0504D" w:themeColor="accent2" w:sz="8" w:space="0"/>
           <w:bottom w:val="nil"/>
           <w:right w:val="nil"/>
           <w:insideH w:val="nil"/>
@@ -8432,17 +9200,17 @@
       <w:spacing w:after="0" w:line="240" w:lineRule="auto"/>
     </w:pPr>
     <w:rPr>
-      <w:rFonts w:asciiTheme="majorHAnsi" w:eastAsiaTheme="majorEastAsia" w:hAnsiTheme="majorHAnsi" w:cstheme="majorBidi"/>
+      <w:rFonts w:asciiTheme="majorHAnsi" w:hAnsiTheme="majorHAnsi" w:eastAsiaTheme="majorEastAsia" w:cstheme="majorBidi"/>
       <w:color w:val="000000" w:themeColor="text1"/>
     </w:rPr>
     <w:tblPr>
       <w:tblStyleRowBandSize w:val="1"/>
       <w:tblStyleColBandSize w:val="1"/>
       <w:tblBorders>
-        <w:top w:val="single" w:sz="8" w:space="0" w:color="9BBB59" w:themeColor="accent3"/>
-        <w:left w:val="single" w:sz="8" w:space="0" w:color="9BBB59" w:themeColor="accent3"/>
-        <w:bottom w:val="single" w:sz="8" w:space="0" w:color="9BBB59" w:themeColor="accent3"/>
-        <w:right w:val="single" w:sz="8" w:space="0" w:color="9BBB59" w:themeColor="accent3"/>
+        <w:top w:val="single" w:color="9BBB59" w:themeColor="accent3" w:sz="8" w:space="0"/>
+        <w:left w:val="single" w:color="9BBB59" w:themeColor="accent3" w:sz="8" w:space="0"/>
+        <w:bottom w:val="single" w:color="9BBB59" w:themeColor="accent3" w:sz="8" w:space="0"/>
+        <w:right w:val="single" w:color="9BBB59" w:themeColor="accent3" w:sz="8" w:space="0"/>
       </w:tblBorders>
     </w:tblPr>
     <w:tblStylePr w:type="firstRow">
@@ -8455,7 +9223,7 @@
         <w:tcBorders>
           <w:top w:val="nil"/>
           <w:left w:val="nil"/>
-          <w:bottom w:val="single" w:sz="24" w:space="0" w:color="9BBB59" w:themeColor="accent3"/>
+          <w:bottom w:val="single" w:color="9BBB59" w:themeColor="accent3" w:sz="24" w:space="0"/>
           <w:right w:val="nil"/>
           <w:insideH w:val="nil"/>
           <w:insideV w:val="nil"/>
@@ -8467,7 +9235,7 @@
       <w:tblPr/>
       <w:tcPr>
         <w:tcBorders>
-          <w:top w:val="single" w:sz="8" w:space="0" w:color="9BBB59" w:themeColor="accent3"/>
+          <w:top w:val="single" w:color="9BBB59" w:themeColor="accent3" w:sz="8" w:space="0"/>
           <w:left w:val="nil"/>
           <w:bottom w:val="nil"/>
           <w:right w:val="nil"/>
@@ -8484,7 +9252,7 @@
           <w:top w:val="nil"/>
           <w:left w:val="nil"/>
           <w:bottom w:val="nil"/>
-          <w:right w:val="single" w:sz="8" w:space="0" w:color="9BBB59" w:themeColor="accent3"/>
+          <w:right w:val="single" w:color="9BBB59" w:themeColor="accent3" w:sz="8" w:space="0"/>
           <w:insideH w:val="nil"/>
           <w:insideV w:val="nil"/>
         </w:tcBorders>
@@ -8496,7 +9264,7 @@
       <w:tcPr>
         <w:tcBorders>
           <w:top w:val="nil"/>
-          <w:left w:val="single" w:sz="8" w:space="0" w:color="9BBB59" w:themeColor="accent3"/>
+          <w:left w:val="single" w:color="9BBB59" w:themeColor="accent3" w:sz="8" w:space="0"/>
           <w:bottom w:val="nil"/>
           <w:right w:val="nil"/>
           <w:insideH w:val="nil"/>
@@ -8553,17 +9321,17 @@
       <w:spacing w:after="0" w:line="240" w:lineRule="auto"/>
     </w:pPr>
     <w:rPr>
-      <w:rFonts w:asciiTheme="majorHAnsi" w:eastAsiaTheme="majorEastAsia" w:hAnsiTheme="majorHAnsi" w:cstheme="majorBidi"/>
+      <w:rFonts w:asciiTheme="majorHAnsi" w:hAnsiTheme="majorHAnsi" w:eastAsiaTheme="majorEastAsia" w:cstheme="majorBidi"/>
       <w:color w:val="000000" w:themeColor="text1"/>
     </w:rPr>
     <w:tblPr>
       <w:tblStyleRowBandSize w:val="1"/>
       <w:tblStyleColBandSize w:val="1"/>
       <w:tblBorders>
-        <w:top w:val="single" w:sz="8" w:space="0" w:color="8064A2" w:themeColor="accent4"/>
-        <w:left w:val="single" w:sz="8" w:space="0" w:color="8064A2" w:themeColor="accent4"/>
-        <w:bottom w:val="single" w:sz="8" w:space="0" w:color="8064A2" w:themeColor="accent4"/>
-        <w:right w:val="single" w:sz="8" w:space="0" w:color="8064A2" w:themeColor="accent4"/>
+        <w:top w:val="single" w:color="8064A2" w:themeColor="accent4" w:sz="8" w:space="0"/>
+        <w:left w:val="single" w:color="8064A2" w:themeColor="accent4" w:sz="8" w:space="0"/>
+        <w:bottom w:val="single" w:color="8064A2" w:themeColor="accent4" w:sz="8" w:space="0"/>
+        <w:right w:val="single" w:color="8064A2" w:themeColor="accent4" w:sz="8" w:space="0"/>
       </w:tblBorders>
     </w:tblPr>
     <w:tblStylePr w:type="firstRow">
@@ -8576,7 +9344,7 @@
         <w:tcBorders>
           <w:top w:val="nil"/>
           <w:left w:val="nil"/>
-          <w:bottom w:val="single" w:sz="24" w:space="0" w:color="8064A2" w:themeColor="accent4"/>
+          <w:bottom w:val="single" w:color="8064A2" w:themeColor="accent4" w:sz="24" w:space="0"/>
           <w:right w:val="nil"/>
           <w:insideH w:val="nil"/>
           <w:insideV w:val="nil"/>
@@ -8588,7 +9356,7 @@
       <w:tblPr/>
       <w:tcPr>
         <w:tcBorders>
-          <w:top w:val="single" w:sz="8" w:space="0" w:color="8064A2" w:themeColor="accent4"/>
+          <w:top w:val="single" w:color="8064A2" w:themeColor="accent4" w:sz="8" w:space="0"/>
           <w:left w:val="nil"/>
           <w:bottom w:val="nil"/>
           <w:right w:val="nil"/>
@@ -8605,7 +9373,7 @@
           <w:top w:val="nil"/>
           <w:left w:val="nil"/>
           <w:bottom w:val="nil"/>
-          <w:right w:val="single" w:sz="8" w:space="0" w:color="8064A2" w:themeColor="accent4"/>
+          <w:right w:val="single" w:color="8064A2" w:themeColor="accent4" w:sz="8" w:space="0"/>
           <w:insideH w:val="nil"/>
           <w:insideV w:val="nil"/>
         </w:tcBorders>
@@ -8617,7 +9385,7 @@
       <w:tcPr>
         <w:tcBorders>
           <w:top w:val="nil"/>
-          <w:left w:val="single" w:sz="8" w:space="0" w:color="8064A2" w:themeColor="accent4"/>
+          <w:left w:val="single" w:color="8064A2" w:themeColor="accent4" w:sz="8" w:space="0"/>
           <w:bottom w:val="nil"/>
           <w:right w:val="nil"/>
           <w:insideH w:val="nil"/>
@@ -8674,17 +9442,17 @@
       <w:spacing w:after="0" w:line="240" w:lineRule="auto"/>
     </w:pPr>
     <w:rPr>
-      <w:rFonts w:asciiTheme="majorHAnsi" w:eastAsiaTheme="majorEastAsia" w:hAnsiTheme="majorHAnsi" w:cstheme="majorBidi"/>
+      <w:rFonts w:asciiTheme="majorHAnsi" w:hAnsiTheme="majorHAnsi" w:eastAsiaTheme="majorEastAsia" w:cstheme="majorBidi"/>
       <w:color w:val="000000" w:themeColor="text1"/>
     </w:rPr>
     <w:tblPr>
       <w:tblStyleRowBandSize w:val="1"/>
       <w:tblStyleColBandSize w:val="1"/>
       <w:tblBorders>
-        <w:top w:val="single" w:sz="8" w:space="0" w:color="4BACC6" w:themeColor="accent5"/>
-        <w:left w:val="single" w:sz="8" w:space="0" w:color="4BACC6" w:themeColor="accent5"/>
-        <w:bottom w:val="single" w:sz="8" w:space="0" w:color="4BACC6" w:themeColor="accent5"/>
-        <w:right w:val="single" w:sz="8" w:space="0" w:color="4BACC6" w:themeColor="accent5"/>
+        <w:top w:val="single" w:color="4BACC6" w:themeColor="accent5" w:sz="8" w:space="0"/>
+        <w:left w:val="single" w:color="4BACC6" w:themeColor="accent5" w:sz="8" w:space="0"/>
+        <w:bottom w:val="single" w:color="4BACC6" w:themeColor="accent5" w:sz="8" w:space="0"/>
+        <w:right w:val="single" w:color="4BACC6" w:themeColor="accent5" w:sz="8" w:space="0"/>
       </w:tblBorders>
     </w:tblPr>
     <w:tblStylePr w:type="firstRow">
@@ -8697,7 +9465,7 @@
         <w:tcBorders>
           <w:top w:val="nil"/>
           <w:left w:val="nil"/>
-          <w:bottom w:val="single" w:sz="24" w:space="0" w:color="4BACC6" w:themeColor="accent5"/>
+          <w:bottom w:val="single" w:color="4BACC6" w:themeColor="accent5" w:sz="24" w:space="0"/>
           <w:right w:val="nil"/>
           <w:insideH w:val="nil"/>
           <w:insideV w:val="nil"/>
@@ -8709,7 +9477,7 @@
       <w:tblPr/>
       <w:tcPr>
         <w:tcBorders>
-          <w:top w:val="single" w:sz="8" w:space="0" w:color="4BACC6" w:themeColor="accent5"/>
+          <w:top w:val="single" w:color="4BACC6" w:themeColor="accent5" w:sz="8" w:space="0"/>
           <w:left w:val="nil"/>
           <w:bottom w:val="nil"/>
           <w:right w:val="nil"/>
@@ -8726,7 +9494,7 @@
           <w:top w:val="nil"/>
           <w:left w:val="nil"/>
           <w:bottom w:val="nil"/>
-          <w:right w:val="single" w:sz="8" w:space="0" w:color="4BACC6" w:themeColor="accent5"/>
+          <w:right w:val="single" w:color="4BACC6" w:themeColor="accent5" w:sz="8" w:space="0"/>
           <w:insideH w:val="nil"/>
           <w:insideV w:val="nil"/>
         </w:tcBorders>
@@ -8738,7 +9506,7 @@
       <w:tcPr>
         <w:tcBorders>
           <w:top w:val="nil"/>
-          <w:left w:val="single" w:sz="8" w:space="0" w:color="4BACC6" w:themeColor="accent5"/>
+          <w:left w:val="single" w:color="4BACC6" w:themeColor="accent5" w:sz="8" w:space="0"/>
           <w:bottom w:val="nil"/>
           <w:right w:val="nil"/>
           <w:insideH w:val="nil"/>
@@ -8795,17 +9563,17 @@
       <w:spacing w:after="0" w:line="240" w:lineRule="auto"/>
     </w:pPr>
     <w:rPr>
-      <w:rFonts w:asciiTheme="majorHAnsi" w:eastAsiaTheme="majorEastAsia" w:hAnsiTheme="majorHAnsi" w:cstheme="majorBidi"/>
+      <w:rFonts w:asciiTheme="majorHAnsi" w:hAnsiTheme="majorHAnsi" w:eastAsiaTheme="majorEastAsia" w:cstheme="majorBidi"/>
       <w:color w:val="000000" w:themeColor="text1"/>
     </w:rPr>
     <w:tblPr>
       <w:tblStyleRowBandSize w:val="1"/>
       <w:tblStyleColBandSize w:val="1"/>
       <w:tblBorders>
-        <w:top w:val="single" w:sz="8" w:space="0" w:color="F79646" w:themeColor="accent6"/>
-        <w:left w:val="single" w:sz="8" w:space="0" w:color="F79646" w:themeColor="accent6"/>
-        <w:bottom w:val="single" w:sz="8" w:space="0" w:color="F79646" w:themeColor="accent6"/>
-        <w:right w:val="single" w:sz="8" w:space="0" w:color="F79646" w:themeColor="accent6"/>
+        <w:top w:val="single" w:color="F79646" w:themeColor="accent6" w:sz="8" w:space="0"/>
+        <w:left w:val="single" w:color="F79646" w:themeColor="accent6" w:sz="8" w:space="0"/>
+        <w:bottom w:val="single" w:color="F79646" w:themeColor="accent6" w:sz="8" w:space="0"/>
+        <w:right w:val="single" w:color="F79646" w:themeColor="accent6" w:sz="8" w:space="0"/>
       </w:tblBorders>
     </w:tblPr>
     <w:tblStylePr w:type="firstRow">
@@ -8818,7 +9586,7 @@
         <w:tcBorders>
           <w:top w:val="nil"/>
           <w:left w:val="nil"/>
-          <w:bottom w:val="single" w:sz="24" w:space="0" w:color="F79646" w:themeColor="accent6"/>
+          <w:bottom w:val="single" w:color="F79646" w:themeColor="accent6" w:sz="24" w:space="0"/>
           <w:right w:val="nil"/>
           <w:insideH w:val="nil"/>
           <w:insideV w:val="nil"/>
@@ -8830,7 +9598,7 @@
       <w:tblPr/>
       <w:tcPr>
         <w:tcBorders>
-          <w:top w:val="single" w:sz="8" w:space="0" w:color="F79646" w:themeColor="accent6"/>
+          <w:top w:val="single" w:color="F79646" w:themeColor="accent6" w:sz="8" w:space="0"/>
           <w:left w:val="nil"/>
           <w:bottom w:val="nil"/>
           <w:right w:val="nil"/>
@@ -8847,7 +9615,7 @@
           <w:top w:val="nil"/>
           <w:left w:val="nil"/>
           <w:bottom w:val="nil"/>
-          <w:right w:val="single" w:sz="8" w:space="0" w:color="F79646" w:themeColor="accent6"/>
+          <w:right w:val="single" w:color="F79646" w:themeColor="accent6" w:sz="8" w:space="0"/>
           <w:insideH w:val="nil"/>
           <w:insideV w:val="nil"/>
         </w:tcBorders>
@@ -8859,7 +9627,7 @@
       <w:tcPr>
         <w:tcBorders>
           <w:top w:val="nil"/>
-          <w:left w:val="single" w:sz="8" w:space="0" w:color="F79646" w:themeColor="accent6"/>
+          <w:left w:val="single" w:color="F79646" w:themeColor="accent6" w:sz="8" w:space="0"/>
           <w:bottom w:val="nil"/>
           <w:right w:val="nil"/>
           <w:insideH w:val="nil"/>
@@ -8919,12 +9687,12 @@
       <w:tblStyleRowBandSize w:val="1"/>
       <w:tblStyleColBandSize w:val="1"/>
       <w:tblBorders>
-        <w:top w:val="single" w:sz="8" w:space="0" w:color="404040" w:themeColor="text1" w:themeTint="BF"/>
-        <w:left w:val="single" w:sz="8" w:space="0" w:color="404040" w:themeColor="text1" w:themeTint="BF"/>
-        <w:bottom w:val="single" w:sz="8" w:space="0" w:color="404040" w:themeColor="text1" w:themeTint="BF"/>
-        <w:right w:val="single" w:sz="8" w:space="0" w:color="404040" w:themeColor="text1" w:themeTint="BF"/>
-        <w:insideH w:val="single" w:sz="8" w:space="0" w:color="404040" w:themeColor="text1" w:themeTint="BF"/>
-        <w:insideV w:val="single" w:sz="8" w:space="0" w:color="404040" w:themeColor="text1" w:themeTint="BF"/>
+        <w:top w:val="single" w:color="404040" w:themeColor="text1" w:themeTint="BF" w:sz="8" w:space="0"/>
+        <w:left w:val="single" w:color="404040" w:themeColor="text1" w:themeTint="BF" w:sz="8" w:space="0"/>
+        <w:bottom w:val="single" w:color="404040" w:themeColor="text1" w:themeTint="BF" w:sz="8" w:space="0"/>
+        <w:right w:val="single" w:color="404040" w:themeColor="text1" w:themeTint="BF" w:sz="8" w:space="0"/>
+        <w:insideH w:val="single" w:color="404040" w:themeColor="text1" w:themeTint="BF" w:sz="8" w:space="0"/>
+        <w:insideV w:val="single" w:color="404040" w:themeColor="text1" w:themeTint="BF" w:sz="8" w:space="0"/>
       </w:tblBorders>
     </w:tblPr>
     <w:tcPr>
@@ -8944,7 +9712,7 @@
       <w:tblPr/>
       <w:tcPr>
         <w:tcBorders>
-          <w:top w:val="single" w:sz="18" w:space="0" w:color="404040" w:themeColor="text1" w:themeTint="BF"/>
+          <w:top w:val="single" w:color="404040" w:themeColor="text1" w:themeTint="BF" w:sz="18" w:space="0"/>
         </w:tcBorders>
       </w:tcPr>
     </w:tblStylePr>
@@ -8985,12 +9753,12 @@
       <w:tblStyleRowBandSize w:val="1"/>
       <w:tblStyleColBandSize w:val="1"/>
       <w:tblBorders>
-        <w:top w:val="single" w:sz="8" w:space="0" w:color="7BA0CD" w:themeColor="accent1" w:themeTint="BF"/>
-        <w:left w:val="single" w:sz="8" w:space="0" w:color="7BA0CD" w:themeColor="accent1" w:themeTint="BF"/>
-        <w:bottom w:val="single" w:sz="8" w:space="0" w:color="7BA0CD" w:themeColor="accent1" w:themeTint="BF"/>
-        <w:right w:val="single" w:sz="8" w:space="0" w:color="7BA0CD" w:themeColor="accent1" w:themeTint="BF"/>
-        <w:insideH w:val="single" w:sz="8" w:space="0" w:color="7BA0CD" w:themeColor="accent1" w:themeTint="BF"/>
-        <w:insideV w:val="single" w:sz="8" w:space="0" w:color="7BA0CD" w:themeColor="accent1" w:themeTint="BF"/>
+        <w:top w:val="single" w:color="7BA0CD" w:themeColor="accent1" w:themeTint="BF" w:sz="8" w:space="0"/>
+        <w:left w:val="single" w:color="7BA0CD" w:themeColor="accent1" w:themeTint="BF" w:sz="8" w:space="0"/>
+        <w:bottom w:val="single" w:color="7BA0CD" w:themeColor="accent1" w:themeTint="BF" w:sz="8" w:space="0"/>
+        <w:right w:val="single" w:color="7BA0CD" w:themeColor="accent1" w:themeTint="BF" w:sz="8" w:space="0"/>
+        <w:insideH w:val="single" w:color="7BA0CD" w:themeColor="accent1" w:themeTint="BF" w:sz="8" w:space="0"/>
+        <w:insideV w:val="single" w:color="7BA0CD" w:themeColor="accent1" w:themeTint="BF" w:sz="8" w:space="0"/>
       </w:tblBorders>
     </w:tblPr>
     <w:tcPr>
@@ -9010,7 +9778,7 @@
       <w:tblPr/>
       <w:tcPr>
         <w:tcBorders>
-          <w:top w:val="single" w:sz="18" w:space="0" w:color="7BA0CD" w:themeColor="accent1" w:themeTint="BF"/>
+          <w:top w:val="single" w:color="7BA0CD" w:themeColor="accent1" w:themeTint="BF" w:sz="18" w:space="0"/>
         </w:tcBorders>
       </w:tcPr>
     </w:tblStylePr>
@@ -9051,12 +9819,12 @@
       <w:tblStyleRowBandSize w:val="1"/>
       <w:tblStyleColBandSize w:val="1"/>
       <w:tblBorders>
-        <w:top w:val="single" w:sz="8" w:space="0" w:color="CF7B79" w:themeColor="accent2" w:themeTint="BF"/>
-        <w:left w:val="single" w:sz="8" w:space="0" w:color="CF7B79" w:themeColor="accent2" w:themeTint="BF"/>
-        <w:bottom w:val="single" w:sz="8" w:space="0" w:color="CF7B79" w:themeColor="accent2" w:themeTint="BF"/>
-        <w:right w:val="single" w:sz="8" w:space="0" w:color="CF7B79" w:themeColor="accent2" w:themeTint="BF"/>
-        <w:insideH w:val="single" w:sz="8" w:space="0" w:color="CF7B79" w:themeColor="accent2" w:themeTint="BF"/>
-        <w:insideV w:val="single" w:sz="8" w:space="0" w:color="CF7B79" w:themeColor="accent2" w:themeTint="BF"/>
+        <w:top w:val="single" w:color="CF7B79" w:themeColor="accent2" w:themeTint="BF" w:sz="8" w:space="0"/>
+        <w:left w:val="single" w:color="CF7B79" w:themeColor="accent2" w:themeTint="BF" w:sz="8" w:space="0"/>
+        <w:bottom w:val="single" w:color="CF7B79" w:themeColor="accent2" w:themeTint="BF" w:sz="8" w:space="0"/>
+        <w:right w:val="single" w:color="CF7B79" w:themeColor="accent2" w:themeTint="BF" w:sz="8" w:space="0"/>
+        <w:insideH w:val="single" w:color="CF7B79" w:themeColor="accent2" w:themeTint="BF" w:sz="8" w:space="0"/>
+        <w:insideV w:val="single" w:color="CF7B79" w:themeColor="accent2" w:themeTint="BF" w:sz="8" w:space="0"/>
       </w:tblBorders>
     </w:tblPr>
     <w:tcPr>
@@ -9076,7 +9844,7 @@
       <w:tblPr/>
       <w:tcPr>
         <w:tcBorders>
-          <w:top w:val="single" w:sz="18" w:space="0" w:color="CF7B79" w:themeColor="accent2" w:themeTint="BF"/>
+          <w:top w:val="single" w:color="CF7B79" w:themeColor="accent2" w:themeTint="BF" w:sz="18" w:space="0"/>
         </w:tcBorders>
       </w:tcPr>
     </w:tblStylePr>
@@ -9117,12 +9885,12 @@
       <w:tblStyleRowBandSize w:val="1"/>
       <w:tblStyleColBandSize w:val="1"/>
       <w:tblBorders>
-        <w:top w:val="single" w:sz="8" w:space="0" w:color="B3CC82" w:themeColor="accent3" w:themeTint="BF"/>
-        <w:left w:val="single" w:sz="8" w:space="0" w:color="B3CC82" w:themeColor="accent3" w:themeTint="BF"/>
-        <w:bottom w:val="single" w:sz="8" w:space="0" w:color="B3CC82" w:themeColor="accent3" w:themeTint="BF"/>
-        <w:right w:val="single" w:sz="8" w:space="0" w:color="B3CC82" w:themeColor="accent3" w:themeTint="BF"/>
-        <w:insideH w:val="single" w:sz="8" w:space="0" w:color="B3CC82" w:themeColor="accent3" w:themeTint="BF"/>
-        <w:insideV w:val="single" w:sz="8" w:space="0" w:color="B3CC82" w:themeColor="accent3" w:themeTint="BF"/>
+        <w:top w:val="single" w:color="B3CC82" w:themeColor="accent3" w:themeTint="BF" w:sz="8" w:space="0"/>
+        <w:left w:val="single" w:color="B3CC82" w:themeColor="accent3" w:themeTint="BF" w:sz="8" w:space="0"/>
+        <w:bottom w:val="single" w:color="B3CC82" w:themeColor="accent3" w:themeTint="BF" w:sz="8" w:space="0"/>
+        <w:right w:val="single" w:color="B3CC82" w:themeColor="accent3" w:themeTint="BF" w:sz="8" w:space="0"/>
+        <w:insideH w:val="single" w:color="B3CC82" w:themeColor="accent3" w:themeTint="BF" w:sz="8" w:space="0"/>
+        <w:insideV w:val="single" w:color="B3CC82" w:themeColor="accent3" w:themeTint="BF" w:sz="8" w:space="0"/>
       </w:tblBorders>
     </w:tblPr>
     <w:tcPr>
@@ -9142,7 +9910,7 @@
       <w:tblPr/>
       <w:tcPr>
         <w:tcBorders>
-          <w:top w:val="single" w:sz="18" w:space="0" w:color="B3CC82" w:themeColor="accent3" w:themeTint="BF"/>
+          <w:top w:val="single" w:color="B3CC82" w:themeColor="accent3" w:themeTint="BF" w:sz="18" w:space="0"/>
         </w:tcBorders>
       </w:tcPr>
     </w:tblStylePr>
@@ -9183,12 +9951,12 @@
       <w:tblStyleRowBandSize w:val="1"/>
       <w:tblStyleColBandSize w:val="1"/>
       <w:tblBorders>
-        <w:top w:val="single" w:sz="8" w:space="0" w:color="9F8AB9" w:themeColor="accent4" w:themeTint="BF"/>
-        <w:left w:val="single" w:sz="8" w:space="0" w:color="9F8AB9" w:themeColor="accent4" w:themeTint="BF"/>
-        <w:bottom w:val="single" w:sz="8" w:space="0" w:color="9F8AB9" w:themeColor="accent4" w:themeTint="BF"/>
-        <w:right w:val="single" w:sz="8" w:space="0" w:color="9F8AB9" w:themeColor="accent4" w:themeTint="BF"/>
-        <w:insideH w:val="single" w:sz="8" w:space="0" w:color="9F8AB9" w:themeColor="accent4" w:themeTint="BF"/>
-        <w:insideV w:val="single" w:sz="8" w:space="0" w:color="9F8AB9" w:themeColor="accent4" w:themeTint="BF"/>
+        <w:top w:val="single" w:color="9F8AB9" w:themeColor="accent4" w:themeTint="BF" w:sz="8" w:space="0"/>
+        <w:left w:val="single" w:color="9F8AB9" w:themeColor="accent4" w:themeTint="BF" w:sz="8" w:space="0"/>
+        <w:bottom w:val="single" w:color="9F8AB9" w:themeColor="accent4" w:themeTint="BF" w:sz="8" w:space="0"/>
+        <w:right w:val="single" w:color="9F8AB9" w:themeColor="accent4" w:themeTint="BF" w:sz="8" w:space="0"/>
+        <w:insideH w:val="single" w:color="9F8AB9" w:themeColor="accent4" w:themeTint="BF" w:sz="8" w:space="0"/>
+        <w:insideV w:val="single" w:color="9F8AB9" w:themeColor="accent4" w:themeTint="BF" w:sz="8" w:space="0"/>
       </w:tblBorders>
     </w:tblPr>
     <w:tcPr>
@@ -9208,7 +9976,7 @@
       <w:tblPr/>
       <w:tcPr>
         <w:tcBorders>
-          <w:top w:val="single" w:sz="18" w:space="0" w:color="9F8AB9" w:themeColor="accent4" w:themeTint="BF"/>
+          <w:top w:val="single" w:color="9F8AB9" w:themeColor="accent4" w:themeTint="BF" w:sz="18" w:space="0"/>
         </w:tcBorders>
       </w:tcPr>
     </w:tblStylePr>
@@ -9249,12 +10017,12 @@
       <w:tblStyleRowBandSize w:val="1"/>
       <w:tblStyleColBandSize w:val="1"/>
       <w:tblBorders>
-        <w:top w:val="single" w:sz="8" w:space="0" w:color="78C0D4" w:themeColor="accent5" w:themeTint="BF"/>
-        <w:left w:val="single" w:sz="8" w:space="0" w:color="78C0D4" w:themeColor="accent5" w:themeTint="BF"/>
-        <w:bottom w:val="single" w:sz="8" w:space="0" w:color="78C0D4" w:themeColor="accent5" w:themeTint="BF"/>
-        <w:right w:val="single" w:sz="8" w:space="0" w:color="78C0D4" w:themeColor="accent5" w:themeTint="BF"/>
-        <w:insideH w:val="single" w:sz="8" w:space="0" w:color="78C0D4" w:themeColor="accent5" w:themeTint="BF"/>
-        <w:insideV w:val="single" w:sz="8" w:space="0" w:color="78C0D4" w:themeColor="accent5" w:themeTint="BF"/>
+        <w:top w:val="single" w:color="78C0D4" w:themeColor="accent5" w:themeTint="BF" w:sz="8" w:space="0"/>
+        <w:left w:val="single" w:color="78C0D4" w:themeColor="accent5" w:themeTint="BF" w:sz="8" w:space="0"/>
+        <w:bottom w:val="single" w:color="78C0D4" w:themeColor="accent5" w:themeTint="BF" w:sz="8" w:space="0"/>
+        <w:right w:val="single" w:color="78C0D4" w:themeColor="accent5" w:themeTint="BF" w:sz="8" w:space="0"/>
+        <w:insideH w:val="single" w:color="78C0D4" w:themeColor="accent5" w:themeTint="BF" w:sz="8" w:space="0"/>
+        <w:insideV w:val="single" w:color="78C0D4" w:themeColor="accent5" w:themeTint="BF" w:sz="8" w:space="0"/>
       </w:tblBorders>
     </w:tblPr>
     <w:tcPr>
@@ -9274,7 +10042,7 @@
       <w:tblPr/>
       <w:tcPr>
         <w:tcBorders>
-          <w:top w:val="single" w:sz="18" w:space="0" w:color="78C0D4" w:themeColor="accent5" w:themeTint="BF"/>
+          <w:top w:val="single" w:color="78C0D4" w:themeColor="accent5" w:themeTint="BF" w:sz="18" w:space="0"/>
         </w:tcBorders>
       </w:tcPr>
     </w:tblStylePr>
@@ -9315,12 +10083,12 @@
       <w:tblStyleRowBandSize w:val="1"/>
       <w:tblStyleColBandSize w:val="1"/>
       <w:tblBorders>
-        <w:top w:val="single" w:sz="8" w:space="0" w:color="F9B074" w:themeColor="accent6" w:themeTint="BF"/>
-        <w:left w:val="single" w:sz="8" w:space="0" w:color="F9B074" w:themeColor="accent6" w:themeTint="BF"/>
-        <w:bottom w:val="single" w:sz="8" w:space="0" w:color="F9B074" w:themeColor="accent6" w:themeTint="BF"/>
-        <w:right w:val="single" w:sz="8" w:space="0" w:color="F9B074" w:themeColor="accent6" w:themeTint="BF"/>
-        <w:insideH w:val="single" w:sz="8" w:space="0" w:color="F9B074" w:themeColor="accent6" w:themeTint="BF"/>
-        <w:insideV w:val="single" w:sz="8" w:space="0" w:color="F9B074" w:themeColor="accent6" w:themeTint="BF"/>
+        <w:top w:val="single" w:color="F9B074" w:themeColor="accent6" w:themeTint="BF" w:sz="8" w:space="0"/>
+        <w:left w:val="single" w:color="F9B074" w:themeColor="accent6" w:themeTint="BF" w:sz="8" w:space="0"/>
+        <w:bottom w:val="single" w:color="F9B074" w:themeColor="accent6" w:themeTint="BF" w:sz="8" w:space="0"/>
+        <w:right w:val="single" w:color="F9B074" w:themeColor="accent6" w:themeTint="BF" w:sz="8" w:space="0"/>
+        <w:insideH w:val="single" w:color="F9B074" w:themeColor="accent6" w:themeTint="BF" w:sz="8" w:space="0"/>
+        <w:insideV w:val="single" w:color="F9B074" w:themeColor="accent6" w:themeTint="BF" w:sz="8" w:space="0"/>
       </w:tblBorders>
     </w:tblPr>
     <w:tcPr>
@@ -9340,7 +10108,7 @@
       <w:tblPr/>
       <w:tcPr>
         <w:tcBorders>
-          <w:top w:val="single" w:sz="18" w:space="0" w:color="F9B074" w:themeColor="accent6" w:themeTint="BF"/>
+          <w:top w:val="single" w:color="F9B074" w:themeColor="accent6" w:themeTint="BF" w:sz="18" w:space="0"/>
         </w:tcBorders>
       </w:tcPr>
     </w:tblStylePr>
@@ -9378,19 +10146,19 @@
       <w:spacing w:after="0" w:line="240" w:lineRule="auto"/>
     </w:pPr>
     <w:rPr>
-      <w:rFonts w:asciiTheme="majorHAnsi" w:eastAsiaTheme="majorEastAsia" w:hAnsiTheme="majorHAnsi" w:cstheme="majorBidi"/>
+      <w:rFonts w:asciiTheme="majorHAnsi" w:hAnsiTheme="majorHAnsi" w:eastAsiaTheme="majorEastAsia" w:cstheme="majorBidi"/>
       <w:color w:val="000000" w:themeColor="text1"/>
     </w:rPr>
     <w:tblPr>
       <w:tblStyleRowBandSize w:val="1"/>
       <w:tblStyleColBandSize w:val="1"/>
       <w:tblBorders>
-        <w:top w:val="single" w:sz="8" w:space="0" w:color="000000" w:themeColor="text1"/>
-        <w:left w:val="single" w:sz="8" w:space="0" w:color="000000" w:themeColor="text1"/>
-        <w:bottom w:val="single" w:sz="8" w:space="0" w:color="000000" w:themeColor="text1"/>
-        <w:right w:val="single" w:sz="8" w:space="0" w:color="000000" w:themeColor="text1"/>
-        <w:insideH w:val="single" w:sz="8" w:space="0" w:color="000000" w:themeColor="text1"/>
-        <w:insideV w:val="single" w:sz="8" w:space="0" w:color="000000" w:themeColor="text1"/>
+        <w:top w:val="single" w:color="000000" w:themeColor="text1" w:sz="8" w:space="0"/>
+        <w:left w:val="single" w:color="000000" w:themeColor="text1" w:sz="8" w:space="0"/>
+        <w:bottom w:val="single" w:color="000000" w:themeColor="text1" w:sz="8" w:space="0"/>
+        <w:right w:val="single" w:color="000000" w:themeColor="text1" w:sz="8" w:space="0"/>
+        <w:insideH w:val="single" w:color="000000" w:themeColor="text1" w:sz="8" w:space="0"/>
+        <w:insideV w:val="single" w:color="000000" w:themeColor="text1" w:sz="8" w:space="0"/>
       </w:tblBorders>
     </w:tblPr>
     <w:tcPr>
@@ -9416,7 +10184,7 @@
       <w:tblPr/>
       <w:tcPr>
         <w:tcBorders>
-          <w:top w:val="single" w:sz="12" w:space="0" w:color="000000" w:themeColor="text1"/>
+          <w:top w:val="single" w:color="000000" w:themeColor="text1" w:sz="12" w:space="0"/>
           <w:left w:val="nil"/>
           <w:bottom w:val="nil"/>
           <w:right w:val="nil"/>
@@ -9474,8 +10242,8 @@
       <w:tblPr/>
       <w:tcPr>
         <w:tcBorders>
-          <w:insideH w:val="single" w:sz="6" w:space="0" w:color="000000" w:themeColor="text1"/>
-          <w:insideV w:val="single" w:sz="6" w:space="0" w:color="000000" w:themeColor="text1"/>
+          <w:insideH w:val="single" w:color="000000" w:themeColor="text1" w:sz="6" w:space="0"/>
+          <w:insideV w:val="single" w:color="000000" w:themeColor="text1" w:sz="6" w:space="0"/>
         </w:tcBorders>
         <w:shd w:val="clear" w:color="auto" w:fill="808080" w:themeFill="text1" w:themeFillTint="7F"/>
       </w:tcPr>
@@ -9496,19 +10264,19 @@
       <w:spacing w:after="0" w:line="240" w:lineRule="auto"/>
     </w:pPr>
     <w:rPr>
-      <w:rFonts w:asciiTheme="majorHAnsi" w:eastAsiaTheme="majorEastAsia" w:hAnsiTheme="majorHAnsi" w:cstheme="majorBidi"/>
+      <w:rFonts w:asciiTheme="majorHAnsi" w:hAnsiTheme="majorHAnsi" w:eastAsiaTheme="majorEastAsia" w:cstheme="majorBidi"/>
       <w:color w:val="000000" w:themeColor="text1"/>
     </w:rPr>
     <w:tblPr>
       <w:tblStyleRowBandSize w:val="1"/>
       <w:tblStyleColBandSize w:val="1"/>
       <w:tblBorders>
-        <w:top w:val="single" w:sz="8" w:space="0" w:color="4F81BD" w:themeColor="accent1"/>
-        <w:left w:val="single" w:sz="8" w:space="0" w:color="4F81BD" w:themeColor="accent1"/>
-        <w:bottom w:val="single" w:sz="8" w:space="0" w:color="4F81BD" w:themeColor="accent1"/>
-        <w:right w:val="single" w:sz="8" w:space="0" w:color="4F81BD" w:themeColor="accent1"/>
-        <w:insideH w:val="single" w:sz="8" w:space="0" w:color="4F81BD" w:themeColor="accent1"/>
-        <w:insideV w:val="single" w:sz="8" w:space="0" w:color="4F81BD" w:themeColor="accent1"/>
+        <w:top w:val="single" w:color="4F81BD" w:themeColor="accent1" w:sz="8" w:space="0"/>
+        <w:left w:val="single" w:color="4F81BD" w:themeColor="accent1" w:sz="8" w:space="0"/>
+        <w:bottom w:val="single" w:color="4F81BD" w:themeColor="accent1" w:sz="8" w:space="0"/>
+        <w:right w:val="single" w:color="4F81BD" w:themeColor="accent1" w:sz="8" w:space="0"/>
+        <w:insideH w:val="single" w:color="4F81BD" w:themeColor="accent1" w:sz="8" w:space="0"/>
+        <w:insideV w:val="single" w:color="4F81BD" w:themeColor="accent1" w:sz="8" w:space="0"/>
       </w:tblBorders>
     </w:tblPr>
     <w:tcPr>
@@ -9534,7 +10302,7 @@
       <w:tblPr/>
       <w:tcPr>
         <w:tcBorders>
-          <w:top w:val="single" w:sz="12" w:space="0" w:color="000000" w:themeColor="text1"/>
+          <w:top w:val="single" w:color="000000" w:themeColor="text1" w:sz="12" w:space="0"/>
           <w:left w:val="nil"/>
           <w:bottom w:val="nil"/>
           <w:right w:val="nil"/>
@@ -9592,8 +10360,8 @@
       <w:tblPr/>
       <w:tcPr>
         <w:tcBorders>
-          <w:insideH w:val="single" w:sz="6" w:space="0" w:color="4F81BD" w:themeColor="accent1"/>
-          <w:insideV w:val="single" w:sz="6" w:space="0" w:color="4F81BD" w:themeColor="accent1"/>
+          <w:insideH w:val="single" w:color="4F81BD" w:themeColor="accent1" w:sz="6" w:space="0"/>
+          <w:insideV w:val="single" w:color="4F81BD" w:themeColor="accent1" w:sz="6" w:space="0"/>
         </w:tcBorders>
         <w:shd w:val="clear" w:color="auto" w:fill="A7BFDE" w:themeFill="accent1" w:themeFillTint="7F"/>
       </w:tcPr>
@@ -9614,19 +10382,19 @@
       <w:spacing w:after="0" w:line="240" w:lineRule="auto"/>
     </w:pPr>
     <w:rPr>
-      <w:rFonts w:asciiTheme="majorHAnsi" w:eastAsiaTheme="majorEastAsia" w:hAnsiTheme="majorHAnsi" w:cstheme="majorBidi"/>
+      <w:rFonts w:asciiTheme="majorHAnsi" w:hAnsiTheme="majorHAnsi" w:eastAsiaTheme="majorEastAsia" w:cstheme="majorBidi"/>
       <w:color w:val="000000" w:themeColor="text1"/>
     </w:rPr>
     <w:tblPr>
       <w:tblStyleRowBandSize w:val="1"/>
       <w:tblStyleColBandSize w:val="1"/>
       <w:tblBorders>
-        <w:top w:val="single" w:sz="8" w:space="0" w:color="C0504D" w:themeColor="accent2"/>
-        <w:left w:val="single" w:sz="8" w:space="0" w:color="C0504D" w:themeColor="accent2"/>
-        <w:bottom w:val="single" w:sz="8" w:space="0" w:color="C0504D" w:themeColor="accent2"/>
-        <w:right w:val="single" w:sz="8" w:space="0" w:color="C0504D" w:themeColor="accent2"/>
-        <w:insideH w:val="single" w:sz="8" w:space="0" w:color="C0504D" w:themeColor="accent2"/>
-        <w:insideV w:val="single" w:sz="8" w:space="0" w:color="C0504D" w:themeColor="accent2"/>
+        <w:top w:val="single" w:color="C0504D" w:themeColor="accent2" w:sz="8" w:space="0"/>
+        <w:left w:val="single" w:color="C0504D" w:themeColor="accent2" w:sz="8" w:space="0"/>
+        <w:bottom w:val="single" w:color="C0504D" w:themeColor="accent2" w:sz="8" w:space="0"/>
+        <w:right w:val="single" w:color="C0504D" w:themeColor="accent2" w:sz="8" w:space="0"/>
+        <w:insideH w:val="single" w:color="C0504D" w:themeColor="accent2" w:sz="8" w:space="0"/>
+        <w:insideV w:val="single" w:color="C0504D" w:themeColor="accent2" w:sz="8" w:space="0"/>
       </w:tblBorders>
     </w:tblPr>
     <w:tcPr>
@@ -9652,7 +10420,7 @@
       <w:tblPr/>
       <w:tcPr>
         <w:tcBorders>
-          <w:top w:val="single" w:sz="12" w:space="0" w:color="000000" w:themeColor="text1"/>
+          <w:top w:val="single" w:color="000000" w:themeColor="text1" w:sz="12" w:space="0"/>
           <w:left w:val="nil"/>
           <w:bottom w:val="nil"/>
           <w:right w:val="nil"/>
@@ -9710,8 +10478,8 @@
       <w:tblPr/>
       <w:tcPr>
         <w:tcBorders>
-          <w:insideH w:val="single" w:sz="6" w:space="0" w:color="C0504D" w:themeColor="accent2"/>
-          <w:insideV w:val="single" w:sz="6" w:space="0" w:color="C0504D" w:themeColor="accent2"/>
+          <w:insideH w:val="single" w:color="C0504D" w:themeColor="accent2" w:sz="6" w:space="0"/>
+          <w:insideV w:val="single" w:color="C0504D" w:themeColor="accent2" w:sz="6" w:space="0"/>
         </w:tcBorders>
         <w:shd w:val="clear" w:color="auto" w:fill="DFA7A6" w:themeFill="accent2" w:themeFillTint="7F"/>
       </w:tcPr>
@@ -9732,19 +10500,19 @@
       <w:spacing w:after="0" w:line="240" w:lineRule="auto"/>
     </w:pPr>
     <w:rPr>
-      <w:rFonts w:asciiTheme="majorHAnsi" w:eastAsiaTheme="majorEastAsia" w:hAnsiTheme="majorHAnsi" w:cstheme="majorBidi"/>
+      <w:rFonts w:asciiTheme="majorHAnsi" w:hAnsiTheme="majorHAnsi" w:eastAsiaTheme="majorEastAsia" w:cstheme="majorBidi"/>
       <w:color w:val="000000" w:themeColor="text1"/>
     </w:rPr>
     <w:tblPr>
       <w:tblStyleRowBandSize w:val="1"/>
       <w:tblStyleColBandSize w:val="1"/>
       <w:tblBorders>
-        <w:top w:val="single" w:sz="8" w:space="0" w:color="9BBB59" w:themeColor="accent3"/>
-        <w:left w:val="single" w:sz="8" w:space="0" w:color="9BBB59" w:themeColor="accent3"/>
-        <w:bottom w:val="single" w:sz="8" w:space="0" w:color="9BBB59" w:themeColor="accent3"/>
-        <w:right w:val="single" w:sz="8" w:space="0" w:color="9BBB59" w:themeColor="accent3"/>
-        <w:insideH w:val="single" w:sz="8" w:space="0" w:color="9BBB59" w:themeColor="accent3"/>
-        <w:insideV w:val="single" w:sz="8" w:space="0" w:color="9BBB59" w:themeColor="accent3"/>
+        <w:top w:val="single" w:color="9BBB59" w:themeColor="accent3" w:sz="8" w:space="0"/>
+        <w:left w:val="single" w:color="9BBB59" w:themeColor="accent3" w:sz="8" w:space="0"/>
+        <w:bottom w:val="single" w:color="9BBB59" w:themeColor="accent3" w:sz="8" w:space="0"/>
+        <w:right w:val="single" w:color="9BBB59" w:themeColor="accent3" w:sz="8" w:space="0"/>
+        <w:insideH w:val="single" w:color="9BBB59" w:themeColor="accent3" w:sz="8" w:space="0"/>
+        <w:insideV w:val="single" w:color="9BBB59" w:themeColor="accent3" w:sz="8" w:space="0"/>
       </w:tblBorders>
     </w:tblPr>
     <w:tcPr>
@@ -9770,7 +10538,7 @@
       <w:tblPr/>
       <w:tcPr>
         <w:tcBorders>
-          <w:top w:val="single" w:sz="12" w:space="0" w:color="000000" w:themeColor="text1"/>
+          <w:top w:val="single" w:color="000000" w:themeColor="text1" w:sz="12" w:space="0"/>
           <w:left w:val="nil"/>
           <w:bottom w:val="nil"/>
           <w:right w:val="nil"/>
@@ -9828,8 +10596,8 @@
       <w:tblPr/>
       <w:tcPr>
         <w:tcBorders>
-          <w:insideH w:val="single" w:sz="6" w:space="0" w:color="9BBB59" w:themeColor="accent3"/>
-          <w:insideV w:val="single" w:sz="6" w:space="0" w:color="9BBB59" w:themeColor="accent3"/>
+          <w:insideH w:val="single" w:color="9BBB59" w:themeColor="accent3" w:sz="6" w:space="0"/>
+          <w:insideV w:val="single" w:color="9BBB59" w:themeColor="accent3" w:sz="6" w:space="0"/>
         </w:tcBorders>
         <w:shd w:val="clear" w:color="auto" w:fill="CDDDAC" w:themeFill="accent3" w:themeFillTint="7F"/>
       </w:tcPr>
@@ -9850,19 +10618,19 @@
       <w:spacing w:after="0" w:line="240" w:lineRule="auto"/>
     </w:pPr>
     <w:rPr>
-      <w:rFonts w:asciiTheme="majorHAnsi" w:eastAsiaTheme="majorEastAsia" w:hAnsiTheme="majorHAnsi" w:cstheme="majorBidi"/>
+      <w:rFonts w:asciiTheme="majorHAnsi" w:hAnsiTheme="majorHAnsi" w:eastAsiaTheme="majorEastAsia" w:cstheme="majorBidi"/>
       <w:color w:val="000000" w:themeColor="text1"/>
     </w:rPr>
     <w:tblPr>
       <w:tblStyleRowBandSize w:val="1"/>
       <w:tblStyleColBandSize w:val="1"/>
       <w:tblBorders>
-        <w:top w:val="single" w:sz="8" w:space="0" w:color="8064A2" w:themeColor="accent4"/>
-        <w:left w:val="single" w:sz="8" w:space="0" w:color="8064A2" w:themeColor="accent4"/>
-        <w:bottom w:val="single" w:sz="8" w:space="0" w:color="8064A2" w:themeColor="accent4"/>
-        <w:right w:val="single" w:sz="8" w:space="0" w:color="8064A2" w:themeColor="accent4"/>
-        <w:insideH w:val="single" w:sz="8" w:space="0" w:color="8064A2" w:themeColor="accent4"/>
-        <w:insideV w:val="single" w:sz="8" w:space="0" w:color="8064A2" w:themeColor="accent4"/>
+        <w:top w:val="single" w:color="8064A2" w:themeColor="accent4" w:sz="8" w:space="0"/>
+        <w:left w:val="single" w:color="8064A2" w:themeColor="accent4" w:sz="8" w:space="0"/>
+        <w:bottom w:val="single" w:color="8064A2" w:themeColor="accent4" w:sz="8" w:space="0"/>
+        <w:right w:val="single" w:color="8064A2" w:themeColor="accent4" w:sz="8" w:space="0"/>
+        <w:insideH w:val="single" w:color="8064A2" w:themeColor="accent4" w:sz="8" w:space="0"/>
+        <w:insideV w:val="single" w:color="8064A2" w:themeColor="accent4" w:sz="8" w:space="0"/>
       </w:tblBorders>
     </w:tblPr>
     <w:tcPr>
@@ -9888,7 +10656,7 @@
       <w:tblPr/>
       <w:tcPr>
         <w:tcBorders>
-          <w:top w:val="single" w:sz="12" w:space="0" w:color="000000" w:themeColor="text1"/>
+          <w:top w:val="single" w:color="000000" w:themeColor="text1" w:sz="12" w:space="0"/>
           <w:left w:val="nil"/>
           <w:bottom w:val="nil"/>
           <w:right w:val="nil"/>
@@ -9946,8 +10714,8 @@
       <w:tblPr/>
       <w:tcPr>
         <w:tcBorders>
-          <w:insideH w:val="single" w:sz="6" w:space="0" w:color="8064A2" w:themeColor="accent4"/>
-          <w:insideV w:val="single" w:sz="6" w:space="0" w:color="8064A2" w:themeColor="accent4"/>
+          <w:insideH w:val="single" w:color="8064A2" w:themeColor="accent4" w:sz="6" w:space="0"/>
+          <w:insideV w:val="single" w:color="8064A2" w:themeColor="accent4" w:sz="6" w:space="0"/>
         </w:tcBorders>
         <w:shd w:val="clear" w:color="auto" w:fill="BFB1D0" w:themeFill="accent4" w:themeFillTint="7F"/>
       </w:tcPr>
@@ -9968,19 +10736,19 @@
       <w:spacing w:after="0" w:line="240" w:lineRule="auto"/>
     </w:pPr>
     <w:rPr>
-      <w:rFonts w:asciiTheme="majorHAnsi" w:eastAsiaTheme="majorEastAsia" w:hAnsiTheme="majorHAnsi" w:cstheme="majorBidi"/>
+      <w:rFonts w:asciiTheme="majorHAnsi" w:hAnsiTheme="majorHAnsi" w:eastAsiaTheme="majorEastAsia" w:cstheme="majorBidi"/>
       <w:color w:val="000000" w:themeColor="text1"/>
     </w:rPr>
     <w:tblPr>
       <w:tblStyleRowBandSize w:val="1"/>
       <w:tblStyleColBandSize w:val="1"/>
       <w:tblBorders>
-        <w:top w:val="single" w:sz="8" w:space="0" w:color="4BACC6" w:themeColor="accent5"/>
-        <w:left w:val="single" w:sz="8" w:space="0" w:color="4BACC6" w:themeColor="accent5"/>
-        <w:bottom w:val="single" w:sz="8" w:space="0" w:color="4BACC6" w:themeColor="accent5"/>
-        <w:right w:val="single" w:sz="8" w:space="0" w:color="4BACC6" w:themeColor="accent5"/>
-        <w:insideH w:val="single" w:sz="8" w:space="0" w:color="4BACC6" w:themeColor="accent5"/>
-        <w:insideV w:val="single" w:sz="8" w:space="0" w:color="4BACC6" w:themeColor="accent5"/>
+        <w:top w:val="single" w:color="4BACC6" w:themeColor="accent5" w:sz="8" w:space="0"/>
+        <w:left w:val="single" w:color="4BACC6" w:themeColor="accent5" w:sz="8" w:space="0"/>
+        <w:bottom w:val="single" w:color="4BACC6" w:themeColor="accent5" w:sz="8" w:space="0"/>
+        <w:right w:val="single" w:color="4BACC6" w:themeColor="accent5" w:sz="8" w:space="0"/>
+        <w:insideH w:val="single" w:color="4BACC6" w:themeColor="accent5" w:sz="8" w:space="0"/>
+        <w:insideV w:val="single" w:color="4BACC6" w:themeColor="accent5" w:sz="8" w:space="0"/>
       </w:tblBorders>
     </w:tblPr>
     <w:tcPr>
@@ -10006,7 +10774,7 @@
       <w:tblPr/>
       <w:tcPr>
         <w:tcBorders>
-          <w:top w:val="single" w:sz="12" w:space="0" w:color="000000" w:themeColor="text1"/>
+          <w:top w:val="single" w:color="000000" w:themeColor="text1" w:sz="12" w:space="0"/>
           <w:left w:val="nil"/>
           <w:bottom w:val="nil"/>
           <w:right w:val="nil"/>
@@ -10064,8 +10832,8 @@
       <w:tblPr/>
       <w:tcPr>
         <w:tcBorders>
-          <w:insideH w:val="single" w:sz="6" w:space="0" w:color="4BACC6" w:themeColor="accent5"/>
-          <w:insideV w:val="single" w:sz="6" w:space="0" w:color="4BACC6" w:themeColor="accent5"/>
+          <w:insideH w:val="single" w:color="4BACC6" w:themeColor="accent5" w:sz="6" w:space="0"/>
+          <w:insideV w:val="single" w:color="4BACC6" w:themeColor="accent5" w:sz="6" w:space="0"/>
         </w:tcBorders>
         <w:shd w:val="clear" w:color="auto" w:fill="A5D5E2" w:themeFill="accent5" w:themeFillTint="7F"/>
       </w:tcPr>
@@ -10086,19 +10854,19 @@
       <w:spacing w:after="0" w:line="240" w:lineRule="auto"/>
     </w:pPr>
     <w:rPr>
-      <w:rFonts w:asciiTheme="majorHAnsi" w:eastAsiaTheme="majorEastAsia" w:hAnsiTheme="majorHAnsi" w:cstheme="majorBidi"/>
+      <w:rFonts w:asciiTheme="majorHAnsi" w:hAnsiTheme="majorHAnsi" w:eastAsiaTheme="majorEastAsia" w:cstheme="majorBidi"/>
       <w:color w:val="000000" w:themeColor="text1"/>
     </w:rPr>
     <w:tblPr>
       <w:tblStyleRowBandSize w:val="1"/>
       <w:tblStyleColBandSize w:val="1"/>
       <w:tblBorders>
-        <w:top w:val="single" w:sz="8" w:space="0" w:color="F79646" w:themeColor="accent6"/>
-        <w:left w:val="single" w:sz="8" w:space="0" w:color="F79646" w:themeColor="accent6"/>
-        <w:bottom w:val="single" w:sz="8" w:space="0" w:color="F79646" w:themeColor="accent6"/>
-        <w:right w:val="single" w:sz="8" w:space="0" w:color="F79646" w:themeColor="accent6"/>
-        <w:insideH w:val="single" w:sz="8" w:space="0" w:color="F79646" w:themeColor="accent6"/>
-        <w:insideV w:val="single" w:sz="8" w:space="0" w:color="F79646" w:themeColor="accent6"/>
+        <w:top w:val="single" w:color="F79646" w:themeColor="accent6" w:sz="8" w:space="0"/>
+        <w:left w:val="single" w:color="F79646" w:themeColor="accent6" w:sz="8" w:space="0"/>
+        <w:bottom w:val="single" w:color="F79646" w:themeColor="accent6" w:sz="8" w:space="0"/>
+        <w:right w:val="single" w:color="F79646" w:themeColor="accent6" w:sz="8" w:space="0"/>
+        <w:insideH w:val="single" w:color="F79646" w:themeColor="accent6" w:sz="8" w:space="0"/>
+        <w:insideV w:val="single" w:color="F79646" w:themeColor="accent6" w:sz="8" w:space="0"/>
       </w:tblBorders>
     </w:tblPr>
     <w:tcPr>
@@ -10124,7 +10892,7 @@
       <w:tblPr/>
       <w:tcPr>
         <w:tcBorders>
-          <w:top w:val="single" w:sz="12" w:space="0" w:color="000000" w:themeColor="text1"/>
+          <w:top w:val="single" w:color="000000" w:themeColor="text1" w:sz="12" w:space="0"/>
           <w:left w:val="nil"/>
           <w:bottom w:val="nil"/>
           <w:right w:val="nil"/>
@@ -10182,8 +10950,8 @@
       <w:tblPr/>
       <w:tcPr>
         <w:tcBorders>
-          <w:insideH w:val="single" w:sz="6" w:space="0" w:color="F79646" w:themeColor="accent6"/>
-          <w:insideV w:val="single" w:sz="6" w:space="0" w:color="F79646" w:themeColor="accent6"/>
+          <w:insideH w:val="single" w:color="F79646" w:themeColor="accent6" w:sz="6" w:space="0"/>
+          <w:insideV w:val="single" w:color="F79646" w:themeColor="accent6" w:sz="6" w:space="0"/>
         </w:tcBorders>
         <w:shd w:val="clear" w:color="auto" w:fill="FBCAA2" w:themeFill="accent6" w:themeFillTint="7F"/>
       </w:tcPr>
@@ -10207,12 +10975,12 @@
       <w:tblStyleRowBandSize w:val="1"/>
       <w:tblStyleColBandSize w:val="1"/>
       <w:tblBorders>
-        <w:top w:val="single" w:sz="8" w:space="0" w:color="FFFFFF" w:themeColor="background1"/>
-        <w:left w:val="single" w:sz="8" w:space="0" w:color="FFFFFF" w:themeColor="background1"/>
-        <w:bottom w:val="single" w:sz="8" w:space="0" w:color="FFFFFF" w:themeColor="background1"/>
-        <w:right w:val="single" w:sz="8" w:space="0" w:color="FFFFFF" w:themeColor="background1"/>
-        <w:insideH w:val="single" w:sz="6" w:space="0" w:color="FFFFFF" w:themeColor="background1"/>
-        <w:insideV w:val="single" w:sz="6" w:space="0" w:color="FFFFFF" w:themeColor="background1"/>
+        <w:top w:val="single" w:color="FFFFFF" w:themeColor="background1" w:sz="8" w:space="0"/>
+        <w:left w:val="single" w:color="FFFFFF" w:themeColor="background1" w:sz="8" w:space="0"/>
+        <w:bottom w:val="single" w:color="FFFFFF" w:themeColor="background1" w:sz="8" w:space="0"/>
+        <w:right w:val="single" w:color="FFFFFF" w:themeColor="background1" w:sz="8" w:space="0"/>
+        <w:insideH w:val="single" w:color="FFFFFF" w:themeColor="background1" w:sz="6" w:space="0"/>
+        <w:insideV w:val="single" w:color="FFFFFF" w:themeColor="background1" w:sz="6" w:space="0"/>
       </w:tblBorders>
     </w:tblPr>
     <w:tcPr>
@@ -10229,12 +10997,12 @@
       <w:tblPr/>
       <w:tcPr>
         <w:tcBorders>
-          <w:top w:val="single" w:sz="8" w:space="0" w:color="FFFFFF" w:themeColor="background1"/>
-          <w:left w:val="single" w:sz="8" w:space="0" w:color="FFFFFF" w:themeColor="background1"/>
-          <w:bottom w:val="single" w:sz="24" w:space="0" w:color="FFFFFF" w:themeColor="background1"/>
-          <w:right w:val="single" w:sz="8" w:space="0" w:color="FFFFFF" w:themeColor="background1"/>
-          <w:insideH w:val="nil"/>
-          <w:insideV w:val="single" w:sz="8" w:space="0" w:color="FFFFFF" w:themeColor="background1"/>
+          <w:top w:val="single" w:color="FFFFFF" w:themeColor="background1" w:sz="8" w:space="0"/>
+          <w:left w:val="single" w:color="FFFFFF" w:themeColor="background1" w:sz="8" w:space="0"/>
+          <w:bottom w:val="single" w:color="FFFFFF" w:themeColor="background1" w:sz="24" w:space="0"/>
+          <w:right w:val="single" w:color="FFFFFF" w:themeColor="background1" w:sz="8" w:space="0"/>
+          <w:insideH w:val="nil"/>
+          <w:insideV w:val="single" w:color="FFFFFF" w:themeColor="background1" w:sz="8" w:space="0"/>
         </w:tcBorders>
         <w:shd w:val="clear" w:color="auto" w:fill="000000" w:themeFill="text1"/>
       </w:tcPr>
@@ -10250,12 +11018,12 @@
       <w:tblPr/>
       <w:tcPr>
         <w:tcBorders>
-          <w:top w:val="single" w:sz="24" w:space="0" w:color="FFFFFF" w:themeColor="background1"/>
-          <w:left w:val="single" w:sz="8" w:space="0" w:color="FFFFFF" w:themeColor="background1"/>
-          <w:bottom w:val="single" w:sz="8" w:space="0" w:color="FFFFFF" w:themeColor="background1"/>
-          <w:right w:val="single" w:sz="8" w:space="0" w:color="FFFFFF" w:themeColor="background1"/>
-          <w:insideH w:val="nil"/>
-          <w:insideV w:val="single" w:sz="8" w:space="0" w:color="FFFFFF" w:themeColor="background1"/>
+          <w:top w:val="single" w:color="FFFFFF" w:themeColor="background1" w:sz="24" w:space="0"/>
+          <w:left w:val="single" w:color="FFFFFF" w:themeColor="background1" w:sz="8" w:space="0"/>
+          <w:bottom w:val="single" w:color="FFFFFF" w:themeColor="background1" w:sz="8" w:space="0"/>
+          <w:right w:val="single" w:color="FFFFFF" w:themeColor="background1" w:sz="8" w:space="0"/>
+          <w:insideH w:val="nil"/>
+          <w:insideV w:val="single" w:color="FFFFFF" w:themeColor="background1" w:sz="8" w:space="0"/>
         </w:tcBorders>
         <w:shd w:val="clear" w:color="auto" w:fill="000000" w:themeFill="text1"/>
       </w:tcPr>
@@ -10271,8 +11039,8 @@
       <w:tblPr/>
       <w:tcPr>
         <w:tcBorders>
-          <w:left w:val="single" w:sz="8" w:space="0" w:color="FFFFFF" w:themeColor="background1"/>
-          <w:right w:val="single" w:sz="24" w:space="0" w:color="FFFFFF" w:themeColor="background1"/>
+          <w:left w:val="single" w:color="FFFFFF" w:themeColor="background1" w:sz="8" w:space="0"/>
+          <w:right w:val="single" w:color="FFFFFF" w:themeColor="background1" w:sz="24" w:space="0"/>
           <w:insideH w:val="nil"/>
           <w:insideV w:val="nil"/>
         </w:tcBorders>
@@ -10291,7 +11059,7 @@
       <w:tcPr>
         <w:tcBorders>
           <w:top w:val="nil"/>
-          <w:left w:val="single" w:sz="24" w:space="0" w:color="FFFFFF" w:themeColor="background1"/>
+          <w:left w:val="single" w:color="FFFFFF" w:themeColor="background1" w:sz="24" w:space="0"/>
           <w:bottom w:val="nil"/>
           <w:right w:val="nil"/>
           <w:insideH w:val="nil"/>
@@ -10304,10 +11072,10 @@
       <w:tblPr/>
       <w:tcPr>
         <w:tcBorders>
-          <w:top w:val="single" w:sz="8" w:space="0" w:color="FFFFFF" w:themeColor="background1"/>
-          <w:left w:val="single" w:sz="8" w:space="0" w:color="FFFFFF" w:themeColor="background1"/>
-          <w:bottom w:val="single" w:sz="8" w:space="0" w:color="FFFFFF" w:themeColor="background1"/>
-          <w:right w:val="single" w:sz="8" w:space="0" w:color="FFFFFF" w:themeColor="background1"/>
+          <w:top w:val="single" w:color="FFFFFF" w:themeColor="background1" w:sz="8" w:space="0"/>
+          <w:left w:val="single" w:color="FFFFFF" w:themeColor="background1" w:sz="8" w:space="0"/>
+          <w:bottom w:val="single" w:color="FFFFFF" w:themeColor="background1" w:sz="8" w:space="0"/>
+          <w:right w:val="single" w:color="FFFFFF" w:themeColor="background1" w:sz="8" w:space="0"/>
           <w:insideH w:val="nil"/>
           <w:insideV w:val="nil"/>
         </w:tcBorders>
@@ -10318,12 +11086,12 @@
       <w:tblPr/>
       <w:tcPr>
         <w:tcBorders>
-          <w:top w:val="single" w:sz="8" w:space="0" w:color="FFFFFF" w:themeColor="background1"/>
-          <w:left w:val="single" w:sz="8" w:space="0" w:color="FFFFFF" w:themeColor="background1"/>
-          <w:bottom w:val="single" w:sz="8" w:space="0" w:color="FFFFFF" w:themeColor="background1"/>
-          <w:right w:val="single" w:sz="8" w:space="0" w:color="FFFFFF" w:themeColor="background1"/>
-          <w:insideH w:val="single" w:sz="8" w:space="0" w:color="FFFFFF" w:themeColor="background1"/>
-          <w:insideV w:val="single" w:sz="8" w:space="0" w:color="FFFFFF" w:themeColor="background1"/>
+          <w:top w:val="single" w:color="FFFFFF" w:themeColor="background1" w:sz="8" w:space="0"/>
+          <w:left w:val="single" w:color="FFFFFF" w:themeColor="background1" w:sz="8" w:space="0"/>
+          <w:bottom w:val="single" w:color="FFFFFF" w:themeColor="background1" w:sz="8" w:space="0"/>
+          <w:right w:val="single" w:color="FFFFFF" w:themeColor="background1" w:sz="8" w:space="0"/>
+          <w:insideH w:val="single" w:color="FFFFFF" w:themeColor="background1" w:sz="8" w:space="0"/>
+          <w:insideV w:val="single" w:color="FFFFFF" w:themeColor="background1" w:sz="8" w:space="0"/>
         </w:tcBorders>
         <w:shd w:val="clear" w:color="auto" w:fill="808080" w:themeFill="text1" w:themeFillTint="7F"/>
       </w:tcPr>
@@ -10341,12 +11109,12 @@
       <w:tblStyleRowBandSize w:val="1"/>
       <w:tblStyleColBandSize w:val="1"/>
       <w:tblBorders>
-        <w:top w:val="single" w:sz="8" w:space="0" w:color="FFFFFF" w:themeColor="background1"/>
-        <w:left w:val="single" w:sz="8" w:space="0" w:color="FFFFFF" w:themeColor="background1"/>
-        <w:bottom w:val="single" w:sz="8" w:space="0" w:color="FFFFFF" w:themeColor="background1"/>
-        <w:right w:val="single" w:sz="8" w:space="0" w:color="FFFFFF" w:themeColor="background1"/>
-        <w:insideH w:val="single" w:sz="6" w:space="0" w:color="FFFFFF" w:themeColor="background1"/>
-        <w:insideV w:val="single" w:sz="6" w:space="0" w:color="FFFFFF" w:themeColor="background1"/>
+        <w:top w:val="single" w:color="FFFFFF" w:themeColor="background1" w:sz="8" w:space="0"/>
+        <w:left w:val="single" w:color="FFFFFF" w:themeColor="background1" w:sz="8" w:space="0"/>
+        <w:bottom w:val="single" w:color="FFFFFF" w:themeColor="background1" w:sz="8" w:space="0"/>
+        <w:right w:val="single" w:color="FFFFFF" w:themeColor="background1" w:sz="8" w:space="0"/>
+        <w:insideH w:val="single" w:color="FFFFFF" w:themeColor="background1" w:sz="6" w:space="0"/>
+        <w:insideV w:val="single" w:color="FFFFFF" w:themeColor="background1" w:sz="6" w:space="0"/>
       </w:tblBorders>
     </w:tblPr>
     <w:tcPr>
@@ -10363,12 +11131,12 @@
       <w:tblPr/>
       <w:tcPr>
         <w:tcBorders>
-          <w:top w:val="single" w:sz="8" w:space="0" w:color="FFFFFF" w:themeColor="background1"/>
-          <w:left w:val="single" w:sz="8" w:space="0" w:color="FFFFFF" w:themeColor="background1"/>
-          <w:bottom w:val="single" w:sz="24" w:space="0" w:color="FFFFFF" w:themeColor="background1"/>
-          <w:right w:val="single" w:sz="8" w:space="0" w:color="FFFFFF" w:themeColor="background1"/>
-          <w:insideH w:val="nil"/>
-          <w:insideV w:val="single" w:sz="8" w:space="0" w:color="FFFFFF" w:themeColor="background1"/>
+          <w:top w:val="single" w:color="FFFFFF" w:themeColor="background1" w:sz="8" w:space="0"/>
+          <w:left w:val="single" w:color="FFFFFF" w:themeColor="background1" w:sz="8" w:space="0"/>
+          <w:bottom w:val="single" w:color="FFFFFF" w:themeColor="background1" w:sz="24" w:space="0"/>
+          <w:right w:val="single" w:color="FFFFFF" w:themeColor="background1" w:sz="8" w:space="0"/>
+          <w:insideH w:val="nil"/>
+          <w:insideV w:val="single" w:color="FFFFFF" w:themeColor="background1" w:sz="8" w:space="0"/>
         </w:tcBorders>
         <w:shd w:val="clear" w:color="auto" w:fill="4F81BD" w:themeFill="accent1"/>
       </w:tcPr>
@@ -10384,12 +11152,12 @@
       <w:tblPr/>
       <w:tcPr>
         <w:tcBorders>
-          <w:top w:val="single" w:sz="24" w:space="0" w:color="FFFFFF" w:themeColor="background1"/>
-          <w:left w:val="single" w:sz="8" w:space="0" w:color="FFFFFF" w:themeColor="background1"/>
-          <w:bottom w:val="single" w:sz="8" w:space="0" w:color="FFFFFF" w:themeColor="background1"/>
-          <w:right w:val="single" w:sz="8" w:space="0" w:color="FFFFFF" w:themeColor="background1"/>
-          <w:insideH w:val="nil"/>
-          <w:insideV w:val="single" w:sz="8" w:space="0" w:color="FFFFFF" w:themeColor="background1"/>
+          <w:top w:val="single" w:color="FFFFFF" w:themeColor="background1" w:sz="24" w:space="0"/>
+          <w:left w:val="single" w:color="FFFFFF" w:themeColor="background1" w:sz="8" w:space="0"/>
+          <w:bottom w:val="single" w:color="FFFFFF" w:themeColor="background1" w:sz="8" w:space="0"/>
+          <w:right w:val="single" w:color="FFFFFF" w:themeColor="background1" w:sz="8" w:space="0"/>
+          <w:insideH w:val="nil"/>
+          <w:insideV w:val="single" w:color="FFFFFF" w:themeColor="background1" w:sz="8" w:space="0"/>
         </w:tcBorders>
         <w:shd w:val="clear" w:color="auto" w:fill="4F81BD" w:themeFill="accent1"/>
       </w:tcPr>
@@ -10405,8 +11173,8 @@
       <w:tblPr/>
       <w:tcPr>
         <w:tcBorders>
-          <w:left w:val="single" w:sz="8" w:space="0" w:color="FFFFFF" w:themeColor="background1"/>
-          <w:right w:val="single" w:sz="24" w:space="0" w:color="FFFFFF" w:themeColor="background1"/>
+          <w:left w:val="single" w:color="FFFFFF" w:themeColor="background1" w:sz="8" w:space="0"/>
+          <w:right w:val="single" w:color="FFFFFF" w:themeColor="background1" w:sz="24" w:space="0"/>
           <w:insideH w:val="nil"/>
           <w:insideV w:val="nil"/>
         </w:tcBorders>
@@ -10425,7 +11193,7 @@
       <w:tcPr>
         <w:tcBorders>
           <w:top w:val="nil"/>
-          <w:left w:val="single" w:sz="24" w:space="0" w:color="FFFFFF" w:themeColor="background1"/>
+          <w:left w:val="single" w:color="FFFFFF" w:themeColor="background1" w:sz="24" w:space="0"/>
           <w:bottom w:val="nil"/>
           <w:right w:val="nil"/>
           <w:insideH w:val="nil"/>
@@ -10438,10 +11206,10 @@
       <w:tblPr/>
       <w:tcPr>
         <w:tcBorders>
-          <w:top w:val="single" w:sz="8" w:space="0" w:color="FFFFFF" w:themeColor="background1"/>
-          <w:left w:val="single" w:sz="8" w:space="0" w:color="FFFFFF" w:themeColor="background1"/>
-          <w:bottom w:val="single" w:sz="8" w:space="0" w:color="FFFFFF" w:themeColor="background1"/>
-          <w:right w:val="single" w:sz="8" w:space="0" w:color="FFFFFF" w:themeColor="background1"/>
+          <w:top w:val="single" w:color="FFFFFF" w:themeColor="background1" w:sz="8" w:space="0"/>
+          <w:left w:val="single" w:color="FFFFFF" w:themeColor="background1" w:sz="8" w:space="0"/>
+          <w:bottom w:val="single" w:color="FFFFFF" w:themeColor="background1" w:sz="8" w:space="0"/>
+          <w:right w:val="single" w:color="FFFFFF" w:themeColor="background1" w:sz="8" w:space="0"/>
           <w:insideH w:val="nil"/>
           <w:insideV w:val="nil"/>
         </w:tcBorders>
@@ -10452,12 +11220,12 @@
       <w:tblPr/>
       <w:tcPr>
         <w:tcBorders>
-          <w:top w:val="single" w:sz="8" w:space="0" w:color="FFFFFF" w:themeColor="background1"/>
-          <w:left w:val="single" w:sz="8" w:space="0" w:color="FFFFFF" w:themeColor="background1"/>
-          <w:bottom w:val="single" w:sz="8" w:space="0" w:color="FFFFFF" w:themeColor="background1"/>
-          <w:right w:val="single" w:sz="8" w:space="0" w:color="FFFFFF" w:themeColor="background1"/>
-          <w:insideH w:val="single" w:sz="8" w:space="0" w:color="FFFFFF" w:themeColor="background1"/>
-          <w:insideV w:val="single" w:sz="8" w:space="0" w:color="FFFFFF" w:themeColor="background1"/>
+          <w:top w:val="single" w:color="FFFFFF" w:themeColor="background1" w:sz="8" w:space="0"/>
+          <w:left w:val="single" w:color="FFFFFF" w:themeColor="background1" w:sz="8" w:space="0"/>
+          <w:bottom w:val="single" w:color="FFFFFF" w:themeColor="background1" w:sz="8" w:space="0"/>
+          <w:right w:val="single" w:color="FFFFFF" w:themeColor="background1" w:sz="8" w:space="0"/>
+          <w:insideH w:val="single" w:color="FFFFFF" w:themeColor="background1" w:sz="8" w:space="0"/>
+          <w:insideV w:val="single" w:color="FFFFFF" w:themeColor="background1" w:sz="8" w:space="0"/>
         </w:tcBorders>
         <w:shd w:val="clear" w:color="auto" w:fill="A7BFDE" w:themeFill="accent1" w:themeFillTint="7F"/>
       </w:tcPr>
@@ -10475,12 +11243,12 @@
       <w:tblStyleRowBandSize w:val="1"/>
       <w:tblStyleColBandSize w:val="1"/>
       <w:tblBorders>
-        <w:top w:val="single" w:sz="8" w:space="0" w:color="FFFFFF" w:themeColor="background1"/>
-        <w:left w:val="single" w:sz="8" w:space="0" w:color="FFFFFF" w:themeColor="background1"/>
-        <w:bottom w:val="single" w:sz="8" w:space="0" w:color="FFFFFF" w:themeColor="background1"/>
-        <w:right w:val="single" w:sz="8" w:space="0" w:color="FFFFFF" w:themeColor="background1"/>
-        <w:insideH w:val="single" w:sz="6" w:space="0" w:color="FFFFFF" w:themeColor="background1"/>
-        <w:insideV w:val="single" w:sz="6" w:space="0" w:color="FFFFFF" w:themeColor="background1"/>
+        <w:top w:val="single" w:color="FFFFFF" w:themeColor="background1" w:sz="8" w:space="0"/>
+        <w:left w:val="single" w:color="FFFFFF" w:themeColor="background1" w:sz="8" w:space="0"/>
+        <w:bottom w:val="single" w:color="FFFFFF" w:themeColor="background1" w:sz="8" w:space="0"/>
+        <w:right w:val="single" w:color="FFFFFF" w:themeColor="background1" w:sz="8" w:space="0"/>
+        <w:insideH w:val="single" w:color="FFFFFF" w:themeColor="background1" w:sz="6" w:space="0"/>
+        <w:insideV w:val="single" w:color="FFFFFF" w:themeColor="background1" w:sz="6" w:space="0"/>
       </w:tblBorders>
     </w:tblPr>
     <w:tcPr>
@@ -10497,12 +11265,12 @@
       <w:tblPr/>
       <w:tcPr>
         <w:tcBorders>
-          <w:top w:val="single" w:sz="8" w:space="0" w:color="FFFFFF" w:themeColor="background1"/>
-          <w:left w:val="single" w:sz="8" w:space="0" w:color="FFFFFF" w:themeColor="background1"/>
-          <w:bottom w:val="single" w:sz="24" w:space="0" w:color="FFFFFF" w:themeColor="background1"/>
-          <w:right w:val="single" w:sz="8" w:space="0" w:color="FFFFFF" w:themeColor="background1"/>
-          <w:insideH w:val="nil"/>
-          <w:insideV w:val="single" w:sz="8" w:space="0" w:color="FFFFFF" w:themeColor="background1"/>
+          <w:top w:val="single" w:color="FFFFFF" w:themeColor="background1" w:sz="8" w:space="0"/>
+          <w:left w:val="single" w:color="FFFFFF" w:themeColor="background1" w:sz="8" w:space="0"/>
+          <w:bottom w:val="single" w:color="FFFFFF" w:themeColor="background1" w:sz="24" w:space="0"/>
+          <w:right w:val="single" w:color="FFFFFF" w:themeColor="background1" w:sz="8" w:space="0"/>
+          <w:insideH w:val="nil"/>
+          <w:insideV w:val="single" w:color="FFFFFF" w:themeColor="background1" w:sz="8" w:space="0"/>
         </w:tcBorders>
         <w:shd w:val="clear" w:color="auto" w:fill="C0504D" w:themeFill="accent2"/>
       </w:tcPr>
@@ -10518,12 +11286,12 @@
       <w:tblPr/>
       <w:tcPr>
         <w:tcBorders>
-          <w:top w:val="single" w:sz="24" w:space="0" w:color="FFFFFF" w:themeColor="background1"/>
-          <w:left w:val="single" w:sz="8" w:space="0" w:color="FFFFFF" w:themeColor="background1"/>
-          <w:bottom w:val="single" w:sz="8" w:space="0" w:color="FFFFFF" w:themeColor="background1"/>
-          <w:right w:val="single" w:sz="8" w:space="0" w:color="FFFFFF" w:themeColor="background1"/>
-          <w:insideH w:val="nil"/>
-          <w:insideV w:val="single" w:sz="8" w:space="0" w:color="FFFFFF" w:themeColor="background1"/>
+          <w:top w:val="single" w:color="FFFFFF" w:themeColor="background1" w:sz="24" w:space="0"/>
+          <w:left w:val="single" w:color="FFFFFF" w:themeColor="background1" w:sz="8" w:space="0"/>
+          <w:bottom w:val="single" w:color="FFFFFF" w:themeColor="background1" w:sz="8" w:space="0"/>
+          <w:right w:val="single" w:color="FFFFFF" w:themeColor="background1" w:sz="8" w:space="0"/>
+          <w:insideH w:val="nil"/>
+          <w:insideV w:val="single" w:color="FFFFFF" w:themeColor="background1" w:sz="8" w:space="0"/>
         </w:tcBorders>
         <w:shd w:val="clear" w:color="auto" w:fill="C0504D" w:themeFill="accent2"/>
       </w:tcPr>
@@ -10539,8 +11307,8 @@
       <w:tblPr/>
       <w:tcPr>
         <w:tcBorders>
-          <w:left w:val="single" w:sz="8" w:space="0" w:color="FFFFFF" w:themeColor="background1"/>
-          <w:right w:val="single" w:sz="24" w:space="0" w:color="FFFFFF" w:themeColor="background1"/>
+          <w:left w:val="single" w:color="FFFFFF" w:themeColor="background1" w:sz="8" w:space="0"/>
+          <w:right w:val="single" w:color="FFFFFF" w:themeColor="background1" w:sz="24" w:space="0"/>
           <w:insideH w:val="nil"/>
           <w:insideV w:val="nil"/>
         </w:tcBorders>
@@ -10559,7 +11327,7 @@
       <w:tcPr>
         <w:tcBorders>
           <w:top w:val="nil"/>
-          <w:left w:val="single" w:sz="24" w:space="0" w:color="FFFFFF" w:themeColor="background1"/>
+          <w:left w:val="single" w:color="FFFFFF" w:themeColor="background1" w:sz="24" w:space="0"/>
           <w:bottom w:val="nil"/>
           <w:right w:val="nil"/>
           <w:insideH w:val="nil"/>
@@ -10572,10 +11340,10 @@
       <w:tblPr/>
       <w:tcPr>
         <w:tcBorders>
-          <w:top w:val="single" w:sz="8" w:space="0" w:color="FFFFFF" w:themeColor="background1"/>
-          <w:left w:val="single" w:sz="8" w:space="0" w:color="FFFFFF" w:themeColor="background1"/>
-          <w:bottom w:val="single" w:sz="8" w:space="0" w:color="FFFFFF" w:themeColor="background1"/>
-          <w:right w:val="single" w:sz="8" w:space="0" w:color="FFFFFF" w:themeColor="background1"/>
+          <w:top w:val="single" w:color="FFFFFF" w:themeColor="background1" w:sz="8" w:space="0"/>
+          <w:left w:val="single" w:color="FFFFFF" w:themeColor="background1" w:sz="8" w:space="0"/>
+          <w:bottom w:val="single" w:color="FFFFFF" w:themeColor="background1" w:sz="8" w:space="0"/>
+          <w:right w:val="single" w:color="FFFFFF" w:themeColor="background1" w:sz="8" w:space="0"/>
           <w:insideH w:val="nil"/>
           <w:insideV w:val="nil"/>
         </w:tcBorders>
@@ -10586,12 +11354,12 @@
       <w:tblPr/>
       <w:tcPr>
         <w:tcBorders>
-          <w:top w:val="single" w:sz="8" w:space="0" w:color="FFFFFF" w:themeColor="background1"/>
-          <w:left w:val="single" w:sz="8" w:space="0" w:color="FFFFFF" w:themeColor="background1"/>
-          <w:bottom w:val="single" w:sz="8" w:space="0" w:color="FFFFFF" w:themeColor="background1"/>
-          <w:right w:val="single" w:sz="8" w:space="0" w:color="FFFFFF" w:themeColor="background1"/>
-          <w:insideH w:val="single" w:sz="8" w:space="0" w:color="FFFFFF" w:themeColor="background1"/>
-          <w:insideV w:val="single" w:sz="8" w:space="0" w:color="FFFFFF" w:themeColor="background1"/>
+          <w:top w:val="single" w:color="FFFFFF" w:themeColor="background1" w:sz="8" w:space="0"/>
+          <w:left w:val="single" w:color="FFFFFF" w:themeColor="background1" w:sz="8" w:space="0"/>
+          <w:bottom w:val="single" w:color="FFFFFF" w:themeColor="background1" w:sz="8" w:space="0"/>
+          <w:right w:val="single" w:color="FFFFFF" w:themeColor="background1" w:sz="8" w:space="0"/>
+          <w:insideH w:val="single" w:color="FFFFFF" w:themeColor="background1" w:sz="8" w:space="0"/>
+          <w:insideV w:val="single" w:color="FFFFFF" w:themeColor="background1" w:sz="8" w:space="0"/>
         </w:tcBorders>
         <w:shd w:val="clear" w:color="auto" w:fill="DFA7A6" w:themeFill="accent2" w:themeFillTint="7F"/>
       </w:tcPr>
@@ -10609,12 +11377,12 @@
       <w:tblStyleRowBandSize w:val="1"/>
       <w:tblStyleColBandSize w:val="1"/>
       <w:tblBorders>
-        <w:top w:val="single" w:sz="8" w:space="0" w:color="FFFFFF" w:themeColor="background1"/>
-        <w:left w:val="single" w:sz="8" w:space="0" w:color="FFFFFF" w:themeColor="background1"/>
-        <w:bottom w:val="single" w:sz="8" w:space="0" w:color="FFFFFF" w:themeColor="background1"/>
-        <w:right w:val="single" w:sz="8" w:space="0" w:color="FFFFFF" w:themeColor="background1"/>
-        <w:insideH w:val="single" w:sz="6" w:space="0" w:color="FFFFFF" w:themeColor="background1"/>
-        <w:insideV w:val="single" w:sz="6" w:space="0" w:color="FFFFFF" w:themeColor="background1"/>
+        <w:top w:val="single" w:color="FFFFFF" w:themeColor="background1" w:sz="8" w:space="0"/>
+        <w:left w:val="single" w:color="FFFFFF" w:themeColor="background1" w:sz="8" w:space="0"/>
+        <w:bottom w:val="single" w:color="FFFFFF" w:themeColor="background1" w:sz="8" w:space="0"/>
+        <w:right w:val="single" w:color="FFFFFF" w:themeColor="background1" w:sz="8" w:space="0"/>
+        <w:insideH w:val="single" w:color="FFFFFF" w:themeColor="background1" w:sz="6" w:space="0"/>
+        <w:insideV w:val="single" w:color="FFFFFF" w:themeColor="background1" w:sz="6" w:space="0"/>
       </w:tblBorders>
     </w:tblPr>
     <w:tcPr>
@@ -10631,12 +11399,12 @@
       <w:tblPr/>
       <w:tcPr>
         <w:tcBorders>
-          <w:top w:val="single" w:sz="8" w:space="0" w:color="FFFFFF" w:themeColor="background1"/>
-          <w:left w:val="single" w:sz="8" w:space="0" w:color="FFFFFF" w:themeColor="background1"/>
-          <w:bottom w:val="single" w:sz="24" w:space="0" w:color="FFFFFF" w:themeColor="background1"/>
-          <w:right w:val="single" w:sz="8" w:space="0" w:color="FFFFFF" w:themeColor="background1"/>
-          <w:insideH w:val="nil"/>
-          <w:insideV w:val="single" w:sz="8" w:space="0" w:color="FFFFFF" w:themeColor="background1"/>
+          <w:top w:val="single" w:color="FFFFFF" w:themeColor="background1" w:sz="8" w:space="0"/>
+          <w:left w:val="single" w:color="FFFFFF" w:themeColor="background1" w:sz="8" w:space="0"/>
+          <w:bottom w:val="single" w:color="FFFFFF" w:themeColor="background1" w:sz="24" w:space="0"/>
+          <w:right w:val="single" w:color="FFFFFF" w:themeColor="background1" w:sz="8" w:space="0"/>
+          <w:insideH w:val="nil"/>
+          <w:insideV w:val="single" w:color="FFFFFF" w:themeColor="background1" w:sz="8" w:space="0"/>
         </w:tcBorders>
         <w:shd w:val="clear" w:color="auto" w:fill="9BBB59" w:themeFill="accent3"/>
       </w:tcPr>
@@ -10652,12 +11420,12 @@
       <w:tblPr/>
       <w:tcPr>
         <w:tcBorders>
-          <w:top w:val="single" w:sz="24" w:space="0" w:color="FFFFFF" w:themeColor="background1"/>
-          <w:left w:val="single" w:sz="8" w:space="0" w:color="FFFFFF" w:themeColor="background1"/>
-          <w:bottom w:val="single" w:sz="8" w:space="0" w:color="FFFFFF" w:themeColor="background1"/>
-          <w:right w:val="single" w:sz="8" w:space="0" w:color="FFFFFF" w:themeColor="background1"/>
-          <w:insideH w:val="nil"/>
-          <w:insideV w:val="single" w:sz="8" w:space="0" w:color="FFFFFF" w:themeColor="background1"/>
+          <w:top w:val="single" w:color="FFFFFF" w:themeColor="background1" w:sz="24" w:space="0"/>
+          <w:left w:val="single" w:color="FFFFFF" w:themeColor="background1" w:sz="8" w:space="0"/>
+          <w:bottom w:val="single" w:color="FFFFFF" w:themeColor="background1" w:sz="8" w:space="0"/>
+          <w:right w:val="single" w:color="FFFFFF" w:themeColor="background1" w:sz="8" w:space="0"/>
+          <w:insideH w:val="nil"/>
+          <w:insideV w:val="single" w:color="FFFFFF" w:themeColor="background1" w:sz="8" w:space="0"/>
         </w:tcBorders>
         <w:shd w:val="clear" w:color="auto" w:fill="9BBB59" w:themeFill="accent3"/>
       </w:tcPr>
@@ -10673,8 +11441,8 @@
       <w:tblPr/>
       <w:tcPr>
         <w:tcBorders>
-          <w:left w:val="single" w:sz="8" w:space="0" w:color="FFFFFF" w:themeColor="background1"/>
-          <w:right w:val="single" w:sz="24" w:space="0" w:color="FFFFFF" w:themeColor="background1"/>
+          <w:left w:val="single" w:color="FFFFFF" w:themeColor="background1" w:sz="8" w:space="0"/>
+          <w:right w:val="single" w:color="FFFFFF" w:themeColor="background1" w:sz="24" w:space="0"/>
           <w:insideH w:val="nil"/>
           <w:insideV w:val="nil"/>
         </w:tcBorders>
@@ -10693,7 +11461,7 @@
       <w:tcPr>
         <w:tcBorders>
           <w:top w:val="nil"/>
-          <w:left w:val="single" w:sz="24" w:space="0" w:color="FFFFFF" w:themeColor="background1"/>
+          <w:left w:val="single" w:color="FFFFFF" w:themeColor="background1" w:sz="24" w:space="0"/>
           <w:bottom w:val="nil"/>
           <w:right w:val="nil"/>
           <w:insideH w:val="nil"/>
@@ -10706,10 +11474,10 @@
       <w:tblPr/>
       <w:tcPr>
         <w:tcBorders>
-          <w:top w:val="single" w:sz="8" w:space="0" w:color="FFFFFF" w:themeColor="background1"/>
-          <w:left w:val="single" w:sz="8" w:space="0" w:color="FFFFFF" w:themeColor="background1"/>
-          <w:bottom w:val="single" w:sz="8" w:space="0" w:color="FFFFFF" w:themeColor="background1"/>
-          <w:right w:val="single" w:sz="8" w:space="0" w:color="FFFFFF" w:themeColor="background1"/>
+          <w:top w:val="single" w:color="FFFFFF" w:themeColor="background1" w:sz="8" w:space="0"/>
+          <w:left w:val="single" w:color="FFFFFF" w:themeColor="background1" w:sz="8" w:space="0"/>
+          <w:bottom w:val="single" w:color="FFFFFF" w:themeColor="background1" w:sz="8" w:space="0"/>
+          <w:right w:val="single" w:color="FFFFFF" w:themeColor="background1" w:sz="8" w:space="0"/>
           <w:insideH w:val="nil"/>
           <w:insideV w:val="nil"/>
         </w:tcBorders>
@@ -10720,12 +11488,12 @@
       <w:tblPr/>
       <w:tcPr>
         <w:tcBorders>
-          <w:top w:val="single" w:sz="8" w:space="0" w:color="FFFFFF" w:themeColor="background1"/>
-          <w:left w:val="single" w:sz="8" w:space="0" w:color="FFFFFF" w:themeColor="background1"/>
-          <w:bottom w:val="single" w:sz="8" w:space="0" w:color="FFFFFF" w:themeColor="background1"/>
-          <w:right w:val="single" w:sz="8" w:space="0" w:color="FFFFFF" w:themeColor="background1"/>
-          <w:insideH w:val="single" w:sz="8" w:space="0" w:color="FFFFFF" w:themeColor="background1"/>
-          <w:insideV w:val="single" w:sz="8" w:space="0" w:color="FFFFFF" w:themeColor="background1"/>
+          <w:top w:val="single" w:color="FFFFFF" w:themeColor="background1" w:sz="8" w:space="0"/>
+          <w:left w:val="single" w:color="FFFFFF" w:themeColor="background1" w:sz="8" w:space="0"/>
+          <w:bottom w:val="single" w:color="FFFFFF" w:themeColor="background1" w:sz="8" w:space="0"/>
+          <w:right w:val="single" w:color="FFFFFF" w:themeColor="background1" w:sz="8" w:space="0"/>
+          <w:insideH w:val="single" w:color="FFFFFF" w:themeColor="background1" w:sz="8" w:space="0"/>
+          <w:insideV w:val="single" w:color="FFFFFF" w:themeColor="background1" w:sz="8" w:space="0"/>
         </w:tcBorders>
         <w:shd w:val="clear" w:color="auto" w:fill="CDDDAC" w:themeFill="accent3" w:themeFillTint="7F"/>
       </w:tcPr>
@@ -10743,12 +11511,12 @@
       <w:tblStyleRowBandSize w:val="1"/>
       <w:tblStyleColBandSize w:val="1"/>
       <w:tblBorders>
-        <w:top w:val="single" w:sz="8" w:space="0" w:color="FFFFFF" w:themeColor="background1"/>
-        <w:left w:val="single" w:sz="8" w:space="0" w:color="FFFFFF" w:themeColor="background1"/>
-        <w:bottom w:val="single" w:sz="8" w:space="0" w:color="FFFFFF" w:themeColor="background1"/>
-        <w:right w:val="single" w:sz="8" w:space="0" w:color="FFFFFF" w:themeColor="background1"/>
-        <w:insideH w:val="single" w:sz="6" w:space="0" w:color="FFFFFF" w:themeColor="background1"/>
-        <w:insideV w:val="single" w:sz="6" w:space="0" w:color="FFFFFF" w:themeColor="background1"/>
+        <w:top w:val="single" w:color="FFFFFF" w:themeColor="background1" w:sz="8" w:space="0"/>
+        <w:left w:val="single" w:color="FFFFFF" w:themeColor="background1" w:sz="8" w:space="0"/>
+        <w:bottom w:val="single" w:color="FFFFFF" w:themeColor="background1" w:sz="8" w:space="0"/>
+        <w:right w:val="single" w:color="FFFFFF" w:themeColor="background1" w:sz="8" w:space="0"/>
+        <w:insideH w:val="single" w:color="FFFFFF" w:themeColor="background1" w:sz="6" w:space="0"/>
+        <w:insideV w:val="single" w:color="FFFFFF" w:themeColor="background1" w:sz="6" w:space="0"/>
       </w:tblBorders>
     </w:tblPr>
     <w:tcPr>
@@ -10765,12 +11533,12 @@
       <w:tblPr/>
       <w:tcPr>
         <w:tcBorders>
-          <w:top w:val="single" w:sz="8" w:space="0" w:color="FFFFFF" w:themeColor="background1"/>
-          <w:left w:val="single" w:sz="8" w:space="0" w:color="FFFFFF" w:themeColor="background1"/>
-          <w:bottom w:val="single" w:sz="24" w:space="0" w:color="FFFFFF" w:themeColor="background1"/>
-          <w:right w:val="single" w:sz="8" w:space="0" w:color="FFFFFF" w:themeColor="background1"/>
-          <w:insideH w:val="nil"/>
-          <w:insideV w:val="single" w:sz="8" w:space="0" w:color="FFFFFF" w:themeColor="background1"/>
+          <w:top w:val="single" w:color="FFFFFF" w:themeColor="background1" w:sz="8" w:space="0"/>
+          <w:left w:val="single" w:color="FFFFFF" w:themeColor="background1" w:sz="8" w:space="0"/>
+          <w:bottom w:val="single" w:color="FFFFFF" w:themeColor="background1" w:sz="24" w:space="0"/>
+          <w:right w:val="single" w:color="FFFFFF" w:themeColor="background1" w:sz="8" w:space="0"/>
+          <w:insideH w:val="nil"/>
+          <w:insideV w:val="single" w:color="FFFFFF" w:themeColor="background1" w:sz="8" w:space="0"/>
         </w:tcBorders>
         <w:shd w:val="clear" w:color="auto" w:fill="8064A2" w:themeFill="accent4"/>
       </w:tcPr>
@@ -10786,12 +11554,12 @@
       <w:tblPr/>
       <w:tcPr>
         <w:tcBorders>
-          <w:top w:val="single" w:sz="24" w:space="0" w:color="FFFFFF" w:themeColor="background1"/>
-          <w:left w:val="single" w:sz="8" w:space="0" w:color="FFFFFF" w:themeColor="background1"/>
-          <w:bottom w:val="single" w:sz="8" w:space="0" w:color="FFFFFF" w:themeColor="background1"/>
-          <w:right w:val="single" w:sz="8" w:space="0" w:color="FFFFFF" w:themeColor="background1"/>
-          <w:insideH w:val="nil"/>
-          <w:insideV w:val="single" w:sz="8" w:space="0" w:color="FFFFFF" w:themeColor="background1"/>
+          <w:top w:val="single" w:color="FFFFFF" w:themeColor="background1" w:sz="24" w:space="0"/>
+          <w:left w:val="single" w:color="FFFFFF" w:themeColor="background1" w:sz="8" w:space="0"/>
+          <w:bottom w:val="single" w:color="FFFFFF" w:themeColor="background1" w:sz="8" w:space="0"/>
+          <w:right w:val="single" w:color="FFFFFF" w:themeColor="background1" w:sz="8" w:space="0"/>
+          <w:insideH w:val="nil"/>
+          <w:insideV w:val="single" w:color="FFFFFF" w:themeColor="background1" w:sz="8" w:space="0"/>
         </w:tcBorders>
         <w:shd w:val="clear" w:color="auto" w:fill="8064A2" w:themeFill="accent4"/>
       </w:tcPr>
@@ -10807,8 +11575,8 @@
       <w:tblPr/>
       <w:tcPr>
         <w:tcBorders>
-          <w:left w:val="single" w:sz="8" w:space="0" w:color="FFFFFF" w:themeColor="background1"/>
-          <w:right w:val="single" w:sz="24" w:space="0" w:color="FFFFFF" w:themeColor="background1"/>
+          <w:left w:val="single" w:color="FFFFFF" w:themeColor="background1" w:sz="8" w:space="0"/>
+          <w:right w:val="single" w:color="FFFFFF" w:themeColor="background1" w:sz="24" w:space="0"/>
           <w:insideH w:val="nil"/>
           <w:insideV w:val="nil"/>
         </w:tcBorders>
@@ -10827,7 +11595,7 @@
       <w:tcPr>
         <w:tcBorders>
           <w:top w:val="nil"/>
-          <w:left w:val="single" w:sz="24" w:space="0" w:color="FFFFFF" w:themeColor="background1"/>
+          <w:left w:val="single" w:color="FFFFFF" w:themeColor="background1" w:sz="24" w:space="0"/>
           <w:bottom w:val="nil"/>
           <w:right w:val="nil"/>
           <w:insideH w:val="nil"/>
@@ -10840,10 +11608,10 @@
       <w:tblPr/>
       <w:tcPr>
         <w:tcBorders>
-          <w:top w:val="single" w:sz="8" w:space="0" w:color="FFFFFF" w:themeColor="background1"/>
-          <w:left w:val="single" w:sz="8" w:space="0" w:color="FFFFFF" w:themeColor="background1"/>
-          <w:bottom w:val="single" w:sz="8" w:space="0" w:color="FFFFFF" w:themeColor="background1"/>
-          <w:right w:val="single" w:sz="8" w:space="0" w:color="FFFFFF" w:themeColor="background1"/>
+          <w:top w:val="single" w:color="FFFFFF" w:themeColor="background1" w:sz="8" w:space="0"/>
+          <w:left w:val="single" w:color="FFFFFF" w:themeColor="background1" w:sz="8" w:space="0"/>
+          <w:bottom w:val="single" w:color="FFFFFF" w:themeColor="background1" w:sz="8" w:space="0"/>
+          <w:right w:val="single" w:color="FFFFFF" w:themeColor="background1" w:sz="8" w:space="0"/>
           <w:insideH w:val="nil"/>
           <w:insideV w:val="nil"/>
         </w:tcBorders>
@@ -10854,12 +11622,12 @@
       <w:tblPr/>
       <w:tcPr>
         <w:tcBorders>
-          <w:top w:val="single" w:sz="8" w:space="0" w:color="FFFFFF" w:themeColor="background1"/>
-          <w:left w:val="single" w:sz="8" w:space="0" w:color="FFFFFF" w:themeColor="background1"/>
-          <w:bottom w:val="single" w:sz="8" w:space="0" w:color="FFFFFF" w:themeColor="background1"/>
-          <w:right w:val="single" w:sz="8" w:space="0" w:color="FFFFFF" w:themeColor="background1"/>
-          <w:insideH w:val="single" w:sz="8" w:space="0" w:color="FFFFFF" w:themeColor="background1"/>
-          <w:insideV w:val="single" w:sz="8" w:space="0" w:color="FFFFFF" w:themeColor="background1"/>
+          <w:top w:val="single" w:color="FFFFFF" w:themeColor="background1" w:sz="8" w:space="0"/>
+          <w:left w:val="single" w:color="FFFFFF" w:themeColor="background1" w:sz="8" w:space="0"/>
+          <w:bottom w:val="single" w:color="FFFFFF" w:themeColor="background1" w:sz="8" w:space="0"/>
+          <w:right w:val="single" w:color="FFFFFF" w:themeColor="background1" w:sz="8" w:space="0"/>
+          <w:insideH w:val="single" w:color="FFFFFF" w:themeColor="background1" w:sz="8" w:space="0"/>
+          <w:insideV w:val="single" w:color="FFFFFF" w:themeColor="background1" w:sz="8" w:space="0"/>
         </w:tcBorders>
         <w:shd w:val="clear" w:color="auto" w:fill="BFB1D0" w:themeFill="accent4" w:themeFillTint="7F"/>
       </w:tcPr>
@@ -10877,12 +11645,12 @@
       <w:tblStyleRowBandSize w:val="1"/>
       <w:tblStyleColBandSize w:val="1"/>
       <w:tblBorders>
-        <w:top w:val="single" w:sz="8" w:space="0" w:color="FFFFFF" w:themeColor="background1"/>
-        <w:left w:val="single" w:sz="8" w:space="0" w:color="FFFFFF" w:themeColor="background1"/>
-        <w:bottom w:val="single" w:sz="8" w:space="0" w:color="FFFFFF" w:themeColor="background1"/>
-        <w:right w:val="single" w:sz="8" w:space="0" w:color="FFFFFF" w:themeColor="background1"/>
-        <w:insideH w:val="single" w:sz="6" w:space="0" w:color="FFFFFF" w:themeColor="background1"/>
-        <w:insideV w:val="single" w:sz="6" w:space="0" w:color="FFFFFF" w:themeColor="background1"/>
+        <w:top w:val="single" w:color="FFFFFF" w:themeColor="background1" w:sz="8" w:space="0"/>
+        <w:left w:val="single" w:color="FFFFFF" w:themeColor="background1" w:sz="8" w:space="0"/>
+        <w:bottom w:val="single" w:color="FFFFFF" w:themeColor="background1" w:sz="8" w:space="0"/>
+        <w:right w:val="single" w:color="FFFFFF" w:themeColor="background1" w:sz="8" w:space="0"/>
+        <w:insideH w:val="single" w:color="FFFFFF" w:themeColor="background1" w:sz="6" w:space="0"/>
+        <w:insideV w:val="single" w:color="FFFFFF" w:themeColor="background1" w:sz="6" w:space="0"/>
       </w:tblBorders>
     </w:tblPr>
     <w:tcPr>
@@ -10899,12 +11667,12 @@
       <w:tblPr/>
       <w:tcPr>
         <w:tcBorders>
-          <w:top w:val="single" w:sz="8" w:space="0" w:color="FFFFFF" w:themeColor="background1"/>
-          <w:left w:val="single" w:sz="8" w:space="0" w:color="FFFFFF" w:themeColor="background1"/>
-          <w:bottom w:val="single" w:sz="24" w:space="0" w:color="FFFFFF" w:themeColor="background1"/>
-          <w:right w:val="single" w:sz="8" w:space="0" w:color="FFFFFF" w:themeColor="background1"/>
-          <w:insideH w:val="nil"/>
-          <w:insideV w:val="single" w:sz="8" w:space="0" w:color="FFFFFF" w:themeColor="background1"/>
+          <w:top w:val="single" w:color="FFFFFF" w:themeColor="background1" w:sz="8" w:space="0"/>
+          <w:left w:val="single" w:color="FFFFFF" w:themeColor="background1" w:sz="8" w:space="0"/>
+          <w:bottom w:val="single" w:color="FFFFFF" w:themeColor="background1" w:sz="24" w:space="0"/>
+          <w:right w:val="single" w:color="FFFFFF" w:themeColor="background1" w:sz="8" w:space="0"/>
+          <w:insideH w:val="nil"/>
+          <w:insideV w:val="single" w:color="FFFFFF" w:themeColor="background1" w:sz="8" w:space="0"/>
         </w:tcBorders>
         <w:shd w:val="clear" w:color="auto" w:fill="4BACC6" w:themeFill="accent5"/>
       </w:tcPr>
@@ -10920,12 +11688,12 @@
       <w:tblPr/>
       <w:tcPr>
         <w:tcBorders>
-          <w:top w:val="single" w:sz="24" w:space="0" w:color="FFFFFF" w:themeColor="background1"/>
-          <w:left w:val="single" w:sz="8" w:space="0" w:color="FFFFFF" w:themeColor="background1"/>
-          <w:bottom w:val="single" w:sz="8" w:space="0" w:color="FFFFFF" w:themeColor="background1"/>
-          <w:right w:val="single" w:sz="8" w:space="0" w:color="FFFFFF" w:themeColor="background1"/>
-          <w:insideH w:val="nil"/>
-          <w:insideV w:val="single" w:sz="8" w:space="0" w:color="FFFFFF" w:themeColor="background1"/>
+          <w:top w:val="single" w:color="FFFFFF" w:themeColor="background1" w:sz="24" w:space="0"/>
+          <w:left w:val="single" w:color="FFFFFF" w:themeColor="background1" w:sz="8" w:space="0"/>
+          <w:bottom w:val="single" w:color="FFFFFF" w:themeColor="background1" w:sz="8" w:space="0"/>
+          <w:right w:val="single" w:color="FFFFFF" w:themeColor="background1" w:sz="8" w:space="0"/>
+          <w:insideH w:val="nil"/>
+          <w:insideV w:val="single" w:color="FFFFFF" w:themeColor="background1" w:sz="8" w:space="0"/>
         </w:tcBorders>
         <w:shd w:val="clear" w:color="auto" w:fill="4BACC6" w:themeFill="accent5"/>
       </w:tcPr>
@@ -10941,8 +11709,8 @@
       <w:tblPr/>
       <w:tcPr>
         <w:tcBorders>
-          <w:left w:val="single" w:sz="8" w:space="0" w:color="FFFFFF" w:themeColor="background1"/>
-          <w:right w:val="single" w:sz="24" w:space="0" w:color="FFFFFF" w:themeColor="background1"/>
+          <w:left w:val="single" w:color="FFFFFF" w:themeColor="background1" w:sz="8" w:space="0"/>
+          <w:right w:val="single" w:color="FFFFFF" w:themeColor="background1" w:sz="24" w:space="0"/>
           <w:insideH w:val="nil"/>
           <w:insideV w:val="nil"/>
         </w:tcBorders>
@@ -10961,7 +11729,7 @@
       <w:tcPr>
         <w:tcBorders>
           <w:top w:val="nil"/>
-          <w:left w:val="single" w:sz="24" w:space="0" w:color="FFFFFF" w:themeColor="background1"/>
+          <w:left w:val="single" w:color="FFFFFF" w:themeColor="background1" w:sz="24" w:space="0"/>
           <w:bottom w:val="nil"/>
           <w:right w:val="nil"/>
           <w:insideH w:val="nil"/>
@@ -10974,10 +11742,10 @@
       <w:tblPr/>
       <w:tcPr>
         <w:tcBorders>
-          <w:top w:val="single" w:sz="8" w:space="0" w:color="FFFFFF" w:themeColor="background1"/>
-          <w:left w:val="single" w:sz="8" w:space="0" w:color="FFFFFF" w:themeColor="background1"/>
-          <w:bottom w:val="single" w:sz="8" w:space="0" w:color="FFFFFF" w:themeColor="background1"/>
-          <w:right w:val="single" w:sz="8" w:space="0" w:color="FFFFFF" w:themeColor="background1"/>
+          <w:top w:val="single" w:color="FFFFFF" w:themeColor="background1" w:sz="8" w:space="0"/>
+          <w:left w:val="single" w:color="FFFFFF" w:themeColor="background1" w:sz="8" w:space="0"/>
+          <w:bottom w:val="single" w:color="FFFFFF" w:themeColor="background1" w:sz="8" w:space="0"/>
+          <w:right w:val="single" w:color="FFFFFF" w:themeColor="background1" w:sz="8" w:space="0"/>
           <w:insideH w:val="nil"/>
           <w:insideV w:val="nil"/>
         </w:tcBorders>
@@ -10988,12 +11756,12 @@
       <w:tblPr/>
       <w:tcPr>
         <w:tcBorders>
-          <w:top w:val="single" w:sz="8" w:space="0" w:color="FFFFFF" w:themeColor="background1"/>
-          <w:left w:val="single" w:sz="8" w:space="0" w:color="FFFFFF" w:themeColor="background1"/>
-          <w:bottom w:val="single" w:sz="8" w:space="0" w:color="FFFFFF" w:themeColor="background1"/>
-          <w:right w:val="single" w:sz="8" w:space="0" w:color="FFFFFF" w:themeColor="background1"/>
-          <w:insideH w:val="single" w:sz="8" w:space="0" w:color="FFFFFF" w:themeColor="background1"/>
-          <w:insideV w:val="single" w:sz="8" w:space="0" w:color="FFFFFF" w:themeColor="background1"/>
+          <w:top w:val="single" w:color="FFFFFF" w:themeColor="background1" w:sz="8" w:space="0"/>
+          <w:left w:val="single" w:color="FFFFFF" w:themeColor="background1" w:sz="8" w:space="0"/>
+          <w:bottom w:val="single" w:color="FFFFFF" w:themeColor="background1" w:sz="8" w:space="0"/>
+          <w:right w:val="single" w:color="FFFFFF" w:themeColor="background1" w:sz="8" w:space="0"/>
+          <w:insideH w:val="single" w:color="FFFFFF" w:themeColor="background1" w:sz="8" w:space="0"/>
+          <w:insideV w:val="single" w:color="FFFFFF" w:themeColor="background1" w:sz="8" w:space="0"/>
         </w:tcBorders>
         <w:shd w:val="clear" w:color="auto" w:fill="A5D5E2" w:themeFill="accent5" w:themeFillTint="7F"/>
       </w:tcPr>
@@ -11011,12 +11779,12 @@
       <w:tblStyleRowBandSize w:val="1"/>
       <w:tblStyleColBandSize w:val="1"/>
       <w:tblBorders>
-        <w:top w:val="single" w:sz="8" w:space="0" w:color="FFFFFF" w:themeColor="background1"/>
-        <w:left w:val="single" w:sz="8" w:space="0" w:color="FFFFFF" w:themeColor="background1"/>
-        <w:bottom w:val="single" w:sz="8" w:space="0" w:color="FFFFFF" w:themeColor="background1"/>
-        <w:right w:val="single" w:sz="8" w:space="0" w:color="FFFFFF" w:themeColor="background1"/>
-        <w:insideH w:val="single" w:sz="6" w:space="0" w:color="FFFFFF" w:themeColor="background1"/>
-        <w:insideV w:val="single" w:sz="6" w:space="0" w:color="FFFFFF" w:themeColor="background1"/>
+        <w:top w:val="single" w:color="FFFFFF" w:themeColor="background1" w:sz="8" w:space="0"/>
+        <w:left w:val="single" w:color="FFFFFF" w:themeColor="background1" w:sz="8" w:space="0"/>
+        <w:bottom w:val="single" w:color="FFFFFF" w:themeColor="background1" w:sz="8" w:space="0"/>
+        <w:right w:val="single" w:color="FFFFFF" w:themeColor="background1" w:sz="8" w:space="0"/>
+        <w:insideH w:val="single" w:color="FFFFFF" w:themeColor="background1" w:sz="6" w:space="0"/>
+        <w:insideV w:val="single" w:color="FFFFFF" w:themeColor="background1" w:sz="6" w:space="0"/>
       </w:tblBorders>
     </w:tblPr>
     <w:tcPr>
@@ -11033,12 +11801,12 @@
       <w:tblPr/>
       <w:tcPr>
         <w:tcBorders>
-          <w:top w:val="single" w:sz="8" w:space="0" w:color="FFFFFF" w:themeColor="background1"/>
-          <w:left w:val="single" w:sz="8" w:space="0" w:color="FFFFFF" w:themeColor="background1"/>
-          <w:bottom w:val="single" w:sz="24" w:space="0" w:color="FFFFFF" w:themeColor="background1"/>
-          <w:right w:val="single" w:sz="8" w:space="0" w:color="FFFFFF" w:themeColor="background1"/>
-          <w:insideH w:val="nil"/>
-          <w:insideV w:val="single" w:sz="8" w:space="0" w:color="FFFFFF" w:themeColor="background1"/>
+          <w:top w:val="single" w:color="FFFFFF" w:themeColor="background1" w:sz="8" w:space="0"/>
+          <w:left w:val="single" w:color="FFFFFF" w:themeColor="background1" w:sz="8" w:space="0"/>
+          <w:bottom w:val="single" w:color="FFFFFF" w:themeColor="background1" w:sz="24" w:space="0"/>
+          <w:right w:val="single" w:color="FFFFFF" w:themeColor="background1" w:sz="8" w:space="0"/>
+          <w:insideH w:val="nil"/>
+          <w:insideV w:val="single" w:color="FFFFFF" w:themeColor="background1" w:sz="8" w:space="0"/>
         </w:tcBorders>
         <w:shd w:val="clear" w:color="auto" w:fill="F79646" w:themeFill="accent6"/>
       </w:tcPr>
@@ -11054,12 +11822,12 @@
       <w:tblPr/>
       <w:tcPr>
         <w:tcBorders>
-          <w:top w:val="single" w:sz="24" w:space="0" w:color="FFFFFF" w:themeColor="background1"/>
-          <w:left w:val="single" w:sz="8" w:space="0" w:color="FFFFFF" w:themeColor="background1"/>
-          <w:bottom w:val="single" w:sz="8" w:space="0" w:color="FFFFFF" w:themeColor="background1"/>
-          <w:right w:val="single" w:sz="8" w:space="0" w:color="FFFFFF" w:themeColor="background1"/>
-          <w:insideH w:val="nil"/>
-          <w:insideV w:val="single" w:sz="8" w:space="0" w:color="FFFFFF" w:themeColor="background1"/>
+          <w:top w:val="single" w:color="FFFFFF" w:themeColor="background1" w:sz="24" w:space="0"/>
+          <w:left w:val="single" w:color="FFFFFF" w:themeColor="background1" w:sz="8" w:space="0"/>
+          <w:bottom w:val="single" w:color="FFFFFF" w:themeColor="background1" w:sz="8" w:space="0"/>
+          <w:right w:val="single" w:color="FFFFFF" w:themeColor="background1" w:sz="8" w:space="0"/>
+          <w:insideH w:val="nil"/>
+          <w:insideV w:val="single" w:color="FFFFFF" w:themeColor="background1" w:sz="8" w:space="0"/>
         </w:tcBorders>
         <w:shd w:val="clear" w:color="auto" w:fill="F79646" w:themeFill="accent6"/>
       </w:tcPr>
@@ -11075,8 +11843,8 @@
       <w:tblPr/>
       <w:tcPr>
         <w:tcBorders>
-          <w:left w:val="single" w:sz="8" w:space="0" w:color="FFFFFF" w:themeColor="background1"/>
-          <w:right w:val="single" w:sz="24" w:space="0" w:color="FFFFFF" w:themeColor="background1"/>
+          <w:left w:val="single" w:color="FFFFFF" w:themeColor="background1" w:sz="8" w:space="0"/>
+          <w:right w:val="single" w:color="FFFFFF" w:themeColor="background1" w:sz="24" w:space="0"/>
           <w:insideH w:val="nil"/>
           <w:insideV w:val="nil"/>
         </w:tcBorders>
@@ -11095,7 +11863,7 @@
       <w:tcPr>
         <w:tcBorders>
           <w:top w:val="nil"/>
-          <w:left w:val="single" w:sz="24" w:space="0" w:color="FFFFFF" w:themeColor="background1"/>
+          <w:left w:val="single" w:color="FFFFFF" w:themeColor="background1" w:sz="24" w:space="0"/>
           <w:bottom w:val="nil"/>
           <w:right w:val="nil"/>
           <w:insideH w:val="nil"/>
@@ -11108,10 +11876,10 @@
       <w:tblPr/>
       <w:tcPr>
         <w:tcBorders>
-          <w:top w:val="single" w:sz="8" w:space="0" w:color="FFFFFF" w:themeColor="background1"/>
-          <w:left w:val="single" w:sz="8" w:space="0" w:color="FFFFFF" w:themeColor="background1"/>
-          <w:bottom w:val="single" w:sz="8" w:space="0" w:color="FFFFFF" w:themeColor="background1"/>
-          <w:right w:val="single" w:sz="8" w:space="0" w:color="FFFFFF" w:themeColor="background1"/>
+          <w:top w:val="single" w:color="FFFFFF" w:themeColor="background1" w:sz="8" w:space="0"/>
+          <w:left w:val="single" w:color="FFFFFF" w:themeColor="background1" w:sz="8" w:space="0"/>
+          <w:bottom w:val="single" w:color="FFFFFF" w:themeColor="background1" w:sz="8" w:space="0"/>
+          <w:right w:val="single" w:color="FFFFFF" w:themeColor="background1" w:sz="8" w:space="0"/>
           <w:insideH w:val="nil"/>
           <w:insideV w:val="nil"/>
         </w:tcBorders>
@@ -11122,12 +11890,12 @@
       <w:tblPr/>
       <w:tcPr>
         <w:tcBorders>
-          <w:top w:val="single" w:sz="8" w:space="0" w:color="FFFFFF" w:themeColor="background1"/>
-          <w:left w:val="single" w:sz="8" w:space="0" w:color="FFFFFF" w:themeColor="background1"/>
-          <w:bottom w:val="single" w:sz="8" w:space="0" w:color="FFFFFF" w:themeColor="background1"/>
-          <w:right w:val="single" w:sz="8" w:space="0" w:color="FFFFFF" w:themeColor="background1"/>
-          <w:insideH w:val="single" w:sz="8" w:space="0" w:color="FFFFFF" w:themeColor="background1"/>
-          <w:insideV w:val="single" w:sz="8" w:space="0" w:color="FFFFFF" w:themeColor="background1"/>
+          <w:top w:val="single" w:color="FFFFFF" w:themeColor="background1" w:sz="8" w:space="0"/>
+          <w:left w:val="single" w:color="FFFFFF" w:themeColor="background1" w:sz="8" w:space="0"/>
+          <w:bottom w:val="single" w:color="FFFFFF" w:themeColor="background1" w:sz="8" w:space="0"/>
+          <w:right w:val="single" w:color="FFFFFF" w:themeColor="background1" w:sz="8" w:space="0"/>
+          <w:insideH w:val="single" w:color="FFFFFF" w:themeColor="background1" w:sz="8" w:space="0"/>
+          <w:insideV w:val="single" w:color="FFFFFF" w:themeColor="background1" w:sz="8" w:space="0"/>
         </w:tcBorders>
         <w:shd w:val="clear" w:color="auto" w:fill="FBCAA2" w:themeFill="accent6" w:themeFillTint="7F"/>
       </w:tcPr>
@@ -11161,7 +11929,7 @@
         <w:tcBorders>
           <w:top w:val="nil"/>
           <w:left w:val="nil"/>
-          <w:bottom w:val="single" w:sz="18" w:space="0" w:color="FFFFFF" w:themeColor="background1"/>
+          <w:bottom w:val="single" w:color="FFFFFF" w:themeColor="background1" w:sz="18" w:space="0"/>
           <w:right w:val="nil"/>
           <w:insideH w:val="nil"/>
           <w:insideV w:val="nil"/>
@@ -11173,7 +11941,7 @@
       <w:tblPr/>
       <w:tcPr>
         <w:tcBorders>
-          <w:top w:val="single" w:sz="18" w:space="0" w:color="FFFFFF" w:themeColor="background1"/>
+          <w:top w:val="single" w:color="FFFFFF" w:themeColor="background1" w:sz="18" w:space="0"/>
           <w:left w:val="nil"/>
           <w:bottom w:val="nil"/>
           <w:right w:val="nil"/>
@@ -11190,7 +11958,7 @@
           <w:top w:val="nil"/>
           <w:left w:val="nil"/>
           <w:bottom w:val="nil"/>
-          <w:right w:val="single" w:sz="18" w:space="0" w:color="FFFFFF" w:themeColor="background1"/>
+          <w:right w:val="single" w:color="FFFFFF" w:themeColor="background1" w:sz="18" w:space="0"/>
           <w:insideH w:val="nil"/>
           <w:insideV w:val="nil"/>
         </w:tcBorders>
@@ -11202,7 +11970,7 @@
       <w:tcPr>
         <w:tcBorders>
           <w:top w:val="nil"/>
-          <w:left w:val="single" w:sz="18" w:space="0" w:color="FFFFFF" w:themeColor="background1"/>
+          <w:left w:val="single" w:color="FFFFFF" w:themeColor="background1" w:sz="18" w:space="0"/>
           <w:bottom w:val="nil"/>
           <w:right w:val="nil"/>
           <w:insideH w:val="nil"/>
@@ -11268,7 +12036,7 @@
         <w:tcBorders>
           <w:top w:val="nil"/>
           <w:left w:val="nil"/>
-          <w:bottom w:val="single" w:sz="18" w:space="0" w:color="FFFFFF" w:themeColor="background1"/>
+          <w:bottom w:val="single" w:color="FFFFFF" w:themeColor="background1" w:sz="18" w:space="0"/>
           <w:right w:val="nil"/>
           <w:insideH w:val="nil"/>
           <w:insideV w:val="nil"/>
@@ -11280,7 +12048,7 @@
       <w:tblPr/>
       <w:tcPr>
         <w:tcBorders>
-          <w:top w:val="single" w:sz="18" w:space="0" w:color="FFFFFF" w:themeColor="background1"/>
+          <w:top w:val="single" w:color="FFFFFF" w:themeColor="background1" w:sz="18" w:space="0"/>
           <w:left w:val="nil"/>
           <w:bottom w:val="nil"/>
           <w:right w:val="nil"/>
@@ -11297,7 +12065,7 @@
           <w:top w:val="nil"/>
           <w:left w:val="nil"/>
           <w:bottom w:val="nil"/>
-          <w:right w:val="single" w:sz="18" w:space="0" w:color="FFFFFF" w:themeColor="background1"/>
+          <w:right w:val="single" w:color="FFFFFF" w:themeColor="background1" w:sz="18" w:space="0"/>
           <w:insideH w:val="nil"/>
           <w:insideV w:val="nil"/>
         </w:tcBorders>
@@ -11309,7 +12077,7 @@
       <w:tcPr>
         <w:tcBorders>
           <w:top w:val="nil"/>
-          <w:left w:val="single" w:sz="18" w:space="0" w:color="FFFFFF" w:themeColor="background1"/>
+          <w:left w:val="single" w:color="FFFFFF" w:themeColor="background1" w:sz="18" w:space="0"/>
           <w:bottom w:val="nil"/>
           <w:right w:val="nil"/>
           <w:insideH w:val="nil"/>
@@ -11375,7 +12143,7 @@
         <w:tcBorders>
           <w:top w:val="nil"/>
           <w:left w:val="nil"/>
-          <w:bottom w:val="single" w:sz="18" w:space="0" w:color="FFFFFF" w:themeColor="background1"/>
+          <w:bottom w:val="single" w:color="FFFFFF" w:themeColor="background1" w:sz="18" w:space="0"/>
           <w:right w:val="nil"/>
           <w:insideH w:val="nil"/>
           <w:insideV w:val="nil"/>
@@ -11387,7 +12155,7 @@
       <w:tblPr/>
       <w:tcPr>
         <w:tcBorders>
-          <w:top w:val="single" w:sz="18" w:space="0" w:color="FFFFFF" w:themeColor="background1"/>
+          <w:top w:val="single" w:color="FFFFFF" w:themeColor="background1" w:sz="18" w:space="0"/>
           <w:left w:val="nil"/>
           <w:bottom w:val="nil"/>
           <w:right w:val="nil"/>
@@ -11404,7 +12172,7 @@
           <w:top w:val="nil"/>
           <w:left w:val="nil"/>
           <w:bottom w:val="nil"/>
-          <w:right w:val="single" w:sz="18" w:space="0" w:color="FFFFFF" w:themeColor="background1"/>
+          <w:right w:val="single" w:color="FFFFFF" w:themeColor="background1" w:sz="18" w:space="0"/>
           <w:insideH w:val="nil"/>
           <w:insideV w:val="nil"/>
         </w:tcBorders>
@@ -11416,7 +12184,7 @@
       <w:tcPr>
         <w:tcBorders>
           <w:top w:val="nil"/>
-          <w:left w:val="single" w:sz="18" w:space="0" w:color="FFFFFF" w:themeColor="background1"/>
+          <w:left w:val="single" w:color="FFFFFF" w:themeColor="background1" w:sz="18" w:space="0"/>
           <w:bottom w:val="nil"/>
           <w:right w:val="nil"/>
           <w:insideH w:val="nil"/>
@@ -11482,7 +12250,7 @@
         <w:tcBorders>
           <w:top w:val="nil"/>
           <w:left w:val="nil"/>
-          <w:bottom w:val="single" w:sz="18" w:space="0" w:color="FFFFFF" w:themeColor="background1"/>
+          <w:bottom w:val="single" w:color="FFFFFF" w:themeColor="background1" w:sz="18" w:space="0"/>
           <w:right w:val="nil"/>
           <w:insideH w:val="nil"/>
           <w:insideV w:val="nil"/>
@@ -11494,7 +12262,7 @@
       <w:tblPr/>
       <w:tcPr>
         <w:tcBorders>
-          <w:top w:val="single" w:sz="18" w:space="0" w:color="FFFFFF" w:themeColor="background1"/>
+          <w:top w:val="single" w:color="FFFFFF" w:themeColor="background1" w:sz="18" w:space="0"/>
           <w:left w:val="nil"/>
           <w:bottom w:val="nil"/>
           <w:right w:val="nil"/>
@@ -11511,7 +12279,7 @@
           <w:top w:val="nil"/>
           <w:left w:val="nil"/>
           <w:bottom w:val="nil"/>
-          <w:right w:val="single" w:sz="18" w:space="0" w:color="FFFFFF" w:themeColor="background1"/>
+          <w:right w:val="single" w:color="FFFFFF" w:themeColor="background1" w:sz="18" w:space="0"/>
           <w:insideH w:val="nil"/>
           <w:insideV w:val="nil"/>
         </w:tcBorders>
@@ -11523,7 +12291,7 @@
       <w:tcPr>
         <w:tcBorders>
           <w:top w:val="nil"/>
-          <w:left w:val="single" w:sz="18" w:space="0" w:color="FFFFFF" w:themeColor="background1"/>
+          <w:left w:val="single" w:color="FFFFFF" w:themeColor="background1" w:sz="18" w:space="0"/>
           <w:bottom w:val="nil"/>
           <w:right w:val="nil"/>
           <w:insideH w:val="nil"/>
@@ -11589,7 +12357,7 @@
         <w:tcBorders>
           <w:top w:val="nil"/>
           <w:left w:val="nil"/>
-          <w:bottom w:val="single" w:sz="18" w:space="0" w:color="FFFFFF" w:themeColor="background1"/>
+          <w:bottom w:val="single" w:color="FFFFFF" w:themeColor="background1" w:sz="18" w:space="0"/>
           <w:right w:val="nil"/>
           <w:insideH w:val="nil"/>
           <w:insideV w:val="nil"/>
@@ -11601,7 +12369,7 @@
       <w:tblPr/>
       <w:tcPr>
         <w:tcBorders>
-          <w:top w:val="single" w:sz="18" w:space="0" w:color="FFFFFF" w:themeColor="background1"/>
+          <w:top w:val="single" w:color="FFFFFF" w:themeColor="background1" w:sz="18" w:space="0"/>
           <w:left w:val="nil"/>
           <w:bottom w:val="nil"/>
           <w:right w:val="nil"/>
@@ -11618,7 +12386,7 @@
           <w:top w:val="nil"/>
           <w:left w:val="nil"/>
           <w:bottom w:val="nil"/>
-          <w:right w:val="single" w:sz="18" w:space="0" w:color="FFFFFF" w:themeColor="background1"/>
+          <w:right w:val="single" w:color="FFFFFF" w:themeColor="background1" w:sz="18" w:space="0"/>
           <w:insideH w:val="nil"/>
           <w:insideV w:val="nil"/>
         </w:tcBorders>
@@ -11630,7 +12398,7 @@
       <w:tcPr>
         <w:tcBorders>
           <w:top w:val="nil"/>
-          <w:left w:val="single" w:sz="18" w:space="0" w:color="FFFFFF" w:themeColor="background1"/>
+          <w:left w:val="single" w:color="FFFFFF" w:themeColor="background1" w:sz="18" w:space="0"/>
           <w:bottom w:val="nil"/>
           <w:right w:val="nil"/>
           <w:insideH w:val="nil"/>
@@ -11696,7 +12464,7 @@
         <w:tcBorders>
           <w:top w:val="nil"/>
           <w:left w:val="nil"/>
-          <w:bottom w:val="single" w:sz="18" w:space="0" w:color="FFFFFF" w:themeColor="background1"/>
+          <w:bottom w:val="single" w:color="FFFFFF" w:themeColor="background1" w:sz="18" w:space="0"/>
           <w:right w:val="nil"/>
           <w:insideH w:val="nil"/>
           <w:insideV w:val="nil"/>
@@ -11708,7 +12476,7 @@
       <w:tblPr/>
       <w:tcPr>
         <w:tcBorders>
-          <w:top w:val="single" w:sz="18" w:space="0" w:color="FFFFFF" w:themeColor="background1"/>
+          <w:top w:val="single" w:color="FFFFFF" w:themeColor="background1" w:sz="18" w:space="0"/>
           <w:left w:val="nil"/>
           <w:bottom w:val="nil"/>
           <w:right w:val="nil"/>
@@ -11725,7 +12493,7 @@
           <w:top w:val="nil"/>
           <w:left w:val="nil"/>
           <w:bottom w:val="nil"/>
-          <w:right w:val="single" w:sz="18" w:space="0" w:color="FFFFFF" w:themeColor="background1"/>
+          <w:right w:val="single" w:color="FFFFFF" w:themeColor="background1" w:sz="18" w:space="0"/>
           <w:insideH w:val="nil"/>
           <w:insideV w:val="nil"/>
         </w:tcBorders>
@@ -11737,7 +12505,7 @@
       <w:tcPr>
         <w:tcBorders>
           <w:top w:val="nil"/>
-          <w:left w:val="single" w:sz="18" w:space="0" w:color="FFFFFF" w:themeColor="background1"/>
+          <w:left w:val="single" w:color="FFFFFF" w:themeColor="background1" w:sz="18" w:space="0"/>
           <w:bottom w:val="nil"/>
           <w:right w:val="nil"/>
           <w:insideH w:val="nil"/>
@@ -11803,7 +12571,7 @@
         <w:tcBorders>
           <w:top w:val="nil"/>
           <w:left w:val="nil"/>
-          <w:bottom w:val="single" w:sz="18" w:space="0" w:color="FFFFFF" w:themeColor="background1"/>
+          <w:bottom w:val="single" w:color="FFFFFF" w:themeColor="background1" w:sz="18" w:space="0"/>
           <w:right w:val="nil"/>
           <w:insideH w:val="nil"/>
           <w:insideV w:val="nil"/>
@@ -11815,7 +12583,7 @@
       <w:tblPr/>
       <w:tcPr>
         <w:tcBorders>
-          <w:top w:val="single" w:sz="18" w:space="0" w:color="FFFFFF" w:themeColor="background1"/>
+          <w:top w:val="single" w:color="FFFFFF" w:themeColor="background1" w:sz="18" w:space="0"/>
           <w:left w:val="nil"/>
           <w:bottom w:val="nil"/>
           <w:right w:val="nil"/>
@@ -11832,7 +12600,7 @@
           <w:top w:val="nil"/>
           <w:left w:val="nil"/>
           <w:bottom w:val="nil"/>
-          <w:right w:val="single" w:sz="18" w:space="0" w:color="FFFFFF" w:themeColor="background1"/>
+          <w:right w:val="single" w:color="FFFFFF" w:themeColor="background1" w:sz="18" w:space="0"/>
           <w:insideH w:val="nil"/>
           <w:insideV w:val="nil"/>
         </w:tcBorders>
@@ -11844,7 +12612,7 @@
       <w:tcPr>
         <w:tcBorders>
           <w:top w:val="nil"/>
-          <w:left w:val="single" w:sz="18" w:space="0" w:color="FFFFFF" w:themeColor="background1"/>
+          <w:left w:val="single" w:color="FFFFFF" w:themeColor="background1" w:sz="18" w:space="0"/>
           <w:bottom w:val="nil"/>
           <w:right w:val="nil"/>
           <w:insideH w:val="nil"/>
@@ -11897,12 +12665,12 @@
       <w:tblStyleRowBandSize w:val="1"/>
       <w:tblStyleColBandSize w:val="1"/>
       <w:tblBorders>
-        <w:top w:val="single" w:sz="24" w:space="0" w:color="C0504D" w:themeColor="accent2"/>
-        <w:left w:val="single" w:sz="4" w:space="0" w:color="000000" w:themeColor="text1"/>
-        <w:bottom w:val="single" w:sz="4" w:space="0" w:color="000000" w:themeColor="text1"/>
-        <w:right w:val="single" w:sz="4" w:space="0" w:color="000000" w:themeColor="text1"/>
-        <w:insideH w:val="single" w:sz="4" w:space="0" w:color="FFFFFF" w:themeColor="background1"/>
-        <w:insideV w:val="single" w:sz="4" w:space="0" w:color="FFFFFF" w:themeColor="background1"/>
+        <w:top w:val="single" w:color="C0504D" w:themeColor="accent2" w:sz="24" w:space="0"/>
+        <w:left w:val="single" w:color="000000" w:themeColor="text1" w:sz="4" w:space="0"/>
+        <w:bottom w:val="single" w:color="000000" w:themeColor="text1" w:sz="4" w:space="0"/>
+        <w:right w:val="single" w:color="000000" w:themeColor="text1" w:sz="4" w:space="0"/>
+        <w:insideH w:val="single" w:color="FFFFFF" w:themeColor="background1" w:sz="4" w:space="0"/>
+        <w:insideV w:val="single" w:color="FFFFFF" w:themeColor="background1" w:sz="4" w:space="0"/>
       </w:tblBorders>
     </w:tblPr>
     <w:tcPr>
@@ -11918,7 +12686,7 @@
         <w:tcBorders>
           <w:top w:val="nil"/>
           <w:left w:val="nil"/>
-          <w:bottom w:val="single" w:sz="24" w:space="0" w:color="C0504D" w:themeColor="accent2"/>
+          <w:bottom w:val="single" w:color="C0504D" w:themeColor="accent2" w:sz="24" w:space="0"/>
           <w:right w:val="nil"/>
           <w:insideH w:val="nil"/>
           <w:insideV w:val="nil"/>
@@ -11935,7 +12703,7 @@
       <w:tblPr/>
       <w:tcPr>
         <w:tcBorders>
-          <w:top w:val="single" w:sz="6" w:space="0" w:color="FFFFFF" w:themeColor="background1"/>
+          <w:top w:val="single" w:color="FFFFFF" w:themeColor="background1" w:sz="6" w:space="0"/>
         </w:tcBorders>
         <w:shd w:val="clear" w:color="auto" w:fill="000000" w:themeFill="text1" w:themeFillShade="99"/>
       </w:tcPr>
@@ -11951,7 +12719,7 @@
           <w:left w:val="nil"/>
           <w:bottom w:val="nil"/>
           <w:right w:val="nil"/>
-          <w:insideH w:val="single" w:sz="4" w:space="0" w:color="000000" w:themeColor="text1" w:themeShade="99"/>
+          <w:insideH w:val="single" w:color="000000" w:themeColor="text1" w:themeShade="99" w:sz="4" w:space="0"/>
           <w:insideV w:val="nil"/>
         </w:tcBorders>
         <w:shd w:val="clear" w:color="auto" w:fill="000000" w:themeFill="text1" w:themeFillShade="99"/>
@@ -12012,12 +12780,12 @@
       <w:tblStyleRowBandSize w:val="1"/>
       <w:tblStyleColBandSize w:val="1"/>
       <w:tblBorders>
-        <w:top w:val="single" w:sz="24" w:space="0" w:color="C0504D" w:themeColor="accent2"/>
-        <w:left w:val="single" w:sz="4" w:space="0" w:color="4F81BD" w:themeColor="accent1"/>
-        <w:bottom w:val="single" w:sz="4" w:space="0" w:color="4F81BD" w:themeColor="accent1"/>
-        <w:right w:val="single" w:sz="4" w:space="0" w:color="4F81BD" w:themeColor="accent1"/>
-        <w:insideH w:val="single" w:sz="4" w:space="0" w:color="FFFFFF" w:themeColor="background1"/>
-        <w:insideV w:val="single" w:sz="4" w:space="0" w:color="FFFFFF" w:themeColor="background1"/>
+        <w:top w:val="single" w:color="C0504D" w:themeColor="accent2" w:sz="24" w:space="0"/>
+        <w:left w:val="single" w:color="4F81BD" w:themeColor="accent1" w:sz="4" w:space="0"/>
+        <w:bottom w:val="single" w:color="4F81BD" w:themeColor="accent1" w:sz="4" w:space="0"/>
+        <w:right w:val="single" w:color="4F81BD" w:themeColor="accent1" w:sz="4" w:space="0"/>
+        <w:insideH w:val="single" w:color="FFFFFF" w:themeColor="background1" w:sz="4" w:space="0"/>
+        <w:insideV w:val="single" w:color="FFFFFF" w:themeColor="background1" w:sz="4" w:space="0"/>
       </w:tblBorders>
     </w:tblPr>
     <w:tcPr>
@@ -12033,7 +12801,7 @@
         <w:tcBorders>
           <w:top w:val="nil"/>
           <w:left w:val="nil"/>
-          <w:bottom w:val="single" w:sz="24" w:space="0" w:color="C0504D" w:themeColor="accent2"/>
+          <w:bottom w:val="single" w:color="C0504D" w:themeColor="accent2" w:sz="24" w:space="0"/>
           <w:right w:val="nil"/>
           <w:insideH w:val="nil"/>
           <w:insideV w:val="nil"/>
@@ -12050,7 +12818,7 @@
       <w:tblPr/>
       <w:tcPr>
         <w:tcBorders>
-          <w:top w:val="single" w:sz="6" w:space="0" w:color="FFFFFF" w:themeColor="background1"/>
+          <w:top w:val="single" w:color="FFFFFF" w:themeColor="background1" w:sz="6" w:space="0"/>
         </w:tcBorders>
         <w:shd w:val="clear" w:color="auto" w:fill="2C4C74" w:themeFill="accent1" w:themeFillShade="99"/>
       </w:tcPr>
@@ -12066,7 +12834,7 @@
           <w:left w:val="nil"/>
           <w:bottom w:val="nil"/>
           <w:right w:val="nil"/>
-          <w:insideH w:val="single" w:sz="4" w:space="0" w:color="2C4C74" w:themeColor="accent1" w:themeShade="99"/>
+          <w:insideH w:val="single" w:color="2C4C74" w:themeColor="accent1" w:themeShade="99" w:sz="4" w:space="0"/>
           <w:insideV w:val="nil"/>
         </w:tcBorders>
         <w:shd w:val="clear" w:color="auto" w:fill="2C4C74" w:themeFill="accent1" w:themeFillShade="99"/>
@@ -12127,12 +12895,12 @@
       <w:tblStyleRowBandSize w:val="1"/>
       <w:tblStyleColBandSize w:val="1"/>
       <w:tblBorders>
-        <w:top w:val="single" w:sz="24" w:space="0" w:color="C0504D" w:themeColor="accent2"/>
-        <w:left w:val="single" w:sz="4" w:space="0" w:color="C0504D" w:themeColor="accent2"/>
-        <w:bottom w:val="single" w:sz="4" w:space="0" w:color="C0504D" w:themeColor="accent2"/>
-        <w:right w:val="single" w:sz="4" w:space="0" w:color="C0504D" w:themeColor="accent2"/>
-        <w:insideH w:val="single" w:sz="4" w:space="0" w:color="FFFFFF" w:themeColor="background1"/>
-        <w:insideV w:val="single" w:sz="4" w:space="0" w:color="FFFFFF" w:themeColor="background1"/>
+        <w:top w:val="single" w:color="C0504D" w:themeColor="accent2" w:sz="24" w:space="0"/>
+        <w:left w:val="single" w:color="C0504D" w:themeColor="accent2" w:sz="4" w:space="0"/>
+        <w:bottom w:val="single" w:color="C0504D" w:themeColor="accent2" w:sz="4" w:space="0"/>
+        <w:right w:val="single" w:color="C0504D" w:themeColor="accent2" w:sz="4" w:space="0"/>
+        <w:insideH w:val="single" w:color="FFFFFF" w:themeColor="background1" w:sz="4" w:space="0"/>
+        <w:insideV w:val="single" w:color="FFFFFF" w:themeColor="background1" w:sz="4" w:space="0"/>
       </w:tblBorders>
     </w:tblPr>
     <w:tcPr>
@@ -12148,7 +12916,7 @@
         <w:tcBorders>
           <w:top w:val="nil"/>
           <w:left w:val="nil"/>
-          <w:bottom w:val="single" w:sz="24" w:space="0" w:color="C0504D" w:themeColor="accent2"/>
+          <w:bottom w:val="single" w:color="C0504D" w:themeColor="accent2" w:sz="24" w:space="0"/>
           <w:right w:val="nil"/>
           <w:insideH w:val="nil"/>
           <w:insideV w:val="nil"/>
@@ -12165,7 +12933,7 @@
       <w:tblPr/>
       <w:tcPr>
         <w:tcBorders>
-          <w:top w:val="single" w:sz="6" w:space="0" w:color="FFFFFF" w:themeColor="background1"/>
+          <w:top w:val="single" w:color="FFFFFF" w:themeColor="background1" w:sz="6" w:space="0"/>
         </w:tcBorders>
         <w:shd w:val="clear" w:color="auto" w:fill="772C2A" w:themeFill="accent2" w:themeFillShade="99"/>
       </w:tcPr>
@@ -12181,7 +12949,7 @@
           <w:left w:val="nil"/>
           <w:bottom w:val="nil"/>
           <w:right w:val="nil"/>
-          <w:insideH w:val="single" w:sz="4" w:space="0" w:color="772C2A" w:themeColor="accent2" w:themeShade="99"/>
+          <w:insideH w:val="single" w:color="772C2A" w:themeColor="accent2" w:themeShade="99" w:sz="4" w:space="0"/>
           <w:insideV w:val="nil"/>
         </w:tcBorders>
         <w:shd w:val="clear" w:color="auto" w:fill="772C2A" w:themeFill="accent2" w:themeFillShade="99"/>
@@ -12242,12 +13010,12 @@
       <w:tblStyleRowBandSize w:val="1"/>
       <w:tblStyleColBandSize w:val="1"/>
       <w:tblBorders>
-        <w:top w:val="single" w:sz="24" w:space="0" w:color="8064A2" w:themeColor="accent4"/>
-        <w:left w:val="single" w:sz="4" w:space="0" w:color="9BBB59" w:themeColor="accent3"/>
-        <w:bottom w:val="single" w:sz="4" w:space="0" w:color="9BBB59" w:themeColor="accent3"/>
-        <w:right w:val="single" w:sz="4" w:space="0" w:color="9BBB59" w:themeColor="accent3"/>
-        <w:insideH w:val="single" w:sz="4" w:space="0" w:color="FFFFFF" w:themeColor="background1"/>
-        <w:insideV w:val="single" w:sz="4" w:space="0" w:color="FFFFFF" w:themeColor="background1"/>
+        <w:top w:val="single" w:color="8064A2" w:themeColor="accent4" w:sz="24" w:space="0"/>
+        <w:left w:val="single" w:color="9BBB59" w:themeColor="accent3" w:sz="4" w:space="0"/>
+        <w:bottom w:val="single" w:color="9BBB59" w:themeColor="accent3" w:sz="4" w:space="0"/>
+        <w:right w:val="single" w:color="9BBB59" w:themeColor="accent3" w:sz="4" w:space="0"/>
+        <w:insideH w:val="single" w:color="FFFFFF" w:themeColor="background1" w:sz="4" w:space="0"/>
+        <w:insideV w:val="single" w:color="FFFFFF" w:themeColor="background1" w:sz="4" w:space="0"/>
       </w:tblBorders>
     </w:tblPr>
     <w:tcPr>
@@ -12263,7 +13031,7 @@
         <w:tcBorders>
           <w:top w:val="nil"/>
           <w:left w:val="nil"/>
-          <w:bottom w:val="single" w:sz="24" w:space="0" w:color="8064A2" w:themeColor="accent4"/>
+          <w:bottom w:val="single" w:color="8064A2" w:themeColor="accent4" w:sz="24" w:space="0"/>
           <w:right w:val="nil"/>
           <w:insideH w:val="nil"/>
           <w:insideV w:val="nil"/>
@@ -12280,7 +13048,7 @@
       <w:tblPr/>
       <w:tcPr>
         <w:tcBorders>
-          <w:top w:val="single" w:sz="6" w:space="0" w:color="FFFFFF" w:themeColor="background1"/>
+          <w:top w:val="single" w:color="FFFFFF" w:themeColor="background1" w:sz="6" w:space="0"/>
         </w:tcBorders>
         <w:shd w:val="clear" w:color="auto" w:fill="5E7530" w:themeFill="accent3" w:themeFillShade="99"/>
       </w:tcPr>
@@ -12296,7 +13064,7 @@
           <w:left w:val="nil"/>
           <w:bottom w:val="nil"/>
           <w:right w:val="nil"/>
-          <w:insideH w:val="single" w:sz="4" w:space="0" w:color="5E7530" w:themeColor="accent3" w:themeShade="99"/>
+          <w:insideH w:val="single" w:color="5E7530" w:themeColor="accent3" w:themeShade="99" w:sz="4" w:space="0"/>
           <w:insideV w:val="nil"/>
         </w:tcBorders>
         <w:shd w:val="clear" w:color="auto" w:fill="5E7530" w:themeFill="accent3" w:themeFillShade="99"/>
@@ -12347,12 +13115,12 @@
       <w:tblStyleRowBandSize w:val="1"/>
       <w:tblStyleColBandSize w:val="1"/>
       <w:tblBorders>
-        <w:top w:val="single" w:sz="24" w:space="0" w:color="9BBB59" w:themeColor="accent3"/>
-        <w:left w:val="single" w:sz="4" w:space="0" w:color="8064A2" w:themeColor="accent4"/>
-        <w:bottom w:val="single" w:sz="4" w:space="0" w:color="8064A2" w:themeColor="accent4"/>
-        <w:right w:val="single" w:sz="4" w:space="0" w:color="8064A2" w:themeColor="accent4"/>
-        <w:insideH w:val="single" w:sz="4" w:space="0" w:color="FFFFFF" w:themeColor="background1"/>
-        <w:insideV w:val="single" w:sz="4" w:space="0" w:color="FFFFFF" w:themeColor="background1"/>
+        <w:top w:val="single" w:color="9BBB59" w:themeColor="accent3" w:sz="24" w:space="0"/>
+        <w:left w:val="single" w:color="8064A2" w:themeColor="accent4" w:sz="4" w:space="0"/>
+        <w:bottom w:val="single" w:color="8064A2" w:themeColor="accent4" w:sz="4" w:space="0"/>
+        <w:right w:val="single" w:color="8064A2" w:themeColor="accent4" w:sz="4" w:space="0"/>
+        <w:insideH w:val="single" w:color="FFFFFF" w:themeColor="background1" w:sz="4" w:space="0"/>
+        <w:insideV w:val="single" w:color="FFFFFF" w:themeColor="background1" w:sz="4" w:space="0"/>
       </w:tblBorders>
     </w:tblPr>
     <w:tcPr>
@@ -12368,7 +13136,7 @@
         <w:tcBorders>
           <w:top w:val="nil"/>
           <w:left w:val="nil"/>
-          <w:bottom w:val="single" w:sz="24" w:space="0" w:color="9BBB59" w:themeColor="accent3"/>
+          <w:bottom w:val="single" w:color="9BBB59" w:themeColor="accent3" w:sz="24" w:space="0"/>
           <w:right w:val="nil"/>
           <w:insideH w:val="nil"/>
           <w:insideV w:val="nil"/>
@@ -12385,7 +13153,7 @@
       <w:tblPr/>
       <w:tcPr>
         <w:tcBorders>
-          <w:top w:val="single" w:sz="6" w:space="0" w:color="FFFFFF" w:themeColor="background1"/>
+          <w:top w:val="single" w:color="FFFFFF" w:themeColor="background1" w:sz="6" w:space="0"/>
         </w:tcBorders>
         <w:shd w:val="clear" w:color="auto" w:fill="4C3B62" w:themeFill="accent4" w:themeFillShade="99"/>
       </w:tcPr>
@@ -12401,7 +13169,7 @@
           <w:left w:val="nil"/>
           <w:bottom w:val="nil"/>
           <w:right w:val="nil"/>
-          <w:insideH w:val="single" w:sz="4" w:space="0" w:color="4C3B62" w:themeColor="accent4" w:themeShade="99"/>
+          <w:insideH w:val="single" w:color="4C3B62" w:themeColor="accent4" w:themeShade="99" w:sz="4" w:space="0"/>
           <w:insideV w:val="nil"/>
         </w:tcBorders>
         <w:shd w:val="clear" w:color="auto" w:fill="4C3B62" w:themeFill="accent4" w:themeFillShade="99"/>
@@ -12462,12 +13230,12 @@
       <w:tblStyleRowBandSize w:val="1"/>
       <w:tblStyleColBandSize w:val="1"/>
       <w:tblBorders>
-        <w:top w:val="single" w:sz="24" w:space="0" w:color="F79646" w:themeColor="accent6"/>
-        <w:left w:val="single" w:sz="4" w:space="0" w:color="4BACC6" w:themeColor="accent5"/>
-        <w:bottom w:val="single" w:sz="4" w:space="0" w:color="4BACC6" w:themeColor="accent5"/>
-        <w:right w:val="single" w:sz="4" w:space="0" w:color="4BACC6" w:themeColor="accent5"/>
-        <w:insideH w:val="single" w:sz="4" w:space="0" w:color="FFFFFF" w:themeColor="background1"/>
-        <w:insideV w:val="single" w:sz="4" w:space="0" w:color="FFFFFF" w:themeColor="background1"/>
+        <w:top w:val="single" w:color="F79646" w:themeColor="accent6" w:sz="24" w:space="0"/>
+        <w:left w:val="single" w:color="4BACC6" w:themeColor="accent5" w:sz="4" w:space="0"/>
+        <w:bottom w:val="single" w:color="4BACC6" w:themeColor="accent5" w:sz="4" w:space="0"/>
+        <w:right w:val="single" w:color="4BACC6" w:themeColor="accent5" w:sz="4" w:space="0"/>
+        <w:insideH w:val="single" w:color="FFFFFF" w:themeColor="background1" w:sz="4" w:space="0"/>
+        <w:insideV w:val="single" w:color="FFFFFF" w:themeColor="background1" w:sz="4" w:space="0"/>
       </w:tblBorders>
     </w:tblPr>
     <w:tcPr>
@@ -12483,7 +13251,7 @@
         <w:tcBorders>
           <w:top w:val="nil"/>
           <w:left w:val="nil"/>
-          <w:bottom w:val="single" w:sz="24" w:space="0" w:color="F79646" w:themeColor="accent6"/>
+          <w:bottom w:val="single" w:color="F79646" w:themeColor="accent6" w:sz="24" w:space="0"/>
           <w:right w:val="nil"/>
           <w:insideH w:val="nil"/>
           <w:insideV w:val="nil"/>
@@ -12500,7 +13268,7 @@
       <w:tblPr/>
       <w:tcPr>
         <w:tcBorders>
-          <w:top w:val="single" w:sz="6" w:space="0" w:color="FFFFFF" w:themeColor="background1"/>
+          <w:top w:val="single" w:color="FFFFFF" w:themeColor="background1" w:sz="6" w:space="0"/>
         </w:tcBorders>
         <w:shd w:val="clear" w:color="auto" w:fill="276A7C" w:themeFill="accent5" w:themeFillShade="99"/>
       </w:tcPr>
@@ -12516,7 +13284,7 @@
           <w:left w:val="nil"/>
           <w:bottom w:val="nil"/>
           <w:right w:val="nil"/>
-          <w:insideH w:val="single" w:sz="4" w:space="0" w:color="276A7C" w:themeColor="accent5" w:themeShade="99"/>
+          <w:insideH w:val="single" w:color="276A7C" w:themeColor="accent5" w:themeShade="99" w:sz="4" w:space="0"/>
           <w:insideV w:val="nil"/>
         </w:tcBorders>
         <w:shd w:val="clear" w:color="auto" w:fill="276A7C" w:themeFill="accent5" w:themeFillShade="99"/>
@@ -12577,12 +13345,12 @@
       <w:tblStyleRowBandSize w:val="1"/>
       <w:tblStyleColBandSize w:val="1"/>
       <w:tblBorders>
-        <w:top w:val="single" w:sz="24" w:space="0" w:color="4BACC6" w:themeColor="accent5"/>
-        <w:left w:val="single" w:sz="4" w:space="0" w:color="F79646" w:themeColor="accent6"/>
-        <w:bottom w:val="single" w:sz="4" w:space="0" w:color="F79646" w:themeColor="accent6"/>
-        <w:right w:val="single" w:sz="4" w:space="0" w:color="F79646" w:themeColor="accent6"/>
-        <w:insideH w:val="single" w:sz="4" w:space="0" w:color="FFFFFF" w:themeColor="background1"/>
-        <w:insideV w:val="single" w:sz="4" w:space="0" w:color="FFFFFF" w:themeColor="background1"/>
+        <w:top w:val="single" w:color="4BACC6" w:themeColor="accent5" w:sz="24" w:space="0"/>
+        <w:left w:val="single" w:color="F79646" w:themeColor="accent6" w:sz="4" w:space="0"/>
+        <w:bottom w:val="single" w:color="F79646" w:themeColor="accent6" w:sz="4" w:space="0"/>
+        <w:right w:val="single" w:color="F79646" w:themeColor="accent6" w:sz="4" w:space="0"/>
+        <w:insideH w:val="single" w:color="FFFFFF" w:themeColor="background1" w:sz="4" w:space="0"/>
+        <w:insideV w:val="single" w:color="FFFFFF" w:themeColor="background1" w:sz="4" w:space="0"/>
       </w:tblBorders>
     </w:tblPr>
     <w:tcPr>
@@ -12598,7 +13366,7 @@
         <w:tcBorders>
           <w:top w:val="nil"/>
           <w:left w:val="nil"/>
-          <w:bottom w:val="single" w:sz="24" w:space="0" w:color="4BACC6" w:themeColor="accent5"/>
+          <w:bottom w:val="single" w:color="4BACC6" w:themeColor="accent5" w:sz="24" w:space="0"/>
           <w:right w:val="nil"/>
           <w:insideH w:val="nil"/>
           <w:insideV w:val="nil"/>
@@ -12615,7 +13383,7 @@
       <w:tblPr/>
       <w:tcPr>
         <w:tcBorders>
-          <w:top w:val="single" w:sz="6" w:space="0" w:color="FFFFFF" w:themeColor="background1"/>
+          <w:top w:val="single" w:color="FFFFFF" w:themeColor="background1" w:sz="6" w:space="0"/>
         </w:tcBorders>
         <w:shd w:val="clear" w:color="auto" w:fill="B65608" w:themeFill="accent6" w:themeFillShade="99"/>
       </w:tcPr>
@@ -12631,7 +13399,7 @@
           <w:left w:val="nil"/>
           <w:bottom w:val="nil"/>
           <w:right w:val="nil"/>
-          <w:insideH w:val="single" w:sz="4" w:space="0" w:color="B65608" w:themeColor="accent6" w:themeShade="99"/>
+          <w:insideH w:val="single" w:color="B65608" w:themeColor="accent6" w:themeShade="99" w:sz="4" w:space="0"/>
           <w:insideV w:val="nil"/>
         </w:tcBorders>
         <w:shd w:val="clear" w:color="auto" w:fill="B65608" w:themeFill="accent6" w:themeFillShade="99"/>
@@ -12704,7 +13472,7 @@
       <w:tblPr/>
       <w:tcPr>
         <w:tcBorders>
-          <w:bottom w:val="single" w:sz="12" w:space="0" w:color="FFFFFF" w:themeColor="background1"/>
+          <w:bottom w:val="single" w:color="FFFFFF" w:themeColor="background1" w:sz="12" w:space="0"/>
         </w:tcBorders>
         <w:shd w:val="clear" w:color="auto" w:fill="9E3A38" w:themeFill="accent2" w:themeFillShade="CC"/>
       </w:tcPr>
@@ -12718,7 +13486,7 @@
       <w:tblPr/>
       <w:tcPr>
         <w:tcBorders>
-          <w:top w:val="single" w:sz="12" w:space="0" w:color="000000" w:themeColor="text1"/>
+          <w:top w:val="single" w:color="000000" w:themeColor="text1" w:sz="12" w:space="0"/>
         </w:tcBorders>
         <w:shd w:val="clear" w:color="auto" w:fill="FFFFFF" w:themeFill="background1"/>
       </w:tcPr>
@@ -12783,7 +13551,7 @@
       <w:tblPr/>
       <w:tcPr>
         <w:tcBorders>
-          <w:bottom w:val="single" w:sz="12" w:space="0" w:color="FFFFFF" w:themeColor="background1"/>
+          <w:bottom w:val="single" w:color="FFFFFF" w:themeColor="background1" w:sz="12" w:space="0"/>
         </w:tcBorders>
         <w:shd w:val="clear" w:color="auto" w:fill="9E3A38" w:themeFill="accent2" w:themeFillShade="CC"/>
       </w:tcPr>
@@ -12797,7 +13565,7 @@
       <w:tblPr/>
       <w:tcPr>
         <w:tcBorders>
-          <w:top w:val="single" w:sz="12" w:space="0" w:color="000000" w:themeColor="text1"/>
+          <w:top w:val="single" w:color="000000" w:themeColor="text1" w:sz="12" w:space="0"/>
         </w:tcBorders>
         <w:shd w:val="clear" w:color="auto" w:fill="FFFFFF" w:themeFill="background1"/>
       </w:tcPr>
@@ -12862,7 +13630,7 @@
       <w:tblPr/>
       <w:tcPr>
         <w:tcBorders>
-          <w:bottom w:val="single" w:sz="12" w:space="0" w:color="FFFFFF" w:themeColor="background1"/>
+          <w:bottom w:val="single" w:color="FFFFFF" w:themeColor="background1" w:sz="12" w:space="0"/>
         </w:tcBorders>
         <w:shd w:val="clear" w:color="auto" w:fill="9E3A38" w:themeFill="accent2" w:themeFillShade="CC"/>
       </w:tcPr>
@@ -12876,7 +13644,7 @@
       <w:tblPr/>
       <w:tcPr>
         <w:tcBorders>
-          <w:top w:val="single" w:sz="12" w:space="0" w:color="000000" w:themeColor="text1"/>
+          <w:top w:val="single" w:color="000000" w:themeColor="text1" w:sz="12" w:space="0"/>
         </w:tcBorders>
         <w:shd w:val="clear" w:color="auto" w:fill="FFFFFF" w:themeFill="background1"/>
       </w:tcPr>
@@ -12941,7 +13709,7 @@
       <w:tblPr/>
       <w:tcPr>
         <w:tcBorders>
-          <w:bottom w:val="single" w:sz="12" w:space="0" w:color="FFFFFF" w:themeColor="background1"/>
+          <w:bottom w:val="single" w:color="FFFFFF" w:themeColor="background1" w:sz="12" w:space="0"/>
         </w:tcBorders>
         <w:shd w:val="clear" w:color="auto" w:fill="664E82" w:themeFill="accent4" w:themeFillShade="CC"/>
       </w:tcPr>
@@ -12955,7 +13723,7 @@
       <w:tblPr/>
       <w:tcPr>
         <w:tcBorders>
-          <w:top w:val="single" w:sz="12" w:space="0" w:color="000000" w:themeColor="text1"/>
+          <w:top w:val="single" w:color="000000" w:themeColor="text1" w:sz="12" w:space="0"/>
         </w:tcBorders>
         <w:shd w:val="clear" w:color="auto" w:fill="FFFFFF" w:themeFill="background1"/>
       </w:tcPr>
@@ -13020,7 +13788,7 @@
       <w:tblPr/>
       <w:tcPr>
         <w:tcBorders>
-          <w:bottom w:val="single" w:sz="12" w:space="0" w:color="FFFFFF" w:themeColor="background1"/>
+          <w:bottom w:val="single" w:color="FFFFFF" w:themeColor="background1" w:sz="12" w:space="0"/>
         </w:tcBorders>
         <w:shd w:val="clear" w:color="auto" w:fill="7E9C40" w:themeFill="accent3" w:themeFillShade="CC"/>
       </w:tcPr>
@@ -13034,7 +13802,7 @@
       <w:tblPr/>
       <w:tcPr>
         <w:tcBorders>
-          <w:top w:val="single" w:sz="12" w:space="0" w:color="000000" w:themeColor="text1"/>
+          <w:top w:val="single" w:color="000000" w:themeColor="text1" w:sz="12" w:space="0"/>
         </w:tcBorders>
         <w:shd w:val="clear" w:color="auto" w:fill="FFFFFF" w:themeFill="background1"/>
       </w:tcPr>
@@ -13099,7 +13867,7 @@
       <w:tblPr/>
       <w:tcPr>
         <w:tcBorders>
-          <w:bottom w:val="single" w:sz="12" w:space="0" w:color="FFFFFF" w:themeColor="background1"/>
+          <w:bottom w:val="single" w:color="FFFFFF" w:themeColor="background1" w:sz="12" w:space="0"/>
         </w:tcBorders>
         <w:shd w:val="clear" w:color="auto" w:fill="F2730A" w:themeFill="accent6" w:themeFillShade="CC"/>
       </w:tcPr>
@@ -13113,7 +13881,7 @@
       <w:tblPr/>
       <w:tcPr>
         <w:tcBorders>
-          <w:top w:val="single" w:sz="12" w:space="0" w:color="000000" w:themeColor="text1"/>
+          <w:top w:val="single" w:color="000000" w:themeColor="text1" w:sz="12" w:space="0"/>
         </w:tcBorders>
         <w:shd w:val="clear" w:color="auto" w:fill="FFFFFF" w:themeFill="background1"/>
       </w:tcPr>
@@ -13178,7 +13946,7 @@
       <w:tblPr/>
       <w:tcPr>
         <w:tcBorders>
-          <w:bottom w:val="single" w:sz="12" w:space="0" w:color="FFFFFF" w:themeColor="background1"/>
+          <w:bottom w:val="single" w:color="FFFFFF" w:themeColor="background1" w:sz="12" w:space="0"/>
         </w:tcBorders>
         <w:shd w:val="clear" w:color="auto" w:fill="348DA5" w:themeFill="accent5" w:themeFillShade="CC"/>
       </w:tcPr>
@@ -13192,7 +13960,7 @@
       <w:tblPr/>
       <w:tcPr>
         <w:tcBorders>
-          <w:top w:val="single" w:sz="12" w:space="0" w:color="000000" w:themeColor="text1"/>
+          <w:top w:val="single" w:color="000000" w:themeColor="text1" w:sz="12" w:space="0"/>
         </w:tcBorders>
         <w:shd w:val="clear" w:color="auto" w:fill="FFFFFF" w:themeFill="background1"/>
       </w:tcPr>
@@ -13245,7 +14013,7 @@
       <w:tblStyleRowBandSize w:val="1"/>
       <w:tblStyleColBandSize w:val="1"/>
       <w:tblBorders>
-        <w:insideH w:val="single" w:sz="4" w:space="0" w:color="FFFFFF" w:themeColor="background1"/>
+        <w:insideH w:val="single" w:color="FFFFFF" w:themeColor="background1" w:sz="4" w:space="0"/>
       </w:tblBorders>
     </w:tblPr>
     <w:tcPr>
@@ -13318,7 +14086,7 @@
       <w:tblStyleRowBandSize w:val="1"/>
       <w:tblStyleColBandSize w:val="1"/>
       <w:tblBorders>
-        <w:insideH w:val="single" w:sz="4" w:space="0" w:color="FFFFFF" w:themeColor="background1"/>
+        <w:insideH w:val="single" w:color="FFFFFF" w:themeColor="background1" w:sz="4" w:space="0"/>
       </w:tblBorders>
     </w:tblPr>
     <w:tcPr>
@@ -13391,7 +14159,7 @@
       <w:tblStyleRowBandSize w:val="1"/>
       <w:tblStyleColBandSize w:val="1"/>
       <w:tblBorders>
-        <w:insideH w:val="single" w:sz="4" w:space="0" w:color="FFFFFF" w:themeColor="background1"/>
+        <w:insideH w:val="single" w:color="FFFFFF" w:themeColor="background1" w:sz="4" w:space="0"/>
       </w:tblBorders>
     </w:tblPr>
     <w:tcPr>
@@ -13464,7 +14232,7 @@
       <w:tblStyleRowBandSize w:val="1"/>
       <w:tblStyleColBandSize w:val="1"/>
       <w:tblBorders>
-        <w:insideH w:val="single" w:sz="4" w:space="0" w:color="FFFFFF" w:themeColor="background1"/>
+        <w:insideH w:val="single" w:color="FFFFFF" w:themeColor="background1" w:sz="4" w:space="0"/>
       </w:tblBorders>
     </w:tblPr>
     <w:tcPr>
@@ -13537,7 +14305,7 @@
       <w:tblStyleRowBandSize w:val="1"/>
       <w:tblStyleColBandSize w:val="1"/>
       <w:tblBorders>
-        <w:insideH w:val="single" w:sz="4" w:space="0" w:color="FFFFFF" w:themeColor="background1"/>
+        <w:insideH w:val="single" w:color="FFFFFF" w:themeColor="background1" w:sz="4" w:space="0"/>
       </w:tblBorders>
     </w:tblPr>
     <w:tcPr>
@@ -13610,7 +14378,7 @@
       <w:tblStyleRowBandSize w:val="1"/>
       <w:tblStyleColBandSize w:val="1"/>
       <w:tblBorders>
-        <w:insideH w:val="single" w:sz="4" w:space="0" w:color="FFFFFF" w:themeColor="background1"/>
+        <w:insideH w:val="single" w:color="FFFFFF" w:themeColor="background1" w:sz="4" w:space="0"/>
       </w:tblBorders>
     </w:tblPr>
     <w:tcPr>
@@ -13683,7 +14451,7 @@
       <w:tblStyleRowBandSize w:val="1"/>
       <w:tblStyleColBandSize w:val="1"/>
       <w:tblBorders>
-        <w:insideH w:val="single" w:sz="4" w:space="0" w:color="FFFFFF" w:themeColor="background1"/>
+        <w:insideH w:val="single" w:color="FFFFFF" w:themeColor="background1" w:sz="4" w:space="0"/>
       </w:tblBorders>
     </w:tblPr>
     <w:tcPr>
